--- a/Documentação/Documentação - Projeto Integrador 2º Semestre.docx
+++ b/Documentação/Documentação - Projeto Integrador 2º Semestre.docx
@@ -19,12 +19,12 @@
           <wp:inline distB="114300" distT="114300" distL="114300" distR="114300">
             <wp:extent cx="1762125" cy="581025"/>
             <wp:effectExtent b="0" l="0" r="0" t="0"/>
-            <wp:docPr id="3" name="image2.png"/>
+            <wp:docPr id="3" name="image3.png"/>
             <a:graphic>
               <a:graphicData uri="http://schemas.openxmlformats.org/drawingml/2006/picture">
                 <pic:pic>
                   <pic:nvPicPr>
-                    <pic:cNvPr id="0" name="image2.png"/>
+                    <pic:cNvPr id="0" name="image3.png"/>
                     <pic:cNvPicPr preferRelativeResize="0"/>
                   </pic:nvPicPr>
                   <pic:blipFill>
@@ -57,12 +57,12 @@
           <wp:inline distB="114300" distT="114300" distL="114300" distR="114300">
             <wp:extent cx="1109133" cy="623888"/>
             <wp:effectExtent b="0" l="0" r="0" t="0"/>
-            <wp:docPr id="2" name="image1.png"/>
+            <wp:docPr id="2" name="image2.png"/>
             <a:graphic>
               <a:graphicData uri="http://schemas.openxmlformats.org/drawingml/2006/picture">
                 <pic:pic>
                   <pic:nvPicPr>
-                    <pic:cNvPr id="0" name="image1.png"/>
+                    <pic:cNvPr id="0" name="image2.png"/>
                     <pic:cNvPicPr preferRelativeResize="0"/>
                   </pic:nvPicPr>
                   <pic:blipFill>
@@ -1406,8 +1406,10 @@
             </w:pPr>
             <w:r>
               <w:rPr>
-                <w:rtl w:val="0"/>
-              </w:rPr>
+                <w:rFonts w:ascii="Times New Roman" w:cs="Times New Roman" w:eastAsia="Times New Roman" w:hAnsi="Times New Roman"/>
+                <w:rtl w:val="0"/>
+              </w:rPr>
+              <w:t xml:space="preserve">Eliabe</w:t>
             </w:r>
           </w:p>
         </w:tc>
@@ -1447,7 +1449,7 @@
                 <w:rFonts w:ascii="Times New Roman" w:cs="Times New Roman" w:eastAsia="Times New Roman" w:hAnsi="Times New Roman"/>
                 <w:rtl w:val="0"/>
               </w:rPr>
-              <w:t xml:space="preserve">?</w:t>
+              <w:t xml:space="preserve">26/03/2025</w:t>
             </w:r>
           </w:p>
         </w:tc>
@@ -1490,8 +1492,10 @@
             </w:pPr>
             <w:r>
               <w:rPr>
-                <w:rtl w:val="0"/>
-              </w:rPr>
+                <w:rFonts w:ascii="Times New Roman" w:cs="Times New Roman" w:eastAsia="Times New Roman" w:hAnsi="Times New Roman"/>
+                <w:rtl w:val="0"/>
+              </w:rPr>
+              <w:t xml:space="preserve">Lucas </w:t>
             </w:r>
           </w:p>
         </w:tc>
@@ -1511,7 +1515,7 @@
                 <w:rFonts w:ascii="Times New Roman" w:cs="Times New Roman" w:eastAsia="Times New Roman" w:hAnsi="Times New Roman"/>
                 <w:rtl w:val="0"/>
               </w:rPr>
-              <w:t xml:space="preserve">Codificação Front End</w:t>
+              <w:t xml:space="preserve">Modelagem de Banco de dados</w:t>
             </w:r>
           </w:p>
         </w:tc>
@@ -1531,7 +1535,7 @@
                 <w:rFonts w:ascii="Times New Roman" w:cs="Times New Roman" w:eastAsia="Times New Roman" w:hAnsi="Times New Roman"/>
                 <w:rtl w:val="0"/>
               </w:rPr>
-              <w:t xml:space="preserve">?</w:t>
+              <w:t xml:space="preserve">03/04/2025</w:t>
             </w:r>
           </w:p>
         </w:tc>
@@ -1544,16 +1548,503 @@
               <w:jc w:val="center"/>
               <w:rPr>
                 <w:rFonts w:ascii="Times New Roman" w:cs="Times New Roman" w:eastAsia="Times New Roman" w:hAnsi="Times New Roman"/>
+              </w:rPr>
+            </w:pPr>
+            <w:r>
+              <w:rPr>
+                <w:rFonts w:ascii="Times New Roman" w:cs="Times New Roman" w:eastAsia="Times New Roman" w:hAnsi="Times New Roman"/>
+                <w:rtl w:val="0"/>
+              </w:rPr>
+              <w:t xml:space="preserve">05/04/2025</w:t>
+            </w:r>
+          </w:p>
+        </w:tc>
+      </w:tr>
+      <w:tr>
+        <w:trPr>
+          <w:cantSplit w:val="0"/>
+          <w:tblHeader w:val="0"/>
+        </w:trPr>
+        <w:tc>
+          <w:tcPr/>
+          <w:p>
+            <w:pPr>
+              <w:widowControl w:val="0"/>
+              <w:spacing w:line="240" w:lineRule="auto"/>
+              <w:jc w:val="center"/>
+              <w:rPr>
+                <w:rFonts w:ascii="Times New Roman" w:cs="Times New Roman" w:eastAsia="Times New Roman" w:hAnsi="Times New Roman"/>
+              </w:rPr>
+            </w:pPr>
+            <w:r>
+              <w:rPr>
+                <w:rFonts w:ascii="Times New Roman" w:cs="Times New Roman" w:eastAsia="Times New Roman" w:hAnsi="Times New Roman"/>
+                <w:rtl w:val="0"/>
+              </w:rPr>
+              <w:t xml:space="preserve">Lucas</w:t>
+            </w:r>
+          </w:p>
+        </w:tc>
+        <w:tc>
+          <w:tcPr/>
+          <w:p>
+            <w:pPr>
+              <w:widowControl w:val="0"/>
+              <w:spacing w:line="240" w:lineRule="auto"/>
+              <w:jc w:val="center"/>
+              <w:rPr>
+                <w:rFonts w:ascii="Times New Roman" w:cs="Times New Roman" w:eastAsia="Times New Roman" w:hAnsi="Times New Roman"/>
+              </w:rPr>
+            </w:pPr>
+            <w:r>
+              <w:rPr>
+                <w:rFonts w:ascii="Times New Roman" w:cs="Times New Roman" w:eastAsia="Times New Roman" w:hAnsi="Times New Roman"/>
+                <w:rtl w:val="0"/>
+              </w:rPr>
+              <w:t xml:space="preserve">Criação do banco de dados mysql e tabelas</w:t>
+            </w:r>
+          </w:p>
+        </w:tc>
+        <w:tc>
+          <w:tcPr/>
+          <w:p>
+            <w:pPr>
+              <w:widowControl w:val="0"/>
+              <w:spacing w:line="240" w:lineRule="auto"/>
+              <w:jc w:val="center"/>
+              <w:rPr>
+                <w:rFonts w:ascii="Times New Roman" w:cs="Times New Roman" w:eastAsia="Times New Roman" w:hAnsi="Times New Roman"/>
+              </w:rPr>
+            </w:pPr>
+            <w:r>
+              <w:rPr>
+                <w:rFonts w:ascii="Times New Roman" w:cs="Times New Roman" w:eastAsia="Times New Roman" w:hAnsi="Times New Roman"/>
+                <w:rtl w:val="0"/>
+              </w:rPr>
+              <w:t xml:space="preserve">06/04/2025</w:t>
+            </w:r>
+          </w:p>
+        </w:tc>
+        <w:tc>
+          <w:tcPr/>
+          <w:p>
+            <w:pPr>
+              <w:widowControl w:val="0"/>
+              <w:spacing w:line="240" w:lineRule="auto"/>
+              <w:jc w:val="center"/>
+              <w:rPr>
+                <w:rFonts w:ascii="Times New Roman" w:cs="Times New Roman" w:eastAsia="Times New Roman" w:hAnsi="Times New Roman"/>
+              </w:rPr>
+            </w:pPr>
+            <w:r>
+              <w:rPr>
+                <w:rFonts w:ascii="Times New Roman" w:cs="Times New Roman" w:eastAsia="Times New Roman" w:hAnsi="Times New Roman"/>
+                <w:rtl w:val="0"/>
+              </w:rPr>
+              <w:t xml:space="preserve">06/04/2025</w:t>
+            </w:r>
+          </w:p>
+        </w:tc>
+      </w:tr>
+      <w:tr>
+        <w:trPr>
+          <w:cantSplit w:val="0"/>
+          <w:tblHeader w:val="0"/>
+        </w:trPr>
+        <w:tc>
+          <w:tcPr/>
+          <w:p>
+            <w:pPr>
+              <w:widowControl w:val="0"/>
+              <w:spacing w:line="240" w:lineRule="auto"/>
+              <w:jc w:val="center"/>
+              <w:rPr>
+                <w:rFonts w:ascii="Times New Roman" w:cs="Times New Roman" w:eastAsia="Times New Roman" w:hAnsi="Times New Roman"/>
+              </w:rPr>
+            </w:pPr>
+            <w:r>
+              <w:rPr>
+                <w:rFonts w:ascii="Times New Roman" w:cs="Times New Roman" w:eastAsia="Times New Roman" w:hAnsi="Times New Roman"/>
+                <w:rtl w:val="0"/>
+              </w:rPr>
+              <w:t xml:space="preserve">Lucas</w:t>
+            </w:r>
+          </w:p>
+        </w:tc>
+        <w:tc>
+          <w:tcPr/>
+          <w:p>
+            <w:pPr>
+              <w:widowControl w:val="0"/>
+              <w:spacing w:line="240" w:lineRule="auto"/>
+              <w:jc w:val="center"/>
+              <w:rPr>
+                <w:rFonts w:ascii="Times New Roman" w:cs="Times New Roman" w:eastAsia="Times New Roman" w:hAnsi="Times New Roman"/>
+              </w:rPr>
+            </w:pPr>
+            <w:r>
+              <w:rPr>
+                <w:rFonts w:ascii="Times New Roman" w:cs="Times New Roman" w:eastAsia="Times New Roman" w:hAnsi="Times New Roman"/>
+                <w:rtl w:val="0"/>
+              </w:rPr>
+              <w:t xml:space="preserve">Diagramas UML</w:t>
+            </w:r>
+          </w:p>
+        </w:tc>
+        <w:tc>
+          <w:tcPr/>
+          <w:p>
+            <w:pPr>
+              <w:widowControl w:val="0"/>
+              <w:spacing w:line="240" w:lineRule="auto"/>
+              <w:jc w:val="center"/>
+              <w:rPr>
+                <w:rFonts w:ascii="Times New Roman" w:cs="Times New Roman" w:eastAsia="Times New Roman" w:hAnsi="Times New Roman"/>
+              </w:rPr>
+            </w:pPr>
+            <w:r>
+              <w:rPr>
+                <w:rFonts w:ascii="Times New Roman" w:cs="Times New Roman" w:eastAsia="Times New Roman" w:hAnsi="Times New Roman"/>
+                <w:rtl w:val="0"/>
+              </w:rPr>
+              <w:t xml:space="preserve">06/04/2025</w:t>
+            </w:r>
+          </w:p>
+        </w:tc>
+        <w:tc>
+          <w:tcPr/>
+          <w:p>
+            <w:pPr>
+              <w:widowControl w:val="0"/>
+              <w:spacing w:line="240" w:lineRule="auto"/>
+              <w:jc w:val="center"/>
+              <w:rPr>
+                <w:rFonts w:ascii="Times New Roman" w:cs="Times New Roman" w:eastAsia="Times New Roman" w:hAnsi="Times New Roman"/>
                 <w:highlight w:val="white"/>
               </w:rPr>
             </w:pPr>
             <w:r>
               <w:rPr>
+                <w:rtl w:val="0"/>
+              </w:rPr>
+            </w:r>
+          </w:p>
+        </w:tc>
+      </w:tr>
+      <w:tr>
+        <w:trPr>
+          <w:cantSplit w:val="0"/>
+          <w:tblHeader w:val="0"/>
+        </w:trPr>
+        <w:tc>
+          <w:tcPr/>
+          <w:p>
+            <w:pPr>
+              <w:widowControl w:val="0"/>
+              <w:spacing w:line="240" w:lineRule="auto"/>
+              <w:jc w:val="center"/>
+              <w:rPr>
+                <w:rFonts w:ascii="Times New Roman" w:cs="Times New Roman" w:eastAsia="Times New Roman" w:hAnsi="Times New Roman"/>
+              </w:rPr>
+            </w:pPr>
+            <w:r>
+              <w:rPr>
+                <w:rtl w:val="0"/>
+              </w:rPr>
+            </w:r>
+          </w:p>
+        </w:tc>
+        <w:tc>
+          <w:tcPr/>
+          <w:p>
+            <w:pPr>
+              <w:widowControl w:val="0"/>
+              <w:spacing w:line="240" w:lineRule="auto"/>
+              <w:jc w:val="center"/>
+              <w:rPr>
+                <w:rFonts w:ascii="Times New Roman" w:cs="Times New Roman" w:eastAsia="Times New Roman" w:hAnsi="Times New Roman"/>
+              </w:rPr>
+            </w:pPr>
+            <w:r>
+              <w:rPr>
+                <w:rtl w:val="0"/>
+              </w:rPr>
+            </w:r>
+          </w:p>
+        </w:tc>
+        <w:tc>
+          <w:tcPr/>
+          <w:p>
+            <w:pPr>
+              <w:widowControl w:val="0"/>
+              <w:spacing w:line="240" w:lineRule="auto"/>
+              <w:jc w:val="center"/>
+              <w:rPr>
+                <w:rFonts w:ascii="Times New Roman" w:cs="Times New Roman" w:eastAsia="Times New Roman" w:hAnsi="Times New Roman"/>
+              </w:rPr>
+            </w:pPr>
+            <w:r>
+              <w:rPr>
+                <w:rtl w:val="0"/>
+              </w:rPr>
+            </w:r>
+          </w:p>
+        </w:tc>
+        <w:tc>
+          <w:tcPr/>
+          <w:p>
+            <w:pPr>
+              <w:widowControl w:val="0"/>
+              <w:spacing w:line="240" w:lineRule="auto"/>
+              <w:jc w:val="center"/>
+              <w:rPr>
                 <w:rFonts w:ascii="Times New Roman" w:cs="Times New Roman" w:eastAsia="Times New Roman" w:hAnsi="Times New Roman"/>
                 <w:highlight w:val="white"/>
-                <w:rtl w:val="0"/>
-              </w:rPr>
-              <w:t xml:space="preserve">?</w:t>
+              </w:rPr>
+            </w:pPr>
+            <w:r>
+              <w:rPr>
+                <w:rtl w:val="0"/>
+              </w:rPr>
+            </w:r>
+          </w:p>
+        </w:tc>
+      </w:tr>
+      <w:tr>
+        <w:trPr>
+          <w:cantSplit w:val="0"/>
+          <w:tblHeader w:val="0"/>
+        </w:trPr>
+        <w:tc>
+          <w:tcPr/>
+          <w:p>
+            <w:pPr>
+              <w:widowControl w:val="0"/>
+              <w:spacing w:line="240" w:lineRule="auto"/>
+              <w:jc w:val="center"/>
+              <w:rPr>
+                <w:rFonts w:ascii="Times New Roman" w:cs="Times New Roman" w:eastAsia="Times New Roman" w:hAnsi="Times New Roman"/>
+              </w:rPr>
+            </w:pPr>
+            <w:r>
+              <w:rPr>
+                <w:rtl w:val="0"/>
+              </w:rPr>
+            </w:r>
+          </w:p>
+        </w:tc>
+        <w:tc>
+          <w:tcPr/>
+          <w:p>
+            <w:pPr>
+              <w:widowControl w:val="0"/>
+              <w:spacing w:line="240" w:lineRule="auto"/>
+              <w:jc w:val="center"/>
+              <w:rPr>
+                <w:rFonts w:ascii="Times New Roman" w:cs="Times New Roman" w:eastAsia="Times New Roman" w:hAnsi="Times New Roman"/>
+              </w:rPr>
+            </w:pPr>
+            <w:r>
+              <w:rPr>
+                <w:rtl w:val="0"/>
+              </w:rPr>
+            </w:r>
+          </w:p>
+        </w:tc>
+        <w:tc>
+          <w:tcPr/>
+          <w:p>
+            <w:pPr>
+              <w:widowControl w:val="0"/>
+              <w:spacing w:line="240" w:lineRule="auto"/>
+              <w:jc w:val="center"/>
+              <w:rPr>
+                <w:rFonts w:ascii="Times New Roman" w:cs="Times New Roman" w:eastAsia="Times New Roman" w:hAnsi="Times New Roman"/>
+              </w:rPr>
+            </w:pPr>
+            <w:r>
+              <w:rPr>
+                <w:rtl w:val="0"/>
+              </w:rPr>
+            </w:r>
+          </w:p>
+        </w:tc>
+        <w:tc>
+          <w:tcPr/>
+          <w:p>
+            <w:pPr>
+              <w:widowControl w:val="0"/>
+              <w:spacing w:line="240" w:lineRule="auto"/>
+              <w:jc w:val="center"/>
+              <w:rPr>
+                <w:rFonts w:ascii="Times New Roman" w:cs="Times New Roman" w:eastAsia="Times New Roman" w:hAnsi="Times New Roman"/>
+                <w:highlight w:val="white"/>
+              </w:rPr>
+            </w:pPr>
+            <w:r>
+              <w:rPr>
+                <w:rtl w:val="0"/>
+              </w:rPr>
+            </w:r>
+          </w:p>
+        </w:tc>
+      </w:tr>
+      <w:tr>
+        <w:trPr>
+          <w:cantSplit w:val="0"/>
+          <w:tblHeader w:val="0"/>
+        </w:trPr>
+        <w:tc>
+          <w:tcPr/>
+          <w:p>
+            <w:pPr>
+              <w:widowControl w:val="0"/>
+              <w:spacing w:line="240" w:lineRule="auto"/>
+              <w:jc w:val="center"/>
+              <w:rPr>
+                <w:rFonts w:ascii="Times New Roman" w:cs="Times New Roman" w:eastAsia="Times New Roman" w:hAnsi="Times New Roman"/>
+              </w:rPr>
+            </w:pPr>
+            <w:r>
+              <w:rPr>
+                <w:rtl w:val="0"/>
+              </w:rPr>
+            </w:r>
+          </w:p>
+        </w:tc>
+        <w:tc>
+          <w:tcPr/>
+          <w:p>
+            <w:pPr>
+              <w:widowControl w:val="0"/>
+              <w:spacing w:line="240" w:lineRule="auto"/>
+              <w:jc w:val="center"/>
+              <w:rPr>
+                <w:rFonts w:ascii="Times New Roman" w:cs="Times New Roman" w:eastAsia="Times New Roman" w:hAnsi="Times New Roman"/>
+              </w:rPr>
+            </w:pPr>
+            <w:r>
+              <w:rPr>
+                <w:rtl w:val="0"/>
+              </w:rPr>
+            </w:r>
+          </w:p>
+        </w:tc>
+        <w:tc>
+          <w:tcPr/>
+          <w:p>
+            <w:pPr>
+              <w:widowControl w:val="0"/>
+              <w:spacing w:line="240" w:lineRule="auto"/>
+              <w:jc w:val="center"/>
+              <w:rPr>
+                <w:rFonts w:ascii="Times New Roman" w:cs="Times New Roman" w:eastAsia="Times New Roman" w:hAnsi="Times New Roman"/>
+              </w:rPr>
+            </w:pPr>
+            <w:r>
+              <w:rPr>
+                <w:rtl w:val="0"/>
+              </w:rPr>
+            </w:r>
+          </w:p>
+        </w:tc>
+        <w:tc>
+          <w:tcPr/>
+          <w:p>
+            <w:pPr>
+              <w:widowControl w:val="0"/>
+              <w:spacing w:line="240" w:lineRule="auto"/>
+              <w:jc w:val="center"/>
+              <w:rPr>
+                <w:rFonts w:ascii="Times New Roman" w:cs="Times New Roman" w:eastAsia="Times New Roman" w:hAnsi="Times New Roman"/>
+                <w:highlight w:val="white"/>
+              </w:rPr>
+            </w:pPr>
+            <w:r>
+              <w:rPr>
+                <w:rtl w:val="0"/>
+              </w:rPr>
+            </w:r>
+          </w:p>
+        </w:tc>
+      </w:tr>
+      <w:tr>
+        <w:trPr>
+          <w:cantSplit w:val="0"/>
+          <w:tblHeader w:val="0"/>
+        </w:trPr>
+        <w:tc>
+          <w:tcPr/>
+          <w:p>
+            <w:pPr>
+              <w:widowControl w:val="0"/>
+              <w:spacing w:line="240" w:lineRule="auto"/>
+              <w:jc w:val="center"/>
+              <w:rPr>
+                <w:rFonts w:ascii="Times New Roman" w:cs="Times New Roman" w:eastAsia="Times New Roman" w:hAnsi="Times New Roman"/>
+              </w:rPr>
+            </w:pPr>
+            <w:r>
+              <w:rPr>
+                <w:rtl w:val="0"/>
+              </w:rPr>
+            </w:r>
+          </w:p>
+        </w:tc>
+        <w:tc>
+          <w:tcPr/>
+          <w:p>
+            <w:pPr>
+              <w:widowControl w:val="0"/>
+              <w:spacing w:line="240" w:lineRule="auto"/>
+              <w:jc w:val="center"/>
+              <w:rPr>
+                <w:rFonts w:ascii="Times New Roman" w:cs="Times New Roman" w:eastAsia="Times New Roman" w:hAnsi="Times New Roman"/>
+              </w:rPr>
+            </w:pPr>
+            <w:r>
+              <w:rPr>
+                <w:rFonts w:ascii="Times New Roman" w:cs="Times New Roman" w:eastAsia="Times New Roman" w:hAnsi="Times New Roman"/>
+                <w:rtl w:val="0"/>
+              </w:rPr>
+              <w:t xml:space="preserve">Codificação Front End</w:t>
+            </w:r>
+          </w:p>
+        </w:tc>
+        <w:tc>
+          <w:tcPr/>
+          <w:p>
+            <w:pPr>
+              <w:widowControl w:val="0"/>
+              <w:spacing w:line="240" w:lineRule="auto"/>
+              <w:jc w:val="center"/>
+              <w:rPr>
+                <w:rFonts w:ascii="Times New Roman" w:cs="Times New Roman" w:eastAsia="Times New Roman" w:hAnsi="Times New Roman"/>
+              </w:rPr>
+            </w:pPr>
+            <w:r>
+              <w:rPr>
+                <w:rtl w:val="0"/>
+              </w:rPr>
+            </w:r>
+          </w:p>
+        </w:tc>
+        <w:tc>
+          <w:tcPr/>
+          <w:p>
+            <w:pPr>
+              <w:widowControl w:val="0"/>
+              <w:spacing w:line="240" w:lineRule="auto"/>
+              <w:jc w:val="center"/>
+              <w:rPr>
+                <w:rFonts w:ascii="Times New Roman" w:cs="Times New Roman" w:eastAsia="Times New Roman" w:hAnsi="Times New Roman"/>
+                <w:highlight w:val="white"/>
+              </w:rPr>
+            </w:pPr>
+            <w:r>
+              <w:rPr>
+                <w:rtl w:val="0"/>
+              </w:rPr>
             </w:r>
           </w:p>
         </w:tc>

--- a/Documentação/Documentação - Projeto Integrador 2º Semestre.docx
+++ b/Documentação/Documentação - Projeto Integrador 2º Semestre.docx
@@ -19,17 +19,17 @@
           <wp:inline distB="114300" distT="114300" distL="114300" distR="114300">
             <wp:extent cx="1762125" cy="581025"/>
             <wp:effectExtent b="0" l="0" r="0" t="0"/>
-            <wp:docPr id="8" name="image7.png"/>
+            <wp:docPr id="1" name="image1.png"/>
             <a:graphic>
               <a:graphicData uri="http://schemas.openxmlformats.org/drawingml/2006/picture">
                 <pic:pic>
                   <pic:nvPicPr>
-                    <pic:cNvPr id="0" name="image7.png"/>
+                    <pic:cNvPr id="0" name="image1.png"/>
                     <pic:cNvPicPr preferRelativeResize="0"/>
                   </pic:nvPicPr>
                   <pic:blipFill>
                     <a:blip r:embed="rId6"/>
-                    <a:srcRect b="29022" l="0" r="-18938" t="0"/>
+                    <a:srcRect b="29021" l="0" r="-18937" t="0"/>
                     <a:stretch>
                       <a:fillRect/>
                     </a:stretch>
@@ -57,12 +57,12 @@
           <wp:inline distB="114300" distT="114300" distL="114300" distR="114300">
             <wp:extent cx="1109133" cy="623888"/>
             <wp:effectExtent b="0" l="0" r="0" t="0"/>
-            <wp:docPr id="6" name="image1.png"/>
+            <wp:docPr id="3" name="image4.png"/>
             <a:graphic>
               <a:graphicData uri="http://schemas.openxmlformats.org/drawingml/2006/picture">
                 <pic:pic>
                   <pic:nvPicPr>
-                    <pic:cNvPr id="0" name="image1.png"/>
+                    <pic:cNvPr id="0" name="image4.png"/>
                     <pic:cNvPicPr preferRelativeResize="0"/>
                   </pic:nvPicPr>
                   <pic:blipFill>
@@ -95,17 +95,17 @@
           <wp:inline distB="114300" distT="114300" distL="114300" distR="114300">
             <wp:extent cx="2524125" cy="552450"/>
             <wp:effectExtent b="0" l="0" r="0" t="0"/>
-            <wp:docPr id="5" name="image9.png"/>
+            <wp:docPr id="2" name="image3.png"/>
             <a:graphic>
               <a:graphicData uri="http://schemas.openxmlformats.org/drawingml/2006/picture">
                 <pic:pic>
                   <pic:nvPicPr>
-                    <pic:cNvPr id="0" name="image9.png"/>
+                    <pic:cNvPr id="0" name="image3.png"/>
                     <pic:cNvPicPr preferRelativeResize="0"/>
                   </pic:nvPicPr>
                   <pic:blipFill>
                     <a:blip r:embed="rId8"/>
-                    <a:srcRect b="28406" l="41229" r="7497" t="25133"/>
+                    <a:srcRect b="28406" l="41229" r="7496" t="25132"/>
                     <a:stretch>
                       <a:fillRect/>
                     </a:stretch>
@@ -520,7 +520,6 @@
             <w:pPr>
               <w:keepNext w:val="0"/>
               <w:keepLines w:val="0"/>
-              <w:pageBreakBefore w:val="0"/>
               <w:widowControl w:val="0"/>
               <w:pBdr>
                 <w:top w:space="0" w:sz="0" w:val="nil"/>
@@ -573,7 +572,6 @@
             <w:pPr>
               <w:keepNext w:val="0"/>
               <w:keepLines w:val="0"/>
-              <w:pageBreakBefore w:val="0"/>
               <w:widowControl w:val="0"/>
               <w:pBdr>
                 <w:top w:space="0" w:sz="0" w:val="nil"/>
@@ -626,7 +624,6 @@
             <w:pPr>
               <w:keepNext w:val="0"/>
               <w:keepLines w:val="0"/>
-              <w:pageBreakBefore w:val="0"/>
               <w:widowControl w:val="0"/>
               <w:pBdr>
                 <w:top w:space="0" w:sz="0" w:val="nil"/>
@@ -679,7 +676,6 @@
             <w:pPr>
               <w:keepNext w:val="0"/>
               <w:keepLines w:val="0"/>
-              <w:pageBreakBefore w:val="0"/>
               <w:widowControl w:val="0"/>
               <w:pBdr>
                 <w:top w:space="0" w:sz="0" w:val="nil"/>
@@ -727,7 +723,6 @@
             <w:pPr>
               <w:keepNext w:val="0"/>
               <w:keepLines w:val="0"/>
-              <w:pageBreakBefore w:val="0"/>
               <w:widowControl w:val="0"/>
               <w:pBdr>
                 <w:top w:space="0" w:sz="0" w:val="nil"/>
@@ -776,7 +771,6 @@
             <w:pPr>
               <w:keepNext w:val="0"/>
               <w:keepLines w:val="0"/>
-              <w:pageBreakBefore w:val="0"/>
               <w:widowControl w:val="0"/>
               <w:pBdr>
                 <w:top w:space="0" w:sz="0" w:val="nil"/>
@@ -941,7 +935,7 @@
           <w:szCs w:val="40"/>
         </w:rPr>
       </w:pPr>
-      <w:bookmarkStart w:colFirst="0" w:colLast="0" w:name="_69m6dnop5hi7" w:id="0"/>
+      <w:bookmarkStart w:colFirst="0" w:colLast="0" w:name="_kmsdvt6owccj" w:id="0"/>
       <w:bookmarkEnd w:id="0"/>
       <w:r>
         <w:rPr>
@@ -1760,8 +1754,10 @@
             </w:pPr>
             <w:r>
               <w:rPr>
+                <w:rFonts w:ascii="Times New Roman" w:cs="Times New Roman" w:eastAsia="Times New Roman" w:hAnsi="Times New Roman"/>
                 <w:rtl w:val="0"/>
               </w:rPr>
+              <w:t xml:space="preserve">Bruno</w:t>
             </w:r>
           </w:p>
         </w:tc>
@@ -1778,8 +1774,10 @@
             </w:pPr>
             <w:r>
               <w:rPr>
+                <w:rFonts w:ascii="Times New Roman" w:cs="Times New Roman" w:eastAsia="Times New Roman" w:hAnsi="Times New Roman"/>
                 <w:rtl w:val="0"/>
               </w:rPr>
+              <w:t xml:space="preserve">Introdução</w:t>
             </w:r>
           </w:p>
         </w:tc>
@@ -1796,8 +1794,10 @@
             </w:pPr>
             <w:r>
               <w:rPr>
+                <w:rFonts w:ascii="Times New Roman" w:cs="Times New Roman" w:eastAsia="Times New Roman" w:hAnsi="Times New Roman"/>
                 <w:rtl w:val="0"/>
               </w:rPr>
+              <w:t xml:space="preserve">13/04/2025</w:t>
             </w:r>
           </w:p>
         </w:tc>
@@ -1815,8 +1815,11 @@
             </w:pPr>
             <w:r>
               <w:rPr>
+                <w:rFonts w:ascii="Times New Roman" w:cs="Times New Roman" w:eastAsia="Times New Roman" w:hAnsi="Times New Roman"/>
+                <w:highlight w:val="white"/>
                 <w:rtl w:val="0"/>
               </w:rPr>
+              <w:t xml:space="preserve">06/04/2025</w:t>
             </w:r>
           </w:p>
         </w:tc>
@@ -1839,8 +1842,10 @@
             </w:pPr>
             <w:r>
               <w:rPr>
+                <w:rFonts w:ascii="Times New Roman" w:cs="Times New Roman" w:eastAsia="Times New Roman" w:hAnsi="Times New Roman"/>
                 <w:rtl w:val="0"/>
               </w:rPr>
+              <w:t xml:space="preserve">Bruno</w:t>
             </w:r>
           </w:p>
         </w:tc>
@@ -1857,8 +1862,10 @@
             </w:pPr>
             <w:r>
               <w:rPr>
+                <w:rFonts w:ascii="Times New Roman" w:cs="Times New Roman" w:eastAsia="Times New Roman" w:hAnsi="Times New Roman"/>
                 <w:rtl w:val="0"/>
               </w:rPr>
+              <w:t xml:space="preserve">Escopo</w:t>
             </w:r>
           </w:p>
         </w:tc>
@@ -1875,8 +1882,10 @@
             </w:pPr>
             <w:r>
               <w:rPr>
+                <w:rFonts w:ascii="Times New Roman" w:cs="Times New Roman" w:eastAsia="Times New Roman" w:hAnsi="Times New Roman"/>
                 <w:rtl w:val="0"/>
               </w:rPr>
+              <w:t xml:space="preserve">13/04/2025</w:t>
             </w:r>
           </w:p>
         </w:tc>
@@ -1894,8 +1903,11 @@
             </w:pPr>
             <w:r>
               <w:rPr>
+                <w:rFonts w:ascii="Times New Roman" w:cs="Times New Roman" w:eastAsia="Times New Roman" w:hAnsi="Times New Roman"/>
+                <w:highlight w:val="white"/>
                 <w:rtl w:val="0"/>
               </w:rPr>
+              <w:t xml:space="preserve">06/04/2025</w:t>
             </w:r>
           </w:p>
         </w:tc>
@@ -2602,7 +2614,7 @@
           <w:szCs w:val="38"/>
         </w:rPr>
       </w:pPr>
-      <w:bookmarkStart w:colFirst="0" w:colLast="0" w:name="_k0oy8aka8ngq" w:id="1"/>
+      <w:bookmarkStart w:colFirst="0" w:colLast="0" w:name="_32oa8ajwc9m7" w:id="1"/>
       <w:bookmarkEnd w:id="1"/>
       <w:r>
         <w:rPr>
@@ -2633,7 +2645,7 @@
           <w:szCs w:val="38"/>
         </w:rPr>
       </w:pPr>
-      <w:bookmarkStart w:colFirst="0" w:colLast="0" w:name="_p43uvz29fsl6" w:id="2"/>
+      <w:bookmarkStart w:colFirst="0" w:colLast="0" w:name="_jd5jopyme9uj" w:id="2"/>
       <w:bookmarkEnd w:id="2"/>
       <w:r>
         <w:rPr>
@@ -2657,7 +2669,7 @@
           <w:szCs w:val="30"/>
         </w:rPr>
       </w:pPr>
-      <w:bookmarkStart w:colFirst="0" w:colLast="0" w:name="_shb9xzhdiynf" w:id="3"/>
+      <w:bookmarkStart w:colFirst="0" w:colLast="0" w:name="_8p9tcmvcjv3n" w:id="3"/>
       <w:bookmarkEnd w:id="3"/>
       <w:r>
         <w:rPr>
@@ -2682,9 +2694,9 @@
         <w:keepLines w:val="0"/>
         <w:numPr>
           <w:ilvl w:val="0"/>
-          <w:numId w:val="6"/>
+          <w:numId w:val="9"/>
         </w:numPr>
-        <w:spacing w:after="0" w:afterAutospacing="0" w:before="0" w:lineRule="auto"/>
+        <w:spacing w:after="0" w:before="0" w:lineRule="auto"/>
         <w:ind w:left="720" w:hanging="360"/>
         <w:rPr>
           <w:rFonts w:ascii="Times New Roman" w:cs="Times New Roman" w:eastAsia="Times New Roman" w:hAnsi="Times New Roman"/>
@@ -2693,7 +2705,7 @@
           <w:szCs w:val="20"/>
         </w:rPr>
       </w:pPr>
-      <w:bookmarkStart w:colFirst="0" w:colLast="0" w:name="_p7tapmhp8nv4" w:id="4"/>
+      <w:bookmarkStart w:colFirst="0" w:colLast="0" w:name="_hddqychbnolg" w:id="4"/>
       <w:bookmarkEnd w:id="4"/>
       <w:r>
         <w:rPr>
@@ -2704,15 +2716,6 @@
           <w:rtl w:val="0"/>
         </w:rPr>
         <w:t xml:space="preserve">INTRODUÇÃO</w:t>
-      </w:r>
-      <w:r>
-        <w:rPr>
-          <w:rFonts w:ascii="Times New Roman" w:cs="Times New Roman" w:eastAsia="Times New Roman" w:hAnsi="Times New Roman"/>
-          <w:b w:val="1"/>
-          <w:sz w:val="20"/>
-          <w:szCs w:val="20"/>
-          <w:rtl w:val="0"/>
-        </w:rPr>
         <w:br w:type="textWrapping"/>
       </w:r>
       <w:r>
@@ -2742,9 +2745,9 @@
         <w:keepLines w:val="0"/>
         <w:numPr>
           <w:ilvl w:val="0"/>
-          <w:numId w:val="6"/>
+          <w:numId w:val="9"/>
         </w:numPr>
-        <w:spacing w:after="0" w:afterAutospacing="0" w:before="0" w:beforeAutospacing="0" w:lineRule="auto"/>
+        <w:spacing w:after="0" w:before="0" w:lineRule="auto"/>
         <w:ind w:left="720" w:hanging="360"/>
         <w:rPr>
           <w:rFonts w:ascii="Times New Roman" w:cs="Times New Roman" w:eastAsia="Times New Roman" w:hAnsi="Times New Roman"/>
@@ -2753,8 +2756,6 @@
           <w:szCs w:val="20"/>
         </w:rPr>
       </w:pPr>
-      <w:bookmarkStart w:colFirst="0" w:colLast="0" w:name="_p7tapmhp8nv4" w:id="4"/>
-      <w:bookmarkEnd w:id="4"/>
       <w:r>
         <w:rPr>
           <w:rFonts w:ascii="Times New Roman" w:cs="Times New Roman" w:eastAsia="Times New Roman" w:hAnsi="Times New Roman"/>
@@ -2764,15 +2765,6 @@
           <w:rtl w:val="0"/>
         </w:rPr>
         <w:t xml:space="preserve">ESCOPO DO SOFTWARE</w:t>
-      </w:r>
-      <w:r>
-        <w:rPr>
-          <w:rFonts w:ascii="Times New Roman" w:cs="Times New Roman" w:eastAsia="Times New Roman" w:hAnsi="Times New Roman"/>
-          <w:b w:val="1"/>
-          <w:sz w:val="20"/>
-          <w:szCs w:val="20"/>
-          <w:rtl w:val="0"/>
-        </w:rPr>
         <w:br w:type="textWrapping"/>
       </w:r>
       <w:r>
@@ -2810,9 +2802,9 @@
         <w:keepLines w:val="0"/>
         <w:numPr>
           <w:ilvl w:val="0"/>
-          <w:numId w:val="6"/>
+          <w:numId w:val="9"/>
         </w:numPr>
-        <w:spacing w:after="0" w:afterAutospacing="0" w:before="0" w:beforeAutospacing="0" w:lineRule="auto"/>
+        <w:spacing w:after="0" w:before="0" w:lineRule="auto"/>
         <w:ind w:left="720" w:hanging="360"/>
         <w:rPr>
           <w:rFonts w:ascii="Times New Roman" w:cs="Times New Roman" w:eastAsia="Times New Roman" w:hAnsi="Times New Roman"/>
@@ -2821,8 +2813,6 @@
           <w:szCs w:val="20"/>
         </w:rPr>
       </w:pPr>
-      <w:bookmarkStart w:colFirst="0" w:colLast="0" w:name="_p7tapmhp8nv4" w:id="4"/>
-      <w:bookmarkEnd w:id="4"/>
       <w:r>
         <w:rPr>
           <w:rFonts w:ascii="Times New Roman" w:cs="Times New Roman" w:eastAsia="Times New Roman" w:hAnsi="Times New Roman"/>
@@ -2880,9 +2870,9 @@
         <w:keepLines w:val="0"/>
         <w:numPr>
           <w:ilvl w:val="0"/>
-          <w:numId w:val="6"/>
+          <w:numId w:val="9"/>
         </w:numPr>
-        <w:spacing w:after="0" w:afterAutospacing="0" w:before="0" w:beforeAutospacing="0" w:lineRule="auto"/>
+        <w:spacing w:after="0" w:before="0" w:lineRule="auto"/>
         <w:ind w:left="720" w:hanging="360"/>
         <w:rPr>
           <w:rFonts w:ascii="Times New Roman" w:cs="Times New Roman" w:eastAsia="Times New Roman" w:hAnsi="Times New Roman"/>
@@ -2891,8 +2881,6 @@
           <w:szCs w:val="20"/>
         </w:rPr>
       </w:pPr>
-      <w:bookmarkStart w:colFirst="0" w:colLast="0" w:name="_p7tapmhp8nv4" w:id="4"/>
-      <w:bookmarkEnd w:id="4"/>
       <w:r>
         <w:rPr>
           <w:rFonts w:ascii="Times New Roman" w:cs="Times New Roman" w:eastAsia="Times New Roman" w:hAnsi="Times New Roman"/>
@@ -2937,9 +2925,9 @@
         <w:keepLines w:val="0"/>
         <w:numPr>
           <w:ilvl w:val="0"/>
-          <w:numId w:val="6"/>
+          <w:numId w:val="9"/>
         </w:numPr>
-        <w:spacing w:after="0" w:afterAutospacing="0" w:before="0" w:beforeAutospacing="0" w:lineRule="auto"/>
+        <w:spacing w:after="0" w:before="0" w:lineRule="auto"/>
         <w:ind w:left="720" w:hanging="360"/>
         <w:rPr>
           <w:rFonts w:ascii="Times New Roman" w:cs="Times New Roman" w:eastAsia="Times New Roman" w:hAnsi="Times New Roman"/>
@@ -2948,7 +2936,7 @@
           <w:szCs w:val="20"/>
         </w:rPr>
       </w:pPr>
-      <w:bookmarkStart w:colFirst="0" w:colLast="0" w:name="_oemzgirea3iv" w:id="5"/>
+      <w:bookmarkStart w:colFirst="0" w:colLast="0" w:name="_6839iiv423vu" w:id="5"/>
       <w:bookmarkEnd w:id="5"/>
       <w:r>
         <w:rPr>
@@ -2977,6 +2965,11 @@
         <w:t xml:space="preserve">5.4  Requisitos mínimos de hardware e software para o sistema</w:t>
         <w:br w:type="textWrapping"/>
       </w:r>
+      <w:r>
+        <w:rPr>
+          <w:rtl w:val="0"/>
+        </w:rPr>
+      </w:r>
     </w:p>
     <w:p>
       <w:pPr>
@@ -2985,9 +2978,9 @@
         <w:keepLines w:val="0"/>
         <w:numPr>
           <w:ilvl w:val="0"/>
-          <w:numId w:val="6"/>
+          <w:numId w:val="9"/>
         </w:numPr>
-        <w:spacing w:after="0" w:afterAutospacing="0" w:before="0" w:beforeAutospacing="0" w:lineRule="auto"/>
+        <w:spacing w:after="0" w:before="0" w:lineRule="auto"/>
         <w:ind w:left="720" w:hanging="360"/>
         <w:rPr>
           <w:rFonts w:ascii="Times New Roman" w:cs="Times New Roman" w:eastAsia="Times New Roman" w:hAnsi="Times New Roman"/>
@@ -2996,7 +2989,7 @@
           <w:szCs w:val="20"/>
         </w:rPr>
       </w:pPr>
-      <w:bookmarkStart w:colFirst="0" w:colLast="0" w:name="_9x2oe1h6bq47" w:id="6"/>
+      <w:bookmarkStart w:colFirst="0" w:colLast="0" w:name="_x0zzjjut58c0" w:id="6"/>
       <w:bookmarkEnd w:id="6"/>
       <w:r>
         <w:rPr>
@@ -3008,11 +3001,6 @@
         </w:rPr>
         <w:t xml:space="preserve">CONTRATO PARA DESENVOLVIMENTO DE SOFTWARE</w:t>
         <w:br w:type="textWrapping"/>
-      </w:r>
-      <w:r>
-        <w:rPr>
-          <w:rtl w:val="0"/>
-        </w:rPr>
       </w:r>
     </w:p>
     <w:p>
@@ -3022,9 +3010,9 @@
         <w:keepLines w:val="0"/>
         <w:numPr>
           <w:ilvl w:val="0"/>
-          <w:numId w:val="6"/>
+          <w:numId w:val="9"/>
         </w:numPr>
-        <w:spacing w:after="0" w:afterAutospacing="0" w:before="0" w:beforeAutospacing="0" w:lineRule="auto"/>
+        <w:spacing w:after="0" w:before="0" w:lineRule="auto"/>
         <w:ind w:left="720" w:hanging="360"/>
         <w:rPr>
           <w:rFonts w:ascii="Times New Roman" w:cs="Times New Roman" w:eastAsia="Times New Roman" w:hAnsi="Times New Roman"/>
@@ -3033,7 +3021,7 @@
           <w:szCs w:val="20"/>
         </w:rPr>
       </w:pPr>
-      <w:bookmarkStart w:colFirst="0" w:colLast="0" w:name="_ebf3wx2dakmv" w:id="7"/>
+      <w:bookmarkStart w:colFirst="0" w:colLast="0" w:name="_ue56k2y86ju" w:id="7"/>
       <w:bookmarkEnd w:id="7"/>
       <w:r>
         <w:rPr>
@@ -3054,9 +3042,9 @@
         <w:keepLines w:val="0"/>
         <w:numPr>
           <w:ilvl w:val="0"/>
-          <w:numId w:val="6"/>
+          <w:numId w:val="9"/>
         </w:numPr>
-        <w:spacing w:after="0" w:afterAutospacing="0" w:before="0" w:beforeAutospacing="0" w:lineRule="auto"/>
+        <w:spacing w:after="0" w:before="0" w:lineRule="auto"/>
         <w:ind w:left="720" w:hanging="360"/>
         <w:rPr>
           <w:rFonts w:ascii="Times New Roman" w:cs="Times New Roman" w:eastAsia="Times New Roman" w:hAnsi="Times New Roman"/>
@@ -3065,7 +3053,7 @@
           <w:szCs w:val="20"/>
         </w:rPr>
       </w:pPr>
-      <w:bookmarkStart w:colFirst="0" w:colLast="0" w:name="_cwuof6zah926" w:id="8"/>
+      <w:bookmarkStart w:colFirst="0" w:colLast="0" w:name="_gzrdquuuuevr" w:id="8"/>
       <w:bookmarkEnd w:id="8"/>
       <w:r>
         <w:rPr>
@@ -3086,9 +3074,9 @@
         <w:keepLines w:val="0"/>
         <w:numPr>
           <w:ilvl w:val="0"/>
-          <w:numId w:val="6"/>
+          <w:numId w:val="9"/>
         </w:numPr>
-        <w:spacing w:after="240" w:before="0" w:beforeAutospacing="0" w:lineRule="auto"/>
+        <w:spacing w:after="240" w:before="0" w:lineRule="auto"/>
         <w:ind w:left="720" w:hanging="360"/>
         <w:rPr>
           <w:rFonts w:ascii="Times New Roman" w:cs="Times New Roman" w:eastAsia="Times New Roman" w:hAnsi="Times New Roman"/>
@@ -3097,7 +3085,7 @@
           <w:szCs w:val="20"/>
         </w:rPr>
       </w:pPr>
-      <w:bookmarkStart w:colFirst="0" w:colLast="0" w:name="_xosgmt91019r" w:id="9"/>
+      <w:bookmarkStart w:colFirst="0" w:colLast="0" w:name="_ioe5gef6m08x" w:id="9"/>
       <w:bookmarkEnd w:id="9"/>
       <w:r>
         <w:rPr>
@@ -3198,6 +3186,7 @@
     <w:p>
       <w:pPr>
         <w:spacing w:line="360" w:lineRule="auto"/>
+        <w:ind w:left="720" w:firstLine="0"/>
         <w:jc w:val="both"/>
         <w:rPr>
           <w:rFonts w:ascii="Times New Roman" w:cs="Times New Roman" w:eastAsia="Times New Roman" w:hAnsi="Times New Roman"/>
@@ -3212,8 +3201,161 @@
           <w:szCs w:val="24"/>
           <w:rtl w:val="0"/>
         </w:rPr>
-        <w:tab/>
-        <w:t xml:space="preserve">Este documento descreve a especificação do projeto de uma aplicação web, para a …….</w:t>
+        <w:t xml:space="preserve">Este documento descreve a especificação do projeto de uma aplicação web, para a gestão de agendamentos e pagamentos de lavagens de veículos em lava-jatos. A solução foi idealizada como parte do Projeto Integrador (PI) do curso de </w:t>
+      </w:r>
+      <w:r>
+        <w:rPr>
+          <w:rFonts w:ascii="Times New Roman" w:cs="Times New Roman" w:eastAsia="Times New Roman" w:hAnsi="Times New Roman"/>
+          <w:b w:val="1"/>
+          <w:sz w:val="24"/>
+          <w:szCs w:val="24"/>
+          <w:rtl w:val="0"/>
+        </w:rPr>
+        <w:t xml:space="preserve">Desenvolvimento de Sistemas Multiplataformas</w:t>
+      </w:r>
+      <w:r>
+        <w:rPr>
+          <w:rFonts w:ascii="Times New Roman" w:cs="Times New Roman" w:eastAsia="Times New Roman" w:hAnsi="Times New Roman"/>
+          <w:sz w:val="24"/>
+          <w:szCs w:val="24"/>
+          <w:rtl w:val="0"/>
+        </w:rPr>
+        <w:t xml:space="preserve"> da </w:t>
+      </w:r>
+      <w:r>
+        <w:rPr>
+          <w:rFonts w:ascii="Times New Roman" w:cs="Times New Roman" w:eastAsia="Times New Roman" w:hAnsi="Times New Roman"/>
+          <w:b w:val="1"/>
+          <w:sz w:val="24"/>
+          <w:szCs w:val="24"/>
+          <w:rtl w:val="0"/>
+        </w:rPr>
+        <w:t xml:space="preserve">Fatec Araras</w:t>
+      </w:r>
+      <w:r>
+        <w:rPr>
+          <w:rFonts w:ascii="Times New Roman" w:cs="Times New Roman" w:eastAsia="Times New Roman" w:hAnsi="Times New Roman"/>
+          <w:sz w:val="24"/>
+          <w:szCs w:val="24"/>
+          <w:rtl w:val="0"/>
+        </w:rPr>
+        <w:t xml:space="preserve">, desenvolvida pelo grupo </w:t>
+      </w:r>
+      <w:r>
+        <w:rPr>
+          <w:rFonts w:ascii="Times New Roman" w:cs="Times New Roman" w:eastAsia="Times New Roman" w:hAnsi="Times New Roman"/>
+          <w:b w:val="1"/>
+          <w:sz w:val="24"/>
+          <w:szCs w:val="24"/>
+          <w:rtl w:val="0"/>
+        </w:rPr>
+        <w:t xml:space="preserve">Web Lab</w:t>
+      </w:r>
+      <w:r>
+        <w:rPr>
+          <w:rFonts w:ascii="Times New Roman" w:cs="Times New Roman" w:eastAsia="Times New Roman" w:hAnsi="Times New Roman"/>
+          <w:sz w:val="24"/>
+          <w:szCs w:val="24"/>
+          <w:rtl w:val="0"/>
+        </w:rPr>
+        <w:t xml:space="preserve">, e tem como objetivo principal facilitar o atendimento ao cliente, otimizar o tempo dos prestadores de serviço e modernizar o processo de contratação e pagamento dos serviços oferecidos.</w:t>
+      </w:r>
+    </w:p>
+    <w:p>
+      <w:pPr>
+        <w:spacing w:after="240" w:before="240" w:line="360" w:lineRule="auto"/>
+        <w:ind w:left="720" w:firstLine="0"/>
+        <w:jc w:val="both"/>
+        <w:rPr>
+          <w:rFonts w:ascii="Times New Roman" w:cs="Times New Roman" w:eastAsia="Times New Roman" w:hAnsi="Times New Roman"/>
+          <w:sz w:val="24"/>
+          <w:szCs w:val="24"/>
+        </w:rPr>
+      </w:pPr>
+      <w:r>
+        <w:rPr>
+          <w:rFonts w:ascii="Times New Roman" w:cs="Times New Roman" w:eastAsia="Times New Roman" w:hAnsi="Times New Roman"/>
+          <w:sz w:val="24"/>
+          <w:szCs w:val="24"/>
+          <w:rtl w:val="0"/>
+        </w:rPr>
+        <w:t xml:space="preserve">A aplicação será implementada para atender às necessidades do cliente real </w:t>
+      </w:r>
+      <w:r>
+        <w:rPr>
+          <w:rFonts w:ascii="Times New Roman" w:cs="Times New Roman" w:eastAsia="Times New Roman" w:hAnsi="Times New Roman"/>
+          <w:b w:val="1"/>
+          <w:sz w:val="24"/>
+          <w:szCs w:val="24"/>
+          <w:rtl w:val="0"/>
+        </w:rPr>
+        <w:t xml:space="preserve">Embelezamento Automotivo</w:t>
+      </w:r>
+      <w:r>
+        <w:rPr>
+          <w:rFonts w:ascii="Times New Roman" w:cs="Times New Roman" w:eastAsia="Times New Roman" w:hAnsi="Times New Roman"/>
+          <w:sz w:val="24"/>
+          <w:szCs w:val="24"/>
+          <w:rtl w:val="0"/>
+        </w:rPr>
+        <w:t xml:space="preserve">, um lava-jato que busca oferecer serviços de lavagem e cuidados automotivos com qualidade, agilidade e foco na satisfação do cliente. O sistema proposto permitirá que os usuários realizem agendamentos online, escolham o tipo de serviço desejado, visualizem horários disponíveis e efetuem pagamentos de forma prática e segura, tudo por meio de uma interface intuitiva e responsiva.</w:t>
+      </w:r>
+    </w:p>
+    <w:p>
+      <w:pPr>
+        <w:spacing w:after="240" w:before="240" w:line="360" w:lineRule="auto"/>
+        <w:ind w:left="720" w:firstLine="0"/>
+        <w:jc w:val="both"/>
+        <w:rPr>
+          <w:rFonts w:ascii="Times New Roman" w:cs="Times New Roman" w:eastAsia="Times New Roman" w:hAnsi="Times New Roman"/>
+          <w:sz w:val="24"/>
+          <w:szCs w:val="24"/>
+        </w:rPr>
+      </w:pPr>
+      <w:r>
+        <w:rPr>
+          <w:rFonts w:ascii="Times New Roman" w:cs="Times New Roman" w:eastAsia="Times New Roman" w:hAnsi="Times New Roman"/>
+          <w:sz w:val="24"/>
+          <w:szCs w:val="24"/>
+          <w:rtl w:val="0"/>
+        </w:rPr>
+        <w:t xml:space="preserve">Com esta aplicação, o </w:t>
+      </w:r>
+      <w:r>
+        <w:rPr>
+          <w:rFonts w:ascii="Times New Roman" w:cs="Times New Roman" w:eastAsia="Times New Roman" w:hAnsi="Times New Roman"/>
+          <w:b w:val="1"/>
+          <w:sz w:val="24"/>
+          <w:szCs w:val="24"/>
+          <w:rtl w:val="0"/>
+        </w:rPr>
+        <w:t xml:space="preserve">Embelezamento Automotivo</w:t>
+      </w:r>
+      <w:r>
+        <w:rPr>
+          <w:rFonts w:ascii="Times New Roman" w:cs="Times New Roman" w:eastAsia="Times New Roman" w:hAnsi="Times New Roman"/>
+          <w:sz w:val="24"/>
+          <w:szCs w:val="24"/>
+          <w:rtl w:val="0"/>
+        </w:rPr>
+        <w:t xml:space="preserve"> poderá melhorar o gerenciamento da sua agenda, reduzir a taxa de desistências e garantir maior comodidade aos seus clientes. O projeto também visa aplicar os conhecimentos adquiridos ao longo do curso, integrando áreas como análise de requisitos, desenvolvimento web, banco de dados e segurança da informação, promovendo uma experiência real de desenvolvimento de software em equipe.</w:t>
+      </w:r>
+    </w:p>
+    <w:p>
+      <w:pPr>
+        <w:spacing w:line="360" w:lineRule="auto"/>
+        <w:ind w:left="720" w:firstLine="0"/>
+        <w:jc w:val="both"/>
+        <w:rPr>
+          <w:rFonts w:ascii="Times New Roman" w:cs="Times New Roman" w:eastAsia="Times New Roman" w:hAnsi="Times New Roman"/>
+          <w:sz w:val="24"/>
+          <w:szCs w:val="24"/>
+        </w:rPr>
+      </w:pPr>
+      <w:r>
+        <w:rPr>
+          <w:rtl w:val="0"/>
+        </w:rPr>
       </w:r>
     </w:p>
     <w:p>
@@ -3259,6 +3401,108 @@
     </w:p>
     <w:p>
       <w:pPr>
+        <w:pStyle w:val="Heading3"/>
+        <w:keepNext w:val="0"/>
+        <w:keepLines w:val="0"/>
+        <w:spacing w:before="280" w:line="360" w:lineRule="auto"/>
+        <w:ind w:firstLine="720"/>
+        <w:jc w:val="both"/>
+        <w:rPr>
+          <w:rFonts w:ascii="Times New Roman" w:cs="Times New Roman" w:eastAsia="Times New Roman" w:hAnsi="Times New Roman"/>
+          <w:b w:val="1"/>
+          <w:color w:val="000000"/>
+          <w:sz w:val="26"/>
+          <w:szCs w:val="26"/>
+        </w:rPr>
+      </w:pPr>
+      <w:bookmarkStart w:colFirst="0" w:colLast="0" w:name="_iz1khqy0icv9" w:id="10"/>
+      <w:bookmarkEnd w:id="10"/>
+      <w:r>
+        <w:rPr>
+          <w:rFonts w:ascii="Times New Roman" w:cs="Times New Roman" w:eastAsia="Times New Roman" w:hAnsi="Times New Roman"/>
+          <w:b w:val="1"/>
+          <w:color w:val="000000"/>
+          <w:sz w:val="26"/>
+          <w:szCs w:val="26"/>
+          <w:rtl w:val="0"/>
+        </w:rPr>
+        <w:t xml:space="preserve">Missão</w:t>
+      </w:r>
+    </w:p>
+    <w:p>
+      <w:pPr>
+        <w:spacing w:after="240" w:before="240" w:line="360" w:lineRule="auto"/>
+        <w:ind w:left="720" w:firstLine="0"/>
+        <w:jc w:val="both"/>
+        <w:rPr>
+          <w:rFonts w:ascii="Times New Roman" w:cs="Times New Roman" w:eastAsia="Times New Roman" w:hAnsi="Times New Roman"/>
+          <w:sz w:val="24"/>
+          <w:szCs w:val="24"/>
+        </w:rPr>
+      </w:pPr>
+      <w:r>
+        <w:rPr>
+          <w:rFonts w:ascii="Times New Roman" w:cs="Times New Roman" w:eastAsia="Times New Roman" w:hAnsi="Times New Roman"/>
+          <w:sz w:val="24"/>
+          <w:szCs w:val="24"/>
+          <w:rtl w:val="0"/>
+        </w:rPr>
+        <w:t xml:space="preserve">Desenvolver soluções digitais inovadoras, funcionais e de qualidade, que atendam às necessidades reais dos clientes, promovendo aprendizado prático, colaboração em equipe e aplicação dos conhecimentos adquiridos ao longo do curso de Desenvolvimento de Sistemas Multiplataformas da Fatec Araras.</w:t>
+      </w:r>
+    </w:p>
+    <w:p>
+      <w:pPr>
+        <w:pStyle w:val="Heading3"/>
+        <w:keepNext w:val="0"/>
+        <w:keepLines w:val="0"/>
+        <w:spacing w:before="280" w:line="360" w:lineRule="auto"/>
+        <w:ind w:firstLine="720"/>
+        <w:jc w:val="both"/>
+        <w:rPr>
+          <w:rFonts w:ascii="Times New Roman" w:cs="Times New Roman" w:eastAsia="Times New Roman" w:hAnsi="Times New Roman"/>
+          <w:b w:val="1"/>
+          <w:color w:val="000000"/>
+          <w:sz w:val="26"/>
+          <w:szCs w:val="26"/>
+        </w:rPr>
+      </w:pPr>
+      <w:bookmarkStart w:colFirst="0" w:colLast="0" w:name="_ct6c9m2pmymw" w:id="11"/>
+      <w:bookmarkEnd w:id="11"/>
+      <w:r>
+        <w:rPr>
+          <w:rFonts w:ascii="Times New Roman" w:cs="Times New Roman" w:eastAsia="Times New Roman" w:hAnsi="Times New Roman"/>
+          <w:b w:val="1"/>
+          <w:color w:val="000000"/>
+          <w:sz w:val="26"/>
+          <w:szCs w:val="26"/>
+          <w:rtl w:val="0"/>
+        </w:rPr>
+        <w:t xml:space="preserve">Visão</w:t>
+      </w:r>
+    </w:p>
+    <w:p>
+      <w:pPr>
+        <w:spacing w:after="240" w:before="240" w:line="360" w:lineRule="auto"/>
+        <w:ind w:left="720" w:firstLine="0"/>
+        <w:jc w:val="both"/>
+        <w:rPr>
+          <w:rFonts w:ascii="Times New Roman" w:cs="Times New Roman" w:eastAsia="Times New Roman" w:hAnsi="Times New Roman"/>
+          <w:sz w:val="24"/>
+          <w:szCs w:val="24"/>
+        </w:rPr>
+      </w:pPr>
+      <w:r>
+        <w:rPr>
+          <w:rFonts w:ascii="Times New Roman" w:cs="Times New Roman" w:eastAsia="Times New Roman" w:hAnsi="Times New Roman"/>
+          <w:sz w:val="24"/>
+          <w:szCs w:val="24"/>
+          <w:rtl w:val="0"/>
+        </w:rPr>
+        <w:t xml:space="preserve">Ser reconhecido como um grupo de referência em desenvolvimento de sistemas no ambiente acadêmico, destacando-se pela competência técnica, comprometimento com a entrega de soluções eficientes e pela busca contínua por inovação e excelência.</w:t>
+      </w:r>
+    </w:p>
+    <w:p>
+      <w:pPr>
         <w:spacing w:line="360" w:lineRule="auto"/>
         <w:ind w:firstLine="720"/>
         <w:jc w:val="both"/>
@@ -3270,12 +3514,265 @@
       </w:pPr>
       <w:r>
         <w:rPr>
-          <w:rFonts w:ascii="Times New Roman" w:cs="Times New Roman" w:eastAsia="Times New Roman" w:hAnsi="Times New Roman"/>
-          <w:sz w:val="24"/>
-          <w:szCs w:val="24"/>
-          <w:rtl w:val="0"/>
-        </w:rPr>
-        <w:t xml:space="preserve">…………….</w:t>
+          <w:rtl w:val="0"/>
+        </w:rPr>
+      </w:r>
+    </w:p>
+    <w:p>
+      <w:pPr>
+        <w:pStyle w:val="Heading3"/>
+        <w:keepNext w:val="0"/>
+        <w:keepLines w:val="0"/>
+        <w:spacing w:before="280" w:line="360" w:lineRule="auto"/>
+        <w:ind w:firstLine="720"/>
+        <w:jc w:val="both"/>
+        <w:rPr>
+          <w:rFonts w:ascii="Times New Roman" w:cs="Times New Roman" w:eastAsia="Times New Roman" w:hAnsi="Times New Roman"/>
+          <w:b w:val="1"/>
+          <w:color w:val="000000"/>
+          <w:sz w:val="26"/>
+          <w:szCs w:val="26"/>
+        </w:rPr>
+      </w:pPr>
+      <w:bookmarkStart w:colFirst="0" w:colLast="0" w:name="_vcmn11mus01o" w:id="12"/>
+      <w:bookmarkEnd w:id="12"/>
+      <w:r>
+        <w:rPr>
+          <w:rFonts w:ascii="Times New Roman" w:cs="Times New Roman" w:eastAsia="Times New Roman" w:hAnsi="Times New Roman"/>
+          <w:b w:val="1"/>
+          <w:color w:val="000000"/>
+          <w:sz w:val="26"/>
+          <w:szCs w:val="26"/>
+          <w:rtl w:val="0"/>
+        </w:rPr>
+        <w:t xml:space="preserve">Valores</w:t>
+      </w:r>
+    </w:p>
+    <w:p>
+      <w:pPr>
+        <w:numPr>
+          <w:ilvl w:val="0"/>
+          <w:numId w:val="12"/>
+        </w:numPr>
+        <w:spacing w:after="0" w:afterAutospacing="0" w:before="240" w:line="360" w:lineRule="auto"/>
+        <w:ind w:left="1440" w:hanging="360"/>
+        <w:rPr>
+          <w:rFonts w:ascii="Times New Roman" w:cs="Times New Roman" w:eastAsia="Times New Roman" w:hAnsi="Times New Roman"/>
+          <w:sz w:val="24"/>
+          <w:szCs w:val="24"/>
+        </w:rPr>
+      </w:pPr>
+      <w:r>
+        <w:rPr>
+          <w:rFonts w:ascii="Times New Roman" w:cs="Times New Roman" w:eastAsia="Times New Roman" w:hAnsi="Times New Roman"/>
+          <w:b w:val="1"/>
+          <w:sz w:val="24"/>
+          <w:szCs w:val="24"/>
+          <w:rtl w:val="0"/>
+        </w:rPr>
+        <w:t xml:space="preserve">Comprometimento:</w:t>
+      </w:r>
+      <w:r>
+        <w:rPr>
+          <w:rFonts w:ascii="Times New Roman" w:cs="Times New Roman" w:eastAsia="Times New Roman" w:hAnsi="Times New Roman"/>
+          <w:sz w:val="24"/>
+          <w:szCs w:val="24"/>
+          <w:rtl w:val="0"/>
+        </w:rPr>
+        <w:t xml:space="preserve"> Cumprir prazos, responsabilidades e entregas com seriedade e dedicação.</w:t>
+        <w:br w:type="textWrapping"/>
+      </w:r>
+    </w:p>
+    <w:p>
+      <w:pPr>
+        <w:numPr>
+          <w:ilvl w:val="0"/>
+          <w:numId w:val="12"/>
+        </w:numPr>
+        <w:spacing w:after="0" w:afterAutospacing="0" w:before="0" w:beforeAutospacing="0" w:line="360" w:lineRule="auto"/>
+        <w:ind w:left="1440" w:hanging="360"/>
+        <w:rPr>
+          <w:rFonts w:ascii="Times New Roman" w:cs="Times New Roman" w:eastAsia="Times New Roman" w:hAnsi="Times New Roman"/>
+          <w:sz w:val="24"/>
+          <w:szCs w:val="24"/>
+        </w:rPr>
+      </w:pPr>
+      <w:r>
+        <w:rPr>
+          <w:rFonts w:ascii="Times New Roman" w:cs="Times New Roman" w:eastAsia="Times New Roman" w:hAnsi="Times New Roman"/>
+          <w:b w:val="1"/>
+          <w:sz w:val="24"/>
+          <w:szCs w:val="24"/>
+          <w:rtl w:val="0"/>
+        </w:rPr>
+        <w:t xml:space="preserve">Colaboração:</w:t>
+      </w:r>
+      <w:r>
+        <w:rPr>
+          <w:rFonts w:ascii="Times New Roman" w:cs="Times New Roman" w:eastAsia="Times New Roman" w:hAnsi="Times New Roman"/>
+          <w:sz w:val="24"/>
+          <w:szCs w:val="24"/>
+          <w:rtl w:val="0"/>
+        </w:rPr>
+        <w:t xml:space="preserve"> Trabalhar em equipe de forma respeitosa, solidária e produtiva.</w:t>
+        <w:br w:type="textWrapping"/>
+      </w:r>
+    </w:p>
+    <w:p>
+      <w:pPr>
+        <w:numPr>
+          <w:ilvl w:val="0"/>
+          <w:numId w:val="12"/>
+        </w:numPr>
+        <w:spacing w:after="0" w:afterAutospacing="0" w:before="0" w:beforeAutospacing="0" w:line="360" w:lineRule="auto"/>
+        <w:ind w:left="1440" w:hanging="360"/>
+        <w:rPr>
+          <w:rFonts w:ascii="Times New Roman" w:cs="Times New Roman" w:eastAsia="Times New Roman" w:hAnsi="Times New Roman"/>
+          <w:sz w:val="24"/>
+          <w:szCs w:val="24"/>
+        </w:rPr>
+      </w:pPr>
+      <w:r>
+        <w:rPr>
+          <w:rFonts w:ascii="Times New Roman" w:cs="Times New Roman" w:eastAsia="Times New Roman" w:hAnsi="Times New Roman"/>
+          <w:b w:val="1"/>
+          <w:sz w:val="24"/>
+          <w:szCs w:val="24"/>
+          <w:rtl w:val="0"/>
+        </w:rPr>
+        <w:t xml:space="preserve">Inovação:</w:t>
+      </w:r>
+      <w:r>
+        <w:rPr>
+          <w:rFonts w:ascii="Times New Roman" w:cs="Times New Roman" w:eastAsia="Times New Roman" w:hAnsi="Times New Roman"/>
+          <w:sz w:val="24"/>
+          <w:szCs w:val="24"/>
+          <w:rtl w:val="0"/>
+        </w:rPr>
+        <w:t xml:space="preserve"> Buscar constantemente novas ideias, ferramentas e soluções criativas.</w:t>
+        <w:br w:type="textWrapping"/>
+      </w:r>
+    </w:p>
+    <w:p>
+      <w:pPr>
+        <w:numPr>
+          <w:ilvl w:val="0"/>
+          <w:numId w:val="12"/>
+        </w:numPr>
+        <w:spacing w:after="0" w:afterAutospacing="0" w:before="0" w:beforeAutospacing="0" w:line="360" w:lineRule="auto"/>
+        <w:ind w:left="1440" w:hanging="360"/>
+        <w:rPr>
+          <w:rFonts w:ascii="Times New Roman" w:cs="Times New Roman" w:eastAsia="Times New Roman" w:hAnsi="Times New Roman"/>
+          <w:sz w:val="24"/>
+          <w:szCs w:val="24"/>
+        </w:rPr>
+      </w:pPr>
+      <w:r>
+        <w:rPr>
+          <w:rFonts w:ascii="Times New Roman" w:cs="Times New Roman" w:eastAsia="Times New Roman" w:hAnsi="Times New Roman"/>
+          <w:b w:val="1"/>
+          <w:sz w:val="24"/>
+          <w:szCs w:val="24"/>
+          <w:rtl w:val="0"/>
+        </w:rPr>
+        <w:t xml:space="preserve">Qualidade:</w:t>
+      </w:r>
+      <w:r>
+        <w:rPr>
+          <w:rFonts w:ascii="Times New Roman" w:cs="Times New Roman" w:eastAsia="Times New Roman" w:hAnsi="Times New Roman"/>
+          <w:sz w:val="24"/>
+          <w:szCs w:val="24"/>
+          <w:rtl w:val="0"/>
+        </w:rPr>
+        <w:t xml:space="preserve"> Entregar produtos funcionais, bem estruturados e focados na experiência do usuário.</w:t>
+        <w:br w:type="textWrapping"/>
+      </w:r>
+    </w:p>
+    <w:p>
+      <w:pPr>
+        <w:numPr>
+          <w:ilvl w:val="0"/>
+          <w:numId w:val="12"/>
+        </w:numPr>
+        <w:spacing w:after="0" w:afterAutospacing="0" w:before="0" w:beforeAutospacing="0" w:line="360" w:lineRule="auto"/>
+        <w:ind w:left="1440" w:hanging="360"/>
+        <w:rPr>
+          <w:rFonts w:ascii="Times New Roman" w:cs="Times New Roman" w:eastAsia="Times New Roman" w:hAnsi="Times New Roman"/>
+          <w:sz w:val="24"/>
+          <w:szCs w:val="24"/>
+        </w:rPr>
+      </w:pPr>
+      <w:r>
+        <w:rPr>
+          <w:rFonts w:ascii="Times New Roman" w:cs="Times New Roman" w:eastAsia="Times New Roman" w:hAnsi="Times New Roman"/>
+          <w:b w:val="1"/>
+          <w:sz w:val="24"/>
+          <w:szCs w:val="24"/>
+          <w:rtl w:val="0"/>
+        </w:rPr>
+        <w:t xml:space="preserve">Aprendizado contínuo:</w:t>
+      </w:r>
+      <w:r>
+        <w:rPr>
+          <w:rFonts w:ascii="Times New Roman" w:cs="Times New Roman" w:eastAsia="Times New Roman" w:hAnsi="Times New Roman"/>
+          <w:sz w:val="24"/>
+          <w:szCs w:val="24"/>
+          <w:rtl w:val="0"/>
+        </w:rPr>
+        <w:t xml:space="preserve"> Valorizar o desenvolvimento técnico e pessoal de cada integrante.</w:t>
+        <w:br w:type="textWrapping"/>
+      </w:r>
+    </w:p>
+    <w:p>
+      <w:pPr>
+        <w:numPr>
+          <w:ilvl w:val="0"/>
+          <w:numId w:val="12"/>
+        </w:numPr>
+        <w:spacing w:after="240" w:before="0" w:beforeAutospacing="0" w:line="360" w:lineRule="auto"/>
+        <w:ind w:left="1440" w:hanging="360"/>
+        <w:rPr>
+          <w:rFonts w:ascii="Times New Roman" w:cs="Times New Roman" w:eastAsia="Times New Roman" w:hAnsi="Times New Roman"/>
+          <w:sz w:val="24"/>
+          <w:szCs w:val="24"/>
+        </w:rPr>
+      </w:pPr>
+      <w:r>
+        <w:rPr>
+          <w:rFonts w:ascii="Times New Roman" w:cs="Times New Roman" w:eastAsia="Times New Roman" w:hAnsi="Times New Roman"/>
+          <w:b w:val="1"/>
+          <w:sz w:val="24"/>
+          <w:szCs w:val="24"/>
+          <w:rtl w:val="0"/>
+        </w:rPr>
+        <w:t xml:space="preserve">Ética:</w:t>
+      </w:r>
+      <w:r>
+        <w:rPr>
+          <w:rFonts w:ascii="Times New Roman" w:cs="Times New Roman" w:eastAsia="Times New Roman" w:hAnsi="Times New Roman"/>
+          <w:sz w:val="24"/>
+          <w:szCs w:val="24"/>
+          <w:rtl w:val="0"/>
+        </w:rPr>
+        <w:t xml:space="preserve"> Agir com honestidade, responsabilidade e respeito em todas as etapas do projeto.</w:t>
+        <w:br w:type="textWrapping"/>
+      </w:r>
+    </w:p>
+    <w:p>
+      <w:pPr>
+        <w:spacing w:line="360" w:lineRule="auto"/>
+        <w:ind w:left="720" w:firstLine="720"/>
+        <w:jc w:val="both"/>
+        <w:rPr>
+          <w:rFonts w:ascii="Times New Roman" w:cs="Times New Roman" w:eastAsia="Times New Roman" w:hAnsi="Times New Roman"/>
+          <w:sz w:val="24"/>
+          <w:szCs w:val="24"/>
+        </w:rPr>
+      </w:pPr>
+      <w:r>
+        <w:rPr>
+          <w:rtl w:val="0"/>
+        </w:rPr>
       </w:r>
     </w:p>
     <w:p>
@@ -3388,11 +3885,6 @@
         </w:rPr>
         <w:t xml:space="preserve">adicionar licença aqui</w:t>
       </w:r>
-      <w:r>
-        <w:rPr>
-          <w:rtl w:val="0"/>
-        </w:rPr>
-      </w:r>
     </w:p>
     <w:p>
       <w:pPr>
@@ -3481,29 +3973,561 @@
     </w:p>
     <w:p>
       <w:pPr>
+        <w:spacing w:after="240" w:before="240" w:line="360" w:lineRule="auto"/>
+        <w:ind w:left="720" w:firstLine="0"/>
+        <w:jc w:val="both"/>
+        <w:rPr>
+          <w:rFonts w:ascii="Times New Roman" w:cs="Times New Roman" w:eastAsia="Times New Roman" w:hAnsi="Times New Roman"/>
+          <w:sz w:val="24"/>
+          <w:szCs w:val="24"/>
+        </w:rPr>
+      </w:pPr>
+      <w:r>
+        <w:rPr>
+          <w:rFonts w:ascii="Times New Roman" w:cs="Times New Roman" w:eastAsia="Times New Roman" w:hAnsi="Times New Roman"/>
+          <w:sz w:val="24"/>
+          <w:szCs w:val="24"/>
+          <w:rtl w:val="0"/>
+        </w:rPr>
+        <w:t xml:space="preserve">O escopo deste projeto contempla o desenvolvimento de uma aplicação web voltada ao agendamento e pagamento de serviços de lavagem automotiva para o cliente </w:t>
+      </w:r>
+      <w:r>
+        <w:rPr>
+          <w:rFonts w:ascii="Times New Roman" w:cs="Times New Roman" w:eastAsia="Times New Roman" w:hAnsi="Times New Roman"/>
+          <w:b w:val="1"/>
+          <w:sz w:val="24"/>
+          <w:szCs w:val="24"/>
+          <w:rtl w:val="0"/>
+        </w:rPr>
+        <w:t xml:space="preserve">Embelezamento Automotivo</w:t>
+      </w:r>
+      <w:r>
+        <w:rPr>
+          <w:rFonts w:ascii="Times New Roman" w:cs="Times New Roman" w:eastAsia="Times New Roman" w:hAnsi="Times New Roman"/>
+          <w:sz w:val="24"/>
+          <w:szCs w:val="24"/>
+          <w:rtl w:val="0"/>
+        </w:rPr>
+        <w:t xml:space="preserve">. A solução está sendo desenvolvida pelo grupo </w:t>
+      </w:r>
+      <w:r>
+        <w:rPr>
+          <w:rFonts w:ascii="Times New Roman" w:cs="Times New Roman" w:eastAsia="Times New Roman" w:hAnsi="Times New Roman"/>
+          <w:b w:val="1"/>
+          <w:sz w:val="24"/>
+          <w:szCs w:val="24"/>
+          <w:rtl w:val="0"/>
+        </w:rPr>
+        <w:t xml:space="preserve">Web Lab</w:t>
+      </w:r>
+      <w:r>
+        <w:rPr>
+          <w:rFonts w:ascii="Times New Roman" w:cs="Times New Roman" w:eastAsia="Times New Roman" w:hAnsi="Times New Roman"/>
+          <w:sz w:val="24"/>
+          <w:szCs w:val="24"/>
+          <w:rtl w:val="0"/>
+        </w:rPr>
+        <w:t xml:space="preserve">, como parte do Projeto Integrador do curso de </w:t>
+      </w:r>
+      <w:r>
+        <w:rPr>
+          <w:rFonts w:ascii="Times New Roman" w:cs="Times New Roman" w:eastAsia="Times New Roman" w:hAnsi="Times New Roman"/>
+          <w:b w:val="1"/>
+          <w:sz w:val="24"/>
+          <w:szCs w:val="24"/>
+          <w:rtl w:val="0"/>
+        </w:rPr>
+        <w:t xml:space="preserve">Desenvolvimento de Sistemas Multiplataformas</w:t>
+      </w:r>
+      <w:r>
+        <w:rPr>
+          <w:rFonts w:ascii="Times New Roman" w:cs="Times New Roman" w:eastAsia="Times New Roman" w:hAnsi="Times New Roman"/>
+          <w:sz w:val="24"/>
+          <w:szCs w:val="24"/>
+          <w:rtl w:val="0"/>
+        </w:rPr>
+        <w:t xml:space="preserve"> da </w:t>
+      </w:r>
+      <w:r>
+        <w:rPr>
+          <w:rFonts w:ascii="Times New Roman" w:cs="Times New Roman" w:eastAsia="Times New Roman" w:hAnsi="Times New Roman"/>
+          <w:b w:val="1"/>
+          <w:sz w:val="24"/>
+          <w:szCs w:val="24"/>
+          <w:rtl w:val="0"/>
+        </w:rPr>
+        <w:t xml:space="preserve">Fatec Araras</w:t>
+      </w:r>
+      <w:r>
+        <w:rPr>
+          <w:rFonts w:ascii="Times New Roman" w:cs="Times New Roman" w:eastAsia="Times New Roman" w:hAnsi="Times New Roman"/>
+          <w:sz w:val="24"/>
+          <w:szCs w:val="24"/>
+          <w:rtl w:val="0"/>
+        </w:rPr>
+        <w:t xml:space="preserve">.</w:t>
+      </w:r>
+    </w:p>
+    <w:p>
+      <w:pPr>
+        <w:spacing w:after="240" w:before="240" w:line="360" w:lineRule="auto"/>
+        <w:ind w:left="720" w:firstLine="0"/>
+        <w:jc w:val="both"/>
+        <w:rPr>
+          <w:rFonts w:ascii="Times New Roman" w:cs="Times New Roman" w:eastAsia="Times New Roman" w:hAnsi="Times New Roman"/>
+          <w:sz w:val="24"/>
+          <w:szCs w:val="24"/>
+        </w:rPr>
+      </w:pPr>
+      <w:r>
+        <w:rPr>
+          <w:rFonts w:ascii="Times New Roman" w:cs="Times New Roman" w:eastAsia="Times New Roman" w:hAnsi="Times New Roman"/>
+          <w:sz w:val="24"/>
+          <w:szCs w:val="24"/>
+          <w:rtl w:val="0"/>
+        </w:rPr>
+        <w:t xml:space="preserve">A aplicação terá como foco principal a automatização do processo de agendamento e a integração com um meio de pagamento online, visando oferecer praticidade, agilidade e melhor controle para o cliente e para o negócio. Dentre as funcionalidades previstas, destacam-se:</w:t>
+      </w:r>
+    </w:p>
+    <w:p>
+      <w:pPr>
         <w:numPr>
           <w:ilvl w:val="0"/>
-          <w:numId w:val="7"/>
+          <w:numId w:val="1"/>
         </w:numPr>
+        <w:spacing w:after="0" w:afterAutospacing="0" w:before="240" w:line="360" w:lineRule="auto"/>
+        <w:ind w:left="1440" w:hanging="360"/>
+        <w:rPr>
+          <w:rFonts w:ascii="Times New Roman" w:cs="Times New Roman" w:eastAsia="Times New Roman" w:hAnsi="Times New Roman"/>
+          <w:sz w:val="24"/>
+          <w:szCs w:val="24"/>
+        </w:rPr>
+      </w:pPr>
+      <w:r>
+        <w:rPr>
+          <w:rFonts w:ascii="Times New Roman" w:cs="Times New Roman" w:eastAsia="Times New Roman" w:hAnsi="Times New Roman"/>
+          <w:sz w:val="24"/>
+          <w:szCs w:val="24"/>
+          <w:rtl w:val="0"/>
+        </w:rPr>
+        <w:t xml:space="preserve">Cadastro e login de clientes;</w:t>
+        <w:br w:type="textWrapping"/>
+      </w:r>
+    </w:p>
+    <w:p>
+      <w:pPr>
+        <w:numPr>
+          <w:ilvl w:val="0"/>
+          <w:numId w:val="1"/>
+        </w:numPr>
+        <w:spacing w:after="0" w:afterAutospacing="0" w:before="0" w:beforeAutospacing="0" w:line="360" w:lineRule="auto"/>
+        <w:ind w:left="1440" w:hanging="360"/>
+        <w:rPr>
+          <w:rFonts w:ascii="Times New Roman" w:cs="Times New Roman" w:eastAsia="Times New Roman" w:hAnsi="Times New Roman"/>
+          <w:sz w:val="24"/>
+          <w:szCs w:val="24"/>
+        </w:rPr>
+      </w:pPr>
+      <w:r>
+        <w:rPr>
+          <w:rFonts w:ascii="Times New Roman" w:cs="Times New Roman" w:eastAsia="Times New Roman" w:hAnsi="Times New Roman"/>
+          <w:sz w:val="24"/>
+          <w:szCs w:val="24"/>
+          <w:rtl w:val="0"/>
+        </w:rPr>
+        <w:t xml:space="preserve">Visualização dos serviços disponíveis e seus valores;</w:t>
+        <w:br w:type="textWrapping"/>
+      </w:r>
+    </w:p>
+    <w:p>
+      <w:pPr>
+        <w:numPr>
+          <w:ilvl w:val="0"/>
+          <w:numId w:val="1"/>
+        </w:numPr>
+        <w:spacing w:after="0" w:afterAutospacing="0" w:before="0" w:beforeAutospacing="0" w:line="360" w:lineRule="auto"/>
+        <w:ind w:left="1440" w:hanging="360"/>
+        <w:rPr>
+          <w:rFonts w:ascii="Times New Roman" w:cs="Times New Roman" w:eastAsia="Times New Roman" w:hAnsi="Times New Roman"/>
+          <w:sz w:val="24"/>
+          <w:szCs w:val="24"/>
+        </w:rPr>
+      </w:pPr>
+      <w:r>
+        <w:rPr>
+          <w:rFonts w:ascii="Times New Roman" w:cs="Times New Roman" w:eastAsia="Times New Roman" w:hAnsi="Times New Roman"/>
+          <w:sz w:val="24"/>
+          <w:szCs w:val="24"/>
+          <w:rtl w:val="0"/>
+        </w:rPr>
+        <w:t xml:space="preserve">Agendamento de lavagens com escolha de data e horário;</w:t>
+        <w:br w:type="textWrapping"/>
+      </w:r>
+    </w:p>
+    <w:p>
+      <w:pPr>
+        <w:numPr>
+          <w:ilvl w:val="0"/>
+          <w:numId w:val="1"/>
+        </w:numPr>
+        <w:spacing w:after="0" w:afterAutospacing="0" w:before="0" w:beforeAutospacing="0" w:line="360" w:lineRule="auto"/>
+        <w:ind w:left="1440" w:hanging="360"/>
+        <w:rPr>
+          <w:rFonts w:ascii="Times New Roman" w:cs="Times New Roman" w:eastAsia="Times New Roman" w:hAnsi="Times New Roman"/>
+          <w:sz w:val="24"/>
+          <w:szCs w:val="24"/>
+        </w:rPr>
+      </w:pPr>
+      <w:r>
+        <w:rPr>
+          <w:rFonts w:ascii="Times New Roman" w:cs="Times New Roman" w:eastAsia="Times New Roman" w:hAnsi="Times New Roman"/>
+          <w:sz w:val="24"/>
+          <w:szCs w:val="24"/>
+          <w:rtl w:val="0"/>
+        </w:rPr>
+        <w:t xml:space="preserve">Integração com </w:t>
+      </w:r>
+      <w:r>
+        <w:rPr>
+          <w:rFonts w:ascii="Times New Roman" w:cs="Times New Roman" w:eastAsia="Times New Roman" w:hAnsi="Times New Roman"/>
+          <w:b w:val="1"/>
+          <w:sz w:val="24"/>
+          <w:szCs w:val="24"/>
+          <w:rtl w:val="0"/>
+        </w:rPr>
+        <w:t xml:space="preserve">gateways de pagamento oficiais</w:t>
+      </w:r>
+      <w:r>
+        <w:rPr>
+          <w:rFonts w:ascii="Times New Roman" w:cs="Times New Roman" w:eastAsia="Times New Roman" w:hAnsi="Times New Roman"/>
+          <w:sz w:val="24"/>
+          <w:szCs w:val="24"/>
+          <w:rtl w:val="0"/>
+        </w:rPr>
+        <w:t xml:space="preserve">, para realização de transações reais de forma segura;</w:t>
+        <w:br w:type="textWrapping"/>
+      </w:r>
+    </w:p>
+    <w:p>
+      <w:pPr>
+        <w:numPr>
+          <w:ilvl w:val="0"/>
+          <w:numId w:val="1"/>
+        </w:numPr>
+        <w:spacing w:after="0" w:afterAutospacing="0" w:before="0" w:beforeAutospacing="0" w:line="360" w:lineRule="auto"/>
+        <w:ind w:left="1440" w:hanging="360"/>
+        <w:rPr>
+          <w:rFonts w:ascii="Times New Roman" w:cs="Times New Roman" w:eastAsia="Times New Roman" w:hAnsi="Times New Roman"/>
+          <w:sz w:val="24"/>
+          <w:szCs w:val="24"/>
+        </w:rPr>
+      </w:pPr>
+      <w:r>
+        <w:rPr>
+          <w:rFonts w:ascii="Times New Roman" w:cs="Times New Roman" w:eastAsia="Times New Roman" w:hAnsi="Times New Roman"/>
+          <w:sz w:val="24"/>
+          <w:szCs w:val="24"/>
+          <w:rtl w:val="0"/>
+        </w:rPr>
+        <w:t xml:space="preserve">Painel administrativo para controle de agendamentos e gestão de serviços;</w:t>
+        <w:br w:type="textWrapping"/>
+      </w:r>
+    </w:p>
+    <w:p>
+      <w:pPr>
+        <w:numPr>
+          <w:ilvl w:val="0"/>
+          <w:numId w:val="1"/>
+        </w:numPr>
+        <w:spacing w:after="240" w:before="0" w:beforeAutospacing="0" w:line="360" w:lineRule="auto"/>
+        <w:ind w:left="1440" w:hanging="360"/>
+        <w:rPr>
+          <w:rFonts w:ascii="Times New Roman" w:cs="Times New Roman" w:eastAsia="Times New Roman" w:hAnsi="Times New Roman"/>
+          <w:sz w:val="24"/>
+          <w:szCs w:val="24"/>
+        </w:rPr>
+      </w:pPr>
+      <w:r>
+        <w:rPr>
+          <w:rFonts w:ascii="Times New Roman" w:cs="Times New Roman" w:eastAsia="Times New Roman" w:hAnsi="Times New Roman"/>
+          <w:sz w:val="24"/>
+          <w:szCs w:val="24"/>
+          <w:rtl w:val="0"/>
+        </w:rPr>
+        <w:t xml:space="preserve">Interface </w:t>
+      </w:r>
+      <w:r>
+        <w:rPr>
+          <w:rFonts w:ascii="Times New Roman" w:cs="Times New Roman" w:eastAsia="Times New Roman" w:hAnsi="Times New Roman"/>
+          <w:b w:val="1"/>
+          <w:sz w:val="24"/>
+          <w:szCs w:val="24"/>
+          <w:rtl w:val="0"/>
+        </w:rPr>
+        <w:t xml:space="preserve">web responsiva</w:t>
+      </w:r>
+      <w:r>
+        <w:rPr>
+          <w:rFonts w:ascii="Times New Roman" w:cs="Times New Roman" w:eastAsia="Times New Roman" w:hAnsi="Times New Roman"/>
+          <w:sz w:val="24"/>
+          <w:szCs w:val="24"/>
+          <w:rtl w:val="0"/>
+        </w:rPr>
+        <w:t xml:space="preserve">, adaptável a diferentes dispositivos (computadores, tablets e smartphones).</w:t>
+        <w:br w:type="textWrapping"/>
+      </w:r>
+    </w:p>
+    <w:p>
+      <w:pPr>
+        <w:spacing w:after="240" w:before="240" w:line="360" w:lineRule="auto"/>
+        <w:ind w:left="720" w:firstLine="0"/>
+        <w:jc w:val="both"/>
+        <w:rPr>
+          <w:rFonts w:ascii="Times New Roman" w:cs="Times New Roman" w:eastAsia="Times New Roman" w:hAnsi="Times New Roman"/>
+          <w:sz w:val="24"/>
+          <w:szCs w:val="24"/>
+        </w:rPr>
+      </w:pPr>
+      <w:r>
+        <w:rPr>
+          <w:rFonts w:ascii="Times New Roman" w:cs="Times New Roman" w:eastAsia="Times New Roman" w:hAnsi="Times New Roman"/>
+          <w:sz w:val="24"/>
+          <w:szCs w:val="24"/>
+          <w:rtl w:val="0"/>
+        </w:rPr>
+        <w:t xml:space="preserve">Apesar do escopo ser abrangente, o projeto será desenvolvido com algumas </w:t>
+      </w:r>
+      <w:r>
+        <w:rPr>
+          <w:rFonts w:ascii="Times New Roman" w:cs="Times New Roman" w:eastAsia="Times New Roman" w:hAnsi="Times New Roman"/>
+          <w:b w:val="1"/>
+          <w:sz w:val="24"/>
+          <w:szCs w:val="24"/>
+          <w:rtl w:val="0"/>
+        </w:rPr>
+        <w:t xml:space="preserve">limitações</w:t>
+      </w:r>
+      <w:r>
+        <w:rPr>
+          <w:rFonts w:ascii="Times New Roman" w:cs="Times New Roman" w:eastAsia="Times New Roman" w:hAnsi="Times New Roman"/>
+          <w:sz w:val="24"/>
+          <w:szCs w:val="24"/>
+          <w:rtl w:val="0"/>
+        </w:rPr>
+        <w:t xml:space="preserve">, determinadas para garantir sua execução dentro do cronograma, dos recursos disponíveis e dos objetivos pedagógicos do curso:</w:t>
+      </w:r>
+    </w:p>
+    <w:p>
+      <w:pPr>
+        <w:numPr>
+          <w:ilvl w:val="0"/>
+          <w:numId w:val="13"/>
+        </w:numPr>
+        <w:spacing w:after="0" w:afterAutospacing="0" w:before="240" w:line="360" w:lineRule="auto"/>
+        <w:ind w:left="1440" w:hanging="360"/>
+        <w:rPr>
+          <w:rFonts w:ascii="Times New Roman" w:cs="Times New Roman" w:eastAsia="Times New Roman" w:hAnsi="Times New Roman"/>
+          <w:sz w:val="24"/>
+          <w:szCs w:val="24"/>
+        </w:rPr>
+      </w:pPr>
+      <w:r>
+        <w:rPr>
+          <w:rFonts w:ascii="Times New Roman" w:cs="Times New Roman" w:eastAsia="Times New Roman" w:hAnsi="Times New Roman"/>
+          <w:sz w:val="24"/>
+          <w:szCs w:val="24"/>
+          <w:rtl w:val="0"/>
+        </w:rPr>
+        <w:t xml:space="preserve">O sistema será restrito ao ambiente web, </w:t>
+      </w:r>
+      <w:r>
+        <w:rPr>
+          <w:rFonts w:ascii="Times New Roman" w:cs="Times New Roman" w:eastAsia="Times New Roman" w:hAnsi="Times New Roman"/>
+          <w:b w:val="1"/>
+          <w:sz w:val="24"/>
+          <w:szCs w:val="24"/>
+          <w:rtl w:val="0"/>
+        </w:rPr>
+        <w:t xml:space="preserve">sem o desenvolvimento de aplicativos mobile nativos</w:t>
+      </w:r>
+      <w:r>
+        <w:rPr>
+          <w:rFonts w:ascii="Times New Roman" w:cs="Times New Roman" w:eastAsia="Times New Roman" w:hAnsi="Times New Roman"/>
+          <w:sz w:val="24"/>
+          <w:szCs w:val="24"/>
+          <w:rtl w:val="0"/>
+        </w:rPr>
+        <w:t xml:space="preserve">;</w:t>
+        <w:br w:type="textWrapping"/>
+      </w:r>
+    </w:p>
+    <w:p>
+      <w:pPr>
+        <w:numPr>
+          <w:ilvl w:val="0"/>
+          <w:numId w:val="13"/>
+        </w:numPr>
+        <w:spacing w:after="0" w:afterAutospacing="0" w:before="0" w:beforeAutospacing="0" w:line="360" w:lineRule="auto"/>
+        <w:ind w:left="1440" w:hanging="360"/>
+        <w:rPr>
+          <w:rFonts w:ascii="Times New Roman" w:cs="Times New Roman" w:eastAsia="Times New Roman" w:hAnsi="Times New Roman"/>
+          <w:sz w:val="24"/>
+          <w:szCs w:val="24"/>
+        </w:rPr>
+      </w:pPr>
+      <w:r>
+        <w:rPr>
+          <w:rFonts w:ascii="Times New Roman" w:cs="Times New Roman" w:eastAsia="Times New Roman" w:hAnsi="Times New Roman"/>
+          <w:sz w:val="24"/>
+          <w:szCs w:val="24"/>
+          <w:rtl w:val="0"/>
+        </w:rPr>
+        <w:t xml:space="preserve">O foco principal será em funcionalidades essenciais, </w:t>
+      </w:r>
+      <w:r>
+        <w:rPr>
+          <w:rFonts w:ascii="Times New Roman" w:cs="Times New Roman" w:eastAsia="Times New Roman" w:hAnsi="Times New Roman"/>
+          <w:b w:val="1"/>
+          <w:sz w:val="24"/>
+          <w:szCs w:val="24"/>
+          <w:rtl w:val="0"/>
+        </w:rPr>
+        <w:t xml:space="preserve">sem a inclusão de funcionalidades avançadas como programas de fidelidade, emissão de nota fiscal ou relatórios personalizados em tempo real</w:t>
+      </w:r>
+      <w:r>
+        <w:rPr>
+          <w:rFonts w:ascii="Times New Roman" w:cs="Times New Roman" w:eastAsia="Times New Roman" w:hAnsi="Times New Roman"/>
+          <w:sz w:val="24"/>
+          <w:szCs w:val="24"/>
+          <w:rtl w:val="0"/>
+        </w:rPr>
+        <w:t xml:space="preserve">;</w:t>
+        <w:br w:type="textWrapping"/>
+      </w:r>
+    </w:p>
+    <w:p>
+      <w:pPr>
+        <w:numPr>
+          <w:ilvl w:val="0"/>
+          <w:numId w:val="13"/>
+        </w:numPr>
+        <w:spacing w:after="0" w:afterAutospacing="0" w:before="0" w:beforeAutospacing="0" w:line="360" w:lineRule="auto"/>
+        <w:ind w:left="1440" w:hanging="360"/>
+        <w:rPr>
+          <w:rFonts w:ascii="Times New Roman" w:cs="Times New Roman" w:eastAsia="Times New Roman" w:hAnsi="Times New Roman"/>
+          <w:sz w:val="24"/>
+          <w:szCs w:val="24"/>
+        </w:rPr>
+      </w:pPr>
+      <w:r>
+        <w:rPr>
+          <w:rFonts w:ascii="Times New Roman" w:cs="Times New Roman" w:eastAsia="Times New Roman" w:hAnsi="Times New Roman"/>
+          <w:b w:val="1"/>
+          <w:sz w:val="24"/>
+          <w:szCs w:val="24"/>
+          <w:rtl w:val="0"/>
+        </w:rPr>
+        <w:t xml:space="preserve">A infraestrutura de produção poderá ser implementada em servidores gratuitos ou de baixo custo</w:t>
+      </w:r>
+      <w:r>
+        <w:rPr>
+          <w:rFonts w:ascii="Times New Roman" w:cs="Times New Roman" w:eastAsia="Times New Roman" w:hAnsi="Times New Roman"/>
+          <w:sz w:val="24"/>
+          <w:szCs w:val="24"/>
+          <w:rtl w:val="0"/>
+        </w:rPr>
+        <w:t xml:space="preserve">, considerando a natureza acadêmica do projeto;</w:t>
+        <w:br w:type="textWrapping"/>
+      </w:r>
+    </w:p>
+    <w:p>
+      <w:pPr>
+        <w:numPr>
+          <w:ilvl w:val="0"/>
+          <w:numId w:val="13"/>
+        </w:numPr>
+        <w:spacing w:after="240" w:before="0" w:beforeAutospacing="0" w:line="360" w:lineRule="auto"/>
+        <w:ind w:left="1440" w:hanging="360"/>
+        <w:rPr>
+          <w:rFonts w:ascii="Times New Roman" w:cs="Times New Roman" w:eastAsia="Times New Roman" w:hAnsi="Times New Roman"/>
+          <w:sz w:val="24"/>
+          <w:szCs w:val="24"/>
+        </w:rPr>
+      </w:pPr>
+      <w:r>
+        <w:rPr>
+          <w:rFonts w:ascii="Times New Roman" w:cs="Times New Roman" w:eastAsia="Times New Roman" w:hAnsi="Times New Roman"/>
+          <w:sz w:val="24"/>
+          <w:szCs w:val="24"/>
+          <w:rtl w:val="0"/>
+        </w:rPr>
+        <w:t xml:space="preserve">O sistema será projetado com atenção à segurança, porém, </w:t>
+      </w:r>
+      <w:r>
+        <w:rPr>
+          <w:rFonts w:ascii="Times New Roman" w:cs="Times New Roman" w:eastAsia="Times New Roman" w:hAnsi="Times New Roman"/>
+          <w:b w:val="1"/>
+          <w:sz w:val="24"/>
+          <w:szCs w:val="24"/>
+          <w:rtl w:val="0"/>
+        </w:rPr>
+        <w:t xml:space="preserve">recursos de segurança avançada (como autenticação multifator ou criptografia de ponta a ponta) não estão previstos nesta versão inicial</w:t>
+      </w:r>
+      <w:r>
+        <w:rPr>
+          <w:rFonts w:ascii="Times New Roman" w:cs="Times New Roman" w:eastAsia="Times New Roman" w:hAnsi="Times New Roman"/>
+          <w:sz w:val="24"/>
+          <w:szCs w:val="24"/>
+          <w:rtl w:val="0"/>
+        </w:rPr>
+        <w:t xml:space="preserve">.</w:t>
+        <w:br w:type="textWrapping"/>
+      </w:r>
+    </w:p>
+    <w:p>
+      <w:pPr>
+        <w:spacing w:after="240" w:before="240" w:line="360" w:lineRule="auto"/>
+        <w:ind w:left="720" w:firstLine="0"/>
+        <w:jc w:val="both"/>
+        <w:rPr>
+          <w:rFonts w:ascii="Times New Roman" w:cs="Times New Roman" w:eastAsia="Times New Roman" w:hAnsi="Times New Roman"/>
+          <w:sz w:val="24"/>
+          <w:szCs w:val="24"/>
+        </w:rPr>
+      </w:pPr>
+      <w:r>
+        <w:rPr>
+          <w:rFonts w:ascii="Times New Roman" w:cs="Times New Roman" w:eastAsia="Times New Roman" w:hAnsi="Times New Roman"/>
+          <w:sz w:val="24"/>
+          <w:szCs w:val="24"/>
+          <w:rtl w:val="0"/>
+        </w:rPr>
+        <w:t xml:space="preserve">As decisões sobre o escopo e suas limitações foram tomadas com base na viabilidade técnica, no tempo disponível e nas prioridades definidas junto ao cliente. Mesmo com essas limitações, o projeto visa entregar um produto funcional, confiável e alinhado às necessidades reais do </w:t>
+      </w:r>
+      <w:r>
+        <w:rPr>
+          <w:rFonts w:ascii="Times New Roman" w:cs="Times New Roman" w:eastAsia="Times New Roman" w:hAnsi="Times New Roman"/>
+          <w:b w:val="1"/>
+          <w:sz w:val="24"/>
+          <w:szCs w:val="24"/>
+          <w:rtl w:val="0"/>
+        </w:rPr>
+        <w:t xml:space="preserve">Embelezamento Automotivo</w:t>
+      </w:r>
+      <w:r>
+        <w:rPr>
+          <w:rFonts w:ascii="Times New Roman" w:cs="Times New Roman" w:eastAsia="Times New Roman" w:hAnsi="Times New Roman"/>
+          <w:sz w:val="24"/>
+          <w:szCs w:val="24"/>
+          <w:rtl w:val="0"/>
+        </w:rPr>
+        <w:t xml:space="preserve">.</w:t>
+      </w:r>
+    </w:p>
+    <w:p>
+      <w:pPr>
         <w:spacing w:line="360" w:lineRule="auto"/>
-        <w:ind w:left="720" w:hanging="360"/>
-        <w:jc w:val="both"/>
-        <w:rPr>
-          <w:rFonts w:ascii="Times New Roman" w:cs="Times New Roman" w:eastAsia="Times New Roman" w:hAnsi="Times New Roman"/>
-          <w:sz w:val="24"/>
-          <w:szCs w:val="24"/>
-          <w:u w:val="none"/>
-        </w:rPr>
-      </w:pPr>
-      <w:r>
-        <w:rPr>
-          <w:rtl w:val="0"/>
-        </w:rPr>
-      </w:r>
-    </w:p>
-    <w:p>
-      <w:pPr>
-        <w:spacing w:line="360" w:lineRule="auto"/>
+        <w:ind w:left="720" w:firstLine="0"/>
         <w:jc w:val="both"/>
         <w:rPr>
           <w:rFonts w:ascii="Times New Roman" w:cs="Times New Roman" w:eastAsia="Times New Roman" w:hAnsi="Times New Roman"/>
@@ -3594,8 +4618,185 @@
     </w:p>
     <w:p>
       <w:pPr>
+        <w:spacing w:after="240" w:before="240" w:line="360" w:lineRule="auto"/>
+        <w:ind w:left="720" w:firstLine="0"/>
+        <w:jc w:val="both"/>
+        <w:rPr>
+          <w:rFonts w:ascii="Times New Roman" w:cs="Times New Roman" w:eastAsia="Times New Roman" w:hAnsi="Times New Roman"/>
+          <w:sz w:val="24"/>
+          <w:szCs w:val="24"/>
+        </w:rPr>
+      </w:pPr>
+      <w:r>
+        <w:rPr>
+          <w:rFonts w:ascii="Times New Roman" w:cs="Times New Roman" w:eastAsia="Times New Roman" w:hAnsi="Times New Roman"/>
+          <w:sz w:val="24"/>
+          <w:szCs w:val="24"/>
+          <w:rtl w:val="0"/>
+        </w:rPr>
+        <w:t xml:space="preserve">O objetivo deste projeto é desenvolver uma aplicação web para o cliente </w:t>
+      </w:r>
+      <w:r>
+        <w:rPr>
+          <w:rFonts w:ascii="Times New Roman" w:cs="Times New Roman" w:eastAsia="Times New Roman" w:hAnsi="Times New Roman"/>
+          <w:b w:val="1"/>
+          <w:sz w:val="24"/>
+          <w:szCs w:val="24"/>
+          <w:rtl w:val="0"/>
+        </w:rPr>
+        <w:t xml:space="preserve">Embelezamento Automotivo</w:t>
+      </w:r>
+      <w:r>
+        <w:rPr>
+          <w:rFonts w:ascii="Times New Roman" w:cs="Times New Roman" w:eastAsia="Times New Roman" w:hAnsi="Times New Roman"/>
+          <w:sz w:val="24"/>
+          <w:szCs w:val="24"/>
+          <w:rtl w:val="0"/>
+        </w:rPr>
+        <w:t xml:space="preserve">, com foco na modernização e automatização dos processos de </w:t>
+      </w:r>
+      <w:r>
+        <w:rPr>
+          <w:rFonts w:ascii="Times New Roman" w:cs="Times New Roman" w:eastAsia="Times New Roman" w:hAnsi="Times New Roman"/>
+          <w:b w:val="1"/>
+          <w:sz w:val="24"/>
+          <w:szCs w:val="24"/>
+          <w:rtl w:val="0"/>
+        </w:rPr>
+        <w:t xml:space="preserve">agendamento de serviços</w:t>
+      </w:r>
+      <w:r>
+        <w:rPr>
+          <w:rFonts w:ascii="Times New Roman" w:cs="Times New Roman" w:eastAsia="Times New Roman" w:hAnsi="Times New Roman"/>
+          <w:sz w:val="24"/>
+          <w:szCs w:val="24"/>
+          <w:rtl w:val="0"/>
+        </w:rPr>
+        <w:t xml:space="preserve"> e </w:t>
+      </w:r>
+      <w:r>
+        <w:rPr>
+          <w:rFonts w:ascii="Times New Roman" w:cs="Times New Roman" w:eastAsia="Times New Roman" w:hAnsi="Times New Roman"/>
+          <w:b w:val="1"/>
+          <w:sz w:val="24"/>
+          <w:szCs w:val="24"/>
+          <w:rtl w:val="0"/>
+        </w:rPr>
+        <w:t xml:space="preserve">pagamento online</w:t>
+      </w:r>
+      <w:r>
+        <w:rPr>
+          <w:rFonts w:ascii="Times New Roman" w:cs="Times New Roman" w:eastAsia="Times New Roman" w:hAnsi="Times New Roman"/>
+          <w:sz w:val="24"/>
+          <w:szCs w:val="24"/>
+          <w:rtl w:val="0"/>
+        </w:rPr>
+        <w:t xml:space="preserve"> de lavagens automotivas. A proposta visa oferecer uma solução digital intuitiva e eficiente, que melhore a experiência dos clientes e otimize a gestão do negócio.</w:t>
+      </w:r>
+    </w:p>
+    <w:p>
+      <w:pPr>
+        <w:spacing w:after="240" w:before="240" w:line="360" w:lineRule="auto"/>
+        <w:ind w:left="720" w:firstLine="0"/>
+        <w:jc w:val="both"/>
+        <w:rPr>
+          <w:rFonts w:ascii="Times New Roman" w:cs="Times New Roman" w:eastAsia="Times New Roman" w:hAnsi="Times New Roman"/>
+          <w:sz w:val="24"/>
+          <w:szCs w:val="24"/>
+        </w:rPr>
+      </w:pPr>
+      <w:r>
+        <w:rPr>
+          <w:rFonts w:ascii="Times New Roman" w:cs="Times New Roman" w:eastAsia="Times New Roman" w:hAnsi="Times New Roman"/>
+          <w:sz w:val="24"/>
+          <w:szCs w:val="24"/>
+          <w:rtl w:val="0"/>
+        </w:rPr>
+        <w:t xml:space="preserve">Com essa aplicação, busca-se facilitar o controle de horários disponíveis, evitar conflitos de agenda, reduzir o tempo de espera e proporcionar maior comodidade aos usuários, que poderão agendar serviços e efetuar pagamentos de forma rápida e segura pela internet. Para o cliente, o sistema representa uma oportunidade de profissionalizar a operação, fidelizar clientes e ganhar competitividade no mercado.</w:t>
+      </w:r>
+    </w:p>
+    <w:p>
+      <w:pPr>
+        <w:spacing w:after="240" w:before="240" w:line="360" w:lineRule="auto"/>
+        <w:ind w:left="720" w:firstLine="0"/>
+        <w:jc w:val="both"/>
+        <w:rPr>
+          <w:rFonts w:ascii="Times New Roman" w:cs="Times New Roman" w:eastAsia="Times New Roman" w:hAnsi="Times New Roman"/>
+          <w:sz w:val="24"/>
+          <w:szCs w:val="24"/>
+        </w:rPr>
+      </w:pPr>
+      <w:r>
+        <w:rPr>
+          <w:rFonts w:ascii="Times New Roman" w:cs="Times New Roman" w:eastAsia="Times New Roman" w:hAnsi="Times New Roman"/>
+          <w:sz w:val="24"/>
+          <w:szCs w:val="24"/>
+          <w:rtl w:val="0"/>
+        </w:rPr>
+        <w:t xml:space="preserve">Além disso, o projeto tem como objetivo integrar os conhecimentos adquiridos pelos integrantes do grupo </w:t>
+      </w:r>
+      <w:r>
+        <w:rPr>
+          <w:rFonts w:ascii="Times New Roman" w:cs="Times New Roman" w:eastAsia="Times New Roman" w:hAnsi="Times New Roman"/>
+          <w:b w:val="1"/>
+          <w:sz w:val="24"/>
+          <w:szCs w:val="24"/>
+          <w:rtl w:val="0"/>
+        </w:rPr>
+        <w:t xml:space="preserve">Web Lab</w:t>
+      </w:r>
+      <w:r>
+        <w:rPr>
+          <w:rFonts w:ascii="Times New Roman" w:cs="Times New Roman" w:eastAsia="Times New Roman" w:hAnsi="Times New Roman"/>
+          <w:sz w:val="24"/>
+          <w:szCs w:val="24"/>
+          <w:rtl w:val="0"/>
+        </w:rPr>
+        <w:t xml:space="preserve"> durante o curso de </w:t>
+      </w:r>
+      <w:r>
+        <w:rPr>
+          <w:rFonts w:ascii="Times New Roman" w:cs="Times New Roman" w:eastAsia="Times New Roman" w:hAnsi="Times New Roman"/>
+          <w:b w:val="1"/>
+          <w:sz w:val="24"/>
+          <w:szCs w:val="24"/>
+          <w:rtl w:val="0"/>
+        </w:rPr>
+        <w:t xml:space="preserve">Desenvolvimento de Sistemas Multiplataformas</w:t>
+      </w:r>
+      <w:r>
+        <w:rPr>
+          <w:rFonts w:ascii="Times New Roman" w:cs="Times New Roman" w:eastAsia="Times New Roman" w:hAnsi="Times New Roman"/>
+          <w:sz w:val="24"/>
+          <w:szCs w:val="24"/>
+          <w:rtl w:val="0"/>
+        </w:rPr>
+        <w:t xml:space="preserve"> da </w:t>
+      </w:r>
+      <w:r>
+        <w:rPr>
+          <w:rFonts w:ascii="Times New Roman" w:cs="Times New Roman" w:eastAsia="Times New Roman" w:hAnsi="Times New Roman"/>
+          <w:b w:val="1"/>
+          <w:sz w:val="24"/>
+          <w:szCs w:val="24"/>
+          <w:rtl w:val="0"/>
+        </w:rPr>
+        <w:t xml:space="preserve">Fatec Araras</w:t>
+      </w:r>
+      <w:r>
+        <w:rPr>
+          <w:rFonts w:ascii="Times New Roman" w:cs="Times New Roman" w:eastAsia="Times New Roman" w:hAnsi="Times New Roman"/>
+          <w:sz w:val="24"/>
+          <w:szCs w:val="24"/>
+          <w:rtl w:val="0"/>
+        </w:rPr>
+        <w:t xml:space="preserve">, permitindo a aplicação prática de conceitos de desenvolvimento web, banco de dados, usabilidade e gestão de projetos em um cenário real de desenvolvimento de software.</w:t>
+      </w:r>
+    </w:p>
+    <w:p>
+      <w:pPr>
         <w:spacing w:line="360" w:lineRule="auto"/>
-        <w:ind w:left="720" w:firstLine="720"/>
+        <w:ind w:left="720" w:firstLine="0"/>
         <w:jc w:val="both"/>
         <w:rPr>
           <w:rFonts w:ascii="Times New Roman" w:cs="Times New Roman" w:eastAsia="Times New Roman" w:hAnsi="Times New Roman"/>
@@ -3850,7 +5051,6 @@
             <w:pPr>
               <w:keepNext w:val="0"/>
               <w:keepLines w:val="0"/>
-              <w:pageBreakBefore w:val="0"/>
               <w:widowControl w:val="0"/>
               <w:pBdr>
                 <w:top w:space="0" w:sz="0" w:val="nil"/>
@@ -3900,7 +5100,6 @@
             <w:pPr>
               <w:keepNext w:val="0"/>
               <w:keepLines w:val="0"/>
-              <w:pageBreakBefore w:val="0"/>
               <w:widowControl w:val="0"/>
               <w:pBdr>
                 <w:top w:space="0" w:sz="0" w:val="nil"/>
@@ -3984,7 +5183,7 @@
             <w:pPr>
               <w:numPr>
                 <w:ilvl w:val="0"/>
-                <w:numId w:val="5"/>
+                <w:numId w:val="8"/>
               </w:numPr>
               <w:spacing w:line="360" w:lineRule="auto"/>
               <w:ind w:left="720" w:hanging="360"/>
@@ -3993,7 +5192,6 @@
                 <w:sz w:val="24"/>
                 <w:szCs w:val="24"/>
                 <w:highlight w:val="white"/>
-                <w:u w:val="none"/>
               </w:rPr>
             </w:pPr>
             <w:r>
@@ -4053,7 +5251,7 @@
             <w:pPr>
               <w:numPr>
                 <w:ilvl w:val="0"/>
-                <w:numId w:val="8"/>
+                <w:numId w:val="10"/>
               </w:numPr>
               <w:spacing w:line="360" w:lineRule="auto"/>
               <w:ind w:left="720" w:hanging="360"/>
@@ -4122,7 +5320,7 @@
             <w:pPr>
               <w:numPr>
                 <w:ilvl w:val="0"/>
-                <w:numId w:val="1"/>
+                <w:numId w:val="2"/>
               </w:numPr>
               <w:spacing w:line="360" w:lineRule="auto"/>
               <w:ind w:left="720" w:hanging="360"/>
@@ -4191,7 +5389,7 @@
             <w:pPr>
               <w:numPr>
                 <w:ilvl w:val="0"/>
-                <w:numId w:val="11"/>
+                <w:numId w:val="4"/>
               </w:numPr>
               <w:spacing w:line="360" w:lineRule="auto"/>
               <w:ind w:left="720" w:hanging="360"/>
@@ -4260,7 +5458,7 @@
             <w:pPr>
               <w:numPr>
                 <w:ilvl w:val="0"/>
-                <w:numId w:val="2"/>
+                <w:numId w:val="5"/>
               </w:numPr>
               <w:spacing w:line="360" w:lineRule="auto"/>
               <w:ind w:left="720" w:hanging="360"/>
@@ -4375,7 +5573,6 @@
             <w:pPr>
               <w:keepNext w:val="0"/>
               <w:keepLines w:val="0"/>
-              <w:pageBreakBefore w:val="0"/>
               <w:widowControl w:val="0"/>
               <w:pBdr>
                 <w:top w:space="0" w:sz="0" w:val="nil"/>
@@ -4422,7 +5619,6 @@
             <w:pPr>
               <w:keepNext w:val="0"/>
               <w:keepLines w:val="0"/>
-              <w:pageBreakBefore w:val="0"/>
               <w:widowControl w:val="0"/>
               <w:pBdr>
                 <w:top w:space="0" w:sz="0" w:val="nil"/>
@@ -4469,7 +5665,6 @@
             <w:pPr>
               <w:keepNext w:val="0"/>
               <w:keepLines w:val="0"/>
-              <w:pageBreakBefore w:val="0"/>
               <w:widowControl w:val="0"/>
               <w:pBdr>
                 <w:top w:space="0" w:sz="0" w:val="nil"/>
@@ -4522,7 +5717,6 @@
             <w:pPr>
               <w:keepNext w:val="0"/>
               <w:keepLines w:val="0"/>
-              <w:pageBreakBefore w:val="0"/>
               <w:widowControl w:val="0"/>
               <w:pBdr>
                 <w:top w:space="0" w:sz="0" w:val="nil"/>
@@ -5143,18 +6337,7 @@
           <w:szCs w:val="24"/>
           <w:rtl w:val="0"/>
         </w:rPr>
-        <w:t xml:space="preserve">3.2.1 </w:t>
-      </w:r>
-      <w:r>
-        <w:rPr>
-          <w:rFonts w:ascii="Times New Roman" w:cs="Times New Roman" w:eastAsia="Times New Roman" w:hAnsi="Times New Roman"/>
-          <w:b w:val="1"/>
-          <w:i w:val="1"/>
-          <w:sz w:val="24"/>
-          <w:szCs w:val="24"/>
-          <w:rtl w:val="0"/>
-        </w:rPr>
-        <w:t xml:space="preserve"> Diagrama de </w:t>
+        <w:t xml:space="preserve">3.2.1  Diagrama de </w:t>
       </w:r>
       <w:r>
         <w:rPr>
@@ -5257,12 +6440,12 @@
           <wp:inline distB="114300" distT="114300" distL="114300" distR="114300">
             <wp:extent cx="2724150" cy="6048375"/>
             <wp:effectExtent b="0" l="0" r="0" t="0"/>
-            <wp:docPr id="3" name="image3.png"/>
+            <wp:docPr id="5" name="image6.png"/>
             <a:graphic>
               <a:graphicData uri="http://schemas.openxmlformats.org/drawingml/2006/picture">
                 <pic:pic>
                   <pic:nvPicPr>
-                    <pic:cNvPr id="0" name="image3.png"/>
+                    <pic:cNvPr id="0" name="image6.png"/>
                     <pic:cNvPicPr preferRelativeResize="0"/>
                   </pic:nvPicPr>
                   <pic:blipFill>
@@ -5516,12 +6699,12 @@
           <wp:inline distB="114300" distT="114300" distL="114300" distR="114300">
             <wp:extent cx="5731200" cy="6388100"/>
             <wp:effectExtent b="0" l="0" r="0" t="0"/>
-            <wp:docPr id="4" name="image8.png"/>
+            <wp:docPr id="4" name="image2.png"/>
             <a:graphic>
               <a:graphicData uri="http://schemas.openxmlformats.org/drawingml/2006/picture">
                 <pic:pic>
                   <pic:nvPicPr>
-                    <pic:cNvPr id="0" name="image8.png"/>
+                    <pic:cNvPr id="0" name="image2.png"/>
                     <pic:cNvPicPr preferRelativeResize="0"/>
                   </pic:nvPicPr>
                   <pic:blipFill>
@@ -5761,7 +6944,7 @@
           <wp:inline distB="114300" distT="114300" distL="114300" distR="114300">
             <wp:extent cx="5154622" cy="3304245"/>
             <wp:effectExtent b="0" l="0" r="0" t="0"/>
-            <wp:docPr id="1" name="image5.png"/>
+            <wp:docPr id="7" name="image5.png"/>
             <a:graphic>
               <a:graphicData uri="http://schemas.openxmlformats.org/drawingml/2006/picture">
                 <pic:pic>
@@ -6368,8 +7551,8 @@
           <w:szCs w:val="24"/>
         </w:rPr>
       </w:pPr>
-      <w:bookmarkStart w:colFirst="0" w:colLast="0" w:name="_8xxo5n8ylr0" w:id="10"/>
-      <w:bookmarkEnd w:id="10"/>
+      <w:bookmarkStart w:colFirst="0" w:colLast="0" w:name="_qwc392pxqcjy" w:id="13"/>
+      <w:bookmarkEnd w:id="13"/>
       <w:r>
         <w:rPr>
           <w:rFonts w:ascii="Times New Roman" w:cs="Times New Roman" w:eastAsia="Times New Roman" w:hAnsi="Times New Roman"/>
@@ -6453,12 +7636,12 @@
           <wp:inline distB="114300" distT="114300" distL="114300" distR="114300">
             <wp:extent cx="5731200" cy="4559300"/>
             <wp:effectExtent b="0" l="0" r="0" t="0"/>
-            <wp:docPr id="7" name="image4.png"/>
+            <wp:docPr id="6" name="image7.png"/>
             <a:graphic>
               <a:graphicData uri="http://schemas.openxmlformats.org/drawingml/2006/picture">
                 <pic:pic>
                   <pic:nvPicPr>
-                    <pic:cNvPr id="0" name="image4.png"/>
+                    <pic:cNvPr id="0" name="image7.png"/>
                     <pic:cNvPicPr preferRelativeResize="0"/>
                   </pic:nvPicPr>
                   <pic:blipFill>
@@ -6504,8 +7687,8 @@
           <w:szCs w:val="26"/>
         </w:rPr>
       </w:pPr>
-      <w:bookmarkStart w:colFirst="0" w:colLast="0" w:name="_95i09u7jgtln" w:id="11"/>
-      <w:bookmarkEnd w:id="11"/>
+      <w:bookmarkStart w:colFirst="0" w:colLast="0" w:name="_f2m0b64mb08f" w:id="14"/>
+      <w:bookmarkEnd w:id="14"/>
       <w:r>
         <w:rPr>
           <w:rFonts w:ascii="Times New Roman" w:cs="Times New Roman" w:eastAsia="Times New Roman" w:hAnsi="Times New Roman"/>
@@ -6543,9 +7726,9 @@
       <w:pPr>
         <w:numPr>
           <w:ilvl w:val="0"/>
-          <w:numId w:val="9"/>
+          <w:numId w:val="11"/>
         </w:numPr>
-        <w:spacing w:after="0" w:afterAutospacing="0" w:before="240" w:lineRule="auto"/>
+        <w:spacing w:after="0" w:before="240" w:lineRule="auto"/>
         <w:ind w:left="720" w:hanging="360"/>
         <w:rPr>
           <w:rFonts w:ascii="Times New Roman" w:cs="Times New Roman" w:eastAsia="Times New Roman" w:hAnsi="Times New Roman"/>
@@ -6596,9 +7779,9 @@
       <w:pPr>
         <w:numPr>
           <w:ilvl w:val="0"/>
-          <w:numId w:val="9"/>
+          <w:numId w:val="11"/>
         </w:numPr>
-        <w:spacing w:after="0" w:afterAutospacing="0" w:before="0" w:beforeAutospacing="0" w:lineRule="auto"/>
+        <w:spacing w:after="0" w:before="0" w:lineRule="auto"/>
         <w:ind w:left="720" w:hanging="360"/>
         <w:rPr>
           <w:rFonts w:ascii="Times New Roman" w:cs="Times New Roman" w:eastAsia="Times New Roman" w:hAnsi="Times New Roman"/>
@@ -6649,9 +7832,9 @@
       <w:pPr>
         <w:numPr>
           <w:ilvl w:val="0"/>
-          <w:numId w:val="9"/>
+          <w:numId w:val="11"/>
         </w:numPr>
-        <w:spacing w:after="0" w:afterAutospacing="0" w:before="0" w:beforeAutospacing="0" w:lineRule="auto"/>
+        <w:spacing w:after="0" w:before="0" w:lineRule="auto"/>
         <w:ind w:left="720" w:hanging="360"/>
         <w:rPr>
           <w:rFonts w:ascii="Times New Roman" w:cs="Times New Roman" w:eastAsia="Times New Roman" w:hAnsi="Times New Roman"/>
@@ -6702,9 +7885,9 @@
       <w:pPr>
         <w:numPr>
           <w:ilvl w:val="0"/>
-          <w:numId w:val="9"/>
+          <w:numId w:val="11"/>
         </w:numPr>
-        <w:spacing w:after="0" w:afterAutospacing="0" w:before="0" w:beforeAutospacing="0" w:lineRule="auto"/>
+        <w:spacing w:after="0" w:before="0" w:lineRule="auto"/>
         <w:ind w:left="720" w:hanging="360"/>
         <w:rPr>
           <w:rFonts w:ascii="Times New Roman" w:cs="Times New Roman" w:eastAsia="Times New Roman" w:hAnsi="Times New Roman"/>
@@ -6755,9 +7938,9 @@
       <w:pPr>
         <w:numPr>
           <w:ilvl w:val="0"/>
-          <w:numId w:val="9"/>
+          <w:numId w:val="11"/>
         </w:numPr>
-        <w:spacing w:after="0" w:afterAutospacing="0" w:before="0" w:beforeAutospacing="0" w:lineRule="auto"/>
+        <w:spacing w:after="0" w:before="0" w:lineRule="auto"/>
         <w:ind w:left="720" w:hanging="360"/>
         <w:rPr>
           <w:rFonts w:ascii="Times New Roman" w:cs="Times New Roman" w:eastAsia="Times New Roman" w:hAnsi="Times New Roman"/>
@@ -6808,9 +7991,9 @@
       <w:pPr>
         <w:numPr>
           <w:ilvl w:val="0"/>
-          <w:numId w:val="9"/>
+          <w:numId w:val="11"/>
         </w:numPr>
-        <w:spacing w:after="240" w:before="0" w:beforeAutospacing="0" w:lineRule="auto"/>
+        <w:spacing w:after="240" w:before="0" w:lineRule="auto"/>
         <w:ind w:left="720" w:hanging="360"/>
         <w:rPr>
           <w:rFonts w:ascii="Times New Roman" w:cs="Times New Roman" w:eastAsia="Times New Roman" w:hAnsi="Times New Roman"/>
@@ -6922,12 +8105,12 @@
           <wp:inline distB="114300" distT="114300" distL="114300" distR="114300">
             <wp:extent cx="5731200" cy="4178300"/>
             <wp:effectExtent b="0" l="0" r="0" t="0"/>
-            <wp:docPr id="2" name="image6.png"/>
+            <wp:docPr id="8" name="image8.png"/>
             <a:graphic>
               <a:graphicData uri="http://schemas.openxmlformats.org/drawingml/2006/picture">
                 <pic:pic>
                   <pic:nvPicPr>
-                    <pic:cNvPr id="0" name="image6.png"/>
+                    <pic:cNvPr id="0" name="image8.png"/>
                     <pic:cNvPicPr preferRelativeResize="0"/>
                   </pic:nvPicPr>
                   <pic:blipFill>
@@ -7023,8 +8206,8 @@
           <w:szCs w:val="24"/>
         </w:rPr>
       </w:pPr>
-      <w:bookmarkStart w:colFirst="0" w:colLast="0" w:name="_bp5ociwwzul1" w:id="12"/>
-      <w:bookmarkEnd w:id="12"/>
+      <w:bookmarkStart w:colFirst="0" w:colLast="0" w:name="_r3x2muxh9ih4" w:id="15"/>
+      <w:bookmarkEnd w:id="15"/>
       <w:r>
         <w:rPr>
           <w:rFonts w:ascii="Times New Roman" w:cs="Times New Roman" w:eastAsia="Times New Roman" w:hAnsi="Times New Roman"/>
@@ -7049,8 +8232,8 @@
           <w:szCs w:val="24"/>
         </w:rPr>
       </w:pPr>
-      <w:bookmarkStart w:colFirst="0" w:colLast="0" w:name="_55qabwbltc4z" w:id="13"/>
-      <w:bookmarkEnd w:id="13"/>
+      <w:bookmarkStart w:colFirst="0" w:colLast="0" w:name="_kuyrojva2qjq" w:id="16"/>
+      <w:bookmarkEnd w:id="16"/>
       <w:r>
         <w:rPr>
           <w:rFonts w:ascii="Times New Roman" w:cs="Times New Roman" w:eastAsia="Times New Roman" w:hAnsi="Times New Roman"/>
@@ -7068,7 +8251,7 @@
         <w:keepLines w:val="0"/>
         <w:numPr>
           <w:ilvl w:val="0"/>
-          <w:numId w:val="10"/>
+          <w:numId w:val="3"/>
         </w:numPr>
         <w:spacing w:after="240" w:before="240" w:lineRule="auto"/>
         <w:ind w:left="720" w:hanging="360"/>
@@ -7079,8 +8262,6 @@
           <w:szCs w:val="24"/>
         </w:rPr>
       </w:pPr>
-      <w:bookmarkStart w:colFirst="0" w:colLast="0" w:name="_55qabwbltc4z" w:id="13"/>
-      <w:bookmarkEnd w:id="13"/>
       <w:r>
         <w:rPr>
           <w:rFonts w:ascii="Times New Roman" w:cs="Times New Roman" w:eastAsia="Times New Roman" w:hAnsi="Times New Roman"/>
@@ -7099,7 +8280,16 @@
           <w:shd w:fill="d0e0e3" w:val="clear"/>
           <w:rtl w:val="0"/>
         </w:rPr>
-        <w:t xml:space="preserve"> </w:t>
+        <w:t xml:space="preserve"> usuarios_idusarios</w:t>
+      </w:r>
+      <w:r>
+        <w:rPr>
+          <w:rFonts w:ascii="Times New Roman" w:cs="Times New Roman" w:eastAsia="Times New Roman" w:hAnsi="Times New Roman"/>
+          <w:sz w:val="24"/>
+          <w:szCs w:val="24"/>
+          <w:rtl w:val="0"/>
+        </w:rPr>
+        <w:t xml:space="preserve"> na tabela</w:t>
       </w:r>
       <w:r>
         <w:rPr>
@@ -7110,16 +8300,16 @@
           <w:shd w:fill="d0e0e3" w:val="clear"/>
           <w:rtl w:val="0"/>
         </w:rPr>
-        <w:t xml:space="preserve">usuarios_idusarios</w:t>
-      </w:r>
-      <w:r>
-        <w:rPr>
-          <w:rFonts w:ascii="Times New Roman" w:cs="Times New Roman" w:eastAsia="Times New Roman" w:hAnsi="Times New Roman"/>
-          <w:sz w:val="24"/>
-          <w:szCs w:val="24"/>
-          <w:rtl w:val="0"/>
-        </w:rPr>
-        <w:t xml:space="preserve"> na tabela</w:t>
+        <w:t xml:space="preserve"> enderecos </w:t>
+      </w:r>
+      <w:r>
+        <w:rPr>
+          <w:rFonts w:ascii="Times New Roman" w:cs="Times New Roman" w:eastAsia="Times New Roman" w:hAnsi="Times New Roman"/>
+          <w:sz w:val="24"/>
+          <w:szCs w:val="24"/>
+          <w:rtl w:val="0"/>
+        </w:rPr>
+        <w:t xml:space="preserve">referencia a chave primária</w:t>
       </w:r>
       <w:r>
         <w:rPr>
@@ -7130,7 +8320,16 @@
           <w:shd w:fill="d0e0e3" w:val="clear"/>
           <w:rtl w:val="0"/>
         </w:rPr>
-        <w:t xml:space="preserve"> </w:t>
+        <w:t xml:space="preserve"> idusarios</w:t>
+      </w:r>
+      <w:r>
+        <w:rPr>
+          <w:rFonts w:ascii="Times New Roman" w:cs="Times New Roman" w:eastAsia="Times New Roman" w:hAnsi="Times New Roman"/>
+          <w:sz w:val="24"/>
+          <w:szCs w:val="24"/>
+          <w:rtl w:val="0"/>
+        </w:rPr>
+        <w:t xml:space="preserve"> da tabela </w:t>
       </w:r>
       <w:r>
         <w:rPr>
@@ -7141,68 +8340,6 @@
           <w:shd w:fill="d0e0e3" w:val="clear"/>
           <w:rtl w:val="0"/>
         </w:rPr>
-        <w:t xml:space="preserve">enderecos</w:t>
-      </w:r>
-      <w:r>
-        <w:rPr>
-          <w:rFonts w:ascii="Times New Roman" w:cs="Times New Roman" w:eastAsia="Times New Roman" w:hAnsi="Times New Roman"/>
-          <w:b w:val="1"/>
-          <w:sz w:val="24"/>
-          <w:szCs w:val="24"/>
-          <w:shd w:fill="d0e0e3" w:val="clear"/>
-          <w:rtl w:val="0"/>
-        </w:rPr>
-        <w:t xml:space="preserve"> </w:t>
-      </w:r>
-      <w:r>
-        <w:rPr>
-          <w:rFonts w:ascii="Times New Roman" w:cs="Times New Roman" w:eastAsia="Times New Roman" w:hAnsi="Times New Roman"/>
-          <w:sz w:val="24"/>
-          <w:szCs w:val="24"/>
-          <w:rtl w:val="0"/>
-        </w:rPr>
-        <w:t xml:space="preserve">referencia a chave primária</w:t>
-      </w:r>
-      <w:r>
-        <w:rPr>
-          <w:rFonts w:ascii="Times New Roman" w:cs="Times New Roman" w:eastAsia="Times New Roman" w:hAnsi="Times New Roman"/>
-          <w:b w:val="1"/>
-          <w:sz w:val="24"/>
-          <w:szCs w:val="24"/>
-          <w:shd w:fill="d0e0e3" w:val="clear"/>
-          <w:rtl w:val="0"/>
-        </w:rPr>
-        <w:t xml:space="preserve"> </w:t>
-      </w:r>
-      <w:r>
-        <w:rPr>
-          <w:rFonts w:ascii="Times New Roman" w:cs="Times New Roman" w:eastAsia="Times New Roman" w:hAnsi="Times New Roman"/>
-          <w:b w:val="1"/>
-          <w:sz w:val="24"/>
-          <w:szCs w:val="24"/>
-          <w:shd w:fill="d0e0e3" w:val="clear"/>
-          <w:rtl w:val="0"/>
-        </w:rPr>
-        <w:t xml:space="preserve">idusarios</w:t>
-      </w:r>
-      <w:r>
-        <w:rPr>
-          <w:rFonts w:ascii="Times New Roman" w:cs="Times New Roman" w:eastAsia="Times New Roman" w:hAnsi="Times New Roman"/>
-          <w:sz w:val="24"/>
-          <w:szCs w:val="24"/>
-          <w:rtl w:val="0"/>
-        </w:rPr>
-        <w:t xml:space="preserve"> da tabela </w:t>
-      </w:r>
-      <w:r>
-        <w:rPr>
-          <w:rFonts w:ascii="Times New Roman" w:cs="Times New Roman" w:eastAsia="Times New Roman" w:hAnsi="Times New Roman"/>
-          <w:b w:val="1"/>
-          <w:sz w:val="24"/>
-          <w:szCs w:val="24"/>
-          <w:shd w:fill="d0e0e3" w:val="clear"/>
-          <w:rtl w:val="0"/>
-        </w:rPr>
         <w:t xml:space="preserve">usuarios</w:t>
       </w:r>
       <w:r>
@@ -7213,6 +8350,11 @@
           <w:rtl w:val="0"/>
         </w:rPr>
         <w:t xml:space="preserve">, implementando o relacionamento de um-para-muitos entre usuários e seus endereços.</w:t>
+      </w:r>
+      <w:r>
+        <w:rPr>
+          <w:rtl w:val="0"/>
+        </w:rPr>
       </w:r>
     </w:p>
     <w:p>
@@ -7233,7 +8375,7 @@
         <w:keepLines w:val="0"/>
         <w:numPr>
           <w:ilvl w:val="0"/>
-          <w:numId w:val="10"/>
+          <w:numId w:val="3"/>
         </w:numPr>
         <w:spacing w:after="240" w:before="240" w:lineRule="auto"/>
         <w:ind w:left="720" w:hanging="360"/>
@@ -7244,8 +8386,6 @@
           <w:szCs w:val="24"/>
         </w:rPr>
       </w:pPr>
-      <w:bookmarkStart w:colFirst="0" w:colLast="0" w:name="_55qabwbltc4z" w:id="13"/>
-      <w:bookmarkEnd w:id="13"/>
       <w:r>
         <w:rPr>
           <w:rFonts w:ascii="Times New Roman" w:cs="Times New Roman" w:eastAsia="Times New Roman" w:hAnsi="Times New Roman"/>
@@ -7264,7 +8404,16 @@
           <w:shd w:fill="d0e0e3" w:val="clear"/>
           <w:rtl w:val="0"/>
         </w:rPr>
-        <w:t xml:space="preserve"> </w:t>
+        <w:t xml:space="preserve"> usuarios_idusarios</w:t>
+      </w:r>
+      <w:r>
+        <w:rPr>
+          <w:rFonts w:ascii="Times New Roman" w:cs="Times New Roman" w:eastAsia="Times New Roman" w:hAnsi="Times New Roman"/>
+          <w:sz w:val="24"/>
+          <w:szCs w:val="24"/>
+          <w:rtl w:val="0"/>
+        </w:rPr>
+        <w:t xml:space="preserve"> na tabela</w:t>
       </w:r>
       <w:r>
         <w:rPr>
@@ -7275,16 +8424,16 @@
           <w:shd w:fill="d0e0e3" w:val="clear"/>
           <w:rtl w:val="0"/>
         </w:rPr>
-        <w:t xml:space="preserve">usuarios_idusarios</w:t>
-      </w:r>
-      <w:r>
-        <w:rPr>
-          <w:rFonts w:ascii="Times New Roman" w:cs="Times New Roman" w:eastAsia="Times New Roman" w:hAnsi="Times New Roman"/>
-          <w:sz w:val="24"/>
-          <w:szCs w:val="24"/>
-          <w:rtl w:val="0"/>
-        </w:rPr>
-        <w:t xml:space="preserve"> na tabela</w:t>
+        <w:t xml:space="preserve"> veiculos</w:t>
+      </w:r>
+      <w:r>
+        <w:rPr>
+          <w:rFonts w:ascii="Times New Roman" w:cs="Times New Roman" w:eastAsia="Times New Roman" w:hAnsi="Times New Roman"/>
+          <w:sz w:val="24"/>
+          <w:szCs w:val="24"/>
+          <w:rtl w:val="0"/>
+        </w:rPr>
+        <w:t xml:space="preserve"> referencia a chave primária</w:t>
       </w:r>
       <w:r>
         <w:rPr>
@@ -7295,7 +8444,16 @@
           <w:shd w:fill="d0e0e3" w:val="clear"/>
           <w:rtl w:val="0"/>
         </w:rPr>
-        <w:t xml:space="preserve"> </w:t>
+        <w:t xml:space="preserve"> idusarios</w:t>
+      </w:r>
+      <w:r>
+        <w:rPr>
+          <w:rFonts w:ascii="Times New Roman" w:cs="Times New Roman" w:eastAsia="Times New Roman" w:hAnsi="Times New Roman"/>
+          <w:sz w:val="24"/>
+          <w:szCs w:val="24"/>
+          <w:rtl w:val="0"/>
+        </w:rPr>
+        <w:t xml:space="preserve"> da tabela</w:t>
       </w:r>
       <w:r>
         <w:rPr>
@@ -7306,69 +8464,7 @@
           <w:shd w:fill="d0e0e3" w:val="clear"/>
           <w:rtl w:val="0"/>
         </w:rPr>
-        <w:t xml:space="preserve">veiculos</w:t>
-      </w:r>
-      <w:r>
-        <w:rPr>
-          <w:rFonts w:ascii="Times New Roman" w:cs="Times New Roman" w:eastAsia="Times New Roman" w:hAnsi="Times New Roman"/>
-          <w:sz w:val="24"/>
-          <w:szCs w:val="24"/>
-          <w:rtl w:val="0"/>
-        </w:rPr>
-        <w:t xml:space="preserve"> referencia a chave primária</w:t>
-      </w:r>
-      <w:r>
-        <w:rPr>
-          <w:rFonts w:ascii="Times New Roman" w:cs="Times New Roman" w:eastAsia="Times New Roman" w:hAnsi="Times New Roman"/>
-          <w:b w:val="1"/>
-          <w:sz w:val="24"/>
-          <w:szCs w:val="24"/>
-          <w:shd w:fill="d0e0e3" w:val="clear"/>
-          <w:rtl w:val="0"/>
-        </w:rPr>
-        <w:t xml:space="preserve"> </w:t>
-      </w:r>
-      <w:r>
-        <w:rPr>
-          <w:rFonts w:ascii="Times New Roman" w:cs="Times New Roman" w:eastAsia="Times New Roman" w:hAnsi="Times New Roman"/>
-          <w:b w:val="1"/>
-          <w:sz w:val="24"/>
-          <w:szCs w:val="24"/>
-          <w:shd w:fill="d0e0e3" w:val="clear"/>
-          <w:rtl w:val="0"/>
-        </w:rPr>
-        <w:t xml:space="preserve">idusarios</w:t>
-      </w:r>
-      <w:r>
-        <w:rPr>
-          <w:rFonts w:ascii="Times New Roman" w:cs="Times New Roman" w:eastAsia="Times New Roman" w:hAnsi="Times New Roman"/>
-          <w:sz w:val="24"/>
-          <w:szCs w:val="24"/>
-          <w:rtl w:val="0"/>
-        </w:rPr>
-        <w:t xml:space="preserve"> da tabela</w:t>
-      </w:r>
-      <w:r>
-        <w:rPr>
-          <w:rFonts w:ascii="Times New Roman" w:cs="Times New Roman" w:eastAsia="Times New Roman" w:hAnsi="Times New Roman"/>
-          <w:b w:val="1"/>
-          <w:sz w:val="24"/>
-          <w:szCs w:val="24"/>
-          <w:shd w:fill="d0e0e3" w:val="clear"/>
-          <w:rtl w:val="0"/>
-        </w:rPr>
-        <w:t xml:space="preserve"> </w:t>
-      </w:r>
-      <w:r>
-        <w:rPr>
-          <w:rFonts w:ascii="Times New Roman" w:cs="Times New Roman" w:eastAsia="Times New Roman" w:hAnsi="Times New Roman"/>
-          <w:b w:val="1"/>
-          <w:sz w:val="24"/>
-          <w:szCs w:val="24"/>
-          <w:shd w:fill="d0e0e3" w:val="clear"/>
-          <w:rtl w:val="0"/>
-        </w:rPr>
-        <w:t xml:space="preserve">usuarios</w:t>
+        <w:t xml:space="preserve"> usuarios</w:t>
       </w:r>
       <w:r>
         <w:rPr>
@@ -7378,6 +8474,11 @@
           <w:rtl w:val="0"/>
         </w:rPr>
         <w:t xml:space="preserve">, implementando o relacionamento de um-para-muitos entre usuários e seus veículos.</w:t>
+      </w:r>
+      <w:r>
+        <w:rPr>
+          <w:rtl w:val="0"/>
+        </w:rPr>
       </w:r>
     </w:p>
     <w:p>
@@ -7398,7 +8499,7 @@
         <w:keepLines w:val="0"/>
         <w:numPr>
           <w:ilvl w:val="0"/>
-          <w:numId w:val="10"/>
+          <w:numId w:val="3"/>
         </w:numPr>
         <w:spacing w:after="240" w:before="240" w:lineRule="auto"/>
         <w:ind w:left="720" w:hanging="360"/>
@@ -7409,8 +8510,6 @@
           <w:szCs w:val="24"/>
         </w:rPr>
       </w:pPr>
-      <w:bookmarkStart w:colFirst="0" w:colLast="0" w:name="_55qabwbltc4z" w:id="13"/>
-      <w:bookmarkEnd w:id="13"/>
       <w:r>
         <w:rPr>
           <w:rFonts w:ascii="Times New Roman" w:cs="Times New Roman" w:eastAsia="Times New Roman" w:hAnsi="Times New Roman"/>
@@ -7429,7 +8528,16 @@
           <w:shd w:fill="d0e0e3" w:val="clear"/>
           <w:rtl w:val="0"/>
         </w:rPr>
-        <w:t xml:space="preserve"> </w:t>
+        <w:t xml:space="preserve"> usuarios_idusarios</w:t>
+      </w:r>
+      <w:r>
+        <w:rPr>
+          <w:rFonts w:ascii="Times New Roman" w:cs="Times New Roman" w:eastAsia="Times New Roman" w:hAnsi="Times New Roman"/>
+          <w:sz w:val="24"/>
+          <w:szCs w:val="24"/>
+          <w:rtl w:val="0"/>
+        </w:rPr>
+        <w:t xml:space="preserve"> e </w:t>
       </w:r>
       <w:r>
         <w:rPr>
@@ -7440,7 +8548,67 @@
           <w:shd w:fill="d0e0e3" w:val="clear"/>
           <w:rtl w:val="0"/>
         </w:rPr>
-        <w:t xml:space="preserve">usuarios_idusarios</w:t>
+        <w:t xml:space="preserve">veiculos_idveiculos</w:t>
+      </w:r>
+      <w:r>
+        <w:rPr>
+          <w:rFonts w:ascii="Times New Roman" w:cs="Times New Roman" w:eastAsia="Times New Roman" w:hAnsi="Times New Roman"/>
+          <w:sz w:val="24"/>
+          <w:szCs w:val="24"/>
+          <w:rtl w:val="0"/>
+        </w:rPr>
+        <w:t xml:space="preserve"> na tabela </w:t>
+      </w:r>
+      <w:r>
+        <w:rPr>
+          <w:rFonts w:ascii="Times New Roman" w:cs="Times New Roman" w:eastAsia="Times New Roman" w:hAnsi="Times New Roman"/>
+          <w:b w:val="1"/>
+          <w:sz w:val="24"/>
+          <w:szCs w:val="24"/>
+          <w:shd w:fill="d0e0e3" w:val="clear"/>
+          <w:rtl w:val="0"/>
+        </w:rPr>
+        <w:t xml:space="preserve">agendamentos</w:t>
+      </w:r>
+      <w:r>
+        <w:rPr>
+          <w:rFonts w:ascii="Times New Roman" w:cs="Times New Roman" w:eastAsia="Times New Roman" w:hAnsi="Times New Roman"/>
+          <w:sz w:val="24"/>
+          <w:szCs w:val="24"/>
+          <w:rtl w:val="0"/>
+        </w:rPr>
+        <w:t xml:space="preserve"> referenciam, respectivamente, as chaves primárias</w:t>
+      </w:r>
+      <w:r>
+        <w:rPr>
+          <w:rFonts w:ascii="Times New Roman" w:cs="Times New Roman" w:eastAsia="Times New Roman" w:hAnsi="Times New Roman"/>
+          <w:b w:val="1"/>
+          <w:sz w:val="24"/>
+          <w:szCs w:val="24"/>
+          <w:shd w:fill="d0e0e3" w:val="clear"/>
+          <w:rtl w:val="0"/>
+        </w:rPr>
+        <w:t xml:space="preserve"> idusarios</w:t>
+      </w:r>
+      <w:r>
+        <w:rPr>
+          <w:rFonts w:ascii="Times New Roman" w:cs="Times New Roman" w:eastAsia="Times New Roman" w:hAnsi="Times New Roman"/>
+          <w:sz w:val="24"/>
+          <w:szCs w:val="24"/>
+          <w:rtl w:val="0"/>
+        </w:rPr>
+        <w:t xml:space="preserve"> da tabela </w:t>
+      </w:r>
+      <w:r>
+        <w:rPr>
+          <w:rFonts w:ascii="Times New Roman" w:cs="Times New Roman" w:eastAsia="Times New Roman" w:hAnsi="Times New Roman"/>
+          <w:b w:val="1"/>
+          <w:sz w:val="24"/>
+          <w:szCs w:val="24"/>
+          <w:shd w:fill="d0e0e3" w:val="clear"/>
+          <w:rtl w:val="0"/>
+        </w:rPr>
+        <w:t xml:space="preserve">usuarios</w:t>
       </w:r>
       <w:r>
         <w:rPr>
@@ -7460,16 +8628,16 @@
           <w:shd w:fill="d0e0e3" w:val="clear"/>
           <w:rtl w:val="0"/>
         </w:rPr>
-        <w:t xml:space="preserve">veiculos_idveiculos</w:t>
-      </w:r>
-      <w:r>
-        <w:rPr>
-          <w:rFonts w:ascii="Times New Roman" w:cs="Times New Roman" w:eastAsia="Times New Roman" w:hAnsi="Times New Roman"/>
-          <w:sz w:val="24"/>
-          <w:szCs w:val="24"/>
-          <w:rtl w:val="0"/>
-        </w:rPr>
-        <w:t xml:space="preserve"> na tabela </w:t>
+        <w:t xml:space="preserve">idveiculos</w:t>
+      </w:r>
+      <w:r>
+        <w:rPr>
+          <w:rFonts w:ascii="Times New Roman" w:cs="Times New Roman" w:eastAsia="Times New Roman" w:hAnsi="Times New Roman"/>
+          <w:sz w:val="24"/>
+          <w:szCs w:val="24"/>
+          <w:rtl w:val="0"/>
+        </w:rPr>
+        <w:t xml:space="preserve"> da tabela </w:t>
       </w:r>
       <w:r>
         <w:rPr>
@@ -7480,97 +8648,6 @@
           <w:shd w:fill="d0e0e3" w:val="clear"/>
           <w:rtl w:val="0"/>
         </w:rPr>
-        <w:t xml:space="preserve">agendamentos</w:t>
-      </w:r>
-      <w:r>
-        <w:rPr>
-          <w:rFonts w:ascii="Times New Roman" w:cs="Times New Roman" w:eastAsia="Times New Roman" w:hAnsi="Times New Roman"/>
-          <w:sz w:val="24"/>
-          <w:szCs w:val="24"/>
-          <w:rtl w:val="0"/>
-        </w:rPr>
-        <w:t xml:space="preserve"> referenciam, respectivamente, as chaves primárias</w:t>
-      </w:r>
-      <w:r>
-        <w:rPr>
-          <w:rFonts w:ascii="Times New Roman" w:cs="Times New Roman" w:eastAsia="Times New Roman" w:hAnsi="Times New Roman"/>
-          <w:b w:val="1"/>
-          <w:sz w:val="24"/>
-          <w:szCs w:val="24"/>
-          <w:shd w:fill="d0e0e3" w:val="clear"/>
-          <w:rtl w:val="0"/>
-        </w:rPr>
-        <w:t xml:space="preserve"> </w:t>
-      </w:r>
-      <w:r>
-        <w:rPr>
-          <w:rFonts w:ascii="Times New Roman" w:cs="Times New Roman" w:eastAsia="Times New Roman" w:hAnsi="Times New Roman"/>
-          <w:b w:val="1"/>
-          <w:sz w:val="24"/>
-          <w:szCs w:val="24"/>
-          <w:shd w:fill="d0e0e3" w:val="clear"/>
-          <w:rtl w:val="0"/>
-        </w:rPr>
-        <w:t xml:space="preserve">idusarios</w:t>
-      </w:r>
-      <w:r>
-        <w:rPr>
-          <w:rFonts w:ascii="Times New Roman" w:cs="Times New Roman" w:eastAsia="Times New Roman" w:hAnsi="Times New Roman"/>
-          <w:sz w:val="24"/>
-          <w:szCs w:val="24"/>
-          <w:rtl w:val="0"/>
-        </w:rPr>
-        <w:t xml:space="preserve"> da tabela </w:t>
-      </w:r>
-      <w:r>
-        <w:rPr>
-          <w:rFonts w:ascii="Times New Roman" w:cs="Times New Roman" w:eastAsia="Times New Roman" w:hAnsi="Times New Roman"/>
-          <w:b w:val="1"/>
-          <w:sz w:val="24"/>
-          <w:szCs w:val="24"/>
-          <w:shd w:fill="d0e0e3" w:val="clear"/>
-          <w:rtl w:val="0"/>
-        </w:rPr>
-        <w:t xml:space="preserve">usuarios</w:t>
-      </w:r>
-      <w:r>
-        <w:rPr>
-          <w:rFonts w:ascii="Times New Roman" w:cs="Times New Roman" w:eastAsia="Times New Roman" w:hAnsi="Times New Roman"/>
-          <w:sz w:val="24"/>
-          <w:szCs w:val="24"/>
-          <w:rtl w:val="0"/>
-        </w:rPr>
-        <w:t xml:space="preserve"> e </w:t>
-      </w:r>
-      <w:r>
-        <w:rPr>
-          <w:rFonts w:ascii="Times New Roman" w:cs="Times New Roman" w:eastAsia="Times New Roman" w:hAnsi="Times New Roman"/>
-          <w:b w:val="1"/>
-          <w:sz w:val="24"/>
-          <w:szCs w:val="24"/>
-          <w:shd w:fill="d0e0e3" w:val="clear"/>
-          <w:rtl w:val="0"/>
-        </w:rPr>
-        <w:t xml:space="preserve">idveiculos</w:t>
-      </w:r>
-      <w:r>
-        <w:rPr>
-          <w:rFonts w:ascii="Times New Roman" w:cs="Times New Roman" w:eastAsia="Times New Roman" w:hAnsi="Times New Roman"/>
-          <w:sz w:val="24"/>
-          <w:szCs w:val="24"/>
-          <w:rtl w:val="0"/>
-        </w:rPr>
-        <w:t xml:space="preserve"> da tabela </w:t>
-      </w:r>
-      <w:r>
-        <w:rPr>
-          <w:rFonts w:ascii="Times New Roman" w:cs="Times New Roman" w:eastAsia="Times New Roman" w:hAnsi="Times New Roman"/>
-          <w:b w:val="1"/>
-          <w:sz w:val="24"/>
-          <w:szCs w:val="24"/>
-          <w:shd w:fill="d0e0e3" w:val="clear"/>
-          <w:rtl w:val="0"/>
-        </w:rPr>
         <w:t xml:space="preserve">veiculos</w:t>
       </w:r>
       <w:r>
@@ -7581,6 +8658,11 @@
           <w:rtl w:val="0"/>
         </w:rPr>
         <w:t xml:space="preserve">, indicando qual usuário agendou um serviço para qual veículo (relacionamento muitos-para-muitos, resolvido pela tabela de agendamentos).</w:t>
+      </w:r>
+      <w:r>
+        <w:rPr>
+          <w:rtl w:val="0"/>
+        </w:rPr>
       </w:r>
     </w:p>
     <w:p>
@@ -7600,7 +8682,7 @@
         <w:keepLines w:val="0"/>
         <w:numPr>
           <w:ilvl w:val="0"/>
-          <w:numId w:val="10"/>
+          <w:numId w:val="3"/>
         </w:numPr>
         <w:spacing w:after="240" w:before="240" w:lineRule="auto"/>
         <w:ind w:left="720" w:hanging="360"/>
@@ -7611,8 +8693,6 @@
           <w:szCs w:val="24"/>
         </w:rPr>
       </w:pPr>
-      <w:bookmarkStart w:colFirst="0" w:colLast="0" w:name="_55qabwbltc4z" w:id="13"/>
-      <w:bookmarkEnd w:id="13"/>
       <w:r>
         <w:rPr>
           <w:rFonts w:ascii="Times New Roman" w:cs="Times New Roman" w:eastAsia="Times New Roman" w:hAnsi="Times New Roman"/>
@@ -7631,7 +8711,16 @@
           <w:shd w:fill="d0e0e3" w:val="clear"/>
           <w:rtl w:val="0"/>
         </w:rPr>
-        <w:t xml:space="preserve"> </w:t>
+        <w:t xml:space="preserve"> agendamentos_idagendamentos</w:t>
+      </w:r>
+      <w:r>
+        <w:rPr>
+          <w:rFonts w:ascii="Times New Roman" w:cs="Times New Roman" w:eastAsia="Times New Roman" w:hAnsi="Times New Roman"/>
+          <w:sz w:val="24"/>
+          <w:szCs w:val="24"/>
+          <w:rtl w:val="0"/>
+        </w:rPr>
+        <w:t xml:space="preserve"> na tabela </w:t>
       </w:r>
       <w:r>
         <w:rPr>
@@ -7642,16 +8731,16 @@
           <w:shd w:fill="d0e0e3" w:val="clear"/>
           <w:rtl w:val="0"/>
         </w:rPr>
-        <w:t xml:space="preserve">agendamentos_idagendamentos</w:t>
-      </w:r>
-      <w:r>
-        <w:rPr>
-          <w:rFonts w:ascii="Times New Roman" w:cs="Times New Roman" w:eastAsia="Times New Roman" w:hAnsi="Times New Roman"/>
-          <w:sz w:val="24"/>
-          <w:szCs w:val="24"/>
-          <w:rtl w:val="0"/>
-        </w:rPr>
-        <w:t xml:space="preserve"> na tabela </w:t>
+        <w:t xml:space="preserve">pagamentos </w:t>
+      </w:r>
+      <w:r>
+        <w:rPr>
+          <w:rFonts w:ascii="Times New Roman" w:cs="Times New Roman" w:eastAsia="Times New Roman" w:hAnsi="Times New Roman"/>
+          <w:sz w:val="24"/>
+          <w:szCs w:val="24"/>
+          <w:rtl w:val="0"/>
+        </w:rPr>
+        <w:t xml:space="preserve">referencia a chave primária </w:t>
       </w:r>
       <w:r>
         <w:rPr>
@@ -7662,7 +8751,16 @@
           <w:shd w:fill="d0e0e3" w:val="clear"/>
           <w:rtl w:val="0"/>
         </w:rPr>
-        <w:t xml:space="preserve">pagamentos</w:t>
+        <w:t xml:space="preserve">idagendamentos</w:t>
+      </w:r>
+      <w:r>
+        <w:rPr>
+          <w:rFonts w:ascii="Times New Roman" w:cs="Times New Roman" w:eastAsia="Times New Roman" w:hAnsi="Times New Roman"/>
+          <w:sz w:val="24"/>
+          <w:szCs w:val="24"/>
+          <w:rtl w:val="0"/>
+        </w:rPr>
+        <w:t xml:space="preserve"> da tabela </w:t>
       </w:r>
       <w:r>
         <w:rPr>
@@ -7673,46 +8771,6 @@
           <w:shd w:fill="d0e0e3" w:val="clear"/>
           <w:rtl w:val="0"/>
         </w:rPr>
-        <w:t xml:space="preserve"> </w:t>
-      </w:r>
-      <w:r>
-        <w:rPr>
-          <w:rFonts w:ascii="Times New Roman" w:cs="Times New Roman" w:eastAsia="Times New Roman" w:hAnsi="Times New Roman"/>
-          <w:sz w:val="24"/>
-          <w:szCs w:val="24"/>
-          <w:rtl w:val="0"/>
-        </w:rPr>
-        <w:t xml:space="preserve">referencia a chave primária </w:t>
-      </w:r>
-      <w:r>
-        <w:rPr>
-          <w:rFonts w:ascii="Times New Roman" w:cs="Times New Roman" w:eastAsia="Times New Roman" w:hAnsi="Times New Roman"/>
-          <w:b w:val="1"/>
-          <w:sz w:val="24"/>
-          <w:szCs w:val="24"/>
-          <w:shd w:fill="d0e0e3" w:val="clear"/>
-          <w:rtl w:val="0"/>
-        </w:rPr>
-        <w:t xml:space="preserve">idagendamentos</w:t>
-      </w:r>
-      <w:r>
-        <w:rPr>
-          <w:rFonts w:ascii="Times New Roman" w:cs="Times New Roman" w:eastAsia="Times New Roman" w:hAnsi="Times New Roman"/>
-          <w:sz w:val="24"/>
-          <w:szCs w:val="24"/>
-          <w:rtl w:val="0"/>
-        </w:rPr>
-        <w:t xml:space="preserve"> da tabela </w:t>
-      </w:r>
-      <w:r>
-        <w:rPr>
-          <w:rFonts w:ascii="Times New Roman" w:cs="Times New Roman" w:eastAsia="Times New Roman" w:hAnsi="Times New Roman"/>
-          <w:b w:val="1"/>
-          <w:sz w:val="24"/>
-          <w:szCs w:val="24"/>
-          <w:shd w:fill="d0e0e3" w:val="clear"/>
-          <w:rtl w:val="0"/>
-        </w:rPr>
         <w:t xml:space="preserve">agendamentos</w:t>
       </w:r>
       <w:r>
@@ -7723,6 +8781,11 @@
           <w:rtl w:val="0"/>
         </w:rPr>
         <w:t xml:space="preserve">, indicando a qual agendamento o pagamento está associado (relacionamento um-para-muitos entre agendamentos e pagamentos).</w:t>
+      </w:r>
+      <w:r>
+        <w:rPr>
+          <w:rtl w:val="0"/>
+        </w:rPr>
       </w:r>
     </w:p>
     <w:p>
@@ -7743,9 +8806,9 @@
         <w:keepLines w:val="0"/>
         <w:numPr>
           <w:ilvl w:val="0"/>
-          <w:numId w:val="10"/>
+          <w:numId w:val="3"/>
         </w:numPr>
-        <w:spacing w:after="0" w:afterAutospacing="0" w:before="240" w:lineRule="auto"/>
+        <w:spacing w:after="0" w:before="240" w:lineRule="auto"/>
         <w:ind w:left="720" w:hanging="360"/>
         <w:rPr>
           <w:rFonts w:ascii="Times New Roman" w:cs="Times New Roman" w:eastAsia="Times New Roman" w:hAnsi="Times New Roman"/>
@@ -7754,8 +8817,6 @@
           <w:szCs w:val="24"/>
         </w:rPr>
       </w:pPr>
-      <w:bookmarkStart w:colFirst="0" w:colLast="0" w:name="_55qabwbltc4z" w:id="13"/>
-      <w:bookmarkEnd w:id="13"/>
       <w:r>
         <w:rPr>
           <w:rFonts w:ascii="Times New Roman" w:cs="Times New Roman" w:eastAsia="Times New Roman" w:hAnsi="Times New Roman"/>
@@ -7774,7 +8835,16 @@
           <w:shd w:fill="d0e0e3" w:val="clear"/>
           <w:rtl w:val="0"/>
         </w:rPr>
-        <w:t xml:space="preserve"> </w:t>
+        <w:t xml:space="preserve"> agendamentos_idagendamentos</w:t>
+      </w:r>
+      <w:r>
+        <w:rPr>
+          <w:rFonts w:ascii="Times New Roman" w:cs="Times New Roman" w:eastAsia="Times New Roman" w:hAnsi="Times New Roman"/>
+          <w:sz w:val="24"/>
+          <w:szCs w:val="24"/>
+          <w:rtl w:val="0"/>
+        </w:rPr>
+        <w:t xml:space="preserve"> na tabela </w:t>
       </w:r>
       <w:r>
         <w:rPr>
@@ -7785,16 +8855,16 @@
           <w:shd w:fill="d0e0e3" w:val="clear"/>
           <w:rtl w:val="0"/>
         </w:rPr>
-        <w:t xml:space="preserve">agendamentos_idagendamentos</w:t>
-      </w:r>
-      <w:r>
-        <w:rPr>
-          <w:rFonts w:ascii="Times New Roman" w:cs="Times New Roman" w:eastAsia="Times New Roman" w:hAnsi="Times New Roman"/>
-          <w:sz w:val="24"/>
-          <w:szCs w:val="24"/>
-          <w:rtl w:val="0"/>
-        </w:rPr>
-        <w:t xml:space="preserve"> na tabela </w:t>
+        <w:t xml:space="preserve">status_ag</w:t>
+      </w:r>
+      <w:r>
+        <w:rPr>
+          <w:rFonts w:ascii="Times New Roman" w:cs="Times New Roman" w:eastAsia="Times New Roman" w:hAnsi="Times New Roman"/>
+          <w:sz w:val="24"/>
+          <w:szCs w:val="24"/>
+          <w:rtl w:val="0"/>
+        </w:rPr>
+        <w:t xml:space="preserve"> referencia a chave primária </w:t>
       </w:r>
       <w:r>
         <w:rPr>
@@ -7805,16 +8875,16 @@
           <w:shd w:fill="d0e0e3" w:val="clear"/>
           <w:rtl w:val="0"/>
         </w:rPr>
-        <w:t xml:space="preserve">status_ag</w:t>
-      </w:r>
-      <w:r>
-        <w:rPr>
-          <w:rFonts w:ascii="Times New Roman" w:cs="Times New Roman" w:eastAsia="Times New Roman" w:hAnsi="Times New Roman"/>
-          <w:sz w:val="24"/>
-          <w:szCs w:val="24"/>
-          <w:rtl w:val="0"/>
-        </w:rPr>
-        <w:t xml:space="preserve"> referencia a chave primária </w:t>
+        <w:t xml:space="preserve">idagendamentos</w:t>
+      </w:r>
+      <w:r>
+        <w:rPr>
+          <w:rFonts w:ascii="Times New Roman" w:cs="Times New Roman" w:eastAsia="Times New Roman" w:hAnsi="Times New Roman"/>
+          <w:sz w:val="24"/>
+          <w:szCs w:val="24"/>
+          <w:rtl w:val="0"/>
+        </w:rPr>
+        <w:t xml:space="preserve"> da tabela</w:t>
       </w:r>
       <w:r>
         <w:rPr>
@@ -7825,38 +8895,7 @@
           <w:shd w:fill="d0e0e3" w:val="clear"/>
           <w:rtl w:val="0"/>
         </w:rPr>
-        <w:t xml:space="preserve">idagendamentos</w:t>
-      </w:r>
-      <w:r>
-        <w:rPr>
-          <w:rFonts w:ascii="Times New Roman" w:cs="Times New Roman" w:eastAsia="Times New Roman" w:hAnsi="Times New Roman"/>
-          <w:sz w:val="24"/>
-          <w:szCs w:val="24"/>
-          <w:rtl w:val="0"/>
-        </w:rPr>
-        <w:t xml:space="preserve"> da tabela</w:t>
-      </w:r>
-      <w:r>
-        <w:rPr>
-          <w:rFonts w:ascii="Times New Roman" w:cs="Times New Roman" w:eastAsia="Times New Roman" w:hAnsi="Times New Roman"/>
-          <w:b w:val="1"/>
-          <w:sz w:val="24"/>
-          <w:szCs w:val="24"/>
-          <w:shd w:fill="d0e0e3" w:val="clear"/>
-          <w:rtl w:val="0"/>
-        </w:rPr>
-        <w:t xml:space="preserve"> </w:t>
-      </w:r>
-      <w:r>
-        <w:rPr>
-          <w:rFonts w:ascii="Times New Roman" w:cs="Times New Roman" w:eastAsia="Times New Roman" w:hAnsi="Times New Roman"/>
-          <w:b w:val="1"/>
-          <w:sz w:val="24"/>
-          <w:szCs w:val="24"/>
-          <w:shd w:fill="d0e0e3" w:val="clear"/>
-          <w:rtl w:val="0"/>
-        </w:rPr>
-        <w:t xml:space="preserve">agendamentos</w:t>
+        <w:t xml:space="preserve"> agendamentos</w:t>
       </w:r>
       <w:r>
         <w:rPr>
@@ -7866,6 +8905,11 @@
           <w:rtl w:val="0"/>
         </w:rPr>
         <w:t xml:space="preserve">, indicando o status de qual agendamento (relacionamento um-para-um entre agendamentos e status do agendamento).</w:t>
+      </w:r>
+      <w:r>
+        <w:rPr>
+          <w:rtl w:val="0"/>
+        </w:rPr>
       </w:r>
     </w:p>
     <w:p>
@@ -7875,9 +8919,9 @@
         <w:keepLines w:val="0"/>
         <w:numPr>
           <w:ilvl w:val="0"/>
-          <w:numId w:val="10"/>
+          <w:numId w:val="3"/>
         </w:numPr>
-        <w:spacing w:after="240" w:before="0" w:beforeAutospacing="0" w:lineRule="auto"/>
+        <w:spacing w:after="240" w:before="0" w:lineRule="auto"/>
         <w:ind w:left="720" w:hanging="360"/>
         <w:rPr>
           <w:rFonts w:ascii="Times New Roman" w:cs="Times New Roman" w:eastAsia="Times New Roman" w:hAnsi="Times New Roman"/>
@@ -7886,8 +8930,6 @@
           <w:szCs w:val="24"/>
         </w:rPr>
       </w:pPr>
-      <w:bookmarkStart w:colFirst="0" w:colLast="0" w:name="_55qabwbltc4z" w:id="13"/>
-      <w:bookmarkEnd w:id="13"/>
       <w:r>
         <w:rPr>
           <w:rFonts w:ascii="Times New Roman" w:cs="Times New Roman" w:eastAsia="Times New Roman" w:hAnsi="Times New Roman"/>
@@ -7976,6 +9018,11 @@
           <w:rtl w:val="0"/>
         </w:rPr>
         <w:t xml:space="preserve">, implementando o relacionamento de um-para-muitos entre usuários e seus endereços.</w:t>
+      </w:r>
+      <w:r>
+        <w:rPr>
+          <w:rtl w:val="0"/>
+        </w:rPr>
       </w:r>
     </w:p>
     <w:p>
@@ -7996,7 +9043,7 @@
         <w:keepLines w:val="0"/>
         <w:numPr>
           <w:ilvl w:val="0"/>
-          <w:numId w:val="10"/>
+          <w:numId w:val="3"/>
         </w:numPr>
         <w:spacing w:after="240" w:before="240" w:lineRule="auto"/>
         <w:ind w:left="720" w:hanging="360"/>
@@ -8007,8 +9054,6 @@
           <w:szCs w:val="24"/>
         </w:rPr>
       </w:pPr>
-      <w:bookmarkStart w:colFirst="0" w:colLast="0" w:name="_55qabwbltc4z" w:id="13"/>
-      <w:bookmarkEnd w:id="13"/>
       <w:r>
         <w:rPr>
           <w:rFonts w:ascii="Times New Roman" w:cs="Times New Roman" w:eastAsia="Times New Roman" w:hAnsi="Times New Roman"/>
@@ -8097,6 +9142,11 @@
           <w:rtl w:val="0"/>
         </w:rPr>
         <w:t xml:space="preserve">, implementando o relacionamento de um-para-muitos entre usuários e seus veículos.</w:t>
+      </w:r>
+      <w:r>
+        <w:rPr>
+          <w:rtl w:val="0"/>
+        </w:rPr>
       </w:r>
     </w:p>
     <w:p>
@@ -8117,7 +9167,7 @@
         <w:keepLines w:val="0"/>
         <w:numPr>
           <w:ilvl w:val="0"/>
-          <w:numId w:val="10"/>
+          <w:numId w:val="3"/>
         </w:numPr>
         <w:spacing w:after="240" w:before="240" w:lineRule="auto"/>
         <w:ind w:left="720" w:hanging="360"/>
@@ -8128,8 +9178,6 @@
           <w:szCs w:val="24"/>
         </w:rPr>
       </w:pPr>
-      <w:bookmarkStart w:colFirst="0" w:colLast="0" w:name="_55qabwbltc4z" w:id="13"/>
-      <w:bookmarkEnd w:id="13"/>
       <w:r>
         <w:rPr>
           <w:rFonts w:ascii="Times New Roman" w:cs="Times New Roman" w:eastAsia="Times New Roman" w:hAnsi="Times New Roman"/>
@@ -8278,6 +9326,11 @@
           <w:rtl w:val="0"/>
         </w:rPr>
         <w:t xml:space="preserve">, indicando qual usuário agendou um serviço para qual veículo (relacionamento muitos-para-muitos, resolvido pela tabela de agendamentos).</w:t>
+      </w:r>
+      <w:r>
+        <w:rPr>
+          <w:rtl w:val="0"/>
+        </w:rPr>
       </w:r>
     </w:p>
     <w:p>
@@ -8297,7 +9350,7 @@
         <w:keepLines w:val="0"/>
         <w:numPr>
           <w:ilvl w:val="0"/>
-          <w:numId w:val="10"/>
+          <w:numId w:val="3"/>
         </w:numPr>
         <w:spacing w:after="240" w:before="240" w:lineRule="auto"/>
         <w:ind w:left="720" w:hanging="360"/>
@@ -8308,8 +9361,8 @@
           <w:szCs w:val="24"/>
         </w:rPr>
       </w:pPr>
-      <w:bookmarkStart w:colFirst="0" w:colLast="0" w:name="_t6cjqnmuxevc" w:id="14"/>
-      <w:bookmarkEnd w:id="14"/>
+      <w:bookmarkStart w:colFirst="0" w:colLast="0" w:name="_vyzg4dhpk3xd" w:id="17"/>
+      <w:bookmarkEnd w:id="17"/>
       <w:r>
         <w:rPr>
           <w:rFonts w:ascii="Times New Roman" w:cs="Times New Roman" w:eastAsia="Times New Roman" w:hAnsi="Times New Roman"/>
@@ -8398,6 +9451,11 @@
           <w:rtl w:val="0"/>
         </w:rPr>
         <w:t xml:space="preserve">, indicando a qual agendamento o pagamento está associado (relacionamento um-para-muitos entre agendamentos e pagamentos).</w:t>
+      </w:r>
+      <w:r>
+        <w:rPr>
+          <w:rtl w:val="0"/>
+        </w:rPr>
       </w:r>
     </w:p>
     <w:p>
@@ -8418,7 +9476,7 @@
         <w:keepLines w:val="0"/>
         <w:numPr>
           <w:ilvl w:val="0"/>
-          <w:numId w:val="10"/>
+          <w:numId w:val="3"/>
         </w:numPr>
         <w:spacing w:after="240" w:before="240" w:lineRule="auto"/>
         <w:ind w:left="720" w:hanging="360"/>
@@ -8429,8 +9487,8 @@
           <w:szCs w:val="24"/>
         </w:rPr>
       </w:pPr>
-      <w:bookmarkStart w:colFirst="0" w:colLast="0" w:name="_4zlsibzux4n" w:id="15"/>
-      <w:bookmarkEnd w:id="15"/>
+      <w:bookmarkStart w:colFirst="0" w:colLast="0" w:name="_1c6y3brgbnec" w:id="18"/>
+      <w:bookmarkEnd w:id="18"/>
       <w:r>
         <w:rPr>
           <w:rFonts w:ascii="Times New Roman" w:cs="Times New Roman" w:eastAsia="Times New Roman" w:hAnsi="Times New Roman"/>
@@ -8539,8 +9597,8 @@
           <w:szCs w:val="24"/>
         </w:rPr>
       </w:pPr>
-      <w:bookmarkStart w:colFirst="0" w:colLast="0" w:name="_dzed6yeqrai3" w:id="16"/>
-      <w:bookmarkEnd w:id="16"/>
+      <w:bookmarkStart w:colFirst="0" w:colLast="0" w:name="_5mrbl0b5i2mm" w:id="19"/>
+      <w:bookmarkEnd w:id="19"/>
       <w:r>
         <w:rPr>
           <w:rFonts w:ascii="Times New Roman" w:cs="Times New Roman" w:eastAsia="Times New Roman" w:hAnsi="Times New Roman"/>
@@ -8638,8 +9696,8 @@
           <w:szCs w:val="24"/>
         </w:rPr>
       </w:pPr>
-      <w:bookmarkStart w:colFirst="0" w:colLast="0" w:name="_qc5aifif7lll" w:id="17"/>
-      <w:bookmarkEnd w:id="17"/>
+      <w:bookmarkStart w:colFirst="0" w:colLast="0" w:name="_n083xhs4x1ac" w:id="20"/>
+      <w:bookmarkEnd w:id="20"/>
       <w:r>
         <w:rPr>
           <w:rFonts w:ascii="Times New Roman" w:cs="Times New Roman" w:eastAsia="Times New Roman" w:hAnsi="Times New Roman"/>
@@ -8715,8 +9773,8 @@
           <w:szCs w:val="26"/>
         </w:rPr>
       </w:pPr>
-      <w:bookmarkStart w:colFirst="0" w:colLast="0" w:name="_lrc7fkvgu62t" w:id="18"/>
-      <w:bookmarkEnd w:id="18"/>
+      <w:bookmarkStart w:colFirst="0" w:colLast="0" w:name="_t2kvn7xz2122" w:id="21"/>
+      <w:bookmarkEnd w:id="21"/>
       <w:r>
         <w:rPr>
           <w:rFonts w:ascii="Times New Roman" w:cs="Times New Roman" w:eastAsia="Times New Roman" w:hAnsi="Times New Roman"/>
@@ -8764,8 +9822,8 @@
           <w:szCs w:val="26"/>
         </w:rPr>
       </w:pPr>
-      <w:bookmarkStart w:colFirst="0" w:colLast="0" w:name="_sekemrmqr6fl" w:id="19"/>
-      <w:bookmarkEnd w:id="19"/>
+      <w:bookmarkStart w:colFirst="0" w:colLast="0" w:name="_29fm8t37s7id" w:id="22"/>
+      <w:bookmarkEnd w:id="22"/>
       <w:r>
         <w:rPr>
           <w:rFonts w:ascii="Times New Roman" w:cs="Times New Roman" w:eastAsia="Times New Roman" w:hAnsi="Times New Roman"/>
@@ -8802,9 +9860,9 @@
       <w:pPr>
         <w:numPr>
           <w:ilvl w:val="0"/>
-          <w:numId w:val="3"/>
+          <w:numId w:val="6"/>
         </w:numPr>
-        <w:spacing w:after="0" w:afterAutospacing="0" w:before="240" w:lineRule="auto"/>
+        <w:spacing w:after="0" w:before="240" w:lineRule="auto"/>
         <w:ind w:left="720" w:hanging="360"/>
         <w:rPr>
           <w:rFonts w:ascii="Times New Roman" w:cs="Times New Roman" w:eastAsia="Times New Roman" w:hAnsi="Times New Roman"/>
@@ -8836,9 +9894,9 @@
       <w:pPr>
         <w:numPr>
           <w:ilvl w:val="0"/>
-          <w:numId w:val="3"/>
+          <w:numId w:val="6"/>
         </w:numPr>
-        <w:spacing w:after="0" w:afterAutospacing="0" w:before="0" w:beforeAutospacing="0" w:lineRule="auto"/>
+        <w:spacing w:after="0" w:before="0" w:lineRule="auto"/>
         <w:ind w:left="720" w:hanging="360"/>
         <w:rPr>
           <w:rFonts w:ascii="Times New Roman" w:cs="Times New Roman" w:eastAsia="Times New Roman" w:hAnsi="Times New Roman"/>
@@ -8870,9 +9928,9 @@
       <w:pPr>
         <w:numPr>
           <w:ilvl w:val="0"/>
-          <w:numId w:val="3"/>
+          <w:numId w:val="6"/>
         </w:numPr>
-        <w:spacing w:after="0" w:afterAutospacing="0" w:before="0" w:beforeAutospacing="0" w:lineRule="auto"/>
+        <w:spacing w:after="0" w:before="0" w:lineRule="auto"/>
         <w:ind w:left="720" w:hanging="360"/>
         <w:rPr>
           <w:rFonts w:ascii="Times New Roman" w:cs="Times New Roman" w:eastAsia="Times New Roman" w:hAnsi="Times New Roman"/>
@@ -8904,9 +9962,9 @@
       <w:pPr>
         <w:numPr>
           <w:ilvl w:val="0"/>
-          <w:numId w:val="3"/>
+          <w:numId w:val="6"/>
         </w:numPr>
-        <w:spacing w:after="0" w:afterAutospacing="0" w:before="0" w:beforeAutospacing="0" w:lineRule="auto"/>
+        <w:spacing w:after="0" w:before="0" w:lineRule="auto"/>
         <w:ind w:left="720" w:hanging="360"/>
         <w:rPr>
           <w:rFonts w:ascii="Times New Roman" w:cs="Times New Roman" w:eastAsia="Times New Roman" w:hAnsi="Times New Roman"/>
@@ -8938,9 +9996,9 @@
       <w:pPr>
         <w:numPr>
           <w:ilvl w:val="0"/>
-          <w:numId w:val="3"/>
+          <w:numId w:val="6"/>
         </w:numPr>
-        <w:spacing w:after="240" w:before="0" w:beforeAutospacing="0" w:lineRule="auto"/>
+        <w:spacing w:after="240" w:before="0" w:lineRule="auto"/>
         <w:ind w:left="720" w:hanging="360"/>
         <w:rPr>
           <w:rFonts w:ascii="Times New Roman" w:cs="Times New Roman" w:eastAsia="Times New Roman" w:hAnsi="Times New Roman"/>
@@ -9041,8 +10099,8 @@
           <w:szCs w:val="24"/>
         </w:rPr>
       </w:pPr>
-      <w:bookmarkStart w:colFirst="0" w:colLast="0" w:name="_ar9d552lfkrl" w:id="20"/>
-      <w:bookmarkEnd w:id="20"/>
+      <w:bookmarkStart w:colFirst="0" w:colLast="0" w:name="_lubfd6qa8bkg" w:id="23"/>
+      <w:bookmarkEnd w:id="23"/>
       <w:r>
         <w:rPr>
           <w:rFonts w:ascii="Times New Roman" w:cs="Times New Roman" w:eastAsia="Times New Roman" w:hAnsi="Times New Roman"/>
@@ -9129,8 +10187,6 @@
         <w:ind w:left="720" w:firstLine="0"/>
         <w:rPr/>
       </w:pPr>
-      <w:bookmarkStart w:colFirst="0" w:colLast="0" w:name="_ar9d552lfkrl" w:id="20"/>
-      <w:bookmarkEnd w:id="20"/>
       <w:r>
         <w:rPr>
           <w:rFonts w:ascii="Times New Roman" w:cs="Times New Roman" w:eastAsia="Times New Roman" w:hAnsi="Times New Roman"/>
@@ -9168,8 +10224,6 @@
         <w:ind w:left="720" w:firstLine="0"/>
         <w:rPr/>
       </w:pPr>
-      <w:bookmarkStart w:colFirst="0" w:colLast="0" w:name="_ar9d552lfkrl" w:id="20"/>
-      <w:bookmarkEnd w:id="20"/>
       <w:r>
         <w:rPr>
           <w:rFonts w:ascii="Times New Roman" w:cs="Times New Roman" w:eastAsia="Times New Roman" w:hAnsi="Times New Roman"/>
@@ -9670,8 +10724,6 @@
           <w:szCs w:val="24"/>
         </w:rPr>
       </w:pPr>
-      <w:bookmarkStart w:colFirst="0" w:colLast="0" w:name="_ar9d552lfkrl" w:id="20"/>
-      <w:bookmarkEnd w:id="20"/>
       <w:r>
         <w:rPr>
           <w:rFonts w:ascii="Times New Roman" w:cs="Times New Roman" w:eastAsia="Times New Roman" w:hAnsi="Times New Roman"/>
@@ -9699,8 +10751,6 @@
           <w:szCs w:val="24"/>
         </w:rPr>
       </w:pPr>
-      <w:bookmarkStart w:colFirst="0" w:colLast="0" w:name="_ar9d552lfkrl" w:id="20"/>
-      <w:bookmarkEnd w:id="20"/>
       <w:r>
         <w:rPr>
           <w:rFonts w:ascii="Times New Roman" w:cs="Times New Roman" w:eastAsia="Times New Roman" w:hAnsi="Times New Roman"/>
@@ -9736,8 +10786,8 @@
           <w:szCs w:val="24"/>
         </w:rPr>
       </w:pPr>
-      <w:bookmarkStart w:colFirst="0" w:colLast="0" w:name="_b6mtpi7tzd8r" w:id="21"/>
-      <w:bookmarkEnd w:id="21"/>
+      <w:bookmarkStart w:colFirst="0" w:colLast="0" w:name="_c5by54e57ss5" w:id="24"/>
+      <w:bookmarkEnd w:id="24"/>
       <w:r>
         <w:rPr>
           <w:rFonts w:ascii="Times New Roman" w:cs="Times New Roman" w:eastAsia="Times New Roman" w:hAnsi="Times New Roman"/>
@@ -9785,8 +10835,8 @@
           <w:szCs w:val="24"/>
         </w:rPr>
       </w:pPr>
-      <w:bookmarkStart w:colFirst="0" w:colLast="0" w:name="_m39lqw3xoby0" w:id="22"/>
-      <w:bookmarkEnd w:id="22"/>
+      <w:bookmarkStart w:colFirst="0" w:colLast="0" w:name="_idn8ti7ga9bh" w:id="25"/>
+      <w:bookmarkEnd w:id="25"/>
       <w:r>
         <w:rPr>
           <w:rFonts w:ascii="Times New Roman" w:cs="Times New Roman" w:eastAsia="Times New Roman" w:hAnsi="Times New Roman"/>
@@ -9808,8 +10858,8 @@
         <w:ind w:firstLine="720"/>
         <w:rPr/>
       </w:pPr>
-      <w:bookmarkStart w:colFirst="0" w:colLast="0" w:name="_wgisrb7v59o" w:id="23"/>
-      <w:bookmarkEnd w:id="23"/>
+      <w:bookmarkStart w:colFirst="0" w:colLast="0" w:name="_d4embj40ozo6" w:id="26"/>
+      <w:bookmarkEnd w:id="26"/>
       <w:r>
         <w:rPr>
           <w:rFonts w:ascii="Times New Roman" w:cs="Times New Roman" w:eastAsia="Times New Roman" w:hAnsi="Times New Roman"/>
@@ -9839,8 +10889,8 @@
           <w:highlight w:val="white"/>
         </w:rPr>
       </w:pPr>
-      <w:bookmarkStart w:colFirst="0" w:colLast="0" w:name="_b3z5lfz3gp44" w:id="24"/>
-      <w:bookmarkEnd w:id="24"/>
+      <w:bookmarkStart w:colFirst="0" w:colLast="0" w:name="_5d95ohmo18zj" w:id="27"/>
+      <w:bookmarkEnd w:id="27"/>
       <w:r>
         <w:rPr>
           <w:rFonts w:ascii="Times New Roman" w:cs="Times New Roman" w:eastAsia="Times New Roman" w:hAnsi="Times New Roman"/>
@@ -9902,8 +10952,8 @@
           <w:highlight w:val="white"/>
         </w:rPr>
       </w:pPr>
-      <w:bookmarkStart w:colFirst="0" w:colLast="0" w:name="_qvm6fqlf2qew" w:id="25"/>
-      <w:bookmarkEnd w:id="25"/>
+      <w:bookmarkStart w:colFirst="0" w:colLast="0" w:name="_p7jhtlw5dbdb" w:id="28"/>
+      <w:bookmarkEnd w:id="28"/>
       <w:r>
         <w:rPr>
           <w:rFonts w:ascii="Times New Roman" w:cs="Times New Roman" w:eastAsia="Times New Roman" w:hAnsi="Times New Roman"/>
@@ -9949,27 +10999,7 @@
           <w:highlight w:val="white"/>
           <w:rtl w:val="0"/>
         </w:rPr>
-        <w:t xml:space="preserve">, e será dividido em pastas, uma para </w:t>
-      </w:r>
-      <w:r>
-        <w:rPr>
-          <w:rFonts w:ascii="Times New Roman" w:cs="Times New Roman" w:eastAsia="Times New Roman" w:hAnsi="Times New Roman"/>
-          <w:sz w:val="24"/>
-          <w:szCs w:val="24"/>
-          <w:highlight w:val="white"/>
-          <w:rtl w:val="0"/>
-        </w:rPr>
-        <w:t xml:space="preserve">documentaç</w:t>
-      </w:r>
-      <w:r>
-        <w:rPr>
-          <w:rFonts w:ascii="Times New Roman" w:cs="Times New Roman" w:eastAsia="Times New Roman" w:hAnsi="Times New Roman"/>
-          <w:sz w:val="24"/>
-          <w:szCs w:val="24"/>
-          <w:highlight w:val="white"/>
-          <w:rtl w:val="0"/>
-        </w:rPr>
-        <w:t xml:space="preserve">ão e outra para o software, após concluído a primeira versão terá um commit com o nome da versão concluída.</w:t>
+        <w:t xml:space="preserve">, e será dividido em pastas, uma para documentação e outra para o software, após concluído a primeira versão terá um commit com o nome da versão concluída.</w:t>
       </w:r>
     </w:p>
     <w:p>
@@ -10020,27 +11050,7 @@
           <w:highlight w:val="white"/>
           <w:rtl w:val="0"/>
         </w:rPr>
-        <w:t xml:space="preserve">A hospedagem do código fonte do software da API, será </w:t>
-      </w:r>
-      <w:r>
-        <w:rPr>
-          <w:rFonts w:ascii="Times New Roman" w:cs="Times New Roman" w:eastAsia="Times New Roman" w:hAnsi="Times New Roman"/>
-          <w:sz w:val="24"/>
-          <w:szCs w:val="24"/>
-          <w:highlight w:val="white"/>
-          <w:rtl w:val="0"/>
-        </w:rPr>
-        <w:t xml:space="preserve">feito</w:t>
-      </w:r>
-      <w:r>
-        <w:rPr>
-          <w:rFonts w:ascii="Times New Roman" w:cs="Times New Roman" w:eastAsia="Times New Roman" w:hAnsi="Times New Roman"/>
-          <w:sz w:val="24"/>
-          <w:szCs w:val="24"/>
-          <w:highlight w:val="white"/>
-          <w:rtl w:val="0"/>
-        </w:rPr>
-        <w:t xml:space="preserve"> nos servidores da.</w:t>
+        <w:t xml:space="preserve">A hospedagem do código fonte do software da API, será feito nos servidores da.</w:t>
       </w:r>
       <w:r>
         <w:rPr>
@@ -10245,19 +11255,7 @@
           <w:highlight w:val="white"/>
           <w:rtl w:val="0"/>
         </w:rPr>
-        <w:t xml:space="preserve">            5</w:t>
-      </w:r>
-      <w:r>
-        <w:rPr>
-          <w:rFonts w:ascii="Times New Roman" w:cs="Times New Roman" w:eastAsia="Times New Roman" w:hAnsi="Times New Roman"/>
-          <w:b w:val="1"/>
-          <w:i w:val="1"/>
-          <w:sz w:val="24"/>
-          <w:szCs w:val="24"/>
-          <w:highlight w:val="white"/>
-          <w:rtl w:val="0"/>
-        </w:rPr>
-        <w:t xml:space="preserve">.2 Resultado dos testes (Apresentação de resultados)</w:t>
+        <w:t xml:space="preserve">            5.2 Resultado dos testes (Apresentação de resultados)</w:t>
       </w:r>
     </w:p>
     <w:p>
@@ -10346,8 +11344,8 @@
           <w:highlight w:val="white"/>
         </w:rPr>
       </w:pPr>
-      <w:bookmarkStart w:colFirst="0" w:colLast="0" w:name="_o27m7rapyvx3" w:id="26"/>
-      <w:bookmarkEnd w:id="26"/>
+      <w:bookmarkStart w:colFirst="0" w:colLast="0" w:name="_emplp1uc8yu7" w:id="29"/>
+      <w:bookmarkEnd w:id="29"/>
       <w:r>
         <w:rPr>
           <w:rFonts w:ascii="Times New Roman" w:cs="Times New Roman" w:eastAsia="Times New Roman" w:hAnsi="Times New Roman"/>
@@ -10411,18 +11409,7 @@
           <w:highlight w:val="white"/>
           <w:rtl w:val="0"/>
         </w:rPr>
-        <w:t xml:space="preserve">7</w:t>
-      </w:r>
-      <w:r>
-        <w:rPr>
-          <w:rFonts w:ascii="Times New Roman" w:cs="Times New Roman" w:eastAsia="Times New Roman" w:hAnsi="Times New Roman"/>
-          <w:b w:val="1"/>
-          <w:sz w:val="24"/>
-          <w:szCs w:val="24"/>
-          <w:highlight w:val="white"/>
-          <w:rtl w:val="0"/>
-        </w:rPr>
-        <w:t xml:space="preserve">. PLANO DE EVOLUÇÃO</w:t>
+        <w:t xml:space="preserve">7. PLANO DE EVOLUÇÃO</w:t>
       </w:r>
       <w:r>
         <w:rPr>
@@ -10457,7 +11444,7 @@
       <w:pPr>
         <w:numPr>
           <w:ilvl w:val="0"/>
-          <w:numId w:val="4"/>
+          <w:numId w:val="7"/>
         </w:numPr>
         <w:spacing w:line="360" w:lineRule="auto"/>
         <w:ind w:left="720" w:hanging="360"/>
@@ -11281,9 +12268,9 @@
   <w:abstractNum w:abstractNumId="6">
     <w:lvl w:ilvl="0">
       <w:start w:val="1"/>
-      <w:numFmt w:val="decimal"/>
-      <w:lvlText w:val="%1."/>
-      <w:lvlJc w:val="right"/>
+      <w:numFmt w:val="bullet"/>
+      <w:lvlText w:val="●"/>
+      <w:lvlJc w:val="left"/>
       <w:pPr>
         <w:ind w:left="720" w:hanging="360"/>
       </w:pPr>
@@ -11293,9 +12280,9 @@
     </w:lvl>
     <w:lvl w:ilvl="1">
       <w:start w:val="1"/>
-      <w:numFmt w:val="decimal"/>
-      <w:lvlText w:val="%1.%2."/>
-      <w:lvlJc w:val="right"/>
+      <w:numFmt w:val="bullet"/>
+      <w:lvlText w:val="○"/>
+      <w:lvlJc w:val="left"/>
       <w:pPr>
         <w:ind w:left="1440" w:hanging="360"/>
       </w:pPr>
@@ -11305,9 +12292,9 @@
     </w:lvl>
     <w:lvl w:ilvl="2">
       <w:start w:val="1"/>
-      <w:numFmt w:val="decimal"/>
-      <w:lvlText w:val="%1.%2.%3."/>
-      <w:lvlJc w:val="right"/>
+      <w:numFmt w:val="bullet"/>
+      <w:lvlText w:val="■"/>
+      <w:lvlJc w:val="left"/>
       <w:pPr>
         <w:ind w:left="2160" w:hanging="360"/>
       </w:pPr>
@@ -11317,9 +12304,9 @@
     </w:lvl>
     <w:lvl w:ilvl="3">
       <w:start w:val="1"/>
-      <w:numFmt w:val="decimal"/>
-      <w:lvlText w:val="%1.%2.%3.%4."/>
-      <w:lvlJc w:val="right"/>
+      <w:numFmt w:val="bullet"/>
+      <w:lvlText w:val="●"/>
+      <w:lvlJc w:val="left"/>
       <w:pPr>
         <w:ind w:left="2880" w:hanging="360"/>
       </w:pPr>
@@ -11329,9 +12316,9 @@
     </w:lvl>
     <w:lvl w:ilvl="4">
       <w:start w:val="1"/>
-      <w:numFmt w:val="decimal"/>
-      <w:lvlText w:val="%1.%2.%3.%4.%5."/>
-      <w:lvlJc w:val="right"/>
+      <w:numFmt w:val="bullet"/>
+      <w:lvlText w:val="○"/>
+      <w:lvlJc w:val="left"/>
       <w:pPr>
         <w:ind w:left="3600" w:hanging="360"/>
       </w:pPr>
@@ -11341,9 +12328,9 @@
     </w:lvl>
     <w:lvl w:ilvl="5">
       <w:start w:val="1"/>
-      <w:numFmt w:val="decimal"/>
-      <w:lvlText w:val="%1.%2.%3.%4.%5.%6."/>
-      <w:lvlJc w:val="right"/>
+      <w:numFmt w:val="bullet"/>
+      <w:lvlText w:val="■"/>
+      <w:lvlJc w:val="left"/>
       <w:pPr>
         <w:ind w:left="4320" w:hanging="360"/>
       </w:pPr>
@@ -11353,9 +12340,9 @@
     </w:lvl>
     <w:lvl w:ilvl="6">
       <w:start w:val="1"/>
-      <w:numFmt w:val="decimal"/>
-      <w:lvlText w:val="%1.%2.%3.%4.%5.%6.%7."/>
-      <w:lvlJc w:val="right"/>
+      <w:numFmt w:val="bullet"/>
+      <w:lvlText w:val="●"/>
+      <w:lvlJc w:val="left"/>
       <w:pPr>
         <w:ind w:left="5040" w:hanging="360"/>
       </w:pPr>
@@ -11365,9 +12352,9 @@
     </w:lvl>
     <w:lvl w:ilvl="7">
       <w:start w:val="1"/>
-      <w:numFmt w:val="decimal"/>
-      <w:lvlText w:val="%1.%2.%3.%4.%5.%6.%7.%8."/>
-      <w:lvlJc w:val="right"/>
+      <w:numFmt w:val="bullet"/>
+      <w:lvlText w:val="○"/>
+      <w:lvlJc w:val="left"/>
       <w:pPr>
         <w:ind w:left="5760" w:hanging="360"/>
       </w:pPr>
@@ -11377,9 +12364,9 @@
     </w:lvl>
     <w:lvl w:ilvl="8">
       <w:start w:val="1"/>
-      <w:numFmt w:val="decimal"/>
-      <w:lvlText w:val="%1.%2.%3.%4.%5.%6.%7.%8.%9."/>
-      <w:lvlJc w:val="right"/>
+      <w:numFmt w:val="bullet"/>
+      <w:lvlText w:val="■"/>
+      <w:lvlJc w:val="left"/>
       <w:pPr>
         <w:ind w:left="6480" w:hanging="360"/>
       </w:pPr>
@@ -11611,9 +12598,9 @@
   <w:abstractNum w:abstractNumId="9">
     <w:lvl w:ilvl="0">
       <w:start w:val="1"/>
-      <w:numFmt w:val="bullet"/>
-      <w:lvlText w:val="●"/>
-      <w:lvlJc w:val="left"/>
+      <w:numFmt w:val="decimal"/>
+      <w:lvlText w:val="%1."/>
+      <w:lvlJc w:val="right"/>
       <w:pPr>
         <w:ind w:left="720" w:hanging="360"/>
       </w:pPr>
@@ -11623,9 +12610,9 @@
     </w:lvl>
     <w:lvl w:ilvl="1">
       <w:start w:val="1"/>
-      <w:numFmt w:val="bullet"/>
-      <w:lvlText w:val="○"/>
-      <w:lvlJc w:val="left"/>
+      <w:numFmt w:val="decimal"/>
+      <w:lvlText w:val="%1.%2."/>
+      <w:lvlJc w:val="right"/>
       <w:pPr>
         <w:ind w:left="1440" w:hanging="360"/>
       </w:pPr>
@@ -11635,9 +12622,9 @@
     </w:lvl>
     <w:lvl w:ilvl="2">
       <w:start w:val="1"/>
-      <w:numFmt w:val="bullet"/>
-      <w:lvlText w:val="■"/>
-      <w:lvlJc w:val="left"/>
+      <w:numFmt w:val="decimal"/>
+      <w:lvlText w:val="%1.%2.%3."/>
+      <w:lvlJc w:val="right"/>
       <w:pPr>
         <w:ind w:left="2160" w:hanging="360"/>
       </w:pPr>
@@ -11647,9 +12634,9 @@
     </w:lvl>
     <w:lvl w:ilvl="3">
       <w:start w:val="1"/>
-      <w:numFmt w:val="bullet"/>
-      <w:lvlText w:val="●"/>
-      <w:lvlJc w:val="left"/>
+      <w:numFmt w:val="decimal"/>
+      <w:lvlText w:val="%1.%2.%3.%4."/>
+      <w:lvlJc w:val="right"/>
       <w:pPr>
         <w:ind w:left="2880" w:hanging="360"/>
       </w:pPr>
@@ -11659,9 +12646,9 @@
     </w:lvl>
     <w:lvl w:ilvl="4">
       <w:start w:val="1"/>
-      <w:numFmt w:val="bullet"/>
-      <w:lvlText w:val="○"/>
-      <w:lvlJc w:val="left"/>
+      <w:numFmt w:val="decimal"/>
+      <w:lvlText w:val="%1.%2.%3.%4.%5."/>
+      <w:lvlJc w:val="right"/>
       <w:pPr>
         <w:ind w:left="3600" w:hanging="360"/>
       </w:pPr>
@@ -11671,9 +12658,9 @@
     </w:lvl>
     <w:lvl w:ilvl="5">
       <w:start w:val="1"/>
-      <w:numFmt w:val="bullet"/>
-      <w:lvlText w:val="■"/>
-      <w:lvlJc w:val="left"/>
+      <w:numFmt w:val="decimal"/>
+      <w:lvlText w:val="%1.%2.%3.%4.%5.%6."/>
+      <w:lvlJc w:val="right"/>
       <w:pPr>
         <w:ind w:left="4320" w:hanging="360"/>
       </w:pPr>
@@ -11683,9 +12670,9 @@
     </w:lvl>
     <w:lvl w:ilvl="6">
       <w:start w:val="1"/>
-      <w:numFmt w:val="bullet"/>
-      <w:lvlText w:val="●"/>
-      <w:lvlJc w:val="left"/>
+      <w:numFmt w:val="decimal"/>
+      <w:lvlText w:val="%1.%2.%3.%4.%5.%6.%7."/>
+      <w:lvlJc w:val="right"/>
       <w:pPr>
         <w:ind w:left="5040" w:hanging="360"/>
       </w:pPr>
@@ -11695,9 +12682,9 @@
     </w:lvl>
     <w:lvl w:ilvl="7">
       <w:start w:val="1"/>
-      <w:numFmt w:val="bullet"/>
-      <w:lvlText w:val="○"/>
-      <w:lvlJc w:val="left"/>
+      <w:numFmt w:val="decimal"/>
+      <w:lvlText w:val="%1.%2.%3.%4.%5.%6.%7.%8."/>
+      <w:lvlJc w:val="right"/>
       <w:pPr>
         <w:ind w:left="5760" w:hanging="360"/>
       </w:pPr>
@@ -11707,9 +12694,9 @@
     </w:lvl>
     <w:lvl w:ilvl="8">
       <w:start w:val="1"/>
-      <w:numFmt w:val="bullet"/>
-      <w:lvlText w:val="■"/>
-      <w:lvlJc w:val="left"/>
+      <w:numFmt w:val="decimal"/>
+      <w:lvlText w:val="%1.%2.%3.%4.%5.%6.%7.%8.%9."/>
+      <w:lvlJc w:val="right"/>
       <w:pPr>
         <w:ind w:left="6480" w:hanging="360"/>
       </w:pPr>
@@ -11829,6 +12816,226 @@
     </w:lvl>
   </w:abstractNum>
   <w:abstractNum w:abstractNumId="11">
+    <w:lvl w:ilvl="0">
+      <w:start w:val="1"/>
+      <w:numFmt w:val="bullet"/>
+      <w:lvlText w:val="●"/>
+      <w:lvlJc w:val="left"/>
+      <w:pPr>
+        <w:ind w:left="720" w:hanging="360"/>
+      </w:pPr>
+      <w:rPr>
+        <w:u w:val="none"/>
+      </w:rPr>
+    </w:lvl>
+    <w:lvl w:ilvl="1">
+      <w:start w:val="1"/>
+      <w:numFmt w:val="bullet"/>
+      <w:lvlText w:val="○"/>
+      <w:lvlJc w:val="left"/>
+      <w:pPr>
+        <w:ind w:left="1440" w:hanging="360"/>
+      </w:pPr>
+      <w:rPr>
+        <w:u w:val="none"/>
+      </w:rPr>
+    </w:lvl>
+    <w:lvl w:ilvl="2">
+      <w:start w:val="1"/>
+      <w:numFmt w:val="bullet"/>
+      <w:lvlText w:val="■"/>
+      <w:lvlJc w:val="left"/>
+      <w:pPr>
+        <w:ind w:left="2160" w:hanging="360"/>
+      </w:pPr>
+      <w:rPr>
+        <w:u w:val="none"/>
+      </w:rPr>
+    </w:lvl>
+    <w:lvl w:ilvl="3">
+      <w:start w:val="1"/>
+      <w:numFmt w:val="bullet"/>
+      <w:lvlText w:val="●"/>
+      <w:lvlJc w:val="left"/>
+      <w:pPr>
+        <w:ind w:left="2880" w:hanging="360"/>
+      </w:pPr>
+      <w:rPr>
+        <w:u w:val="none"/>
+      </w:rPr>
+    </w:lvl>
+    <w:lvl w:ilvl="4">
+      <w:start w:val="1"/>
+      <w:numFmt w:val="bullet"/>
+      <w:lvlText w:val="○"/>
+      <w:lvlJc w:val="left"/>
+      <w:pPr>
+        <w:ind w:left="3600" w:hanging="360"/>
+      </w:pPr>
+      <w:rPr>
+        <w:u w:val="none"/>
+      </w:rPr>
+    </w:lvl>
+    <w:lvl w:ilvl="5">
+      <w:start w:val="1"/>
+      <w:numFmt w:val="bullet"/>
+      <w:lvlText w:val="■"/>
+      <w:lvlJc w:val="left"/>
+      <w:pPr>
+        <w:ind w:left="4320" w:hanging="360"/>
+      </w:pPr>
+      <w:rPr>
+        <w:u w:val="none"/>
+      </w:rPr>
+    </w:lvl>
+    <w:lvl w:ilvl="6">
+      <w:start w:val="1"/>
+      <w:numFmt w:val="bullet"/>
+      <w:lvlText w:val="●"/>
+      <w:lvlJc w:val="left"/>
+      <w:pPr>
+        <w:ind w:left="5040" w:hanging="360"/>
+      </w:pPr>
+      <w:rPr>
+        <w:u w:val="none"/>
+      </w:rPr>
+    </w:lvl>
+    <w:lvl w:ilvl="7">
+      <w:start w:val="1"/>
+      <w:numFmt w:val="bullet"/>
+      <w:lvlText w:val="○"/>
+      <w:lvlJc w:val="left"/>
+      <w:pPr>
+        <w:ind w:left="5760" w:hanging="360"/>
+      </w:pPr>
+      <w:rPr>
+        <w:u w:val="none"/>
+      </w:rPr>
+    </w:lvl>
+    <w:lvl w:ilvl="8">
+      <w:start w:val="1"/>
+      <w:numFmt w:val="bullet"/>
+      <w:lvlText w:val="■"/>
+      <w:lvlJc w:val="left"/>
+      <w:pPr>
+        <w:ind w:left="6480" w:hanging="360"/>
+      </w:pPr>
+      <w:rPr>
+        <w:u w:val="none"/>
+      </w:rPr>
+    </w:lvl>
+  </w:abstractNum>
+  <w:abstractNum w:abstractNumId="12">
+    <w:lvl w:ilvl="0">
+      <w:start w:val="1"/>
+      <w:numFmt w:val="bullet"/>
+      <w:lvlText w:val="●"/>
+      <w:lvlJc w:val="left"/>
+      <w:pPr>
+        <w:ind w:left="720" w:hanging="360"/>
+      </w:pPr>
+      <w:rPr>
+        <w:u w:val="none"/>
+      </w:rPr>
+    </w:lvl>
+    <w:lvl w:ilvl="1">
+      <w:start w:val="1"/>
+      <w:numFmt w:val="bullet"/>
+      <w:lvlText w:val="○"/>
+      <w:lvlJc w:val="left"/>
+      <w:pPr>
+        <w:ind w:left="1440" w:hanging="360"/>
+      </w:pPr>
+      <w:rPr>
+        <w:u w:val="none"/>
+      </w:rPr>
+    </w:lvl>
+    <w:lvl w:ilvl="2">
+      <w:start w:val="1"/>
+      <w:numFmt w:val="bullet"/>
+      <w:lvlText w:val="■"/>
+      <w:lvlJc w:val="left"/>
+      <w:pPr>
+        <w:ind w:left="2160" w:hanging="360"/>
+      </w:pPr>
+      <w:rPr>
+        <w:u w:val="none"/>
+      </w:rPr>
+    </w:lvl>
+    <w:lvl w:ilvl="3">
+      <w:start w:val="1"/>
+      <w:numFmt w:val="bullet"/>
+      <w:lvlText w:val="●"/>
+      <w:lvlJc w:val="left"/>
+      <w:pPr>
+        <w:ind w:left="2880" w:hanging="360"/>
+      </w:pPr>
+      <w:rPr>
+        <w:u w:val="none"/>
+      </w:rPr>
+    </w:lvl>
+    <w:lvl w:ilvl="4">
+      <w:start w:val="1"/>
+      <w:numFmt w:val="bullet"/>
+      <w:lvlText w:val="○"/>
+      <w:lvlJc w:val="left"/>
+      <w:pPr>
+        <w:ind w:left="3600" w:hanging="360"/>
+      </w:pPr>
+      <w:rPr>
+        <w:u w:val="none"/>
+      </w:rPr>
+    </w:lvl>
+    <w:lvl w:ilvl="5">
+      <w:start w:val="1"/>
+      <w:numFmt w:val="bullet"/>
+      <w:lvlText w:val="■"/>
+      <w:lvlJc w:val="left"/>
+      <w:pPr>
+        <w:ind w:left="4320" w:hanging="360"/>
+      </w:pPr>
+      <w:rPr>
+        <w:u w:val="none"/>
+      </w:rPr>
+    </w:lvl>
+    <w:lvl w:ilvl="6">
+      <w:start w:val="1"/>
+      <w:numFmt w:val="bullet"/>
+      <w:lvlText w:val="●"/>
+      <w:lvlJc w:val="left"/>
+      <w:pPr>
+        <w:ind w:left="5040" w:hanging="360"/>
+      </w:pPr>
+      <w:rPr>
+        <w:u w:val="none"/>
+      </w:rPr>
+    </w:lvl>
+    <w:lvl w:ilvl="7">
+      <w:start w:val="1"/>
+      <w:numFmt w:val="bullet"/>
+      <w:lvlText w:val="○"/>
+      <w:lvlJc w:val="left"/>
+      <w:pPr>
+        <w:ind w:left="5760" w:hanging="360"/>
+      </w:pPr>
+      <w:rPr>
+        <w:u w:val="none"/>
+      </w:rPr>
+    </w:lvl>
+    <w:lvl w:ilvl="8">
+      <w:start w:val="1"/>
+      <w:numFmt w:val="bullet"/>
+      <w:lvlText w:val="■"/>
+      <w:lvlJc w:val="left"/>
+      <w:pPr>
+        <w:ind w:left="6480" w:hanging="360"/>
+      </w:pPr>
+      <w:rPr>
+        <w:u w:val="none"/>
+      </w:rPr>
+    </w:lvl>
+  </w:abstractNum>
+  <w:abstractNum w:abstractNumId="13">
     <w:lvl w:ilvl="0">
       <w:start w:val="1"/>
       <w:numFmt w:val="bullet"/>
@@ -11970,6 +13177,12 @@
   </w:num>
   <w:num w:numId="11">
     <w:abstractNumId w:val="11"/>
+  </w:num>
+  <w:num w:numId="12">
+    <w:abstractNumId w:val="12"/>
+  </w:num>
+  <w:num w:numId="13">
+    <w:abstractNumId w:val="13"/>
   </w:num>
 </w:numbering>
 </file>

--- a/Documentação/Documentação - Projeto Integrador 2º Semestre.docx
+++ b/Documentação/Documentação - Projeto Integrador 2º Semestre.docx
@@ -19,17 +19,17 @@
           <wp:inline distB="114300" distT="114300" distL="114300" distR="114300">
             <wp:extent cx="1762125" cy="581025"/>
             <wp:effectExtent b="0" l="0" r="0" t="0"/>
-            <wp:docPr id="1" name="image1.png"/>
+            <wp:docPr id="18" name="image8.png"/>
             <a:graphic>
               <a:graphicData uri="http://schemas.openxmlformats.org/drawingml/2006/picture">
                 <pic:pic>
                   <pic:nvPicPr>
-                    <pic:cNvPr id="0" name="image1.png"/>
+                    <pic:cNvPr id="0" name="image8.png"/>
                     <pic:cNvPicPr preferRelativeResize="0"/>
                   </pic:nvPicPr>
                   <pic:blipFill>
                     <a:blip r:embed="rId6"/>
-                    <a:srcRect b="29021" l="0" r="-18937" t="0"/>
+                    <a:srcRect b="29022" l="0" r="-18938" t="0"/>
                     <a:stretch>
                       <a:fillRect/>
                     </a:stretch>
@@ -57,12 +57,12 @@
           <wp:inline distB="114300" distT="114300" distL="114300" distR="114300">
             <wp:extent cx="1109133" cy="623888"/>
             <wp:effectExtent b="0" l="0" r="0" t="0"/>
-            <wp:docPr id="3" name="image4.png"/>
+            <wp:docPr id="11" name="image3.png"/>
             <a:graphic>
               <a:graphicData uri="http://schemas.openxmlformats.org/drawingml/2006/picture">
                 <pic:pic>
                   <pic:nvPicPr>
-                    <pic:cNvPr id="0" name="image4.png"/>
+                    <pic:cNvPr id="0" name="image3.png"/>
                     <pic:cNvPicPr preferRelativeResize="0"/>
                   </pic:nvPicPr>
                   <pic:blipFill>
@@ -95,17 +95,17 @@
           <wp:inline distB="114300" distT="114300" distL="114300" distR="114300">
             <wp:extent cx="2524125" cy="552450"/>
             <wp:effectExtent b="0" l="0" r="0" t="0"/>
-            <wp:docPr id="2" name="image3.png"/>
+            <wp:docPr id="9" name="image19.png"/>
             <a:graphic>
               <a:graphicData uri="http://schemas.openxmlformats.org/drawingml/2006/picture">
                 <pic:pic>
                   <pic:nvPicPr>
-                    <pic:cNvPr id="0" name="image3.png"/>
+                    <pic:cNvPr id="0" name="image19.png"/>
                     <pic:cNvPicPr preferRelativeResize="0"/>
                   </pic:nvPicPr>
                   <pic:blipFill>
                     <a:blip r:embed="rId8"/>
-                    <a:srcRect b="28406" l="41229" r="7496" t="25132"/>
+                    <a:srcRect b="28406" l="41229" r="7497" t="25133"/>
                     <a:stretch>
                       <a:fillRect/>
                     </a:stretch>
@@ -520,6 +520,7 @@
             <w:pPr>
               <w:keepNext w:val="0"/>
               <w:keepLines w:val="0"/>
+              <w:pageBreakBefore w:val="0"/>
               <w:widowControl w:val="0"/>
               <w:pBdr>
                 <w:top w:space="0" w:sz="0" w:val="nil"/>
@@ -572,6 +573,7 @@
             <w:pPr>
               <w:keepNext w:val="0"/>
               <w:keepLines w:val="0"/>
+              <w:pageBreakBefore w:val="0"/>
               <w:widowControl w:val="0"/>
               <w:pBdr>
                 <w:top w:space="0" w:sz="0" w:val="nil"/>
@@ -624,6 +626,7 @@
             <w:pPr>
               <w:keepNext w:val="0"/>
               <w:keepLines w:val="0"/>
+              <w:pageBreakBefore w:val="0"/>
               <w:widowControl w:val="0"/>
               <w:pBdr>
                 <w:top w:space="0" w:sz="0" w:val="nil"/>
@@ -676,6 +679,7 @@
             <w:pPr>
               <w:keepNext w:val="0"/>
               <w:keepLines w:val="0"/>
+              <w:pageBreakBefore w:val="0"/>
               <w:widowControl w:val="0"/>
               <w:pBdr>
                 <w:top w:space="0" w:sz="0" w:val="nil"/>
@@ -697,8 +701,13 @@
             </w:pPr>
             <w:r>
               <w:rPr>
+                <w:rFonts w:ascii="Times New Roman" w:cs="Times New Roman" w:eastAsia="Times New Roman" w:hAnsi="Times New Roman"/>
+                <w:i w:val="1"/>
+                <w:sz w:val="24"/>
+                <w:szCs w:val="24"/>
                 <w:rtl w:val="0"/>
               </w:rPr>
+              <w:t xml:space="preserve">Willian Adriano Dias Paulino</w:t>
             </w:r>
           </w:p>
         </w:tc>
@@ -723,6 +732,7 @@
             <w:pPr>
               <w:keepNext w:val="0"/>
               <w:keepLines w:val="0"/>
+              <w:pageBreakBefore w:val="0"/>
               <w:widowControl w:val="0"/>
               <w:pBdr>
                 <w:top w:space="0" w:sz="0" w:val="nil"/>
@@ -771,6 +781,7 @@
             <w:pPr>
               <w:keepNext w:val="0"/>
               <w:keepLines w:val="0"/>
+              <w:pageBreakBefore w:val="0"/>
               <w:widowControl w:val="0"/>
               <w:pBdr>
                 <w:top w:space="0" w:sz="0" w:val="nil"/>
@@ -935,7 +946,7 @@
           <w:szCs w:val="40"/>
         </w:rPr>
       </w:pPr>
-      <w:bookmarkStart w:colFirst="0" w:colLast="0" w:name="_kmsdvt6owccj" w:id="0"/>
+      <w:bookmarkStart w:colFirst="0" w:colLast="0" w:name="_69m6dnop5hi7" w:id="0"/>
       <w:bookmarkEnd w:id="0"/>
       <w:r>
         <w:rPr>
@@ -1558,7 +1569,7 @@
                 <w:highlight w:val="white"/>
                 <w:rtl w:val="0"/>
               </w:rPr>
-              <w:t xml:space="preserve">14/04/2025</w:t>
+              <w:t xml:space="preserve">25/04/2025</w:t>
             </w:r>
           </w:p>
         </w:tc>
@@ -1646,7 +1657,7 @@
                 <w:highlight w:val="white"/>
                 <w:rtl w:val="0"/>
               </w:rPr>
-              <w:t xml:space="preserve">14/04/2025</w:t>
+              <w:t xml:space="preserve">25/04/2025</w:t>
             </w:r>
           </w:p>
         </w:tc>
@@ -1732,6 +1743,94 @@
               <w:rPr>
                 <w:rtl w:val="0"/>
               </w:rPr>
+            </w:r>
+          </w:p>
+        </w:tc>
+      </w:tr>
+      <w:tr>
+        <w:trPr>
+          <w:cantSplit w:val="0"/>
+          <w:tblHeader w:val="0"/>
+        </w:trPr>
+        <w:tc>
+          <w:tcPr/>
+          <w:p>
+            <w:pPr>
+              <w:widowControl w:val="0"/>
+              <w:spacing w:line="240" w:lineRule="auto"/>
+              <w:jc w:val="center"/>
+              <w:rPr>
+                <w:rFonts w:ascii="Times New Roman" w:cs="Times New Roman" w:eastAsia="Times New Roman" w:hAnsi="Times New Roman"/>
+              </w:rPr>
+            </w:pPr>
+            <w:r>
+              <w:rPr>
+                <w:rFonts w:ascii="Times New Roman" w:cs="Times New Roman" w:eastAsia="Times New Roman" w:hAnsi="Times New Roman"/>
+                <w:rtl w:val="0"/>
+              </w:rPr>
+              <w:t xml:space="preserve">Willian</w:t>
+            </w:r>
+          </w:p>
+        </w:tc>
+        <w:tc>
+          <w:tcPr/>
+          <w:p>
+            <w:pPr>
+              <w:widowControl w:val="0"/>
+              <w:spacing w:line="240" w:lineRule="auto"/>
+              <w:jc w:val="center"/>
+              <w:rPr>
+                <w:rFonts w:ascii="Times New Roman" w:cs="Times New Roman" w:eastAsia="Times New Roman" w:hAnsi="Times New Roman"/>
+              </w:rPr>
+            </w:pPr>
+            <w:r>
+              <w:rPr>
+                <w:rFonts w:ascii="Times New Roman" w:cs="Times New Roman" w:eastAsia="Times New Roman" w:hAnsi="Times New Roman"/>
+                <w:rtl w:val="0"/>
+              </w:rPr>
+              <w:t xml:space="preserve">Levantamento de Requisitos</w:t>
+            </w:r>
+          </w:p>
+        </w:tc>
+        <w:tc>
+          <w:tcPr/>
+          <w:p>
+            <w:pPr>
+              <w:widowControl w:val="0"/>
+              <w:spacing w:line="240" w:lineRule="auto"/>
+              <w:jc w:val="center"/>
+              <w:rPr>
+                <w:rFonts w:ascii="Times New Roman" w:cs="Times New Roman" w:eastAsia="Times New Roman" w:hAnsi="Times New Roman"/>
+              </w:rPr>
+            </w:pPr>
+            <w:r>
+              <w:rPr>
+                <w:rFonts w:ascii="Times New Roman" w:cs="Times New Roman" w:eastAsia="Times New Roman" w:hAnsi="Times New Roman"/>
+                <w:rtl w:val="0"/>
+              </w:rPr>
+              <w:t xml:space="preserve">21/03/2025</w:t>
+            </w:r>
+          </w:p>
+        </w:tc>
+        <w:tc>
+          <w:tcPr/>
+          <w:p>
+            <w:pPr>
+              <w:widowControl w:val="0"/>
+              <w:spacing w:line="240" w:lineRule="auto"/>
+              <w:jc w:val="center"/>
+              <w:rPr>
+                <w:rFonts w:ascii="Times New Roman" w:cs="Times New Roman" w:eastAsia="Times New Roman" w:hAnsi="Times New Roman"/>
+                <w:highlight w:val="white"/>
+              </w:rPr>
+            </w:pPr>
+            <w:r>
+              <w:rPr>
+                <w:rFonts w:ascii="Times New Roman" w:cs="Times New Roman" w:eastAsia="Times New Roman" w:hAnsi="Times New Roman"/>
+                <w:highlight w:val="white"/>
+                <w:rtl w:val="0"/>
+              </w:rPr>
+              <w:t xml:space="preserve">21/03/2025</w:t>
             </w:r>
           </w:p>
         </w:tc>
@@ -1908,85 +2007,6 @@
                 <w:rtl w:val="0"/>
               </w:rPr>
               <w:t xml:space="preserve">06/04/2025</w:t>
-            </w:r>
-          </w:p>
-        </w:tc>
-      </w:tr>
-      <w:tr>
-        <w:trPr>
-          <w:cantSplit w:val="0"/>
-          <w:tblHeader w:val="0"/>
-        </w:trPr>
-        <w:tc>
-          <w:tcPr/>
-          <w:p>
-            <w:pPr>
-              <w:widowControl w:val="0"/>
-              <w:spacing w:line="240" w:lineRule="auto"/>
-              <w:jc w:val="center"/>
-              <w:rPr>
-                <w:rFonts w:ascii="Times New Roman" w:cs="Times New Roman" w:eastAsia="Times New Roman" w:hAnsi="Times New Roman"/>
-              </w:rPr>
-            </w:pPr>
-            <w:r>
-              <w:rPr>
-                <w:rtl w:val="0"/>
-              </w:rPr>
-            </w:r>
-          </w:p>
-        </w:tc>
-        <w:tc>
-          <w:tcPr/>
-          <w:p>
-            <w:pPr>
-              <w:widowControl w:val="0"/>
-              <w:spacing w:line="240" w:lineRule="auto"/>
-              <w:jc w:val="center"/>
-              <w:rPr>
-                <w:rFonts w:ascii="Times New Roman" w:cs="Times New Roman" w:eastAsia="Times New Roman" w:hAnsi="Times New Roman"/>
-              </w:rPr>
-            </w:pPr>
-            <w:r>
-              <w:rPr>
-                <w:rtl w:val="0"/>
-              </w:rPr>
-            </w:r>
-          </w:p>
-        </w:tc>
-        <w:tc>
-          <w:tcPr/>
-          <w:p>
-            <w:pPr>
-              <w:widowControl w:val="0"/>
-              <w:spacing w:line="240" w:lineRule="auto"/>
-              <w:jc w:val="center"/>
-              <w:rPr>
-                <w:rFonts w:ascii="Times New Roman" w:cs="Times New Roman" w:eastAsia="Times New Roman" w:hAnsi="Times New Roman"/>
-              </w:rPr>
-            </w:pPr>
-            <w:r>
-              <w:rPr>
-                <w:rtl w:val="0"/>
-              </w:rPr>
-            </w:r>
-          </w:p>
-        </w:tc>
-        <w:tc>
-          <w:tcPr/>
-          <w:p>
-            <w:pPr>
-              <w:widowControl w:val="0"/>
-              <w:spacing w:line="240" w:lineRule="auto"/>
-              <w:jc w:val="center"/>
-              <w:rPr>
-                <w:rFonts w:ascii="Times New Roman" w:cs="Times New Roman" w:eastAsia="Times New Roman" w:hAnsi="Times New Roman"/>
-                <w:highlight w:val="white"/>
-              </w:rPr>
-            </w:pPr>
-            <w:r>
-              <w:rPr>
-                <w:rtl w:val="0"/>
-              </w:rPr>
             </w:r>
           </w:p>
         </w:tc>
@@ -2614,7 +2634,7 @@
           <w:szCs w:val="38"/>
         </w:rPr>
       </w:pPr>
-      <w:bookmarkStart w:colFirst="0" w:colLast="0" w:name="_32oa8ajwc9m7" w:id="1"/>
+      <w:bookmarkStart w:colFirst="0" w:colLast="0" w:name="_k0oy8aka8ngq" w:id="1"/>
       <w:bookmarkEnd w:id="1"/>
       <w:r>
         <w:rPr>
@@ -2645,7 +2665,7 @@
           <w:szCs w:val="38"/>
         </w:rPr>
       </w:pPr>
-      <w:bookmarkStart w:colFirst="0" w:colLast="0" w:name="_jd5jopyme9uj" w:id="2"/>
+      <w:bookmarkStart w:colFirst="0" w:colLast="0" w:name="_p43uvz29fsl6" w:id="2"/>
       <w:bookmarkEnd w:id="2"/>
       <w:r>
         <w:rPr>
@@ -2669,7 +2689,7 @@
           <w:szCs w:val="30"/>
         </w:rPr>
       </w:pPr>
-      <w:bookmarkStart w:colFirst="0" w:colLast="0" w:name="_8p9tcmvcjv3n" w:id="3"/>
+      <w:bookmarkStart w:colFirst="0" w:colLast="0" w:name="_shb9xzhdiynf" w:id="3"/>
       <w:bookmarkEnd w:id="3"/>
       <w:r>
         <w:rPr>
@@ -2694,9 +2714,9 @@
         <w:keepLines w:val="0"/>
         <w:numPr>
           <w:ilvl w:val="0"/>
-          <w:numId w:val="9"/>
+          <w:numId w:val="8"/>
         </w:numPr>
-        <w:spacing w:after="0" w:before="0" w:lineRule="auto"/>
+        <w:spacing w:after="0" w:afterAutospacing="0" w:before="0" w:lineRule="auto"/>
         <w:ind w:left="720" w:hanging="360"/>
         <w:rPr>
           <w:rFonts w:ascii="Times New Roman" w:cs="Times New Roman" w:eastAsia="Times New Roman" w:hAnsi="Times New Roman"/>
@@ -2705,7 +2725,7 @@
           <w:szCs w:val="20"/>
         </w:rPr>
       </w:pPr>
-      <w:bookmarkStart w:colFirst="0" w:colLast="0" w:name="_hddqychbnolg" w:id="4"/>
+      <w:bookmarkStart w:colFirst="0" w:colLast="0" w:name="_p7tapmhp8nv4" w:id="4"/>
       <w:bookmarkEnd w:id="4"/>
       <w:r>
         <w:rPr>
@@ -2716,6 +2736,15 @@
           <w:rtl w:val="0"/>
         </w:rPr>
         <w:t xml:space="preserve">INTRODUÇÃO</w:t>
+      </w:r>
+      <w:r>
+        <w:rPr>
+          <w:rFonts w:ascii="Times New Roman" w:cs="Times New Roman" w:eastAsia="Times New Roman" w:hAnsi="Times New Roman"/>
+          <w:b w:val="1"/>
+          <w:sz w:val="20"/>
+          <w:szCs w:val="20"/>
+          <w:rtl w:val="0"/>
+        </w:rPr>
         <w:br w:type="textWrapping"/>
       </w:r>
       <w:r>
@@ -2745,9 +2774,9 @@
         <w:keepLines w:val="0"/>
         <w:numPr>
           <w:ilvl w:val="0"/>
-          <w:numId w:val="9"/>
+          <w:numId w:val="8"/>
         </w:numPr>
-        <w:spacing w:after="0" w:before="0" w:lineRule="auto"/>
+        <w:spacing w:after="0" w:afterAutospacing="0" w:before="0" w:beforeAutospacing="0" w:lineRule="auto"/>
         <w:ind w:left="720" w:hanging="360"/>
         <w:rPr>
           <w:rFonts w:ascii="Times New Roman" w:cs="Times New Roman" w:eastAsia="Times New Roman" w:hAnsi="Times New Roman"/>
@@ -2756,6 +2785,8 @@
           <w:szCs w:val="20"/>
         </w:rPr>
       </w:pPr>
+      <w:bookmarkStart w:colFirst="0" w:colLast="0" w:name="_p7tapmhp8nv4" w:id="4"/>
+      <w:bookmarkEnd w:id="4"/>
       <w:r>
         <w:rPr>
           <w:rFonts w:ascii="Times New Roman" w:cs="Times New Roman" w:eastAsia="Times New Roman" w:hAnsi="Times New Roman"/>
@@ -2765,6 +2796,15 @@
           <w:rtl w:val="0"/>
         </w:rPr>
         <w:t xml:space="preserve">ESCOPO DO SOFTWARE</w:t>
+      </w:r>
+      <w:r>
+        <w:rPr>
+          <w:rFonts w:ascii="Times New Roman" w:cs="Times New Roman" w:eastAsia="Times New Roman" w:hAnsi="Times New Roman"/>
+          <w:b w:val="1"/>
+          <w:sz w:val="20"/>
+          <w:szCs w:val="20"/>
+          <w:rtl w:val="0"/>
+        </w:rPr>
         <w:br w:type="textWrapping"/>
       </w:r>
       <w:r>
@@ -2802,9 +2842,9 @@
         <w:keepLines w:val="0"/>
         <w:numPr>
           <w:ilvl w:val="0"/>
-          <w:numId w:val="9"/>
+          <w:numId w:val="8"/>
         </w:numPr>
-        <w:spacing w:after="0" w:before="0" w:lineRule="auto"/>
+        <w:spacing w:after="0" w:afterAutospacing="0" w:before="0" w:beforeAutospacing="0" w:lineRule="auto"/>
         <w:ind w:left="720" w:hanging="360"/>
         <w:rPr>
           <w:rFonts w:ascii="Times New Roman" w:cs="Times New Roman" w:eastAsia="Times New Roman" w:hAnsi="Times New Roman"/>
@@ -2813,6 +2853,8 @@
           <w:szCs w:val="20"/>
         </w:rPr>
       </w:pPr>
+      <w:bookmarkStart w:colFirst="0" w:colLast="0" w:name="_p7tapmhp8nv4" w:id="4"/>
+      <w:bookmarkEnd w:id="4"/>
       <w:r>
         <w:rPr>
           <w:rFonts w:ascii="Times New Roman" w:cs="Times New Roman" w:eastAsia="Times New Roman" w:hAnsi="Times New Roman"/>
@@ -2870,9 +2912,9 @@
         <w:keepLines w:val="0"/>
         <w:numPr>
           <w:ilvl w:val="0"/>
-          <w:numId w:val="9"/>
+          <w:numId w:val="8"/>
         </w:numPr>
-        <w:spacing w:after="0" w:before="0" w:lineRule="auto"/>
+        <w:spacing w:after="0" w:afterAutospacing="0" w:before="0" w:beforeAutospacing="0" w:lineRule="auto"/>
         <w:ind w:left="720" w:hanging="360"/>
         <w:rPr>
           <w:rFonts w:ascii="Times New Roman" w:cs="Times New Roman" w:eastAsia="Times New Roman" w:hAnsi="Times New Roman"/>
@@ -2881,6 +2923,8 @@
           <w:szCs w:val="20"/>
         </w:rPr>
       </w:pPr>
+      <w:bookmarkStart w:colFirst="0" w:colLast="0" w:name="_p7tapmhp8nv4" w:id="4"/>
+      <w:bookmarkEnd w:id="4"/>
       <w:r>
         <w:rPr>
           <w:rFonts w:ascii="Times New Roman" w:cs="Times New Roman" w:eastAsia="Times New Roman" w:hAnsi="Times New Roman"/>
@@ -2925,9 +2969,9 @@
         <w:keepLines w:val="0"/>
         <w:numPr>
           <w:ilvl w:val="0"/>
-          <w:numId w:val="9"/>
+          <w:numId w:val="8"/>
         </w:numPr>
-        <w:spacing w:after="0" w:before="0" w:lineRule="auto"/>
+        <w:spacing w:after="0" w:afterAutospacing="0" w:before="0" w:beforeAutospacing="0" w:lineRule="auto"/>
         <w:ind w:left="720" w:hanging="360"/>
         <w:rPr>
           <w:rFonts w:ascii="Times New Roman" w:cs="Times New Roman" w:eastAsia="Times New Roman" w:hAnsi="Times New Roman"/>
@@ -2936,7 +2980,7 @@
           <w:szCs w:val="20"/>
         </w:rPr>
       </w:pPr>
-      <w:bookmarkStart w:colFirst="0" w:colLast="0" w:name="_6839iiv423vu" w:id="5"/>
+      <w:bookmarkStart w:colFirst="0" w:colLast="0" w:name="_oemzgirea3iv" w:id="5"/>
       <w:bookmarkEnd w:id="5"/>
       <w:r>
         <w:rPr>
@@ -2965,11 +3009,6 @@
         <w:t xml:space="preserve">5.4  Requisitos mínimos de hardware e software para o sistema</w:t>
         <w:br w:type="textWrapping"/>
       </w:r>
-      <w:r>
-        <w:rPr>
-          <w:rtl w:val="0"/>
-        </w:rPr>
-      </w:r>
     </w:p>
     <w:p>
       <w:pPr>
@@ -2978,9 +3017,9 @@
         <w:keepLines w:val="0"/>
         <w:numPr>
           <w:ilvl w:val="0"/>
-          <w:numId w:val="9"/>
+          <w:numId w:val="8"/>
         </w:numPr>
-        <w:spacing w:after="0" w:before="0" w:lineRule="auto"/>
+        <w:spacing w:after="0" w:afterAutospacing="0" w:before="0" w:beforeAutospacing="0" w:lineRule="auto"/>
         <w:ind w:left="720" w:hanging="360"/>
         <w:rPr>
           <w:rFonts w:ascii="Times New Roman" w:cs="Times New Roman" w:eastAsia="Times New Roman" w:hAnsi="Times New Roman"/>
@@ -2989,7 +3028,7 @@
           <w:szCs w:val="20"/>
         </w:rPr>
       </w:pPr>
-      <w:bookmarkStart w:colFirst="0" w:colLast="0" w:name="_x0zzjjut58c0" w:id="6"/>
+      <w:bookmarkStart w:colFirst="0" w:colLast="0" w:name="_9x2oe1h6bq47" w:id="6"/>
       <w:bookmarkEnd w:id="6"/>
       <w:r>
         <w:rPr>
@@ -3001,6 +3040,11 @@
         </w:rPr>
         <w:t xml:space="preserve">CONTRATO PARA DESENVOLVIMENTO DE SOFTWARE</w:t>
         <w:br w:type="textWrapping"/>
+      </w:r>
+      <w:r>
+        <w:rPr>
+          <w:rtl w:val="0"/>
+        </w:rPr>
       </w:r>
     </w:p>
     <w:p>
@@ -3010,9 +3054,9 @@
         <w:keepLines w:val="0"/>
         <w:numPr>
           <w:ilvl w:val="0"/>
-          <w:numId w:val="9"/>
+          <w:numId w:val="8"/>
         </w:numPr>
-        <w:spacing w:after="0" w:before="0" w:lineRule="auto"/>
+        <w:spacing w:after="0" w:afterAutospacing="0" w:before="0" w:beforeAutospacing="0" w:lineRule="auto"/>
         <w:ind w:left="720" w:hanging="360"/>
         <w:rPr>
           <w:rFonts w:ascii="Times New Roman" w:cs="Times New Roman" w:eastAsia="Times New Roman" w:hAnsi="Times New Roman"/>
@@ -3021,7 +3065,7 @@
           <w:szCs w:val="20"/>
         </w:rPr>
       </w:pPr>
-      <w:bookmarkStart w:colFirst="0" w:colLast="0" w:name="_ue56k2y86ju" w:id="7"/>
+      <w:bookmarkStart w:colFirst="0" w:colLast="0" w:name="_ebf3wx2dakmv" w:id="7"/>
       <w:bookmarkEnd w:id="7"/>
       <w:r>
         <w:rPr>
@@ -3042,9 +3086,9 @@
         <w:keepLines w:val="0"/>
         <w:numPr>
           <w:ilvl w:val="0"/>
-          <w:numId w:val="9"/>
+          <w:numId w:val="8"/>
         </w:numPr>
-        <w:spacing w:after="0" w:before="0" w:lineRule="auto"/>
+        <w:spacing w:after="0" w:afterAutospacing="0" w:before="0" w:beforeAutospacing="0" w:lineRule="auto"/>
         <w:ind w:left="720" w:hanging="360"/>
         <w:rPr>
           <w:rFonts w:ascii="Times New Roman" w:cs="Times New Roman" w:eastAsia="Times New Roman" w:hAnsi="Times New Roman"/>
@@ -3053,7 +3097,7 @@
           <w:szCs w:val="20"/>
         </w:rPr>
       </w:pPr>
-      <w:bookmarkStart w:colFirst="0" w:colLast="0" w:name="_gzrdquuuuevr" w:id="8"/>
+      <w:bookmarkStart w:colFirst="0" w:colLast="0" w:name="_cwuof6zah926" w:id="8"/>
       <w:bookmarkEnd w:id="8"/>
       <w:r>
         <w:rPr>
@@ -3074,9 +3118,9 @@
         <w:keepLines w:val="0"/>
         <w:numPr>
           <w:ilvl w:val="0"/>
-          <w:numId w:val="9"/>
+          <w:numId w:val="8"/>
         </w:numPr>
-        <w:spacing w:after="240" w:before="0" w:lineRule="auto"/>
+        <w:spacing w:after="240" w:before="0" w:beforeAutospacing="0" w:lineRule="auto"/>
         <w:ind w:left="720" w:hanging="360"/>
         <w:rPr>
           <w:rFonts w:ascii="Times New Roman" w:cs="Times New Roman" w:eastAsia="Times New Roman" w:hAnsi="Times New Roman"/>
@@ -3085,7 +3129,7 @@
           <w:szCs w:val="20"/>
         </w:rPr>
       </w:pPr>
-      <w:bookmarkStart w:colFirst="0" w:colLast="0" w:name="_ioe5gef6m08x" w:id="9"/>
+      <w:bookmarkStart w:colFirst="0" w:colLast="0" w:name="_xosgmt91019r" w:id="9"/>
       <w:bookmarkEnd w:id="9"/>
       <w:r>
         <w:rPr>
@@ -3186,7 +3230,7 @@
     <w:p>
       <w:pPr>
         <w:spacing w:line="360" w:lineRule="auto"/>
-        <w:ind w:left="720" w:firstLine="0"/>
+        <w:ind w:left="720" w:firstLine="720"/>
         <w:jc w:val="both"/>
         <w:rPr>
           <w:rFonts w:ascii="Times New Roman" w:cs="Times New Roman" w:eastAsia="Times New Roman" w:hAnsi="Times New Roman"/>
@@ -3264,7 +3308,7 @@
     <w:p>
       <w:pPr>
         <w:spacing w:after="240" w:before="240" w:line="360" w:lineRule="auto"/>
-        <w:ind w:left="720" w:firstLine="0"/>
+        <w:ind w:left="720" w:firstLine="720"/>
         <w:jc w:val="both"/>
         <w:rPr>
           <w:rFonts w:ascii="Times New Roman" w:cs="Times New Roman" w:eastAsia="Times New Roman" w:hAnsi="Times New Roman"/>
@@ -3304,7 +3348,7 @@
     <w:p>
       <w:pPr>
         <w:spacing w:after="240" w:before="240" w:line="360" w:lineRule="auto"/>
-        <w:ind w:left="720" w:firstLine="0"/>
+        <w:ind w:left="720" w:firstLine="720"/>
         <w:jc w:val="both"/>
         <w:rPr>
           <w:rFonts w:ascii="Times New Roman" w:cs="Times New Roman" w:eastAsia="Times New Roman" w:hAnsi="Times New Roman"/>
@@ -3344,7 +3388,6 @@
     <w:p>
       <w:pPr>
         <w:spacing w:line="360" w:lineRule="auto"/>
-        <w:ind w:left="720" w:firstLine="0"/>
         <w:jc w:val="both"/>
         <w:rPr>
           <w:rFonts w:ascii="Times New Roman" w:cs="Times New Roman" w:eastAsia="Times New Roman" w:hAnsi="Times New Roman"/>
@@ -3397,6 +3440,57 @@
           <w:rtl w:val="0"/>
         </w:rPr>
         <w:t xml:space="preserve">1.2 Missão visão e valores</w:t>
+      </w:r>
+    </w:p>
+    <w:p>
+      <w:pPr>
+        <w:pStyle w:val="Heading3"/>
+        <w:keepNext w:val="0"/>
+        <w:keepLines w:val="0"/>
+        <w:spacing w:before="280" w:line="360" w:lineRule="auto"/>
+        <w:ind w:left="720" w:firstLine="720"/>
+        <w:jc w:val="both"/>
+        <w:rPr>
+          <w:rFonts w:ascii="Times New Roman" w:cs="Times New Roman" w:eastAsia="Times New Roman" w:hAnsi="Times New Roman"/>
+          <w:b w:val="1"/>
+          <w:color w:val="000000"/>
+          <w:sz w:val="26"/>
+          <w:szCs w:val="26"/>
+        </w:rPr>
+      </w:pPr>
+      <w:bookmarkStart w:colFirst="0" w:colLast="0" w:name="_iz1khqy0icv9" w:id="10"/>
+      <w:bookmarkEnd w:id="10"/>
+      <w:r>
+        <w:rPr>
+          <w:rFonts w:ascii="Times New Roman" w:cs="Times New Roman" w:eastAsia="Times New Roman" w:hAnsi="Times New Roman"/>
+          <w:b w:val="1"/>
+          <w:color w:val="000000"/>
+          <w:sz w:val="26"/>
+          <w:szCs w:val="26"/>
+          <w:rtl w:val="0"/>
+        </w:rPr>
+        <w:t xml:space="preserve">Missão</w:t>
+      </w:r>
+    </w:p>
+    <w:p>
+      <w:pPr>
+        <w:spacing w:after="240" w:before="240" w:line="360" w:lineRule="auto"/>
+        <w:ind w:left="720" w:firstLine="720"/>
+        <w:jc w:val="both"/>
+        <w:rPr>
+          <w:rFonts w:ascii="Times New Roman" w:cs="Times New Roman" w:eastAsia="Times New Roman" w:hAnsi="Times New Roman"/>
+          <w:sz w:val="24"/>
+          <w:szCs w:val="24"/>
+        </w:rPr>
+      </w:pPr>
+      <w:r>
+        <w:rPr>
+          <w:rFonts w:ascii="Times New Roman" w:cs="Times New Roman" w:eastAsia="Times New Roman" w:hAnsi="Times New Roman"/>
+          <w:sz w:val="24"/>
+          <w:szCs w:val="24"/>
+          <w:rtl w:val="0"/>
+        </w:rPr>
+        <w:t xml:space="preserve">Desenvolver soluções digitais inovadoras, funcionais e de qualidade, que atendam às necessidades reais dos clientes, promovendo aprendizado prático, colaboração em equipe e aplicação dos conhecimentos adquiridos ao longo do curso de Desenvolvimento de Sistemas Multiplataformas da Fatec Araras.</w:t>
       </w:r>
     </w:p>
     <w:p>
@@ -3415,8 +3509,8 @@
           <w:szCs w:val="26"/>
         </w:rPr>
       </w:pPr>
-      <w:bookmarkStart w:colFirst="0" w:colLast="0" w:name="_iz1khqy0icv9" w:id="10"/>
-      <w:bookmarkEnd w:id="10"/>
+      <w:bookmarkStart w:colFirst="0" w:colLast="0" w:name="_ct6c9m2pmymw" w:id="11"/>
+      <w:bookmarkEnd w:id="11"/>
       <w:r>
         <w:rPr>
           <w:rFonts w:ascii="Times New Roman" w:cs="Times New Roman" w:eastAsia="Times New Roman" w:hAnsi="Times New Roman"/>
@@ -3426,7 +3520,7 @@
           <w:szCs w:val="26"/>
           <w:rtl w:val="0"/>
         </w:rPr>
-        <w:t xml:space="preserve">Missão</w:t>
+        <w:t xml:space="preserve">Visão</w:t>
       </w:r>
     </w:p>
     <w:p>
@@ -3447,7 +3541,24 @@
           <w:szCs w:val="24"/>
           <w:rtl w:val="0"/>
         </w:rPr>
-        <w:t xml:space="preserve">Desenvolver soluções digitais inovadoras, funcionais e de qualidade, que atendam às necessidades reais dos clientes, promovendo aprendizado prático, colaboração em equipe e aplicação dos conhecimentos adquiridos ao longo do curso de Desenvolvimento de Sistemas Multiplataformas da Fatec Araras.</w:t>
+        <w:t xml:space="preserve">Ser reconhecido como um grupo de referência em desenvolvimento de sistemas no ambiente acadêmico, destacando-se pela competência técnica, comprometimento com a entrega de soluções eficientes e pela busca contínua por inovação e excelência.</w:t>
+      </w:r>
+    </w:p>
+    <w:p>
+      <w:pPr>
+        <w:spacing w:line="360" w:lineRule="auto"/>
+        <w:ind w:firstLine="720"/>
+        <w:jc w:val="both"/>
+        <w:rPr>
+          <w:rFonts w:ascii="Times New Roman" w:cs="Times New Roman" w:eastAsia="Times New Roman" w:hAnsi="Times New Roman"/>
+          <w:sz w:val="24"/>
+          <w:szCs w:val="24"/>
+        </w:rPr>
+      </w:pPr>
+      <w:r>
+        <w:rPr>
+          <w:rtl w:val="0"/>
+        </w:rPr>
       </w:r>
     </w:p>
     <w:p>
@@ -3466,8 +3577,8 @@
           <w:szCs w:val="26"/>
         </w:rPr>
       </w:pPr>
-      <w:bookmarkStart w:colFirst="0" w:colLast="0" w:name="_ct6c9m2pmymw" w:id="11"/>
-      <w:bookmarkEnd w:id="11"/>
+      <w:bookmarkStart w:colFirst="0" w:colLast="0" w:name="_vcmn11mus01o" w:id="12"/>
+      <w:bookmarkEnd w:id="12"/>
       <w:r>
         <w:rPr>
           <w:rFonts w:ascii="Times New Roman" w:cs="Times New Roman" w:eastAsia="Times New Roman" w:hAnsi="Times New Roman"/>
@@ -3477,74 +3588,6 @@
           <w:szCs w:val="26"/>
           <w:rtl w:val="0"/>
         </w:rPr>
-        <w:t xml:space="preserve">Visão</w:t>
-      </w:r>
-    </w:p>
-    <w:p>
-      <w:pPr>
-        <w:spacing w:after="240" w:before="240" w:line="360" w:lineRule="auto"/>
-        <w:ind w:left="720" w:firstLine="0"/>
-        <w:jc w:val="both"/>
-        <w:rPr>
-          <w:rFonts w:ascii="Times New Roman" w:cs="Times New Roman" w:eastAsia="Times New Roman" w:hAnsi="Times New Roman"/>
-          <w:sz w:val="24"/>
-          <w:szCs w:val="24"/>
-        </w:rPr>
-      </w:pPr>
-      <w:r>
-        <w:rPr>
-          <w:rFonts w:ascii="Times New Roman" w:cs="Times New Roman" w:eastAsia="Times New Roman" w:hAnsi="Times New Roman"/>
-          <w:sz w:val="24"/>
-          <w:szCs w:val="24"/>
-          <w:rtl w:val="0"/>
-        </w:rPr>
-        <w:t xml:space="preserve">Ser reconhecido como um grupo de referência em desenvolvimento de sistemas no ambiente acadêmico, destacando-se pela competência técnica, comprometimento com a entrega de soluções eficientes e pela busca contínua por inovação e excelência.</w:t>
-      </w:r>
-    </w:p>
-    <w:p>
-      <w:pPr>
-        <w:spacing w:line="360" w:lineRule="auto"/>
-        <w:ind w:firstLine="720"/>
-        <w:jc w:val="both"/>
-        <w:rPr>
-          <w:rFonts w:ascii="Times New Roman" w:cs="Times New Roman" w:eastAsia="Times New Roman" w:hAnsi="Times New Roman"/>
-          <w:sz w:val="24"/>
-          <w:szCs w:val="24"/>
-        </w:rPr>
-      </w:pPr>
-      <w:r>
-        <w:rPr>
-          <w:rtl w:val="0"/>
-        </w:rPr>
-      </w:r>
-    </w:p>
-    <w:p>
-      <w:pPr>
-        <w:pStyle w:val="Heading3"/>
-        <w:keepNext w:val="0"/>
-        <w:keepLines w:val="0"/>
-        <w:spacing w:before="280" w:line="360" w:lineRule="auto"/>
-        <w:ind w:firstLine="720"/>
-        <w:jc w:val="both"/>
-        <w:rPr>
-          <w:rFonts w:ascii="Times New Roman" w:cs="Times New Roman" w:eastAsia="Times New Roman" w:hAnsi="Times New Roman"/>
-          <w:b w:val="1"/>
-          <w:color w:val="000000"/>
-          <w:sz w:val="26"/>
-          <w:szCs w:val="26"/>
-        </w:rPr>
-      </w:pPr>
-      <w:bookmarkStart w:colFirst="0" w:colLast="0" w:name="_vcmn11mus01o" w:id="12"/>
-      <w:bookmarkEnd w:id="12"/>
-      <w:r>
-        <w:rPr>
-          <w:rFonts w:ascii="Times New Roman" w:cs="Times New Roman" w:eastAsia="Times New Roman" w:hAnsi="Times New Roman"/>
-          <w:b w:val="1"/>
-          <w:color w:val="000000"/>
-          <w:sz w:val="26"/>
-          <w:szCs w:val="26"/>
-          <w:rtl w:val="0"/>
-        </w:rPr>
         <w:t xml:space="preserve">Valores</w:t>
       </w:r>
     </w:p>
@@ -3552,7 +3595,7 @@
       <w:pPr>
         <w:numPr>
           <w:ilvl w:val="0"/>
-          <w:numId w:val="12"/>
+          <w:numId w:val="9"/>
         </w:numPr>
         <w:spacing w:after="0" w:afterAutospacing="0" w:before="240" w:line="360" w:lineRule="auto"/>
         <w:ind w:left="1440" w:hanging="360"/>
@@ -3587,7 +3630,7 @@
       <w:pPr>
         <w:numPr>
           <w:ilvl w:val="0"/>
-          <w:numId w:val="12"/>
+          <w:numId w:val="9"/>
         </w:numPr>
         <w:spacing w:after="0" w:afterAutospacing="0" w:before="0" w:beforeAutospacing="0" w:line="360" w:lineRule="auto"/>
         <w:ind w:left="1440" w:hanging="360"/>
@@ -3622,7 +3665,7 @@
       <w:pPr>
         <w:numPr>
           <w:ilvl w:val="0"/>
-          <w:numId w:val="12"/>
+          <w:numId w:val="9"/>
         </w:numPr>
         <w:spacing w:after="0" w:afterAutospacing="0" w:before="0" w:beforeAutospacing="0" w:line="360" w:lineRule="auto"/>
         <w:ind w:left="1440" w:hanging="360"/>
@@ -3657,7 +3700,7 @@
       <w:pPr>
         <w:numPr>
           <w:ilvl w:val="0"/>
-          <w:numId w:val="12"/>
+          <w:numId w:val="9"/>
         </w:numPr>
         <w:spacing w:after="0" w:afterAutospacing="0" w:before="0" w:beforeAutospacing="0" w:line="360" w:lineRule="auto"/>
         <w:ind w:left="1440" w:hanging="360"/>
@@ -3692,7 +3735,7 @@
       <w:pPr>
         <w:numPr>
           <w:ilvl w:val="0"/>
-          <w:numId w:val="12"/>
+          <w:numId w:val="9"/>
         </w:numPr>
         <w:spacing w:after="0" w:afterAutospacing="0" w:before="0" w:beforeAutospacing="0" w:line="360" w:lineRule="auto"/>
         <w:ind w:left="1440" w:hanging="360"/>
@@ -3727,7 +3770,7 @@
       <w:pPr>
         <w:numPr>
           <w:ilvl w:val="0"/>
-          <w:numId w:val="12"/>
+          <w:numId w:val="9"/>
         </w:numPr>
         <w:spacing w:after="240" w:before="0" w:beforeAutospacing="0" w:line="360" w:lineRule="auto"/>
         <w:ind w:left="1440" w:hanging="360"/>
@@ -3761,89 +3804,59 @@
     <w:p>
       <w:pPr>
         <w:spacing w:line="360" w:lineRule="auto"/>
+        <w:jc w:val="both"/>
+        <w:rPr>
+          <w:rFonts w:ascii="Times New Roman" w:cs="Times New Roman" w:eastAsia="Times New Roman" w:hAnsi="Times New Roman"/>
+          <w:sz w:val="24"/>
+          <w:szCs w:val="24"/>
+        </w:rPr>
+      </w:pPr>
+      <w:r>
+        <w:rPr>
+          <w:rtl w:val="0"/>
+        </w:rPr>
+      </w:r>
+    </w:p>
+    <w:p>
+      <w:pPr>
+        <w:spacing w:line="360" w:lineRule="auto"/>
         <w:ind w:left="720" w:firstLine="720"/>
         <w:jc w:val="both"/>
         <w:rPr>
           <w:rFonts w:ascii="Times New Roman" w:cs="Times New Roman" w:eastAsia="Times New Roman" w:hAnsi="Times New Roman"/>
-          <w:sz w:val="24"/>
-          <w:szCs w:val="24"/>
-        </w:rPr>
-      </w:pPr>
-      <w:r>
-        <w:rPr>
-          <w:rtl w:val="0"/>
-        </w:rPr>
+          <w:b w:val="1"/>
+          <w:i w:val="1"/>
+          <w:sz w:val="24"/>
+          <w:szCs w:val="24"/>
+        </w:rPr>
+      </w:pPr>
+      <w:r>
+        <w:rPr>
+          <w:rFonts w:ascii="Times New Roman" w:cs="Times New Roman" w:eastAsia="Times New Roman" w:hAnsi="Times New Roman"/>
+          <w:b w:val="1"/>
+          <w:i w:val="1"/>
+          <w:sz w:val="24"/>
+          <w:szCs w:val="24"/>
+          <w:rtl w:val="0"/>
+        </w:rPr>
+        <w:t xml:space="preserve">1.3 Repositório</w:t>
       </w:r>
     </w:p>
     <w:p>
       <w:pPr>
         <w:spacing w:line="360" w:lineRule="auto"/>
+        <w:ind w:left="720" w:firstLine="720"/>
         <w:jc w:val="both"/>
         <w:rPr>
           <w:rFonts w:ascii="Times New Roman" w:cs="Times New Roman" w:eastAsia="Times New Roman" w:hAnsi="Times New Roman"/>
           <w:sz w:val="24"/>
           <w:szCs w:val="24"/>
-        </w:rPr>
-      </w:pPr>
-      <w:r>
-        <w:rPr>
-          <w:rtl w:val="0"/>
-        </w:rPr>
-      </w:r>
-    </w:p>
-    <w:p>
-      <w:pPr>
-        <w:spacing w:line="360" w:lineRule="auto"/>
-        <w:ind w:firstLine="720"/>
-        <w:jc w:val="both"/>
-        <w:rPr>
-          <w:rFonts w:ascii="Times New Roman" w:cs="Times New Roman" w:eastAsia="Times New Roman" w:hAnsi="Times New Roman"/>
-          <w:b w:val="1"/>
-          <w:i w:val="1"/>
-          <w:sz w:val="24"/>
-          <w:szCs w:val="24"/>
-        </w:rPr>
-      </w:pPr>
-      <w:r>
-        <w:rPr>
-          <w:rFonts w:ascii="Times New Roman" w:cs="Times New Roman" w:eastAsia="Times New Roman" w:hAnsi="Times New Roman"/>
-          <w:b w:val="1"/>
-          <w:i w:val="1"/>
-          <w:sz w:val="24"/>
-          <w:szCs w:val="24"/>
-          <w:rtl w:val="0"/>
-        </w:rPr>
-        <w:t xml:space="preserve">1.3 Repositório</w:t>
-      </w:r>
-    </w:p>
-    <w:p>
-      <w:pPr>
-        <w:spacing w:line="360" w:lineRule="auto"/>
-        <w:ind w:firstLine="720"/>
-        <w:jc w:val="both"/>
-        <w:rPr>
-          <w:rFonts w:ascii="Times New Roman" w:cs="Times New Roman" w:eastAsia="Times New Roman" w:hAnsi="Times New Roman"/>
-          <w:i w:val="1"/>
-          <w:sz w:val="24"/>
-          <w:szCs w:val="24"/>
           <w:shd w:fill="ff9900" w:val="clear"/>
         </w:rPr>
       </w:pPr>
       <w:r>
         <w:rPr>
           <w:rFonts w:ascii="Times New Roman" w:cs="Times New Roman" w:eastAsia="Times New Roman" w:hAnsi="Times New Roman"/>
-          <w:b w:val="1"/>
-          <w:i w:val="1"/>
-          <w:sz w:val="24"/>
-          <w:szCs w:val="24"/>
-          <w:rtl w:val="0"/>
-        </w:rPr>
-        <w:tab/>
-      </w:r>
-      <w:r>
-        <w:rPr>
-          <w:rFonts w:ascii="Times New Roman" w:cs="Times New Roman" w:eastAsia="Times New Roman" w:hAnsi="Times New Roman"/>
-          <w:i w:val="1"/>
           <w:sz w:val="24"/>
           <w:szCs w:val="24"/>
           <w:rtl w:val="0"/>
@@ -3855,7 +3868,6 @@
           <w:rPr>
             <w:rFonts w:ascii="Times New Roman" w:cs="Times New Roman" w:eastAsia="Times New Roman" w:hAnsi="Times New Roman"/>
             <w:b w:val="1"/>
-            <w:i w:val="1"/>
             <w:color w:val="1155cc"/>
             <w:sz w:val="24"/>
             <w:szCs w:val="24"/>
@@ -3867,85 +3879,16 @@
       <w:r>
         <w:rPr>
           <w:rFonts w:ascii="Times New Roman" w:cs="Times New Roman" w:eastAsia="Times New Roman" w:hAnsi="Times New Roman"/>
-          <w:i w:val="1"/>
-          <w:sz w:val="24"/>
-          <w:szCs w:val="24"/>
-          <w:rtl w:val="0"/>
-        </w:rPr>
-        <w:t xml:space="preserve">, o projeto, apesar de ser público detêm a seguinte licença de software </w:t>
-      </w:r>
-      <w:r>
-        <w:rPr>
-          <w:rFonts w:ascii="Times New Roman" w:cs="Times New Roman" w:eastAsia="Times New Roman" w:hAnsi="Times New Roman"/>
-          <w:i w:val="1"/>
-          <w:sz w:val="24"/>
-          <w:szCs w:val="24"/>
-          <w:shd w:fill="ff9900" w:val="clear"/>
-          <w:rtl w:val="0"/>
-        </w:rPr>
-        <w:t xml:space="preserve">adicionar licença aqui</w:t>
-      </w:r>
-    </w:p>
-    <w:p>
-      <w:pPr>
-        <w:spacing w:line="360" w:lineRule="auto"/>
-        <w:jc w:val="both"/>
-        <w:rPr>
-          <w:rFonts w:ascii="Times New Roman" w:cs="Times New Roman" w:eastAsia="Times New Roman" w:hAnsi="Times New Roman"/>
-          <w:sz w:val="24"/>
-          <w:szCs w:val="24"/>
-          <w:shd w:fill="ff9900" w:val="clear"/>
-        </w:rPr>
-      </w:pPr>
-      <w:r>
-        <w:rPr>
-          <w:rtl w:val="0"/>
-        </w:rPr>
-      </w:r>
-    </w:p>
-    <w:p>
-      <w:pPr>
-        <w:spacing w:line="360" w:lineRule="auto"/>
-        <w:jc w:val="both"/>
-        <w:rPr>
-          <w:rFonts w:ascii="Times New Roman" w:cs="Times New Roman" w:eastAsia="Times New Roman" w:hAnsi="Times New Roman"/>
-          <w:sz w:val="24"/>
-          <w:szCs w:val="24"/>
-        </w:rPr>
-      </w:pPr>
-      <w:r>
-        <w:rPr>
-          <w:rFonts w:ascii="Times New Roman" w:cs="Times New Roman" w:eastAsia="Times New Roman" w:hAnsi="Times New Roman"/>
-          <w:sz w:val="24"/>
-          <w:szCs w:val="24"/>
-          <w:rtl w:val="0"/>
-        </w:rPr>
-        <w:tab/>
-      </w:r>
-    </w:p>
-    <w:p>
-      <w:pPr>
-        <w:spacing w:line="360" w:lineRule="auto"/>
-        <w:ind w:firstLine="720"/>
-        <w:jc w:val="both"/>
-        <w:rPr>
-          <w:rFonts w:ascii="Times New Roman" w:cs="Times New Roman" w:eastAsia="Times New Roman" w:hAnsi="Times New Roman"/>
-          <w:b w:val="1"/>
-          <w:i w:val="1"/>
-          <w:sz w:val="24"/>
-          <w:szCs w:val="24"/>
-        </w:rPr>
-      </w:pPr>
-      <w:r>
-        <w:rPr>
-          <w:rFonts w:ascii="Times New Roman" w:cs="Times New Roman" w:eastAsia="Times New Roman" w:hAnsi="Times New Roman"/>
-          <w:b w:val="1"/>
-          <w:i w:val="1"/>
-          <w:sz w:val="24"/>
-          <w:szCs w:val="24"/>
-          <w:rtl w:val="0"/>
-        </w:rPr>
-        <w:t xml:space="preserve">2. ESCOPO </w:t>
+          <w:sz w:val="24"/>
+          <w:szCs w:val="24"/>
+          <w:rtl w:val="0"/>
+        </w:rPr>
+        <w:t xml:space="preserve">, o projeto, apesar de ser público detêm a seguinte licença de software Creative Commons Attribution-NonCommercial 4.0 (CC BY-NC 4.0).</w:t>
+      </w:r>
+      <w:r>
+        <w:rPr>
+          <w:rtl w:val="0"/>
+        </w:rPr>
       </w:r>
     </w:p>
     <w:p>
@@ -3955,6 +3898,69 @@
         <w:jc w:val="both"/>
         <w:rPr>
           <w:rFonts w:ascii="Times New Roman" w:cs="Times New Roman" w:eastAsia="Times New Roman" w:hAnsi="Times New Roman"/>
+          <w:sz w:val="24"/>
+          <w:szCs w:val="24"/>
+          <w:shd w:fill="ff9900" w:val="clear"/>
+        </w:rPr>
+      </w:pPr>
+      <w:r>
+        <w:rPr>
+          <w:rtl w:val="0"/>
+        </w:rPr>
+      </w:r>
+    </w:p>
+    <w:p>
+      <w:pPr>
+        <w:spacing w:line="360" w:lineRule="auto"/>
+        <w:jc w:val="both"/>
+        <w:rPr>
+          <w:rFonts w:ascii="Times New Roman" w:cs="Times New Roman" w:eastAsia="Times New Roman" w:hAnsi="Times New Roman"/>
+          <w:sz w:val="24"/>
+          <w:szCs w:val="24"/>
+        </w:rPr>
+      </w:pPr>
+      <w:r>
+        <w:rPr>
+          <w:rFonts w:ascii="Times New Roman" w:cs="Times New Roman" w:eastAsia="Times New Roman" w:hAnsi="Times New Roman"/>
+          <w:sz w:val="24"/>
+          <w:szCs w:val="24"/>
+          <w:rtl w:val="0"/>
+        </w:rPr>
+        <w:tab/>
+      </w:r>
+    </w:p>
+    <w:p>
+      <w:pPr>
+        <w:spacing w:line="360" w:lineRule="auto"/>
+        <w:ind w:left="720" w:firstLine="720"/>
+        <w:jc w:val="both"/>
+        <w:rPr>
+          <w:rFonts w:ascii="Times New Roman" w:cs="Times New Roman" w:eastAsia="Times New Roman" w:hAnsi="Times New Roman"/>
+          <w:b w:val="1"/>
+          <w:i w:val="1"/>
+          <w:sz w:val="24"/>
+          <w:szCs w:val="24"/>
+        </w:rPr>
+      </w:pPr>
+      <w:r>
+        <w:rPr>
+          <w:rFonts w:ascii="Times New Roman" w:cs="Times New Roman" w:eastAsia="Times New Roman" w:hAnsi="Times New Roman"/>
+          <w:b w:val="1"/>
+          <w:i w:val="1"/>
+          <w:sz w:val="24"/>
+          <w:szCs w:val="24"/>
+          <w:rtl w:val="0"/>
+        </w:rPr>
+        <w:t xml:space="preserve">2. ESCOPO </w:t>
+      </w:r>
+    </w:p>
+    <w:p>
+      <w:pPr>
+        <w:spacing w:line="360" w:lineRule="auto"/>
+        <w:ind w:left="720" w:firstLine="720"/>
+        <w:jc w:val="both"/>
+        <w:rPr>
+          <w:rFonts w:ascii="Times New Roman" w:cs="Times New Roman" w:eastAsia="Times New Roman" w:hAnsi="Times New Roman"/>
           <w:b w:val="1"/>
           <w:sz w:val="24"/>
           <w:szCs w:val="24"/>
@@ -3969,6 +3975,686 @@
           <w:rtl w:val="0"/>
         </w:rPr>
         <w:t xml:space="preserve">O escopo do projeto inclui o desenvolvimento com as seguintes limitações:</w:t>
+      </w:r>
+    </w:p>
+    <w:p>
+      <w:pPr>
+        <w:spacing w:after="240" w:before="240" w:line="360" w:lineRule="auto"/>
+        <w:ind w:left="720" w:firstLine="720"/>
+        <w:jc w:val="both"/>
+        <w:rPr>
+          <w:rFonts w:ascii="Times New Roman" w:cs="Times New Roman" w:eastAsia="Times New Roman" w:hAnsi="Times New Roman"/>
+          <w:sz w:val="24"/>
+          <w:szCs w:val="24"/>
+        </w:rPr>
+      </w:pPr>
+      <w:r>
+        <w:rPr>
+          <w:rFonts w:ascii="Times New Roman" w:cs="Times New Roman" w:eastAsia="Times New Roman" w:hAnsi="Times New Roman"/>
+          <w:sz w:val="24"/>
+          <w:szCs w:val="24"/>
+          <w:rtl w:val="0"/>
+        </w:rPr>
+        <w:t xml:space="preserve">O escopo deste projeto contempla o desenvolvimento de uma aplicação web voltada ao agendamento e pagamento de serviços de lavagem automotiva para o cliente </w:t>
+      </w:r>
+      <w:r>
+        <w:rPr>
+          <w:rFonts w:ascii="Times New Roman" w:cs="Times New Roman" w:eastAsia="Times New Roman" w:hAnsi="Times New Roman"/>
+          <w:b w:val="1"/>
+          <w:sz w:val="24"/>
+          <w:szCs w:val="24"/>
+          <w:rtl w:val="0"/>
+        </w:rPr>
+        <w:t xml:space="preserve">Embelezamento Automotivo</w:t>
+      </w:r>
+      <w:r>
+        <w:rPr>
+          <w:rFonts w:ascii="Times New Roman" w:cs="Times New Roman" w:eastAsia="Times New Roman" w:hAnsi="Times New Roman"/>
+          <w:sz w:val="24"/>
+          <w:szCs w:val="24"/>
+          <w:rtl w:val="0"/>
+        </w:rPr>
+        <w:t xml:space="preserve">. A solução está sendo desenvolvida pelo grupo </w:t>
+      </w:r>
+      <w:r>
+        <w:rPr>
+          <w:rFonts w:ascii="Times New Roman" w:cs="Times New Roman" w:eastAsia="Times New Roman" w:hAnsi="Times New Roman"/>
+          <w:b w:val="1"/>
+          <w:sz w:val="24"/>
+          <w:szCs w:val="24"/>
+          <w:rtl w:val="0"/>
+        </w:rPr>
+        <w:t xml:space="preserve">Web Lab</w:t>
+      </w:r>
+      <w:r>
+        <w:rPr>
+          <w:rFonts w:ascii="Times New Roman" w:cs="Times New Roman" w:eastAsia="Times New Roman" w:hAnsi="Times New Roman"/>
+          <w:sz w:val="24"/>
+          <w:szCs w:val="24"/>
+          <w:rtl w:val="0"/>
+        </w:rPr>
+        <w:t xml:space="preserve">, como parte do Projeto Integrador do curso de </w:t>
+      </w:r>
+      <w:r>
+        <w:rPr>
+          <w:rFonts w:ascii="Times New Roman" w:cs="Times New Roman" w:eastAsia="Times New Roman" w:hAnsi="Times New Roman"/>
+          <w:b w:val="1"/>
+          <w:sz w:val="24"/>
+          <w:szCs w:val="24"/>
+          <w:rtl w:val="0"/>
+        </w:rPr>
+        <w:t xml:space="preserve">Desenvolvimento de Sistemas Multiplataformas</w:t>
+      </w:r>
+      <w:r>
+        <w:rPr>
+          <w:rFonts w:ascii="Times New Roman" w:cs="Times New Roman" w:eastAsia="Times New Roman" w:hAnsi="Times New Roman"/>
+          <w:sz w:val="24"/>
+          <w:szCs w:val="24"/>
+          <w:rtl w:val="0"/>
+        </w:rPr>
+        <w:t xml:space="preserve"> da </w:t>
+      </w:r>
+      <w:r>
+        <w:rPr>
+          <w:rFonts w:ascii="Times New Roman" w:cs="Times New Roman" w:eastAsia="Times New Roman" w:hAnsi="Times New Roman"/>
+          <w:b w:val="1"/>
+          <w:sz w:val="24"/>
+          <w:szCs w:val="24"/>
+          <w:rtl w:val="0"/>
+        </w:rPr>
+        <w:t xml:space="preserve">Fatec Araras</w:t>
+      </w:r>
+      <w:r>
+        <w:rPr>
+          <w:rFonts w:ascii="Times New Roman" w:cs="Times New Roman" w:eastAsia="Times New Roman" w:hAnsi="Times New Roman"/>
+          <w:sz w:val="24"/>
+          <w:szCs w:val="24"/>
+          <w:rtl w:val="0"/>
+        </w:rPr>
+        <w:t xml:space="preserve">.</w:t>
+      </w:r>
+    </w:p>
+    <w:p>
+      <w:pPr>
+        <w:spacing w:after="240" w:before="240" w:line="360" w:lineRule="auto"/>
+        <w:ind w:left="720" w:firstLine="720"/>
+        <w:jc w:val="both"/>
+        <w:rPr>
+          <w:rFonts w:ascii="Times New Roman" w:cs="Times New Roman" w:eastAsia="Times New Roman" w:hAnsi="Times New Roman"/>
+          <w:sz w:val="24"/>
+          <w:szCs w:val="24"/>
+        </w:rPr>
+      </w:pPr>
+      <w:r>
+        <w:rPr>
+          <w:rFonts w:ascii="Times New Roman" w:cs="Times New Roman" w:eastAsia="Times New Roman" w:hAnsi="Times New Roman"/>
+          <w:sz w:val="24"/>
+          <w:szCs w:val="24"/>
+          <w:rtl w:val="0"/>
+        </w:rPr>
+        <w:t xml:space="preserve">A aplicação terá como foco principal a automatização do processo de agendamento e a integração com um meio de pagamento online, visando oferecer praticidade, agilidade e melhor controle para o cliente e para o negócio. Dentre as funcionalidades previstas, destacam-se:</w:t>
+      </w:r>
+    </w:p>
+    <w:p>
+      <w:pPr>
+        <w:numPr>
+          <w:ilvl w:val="0"/>
+          <w:numId w:val="3"/>
+        </w:numPr>
+        <w:spacing w:after="0" w:afterAutospacing="0" w:before="240" w:line="360" w:lineRule="auto"/>
+        <w:ind w:left="1440" w:hanging="360"/>
+        <w:rPr>
+          <w:rFonts w:ascii="Times New Roman" w:cs="Times New Roman" w:eastAsia="Times New Roman" w:hAnsi="Times New Roman"/>
+          <w:sz w:val="24"/>
+          <w:szCs w:val="24"/>
+        </w:rPr>
+      </w:pPr>
+      <w:r>
+        <w:rPr>
+          <w:rFonts w:ascii="Times New Roman" w:cs="Times New Roman" w:eastAsia="Times New Roman" w:hAnsi="Times New Roman"/>
+          <w:sz w:val="24"/>
+          <w:szCs w:val="24"/>
+          <w:rtl w:val="0"/>
+        </w:rPr>
+        <w:t xml:space="preserve">Cadastro e login de clientes;</w:t>
+        <w:br w:type="textWrapping"/>
+      </w:r>
+    </w:p>
+    <w:p>
+      <w:pPr>
+        <w:numPr>
+          <w:ilvl w:val="0"/>
+          <w:numId w:val="3"/>
+        </w:numPr>
+        <w:spacing w:after="0" w:afterAutospacing="0" w:before="0" w:beforeAutospacing="0" w:line="360" w:lineRule="auto"/>
+        <w:ind w:left="1440" w:hanging="360"/>
+        <w:rPr>
+          <w:rFonts w:ascii="Times New Roman" w:cs="Times New Roman" w:eastAsia="Times New Roman" w:hAnsi="Times New Roman"/>
+          <w:sz w:val="24"/>
+          <w:szCs w:val="24"/>
+        </w:rPr>
+      </w:pPr>
+      <w:r>
+        <w:rPr>
+          <w:rFonts w:ascii="Times New Roman" w:cs="Times New Roman" w:eastAsia="Times New Roman" w:hAnsi="Times New Roman"/>
+          <w:sz w:val="24"/>
+          <w:szCs w:val="24"/>
+          <w:rtl w:val="0"/>
+        </w:rPr>
+        <w:t xml:space="preserve">Visualização dos serviços disponíveis e seus valores;</w:t>
+        <w:br w:type="textWrapping"/>
+      </w:r>
+    </w:p>
+    <w:p>
+      <w:pPr>
+        <w:numPr>
+          <w:ilvl w:val="0"/>
+          <w:numId w:val="3"/>
+        </w:numPr>
+        <w:spacing w:after="0" w:afterAutospacing="0" w:before="0" w:beforeAutospacing="0" w:line="360" w:lineRule="auto"/>
+        <w:ind w:left="1440" w:hanging="360"/>
+        <w:rPr>
+          <w:rFonts w:ascii="Times New Roman" w:cs="Times New Roman" w:eastAsia="Times New Roman" w:hAnsi="Times New Roman"/>
+          <w:sz w:val="24"/>
+          <w:szCs w:val="24"/>
+        </w:rPr>
+      </w:pPr>
+      <w:r>
+        <w:rPr>
+          <w:rFonts w:ascii="Times New Roman" w:cs="Times New Roman" w:eastAsia="Times New Roman" w:hAnsi="Times New Roman"/>
+          <w:sz w:val="24"/>
+          <w:szCs w:val="24"/>
+          <w:rtl w:val="0"/>
+        </w:rPr>
+        <w:t xml:space="preserve">Agendamento de lavagens com escolha de data e horário;</w:t>
+        <w:br w:type="textWrapping"/>
+      </w:r>
+    </w:p>
+    <w:p>
+      <w:pPr>
+        <w:numPr>
+          <w:ilvl w:val="0"/>
+          <w:numId w:val="3"/>
+        </w:numPr>
+        <w:spacing w:after="0" w:afterAutospacing="0" w:before="0" w:beforeAutospacing="0" w:line="360" w:lineRule="auto"/>
+        <w:ind w:left="1440" w:hanging="360"/>
+        <w:rPr>
+          <w:rFonts w:ascii="Times New Roman" w:cs="Times New Roman" w:eastAsia="Times New Roman" w:hAnsi="Times New Roman"/>
+          <w:sz w:val="24"/>
+          <w:szCs w:val="24"/>
+        </w:rPr>
+      </w:pPr>
+      <w:r>
+        <w:rPr>
+          <w:rFonts w:ascii="Times New Roman" w:cs="Times New Roman" w:eastAsia="Times New Roman" w:hAnsi="Times New Roman"/>
+          <w:sz w:val="24"/>
+          <w:szCs w:val="24"/>
+          <w:rtl w:val="0"/>
+        </w:rPr>
+        <w:t xml:space="preserve">Integração com </w:t>
+      </w:r>
+      <w:r>
+        <w:rPr>
+          <w:rFonts w:ascii="Times New Roman" w:cs="Times New Roman" w:eastAsia="Times New Roman" w:hAnsi="Times New Roman"/>
+          <w:b w:val="1"/>
+          <w:sz w:val="24"/>
+          <w:szCs w:val="24"/>
+          <w:rtl w:val="0"/>
+        </w:rPr>
+        <w:t xml:space="preserve">gateways de pagamento oficiais</w:t>
+      </w:r>
+      <w:r>
+        <w:rPr>
+          <w:rFonts w:ascii="Times New Roman" w:cs="Times New Roman" w:eastAsia="Times New Roman" w:hAnsi="Times New Roman"/>
+          <w:sz w:val="24"/>
+          <w:szCs w:val="24"/>
+          <w:rtl w:val="0"/>
+        </w:rPr>
+        <w:t xml:space="preserve">, para realização de transações reais de forma segura;</w:t>
+        <w:br w:type="textWrapping"/>
+      </w:r>
+    </w:p>
+    <w:p>
+      <w:pPr>
+        <w:numPr>
+          <w:ilvl w:val="0"/>
+          <w:numId w:val="3"/>
+        </w:numPr>
+        <w:spacing w:after="0" w:afterAutospacing="0" w:before="0" w:beforeAutospacing="0" w:line="360" w:lineRule="auto"/>
+        <w:ind w:left="1440" w:hanging="360"/>
+        <w:rPr>
+          <w:rFonts w:ascii="Times New Roman" w:cs="Times New Roman" w:eastAsia="Times New Roman" w:hAnsi="Times New Roman"/>
+          <w:sz w:val="24"/>
+          <w:szCs w:val="24"/>
+        </w:rPr>
+      </w:pPr>
+      <w:r>
+        <w:rPr>
+          <w:rFonts w:ascii="Times New Roman" w:cs="Times New Roman" w:eastAsia="Times New Roman" w:hAnsi="Times New Roman"/>
+          <w:sz w:val="24"/>
+          <w:szCs w:val="24"/>
+          <w:rtl w:val="0"/>
+        </w:rPr>
+        <w:t xml:space="preserve">Painel administrativo para controle de agendamentos e gestão de serviços;</w:t>
+        <w:br w:type="textWrapping"/>
+      </w:r>
+    </w:p>
+    <w:p>
+      <w:pPr>
+        <w:numPr>
+          <w:ilvl w:val="0"/>
+          <w:numId w:val="3"/>
+        </w:numPr>
+        <w:spacing w:after="240" w:before="0" w:beforeAutospacing="0" w:line="360" w:lineRule="auto"/>
+        <w:ind w:left="1440" w:hanging="360"/>
+        <w:rPr>
+          <w:rFonts w:ascii="Times New Roman" w:cs="Times New Roman" w:eastAsia="Times New Roman" w:hAnsi="Times New Roman"/>
+          <w:sz w:val="24"/>
+          <w:szCs w:val="24"/>
+        </w:rPr>
+      </w:pPr>
+      <w:r>
+        <w:rPr>
+          <w:rFonts w:ascii="Times New Roman" w:cs="Times New Roman" w:eastAsia="Times New Roman" w:hAnsi="Times New Roman"/>
+          <w:sz w:val="24"/>
+          <w:szCs w:val="24"/>
+          <w:rtl w:val="0"/>
+        </w:rPr>
+        <w:t xml:space="preserve">Interface </w:t>
+      </w:r>
+      <w:r>
+        <w:rPr>
+          <w:rFonts w:ascii="Times New Roman" w:cs="Times New Roman" w:eastAsia="Times New Roman" w:hAnsi="Times New Roman"/>
+          <w:b w:val="1"/>
+          <w:sz w:val="24"/>
+          <w:szCs w:val="24"/>
+          <w:rtl w:val="0"/>
+        </w:rPr>
+        <w:t xml:space="preserve">web responsiva</w:t>
+      </w:r>
+      <w:r>
+        <w:rPr>
+          <w:rFonts w:ascii="Times New Roman" w:cs="Times New Roman" w:eastAsia="Times New Roman" w:hAnsi="Times New Roman"/>
+          <w:sz w:val="24"/>
+          <w:szCs w:val="24"/>
+          <w:rtl w:val="0"/>
+        </w:rPr>
+        <w:t xml:space="preserve">, adaptável a diferentes dispositivos (computadores, tablets e smartphones).</w:t>
+        <w:br w:type="textWrapping"/>
+      </w:r>
+    </w:p>
+    <w:p>
+      <w:pPr>
+        <w:spacing w:after="240" w:before="240" w:line="360" w:lineRule="auto"/>
+        <w:ind w:left="720" w:firstLine="720"/>
+        <w:jc w:val="both"/>
+        <w:rPr>
+          <w:rFonts w:ascii="Times New Roman" w:cs="Times New Roman" w:eastAsia="Times New Roman" w:hAnsi="Times New Roman"/>
+          <w:sz w:val="24"/>
+          <w:szCs w:val="24"/>
+        </w:rPr>
+      </w:pPr>
+      <w:r>
+        <w:rPr>
+          <w:rFonts w:ascii="Times New Roman" w:cs="Times New Roman" w:eastAsia="Times New Roman" w:hAnsi="Times New Roman"/>
+          <w:sz w:val="24"/>
+          <w:szCs w:val="24"/>
+          <w:rtl w:val="0"/>
+        </w:rPr>
+        <w:t xml:space="preserve">Apesar do escopo ser abrangente, o projeto será desenvolvido com algumas </w:t>
+      </w:r>
+      <w:r>
+        <w:rPr>
+          <w:rFonts w:ascii="Times New Roman" w:cs="Times New Roman" w:eastAsia="Times New Roman" w:hAnsi="Times New Roman"/>
+          <w:b w:val="1"/>
+          <w:sz w:val="24"/>
+          <w:szCs w:val="24"/>
+          <w:rtl w:val="0"/>
+        </w:rPr>
+        <w:t xml:space="preserve">limitações</w:t>
+      </w:r>
+      <w:r>
+        <w:rPr>
+          <w:rFonts w:ascii="Times New Roman" w:cs="Times New Roman" w:eastAsia="Times New Roman" w:hAnsi="Times New Roman"/>
+          <w:sz w:val="24"/>
+          <w:szCs w:val="24"/>
+          <w:rtl w:val="0"/>
+        </w:rPr>
+        <w:t xml:space="preserve">, determinadas para garantir sua execução dentro do cronograma, dos recursos disponíveis e dos objetivos pedagógicos do curso:</w:t>
+      </w:r>
+    </w:p>
+    <w:p>
+      <w:pPr>
+        <w:numPr>
+          <w:ilvl w:val="0"/>
+          <w:numId w:val="7"/>
+        </w:numPr>
+        <w:spacing w:after="0" w:afterAutospacing="0" w:before="240" w:line="360" w:lineRule="auto"/>
+        <w:ind w:left="1440" w:hanging="360"/>
+        <w:rPr>
+          <w:rFonts w:ascii="Times New Roman" w:cs="Times New Roman" w:eastAsia="Times New Roman" w:hAnsi="Times New Roman"/>
+          <w:sz w:val="24"/>
+          <w:szCs w:val="24"/>
+        </w:rPr>
+      </w:pPr>
+      <w:r>
+        <w:rPr>
+          <w:rFonts w:ascii="Times New Roman" w:cs="Times New Roman" w:eastAsia="Times New Roman" w:hAnsi="Times New Roman"/>
+          <w:sz w:val="24"/>
+          <w:szCs w:val="24"/>
+          <w:rtl w:val="0"/>
+        </w:rPr>
+        <w:t xml:space="preserve">O sistema será restrito ao ambiente web, </w:t>
+      </w:r>
+      <w:r>
+        <w:rPr>
+          <w:rFonts w:ascii="Times New Roman" w:cs="Times New Roman" w:eastAsia="Times New Roman" w:hAnsi="Times New Roman"/>
+          <w:b w:val="1"/>
+          <w:sz w:val="24"/>
+          <w:szCs w:val="24"/>
+          <w:rtl w:val="0"/>
+        </w:rPr>
+        <w:t xml:space="preserve">sem o desenvolvimento de aplicativos mobile nativos</w:t>
+      </w:r>
+      <w:r>
+        <w:rPr>
+          <w:rFonts w:ascii="Times New Roman" w:cs="Times New Roman" w:eastAsia="Times New Roman" w:hAnsi="Times New Roman"/>
+          <w:sz w:val="24"/>
+          <w:szCs w:val="24"/>
+          <w:rtl w:val="0"/>
+        </w:rPr>
+        <w:t xml:space="preserve">;</w:t>
+        <w:br w:type="textWrapping"/>
+      </w:r>
+    </w:p>
+    <w:p>
+      <w:pPr>
+        <w:numPr>
+          <w:ilvl w:val="0"/>
+          <w:numId w:val="7"/>
+        </w:numPr>
+        <w:spacing w:after="0" w:afterAutospacing="0" w:before="0" w:beforeAutospacing="0" w:line="360" w:lineRule="auto"/>
+        <w:ind w:left="1440" w:hanging="360"/>
+        <w:rPr>
+          <w:rFonts w:ascii="Times New Roman" w:cs="Times New Roman" w:eastAsia="Times New Roman" w:hAnsi="Times New Roman"/>
+          <w:sz w:val="24"/>
+          <w:szCs w:val="24"/>
+        </w:rPr>
+      </w:pPr>
+      <w:r>
+        <w:rPr>
+          <w:rFonts w:ascii="Times New Roman" w:cs="Times New Roman" w:eastAsia="Times New Roman" w:hAnsi="Times New Roman"/>
+          <w:sz w:val="24"/>
+          <w:szCs w:val="24"/>
+          <w:rtl w:val="0"/>
+        </w:rPr>
+        <w:t xml:space="preserve">O foco principal será em funcionalidades essenciais, </w:t>
+      </w:r>
+      <w:r>
+        <w:rPr>
+          <w:rFonts w:ascii="Times New Roman" w:cs="Times New Roman" w:eastAsia="Times New Roman" w:hAnsi="Times New Roman"/>
+          <w:b w:val="1"/>
+          <w:sz w:val="24"/>
+          <w:szCs w:val="24"/>
+          <w:rtl w:val="0"/>
+        </w:rPr>
+        <w:t xml:space="preserve">sem a inclusão de funcionalidades avançadas como programas de fidelidade, emissão de nota fiscal ou relatórios personalizados em tempo real</w:t>
+      </w:r>
+      <w:r>
+        <w:rPr>
+          <w:rFonts w:ascii="Times New Roman" w:cs="Times New Roman" w:eastAsia="Times New Roman" w:hAnsi="Times New Roman"/>
+          <w:sz w:val="24"/>
+          <w:szCs w:val="24"/>
+          <w:rtl w:val="0"/>
+        </w:rPr>
+        <w:t xml:space="preserve">;</w:t>
+        <w:br w:type="textWrapping"/>
+      </w:r>
+    </w:p>
+    <w:p>
+      <w:pPr>
+        <w:numPr>
+          <w:ilvl w:val="0"/>
+          <w:numId w:val="7"/>
+        </w:numPr>
+        <w:spacing w:after="0" w:afterAutospacing="0" w:before="0" w:beforeAutospacing="0" w:line="360" w:lineRule="auto"/>
+        <w:ind w:left="1440" w:hanging="360"/>
+        <w:rPr>
+          <w:rFonts w:ascii="Times New Roman" w:cs="Times New Roman" w:eastAsia="Times New Roman" w:hAnsi="Times New Roman"/>
+          <w:sz w:val="24"/>
+          <w:szCs w:val="24"/>
+        </w:rPr>
+      </w:pPr>
+      <w:r>
+        <w:rPr>
+          <w:rFonts w:ascii="Times New Roman" w:cs="Times New Roman" w:eastAsia="Times New Roman" w:hAnsi="Times New Roman"/>
+          <w:b w:val="1"/>
+          <w:sz w:val="24"/>
+          <w:szCs w:val="24"/>
+          <w:rtl w:val="0"/>
+        </w:rPr>
+        <w:t xml:space="preserve">A infraestrutura de produção poderá ser implementada em servidores de baixo custo</w:t>
+      </w:r>
+      <w:r>
+        <w:rPr>
+          <w:rFonts w:ascii="Times New Roman" w:cs="Times New Roman" w:eastAsia="Times New Roman" w:hAnsi="Times New Roman"/>
+          <w:sz w:val="24"/>
+          <w:szCs w:val="24"/>
+          <w:rtl w:val="0"/>
+        </w:rPr>
+        <w:t xml:space="preserve">, considerando a natureza acadêmica do projeto;</w:t>
+        <w:br w:type="textWrapping"/>
+      </w:r>
+    </w:p>
+    <w:p>
+      <w:pPr>
+        <w:numPr>
+          <w:ilvl w:val="0"/>
+          <w:numId w:val="7"/>
+        </w:numPr>
+        <w:spacing w:after="240" w:before="0" w:beforeAutospacing="0" w:line="360" w:lineRule="auto"/>
+        <w:ind w:left="1440" w:hanging="360"/>
+        <w:rPr>
+          <w:rFonts w:ascii="Times New Roman" w:cs="Times New Roman" w:eastAsia="Times New Roman" w:hAnsi="Times New Roman"/>
+          <w:sz w:val="24"/>
+          <w:szCs w:val="24"/>
+        </w:rPr>
+      </w:pPr>
+      <w:r>
+        <w:rPr>
+          <w:rFonts w:ascii="Times New Roman" w:cs="Times New Roman" w:eastAsia="Times New Roman" w:hAnsi="Times New Roman"/>
+          <w:sz w:val="24"/>
+          <w:szCs w:val="24"/>
+          <w:rtl w:val="0"/>
+        </w:rPr>
+        <w:t xml:space="preserve">O sistema será projetado com atenção à segurança, porém, </w:t>
+      </w:r>
+      <w:r>
+        <w:rPr>
+          <w:rFonts w:ascii="Times New Roman" w:cs="Times New Roman" w:eastAsia="Times New Roman" w:hAnsi="Times New Roman"/>
+          <w:b w:val="1"/>
+          <w:sz w:val="24"/>
+          <w:szCs w:val="24"/>
+          <w:rtl w:val="0"/>
+        </w:rPr>
+        <w:t xml:space="preserve">recursos de segurança avançada (como autenticação multifator ou criptografia de ponta a ponta) não estão previstos nesta versão inicial</w:t>
+      </w:r>
+      <w:r>
+        <w:rPr>
+          <w:rFonts w:ascii="Times New Roman" w:cs="Times New Roman" w:eastAsia="Times New Roman" w:hAnsi="Times New Roman"/>
+          <w:sz w:val="24"/>
+          <w:szCs w:val="24"/>
+          <w:rtl w:val="0"/>
+        </w:rPr>
+        <w:t xml:space="preserve">.</w:t>
+        <w:br w:type="textWrapping"/>
+      </w:r>
+    </w:p>
+    <w:p>
+      <w:pPr>
+        <w:spacing w:after="240" w:before="240" w:line="360" w:lineRule="auto"/>
+        <w:ind w:left="720" w:firstLine="720"/>
+        <w:jc w:val="both"/>
+        <w:rPr>
+          <w:rFonts w:ascii="Times New Roman" w:cs="Times New Roman" w:eastAsia="Times New Roman" w:hAnsi="Times New Roman"/>
+          <w:sz w:val="24"/>
+          <w:szCs w:val="24"/>
+        </w:rPr>
+      </w:pPr>
+      <w:r>
+        <w:rPr>
+          <w:rFonts w:ascii="Times New Roman" w:cs="Times New Roman" w:eastAsia="Times New Roman" w:hAnsi="Times New Roman"/>
+          <w:sz w:val="24"/>
+          <w:szCs w:val="24"/>
+          <w:rtl w:val="0"/>
+        </w:rPr>
+        <w:t xml:space="preserve">As decisões sobre o escopo e suas limitações foram tomadas com base na viabilidade técnica, no tempo disponível e nas prioridades definidas junto ao cliente. Mesmo com essas limitações, o projeto visa entregar um produto funcional, confiável e alinhado às necessidades reais do </w:t>
+      </w:r>
+      <w:r>
+        <w:rPr>
+          <w:rFonts w:ascii="Times New Roman" w:cs="Times New Roman" w:eastAsia="Times New Roman" w:hAnsi="Times New Roman"/>
+          <w:b w:val="1"/>
+          <w:sz w:val="24"/>
+          <w:szCs w:val="24"/>
+          <w:rtl w:val="0"/>
+        </w:rPr>
+        <w:t xml:space="preserve">Embelezamento Automotivo</w:t>
+      </w:r>
+      <w:r>
+        <w:rPr>
+          <w:rFonts w:ascii="Times New Roman" w:cs="Times New Roman" w:eastAsia="Times New Roman" w:hAnsi="Times New Roman"/>
+          <w:sz w:val="24"/>
+          <w:szCs w:val="24"/>
+          <w:rtl w:val="0"/>
+        </w:rPr>
+        <w:t xml:space="preserve">.</w:t>
+      </w:r>
+    </w:p>
+    <w:p>
+      <w:pPr>
+        <w:spacing w:line="360" w:lineRule="auto"/>
+        <w:ind w:left="0" w:firstLine="0"/>
+        <w:jc w:val="both"/>
+        <w:rPr>
+          <w:rFonts w:ascii="Times New Roman" w:cs="Times New Roman" w:eastAsia="Times New Roman" w:hAnsi="Times New Roman"/>
+          <w:b w:val="1"/>
+          <w:i w:val="1"/>
+          <w:sz w:val="24"/>
+          <w:szCs w:val="24"/>
+        </w:rPr>
+      </w:pPr>
+      <w:r>
+        <w:rPr>
+          <w:rFonts w:ascii="Times New Roman" w:cs="Times New Roman" w:eastAsia="Times New Roman" w:hAnsi="Times New Roman"/>
+          <w:b w:val="1"/>
+          <w:i w:val="1"/>
+          <w:sz w:val="24"/>
+          <w:szCs w:val="24"/>
+          <w:rtl w:val="0"/>
+        </w:rPr>
+        <w:t xml:space="preserve">          </w:t>
+        <w:tab/>
+        <w:tab/>
+        <w:t xml:space="preserve">2.1  Objetivo do projeto</w:t>
+      </w:r>
+    </w:p>
+    <w:p>
+      <w:pPr>
+        <w:spacing w:after="240" w:before="240" w:line="360" w:lineRule="auto"/>
+        <w:ind w:left="720" w:firstLine="720"/>
+        <w:jc w:val="both"/>
+        <w:rPr>
+          <w:rFonts w:ascii="Times New Roman" w:cs="Times New Roman" w:eastAsia="Times New Roman" w:hAnsi="Times New Roman"/>
+          <w:sz w:val="24"/>
+          <w:szCs w:val="24"/>
+        </w:rPr>
+      </w:pPr>
+      <w:r>
+        <w:rPr>
+          <w:rFonts w:ascii="Times New Roman" w:cs="Times New Roman" w:eastAsia="Times New Roman" w:hAnsi="Times New Roman"/>
+          <w:sz w:val="24"/>
+          <w:szCs w:val="24"/>
+          <w:rtl w:val="0"/>
+        </w:rPr>
+        <w:t xml:space="preserve">O objetivo deste projeto é desenvolver uma aplicação web para o cliente </w:t>
+      </w:r>
+      <w:r>
+        <w:rPr>
+          <w:rFonts w:ascii="Times New Roman" w:cs="Times New Roman" w:eastAsia="Times New Roman" w:hAnsi="Times New Roman"/>
+          <w:b w:val="1"/>
+          <w:sz w:val="24"/>
+          <w:szCs w:val="24"/>
+          <w:rtl w:val="0"/>
+        </w:rPr>
+        <w:t xml:space="preserve">Embelezamento Automotivo</w:t>
+      </w:r>
+      <w:r>
+        <w:rPr>
+          <w:rFonts w:ascii="Times New Roman" w:cs="Times New Roman" w:eastAsia="Times New Roman" w:hAnsi="Times New Roman"/>
+          <w:sz w:val="24"/>
+          <w:szCs w:val="24"/>
+          <w:rtl w:val="0"/>
+        </w:rPr>
+        <w:t xml:space="preserve">, com foco na modernização e automatização dos processos de </w:t>
+      </w:r>
+      <w:r>
+        <w:rPr>
+          <w:rFonts w:ascii="Times New Roman" w:cs="Times New Roman" w:eastAsia="Times New Roman" w:hAnsi="Times New Roman"/>
+          <w:b w:val="1"/>
+          <w:sz w:val="24"/>
+          <w:szCs w:val="24"/>
+          <w:rtl w:val="0"/>
+        </w:rPr>
+        <w:t xml:space="preserve">agendamento de serviços</w:t>
+      </w:r>
+      <w:r>
+        <w:rPr>
+          <w:rFonts w:ascii="Times New Roman" w:cs="Times New Roman" w:eastAsia="Times New Roman" w:hAnsi="Times New Roman"/>
+          <w:sz w:val="24"/>
+          <w:szCs w:val="24"/>
+          <w:rtl w:val="0"/>
+        </w:rPr>
+        <w:t xml:space="preserve"> e </w:t>
+      </w:r>
+      <w:r>
+        <w:rPr>
+          <w:rFonts w:ascii="Times New Roman" w:cs="Times New Roman" w:eastAsia="Times New Roman" w:hAnsi="Times New Roman"/>
+          <w:b w:val="1"/>
+          <w:sz w:val="24"/>
+          <w:szCs w:val="24"/>
+          <w:rtl w:val="0"/>
+        </w:rPr>
+        <w:t xml:space="preserve">pagamento online</w:t>
+      </w:r>
+      <w:r>
+        <w:rPr>
+          <w:rFonts w:ascii="Times New Roman" w:cs="Times New Roman" w:eastAsia="Times New Roman" w:hAnsi="Times New Roman"/>
+          <w:sz w:val="24"/>
+          <w:szCs w:val="24"/>
+          <w:rtl w:val="0"/>
+        </w:rPr>
+        <w:t xml:space="preserve"> de lavagens automotivas. A proposta visa oferecer uma solução digital intuitiva e eficiente, que melhore a experiência dos clientes e otimize a gestão do negócio.</w:t>
+      </w:r>
+    </w:p>
+    <w:p>
+      <w:pPr>
+        <w:spacing w:after="240" w:before="240" w:line="360" w:lineRule="auto"/>
+        <w:ind w:left="720" w:firstLine="720"/>
+        <w:jc w:val="both"/>
+        <w:rPr>
+          <w:rFonts w:ascii="Times New Roman" w:cs="Times New Roman" w:eastAsia="Times New Roman" w:hAnsi="Times New Roman"/>
+          <w:sz w:val="24"/>
+          <w:szCs w:val="24"/>
+        </w:rPr>
+      </w:pPr>
+      <w:r>
+        <w:rPr>
+          <w:rFonts w:ascii="Times New Roman" w:cs="Times New Roman" w:eastAsia="Times New Roman" w:hAnsi="Times New Roman"/>
+          <w:sz w:val="24"/>
+          <w:szCs w:val="24"/>
+          <w:rtl w:val="0"/>
+        </w:rPr>
+        <w:t xml:space="preserve">Com essa aplicação, busca-se facilitar o controle de horários disponíveis, evitar conflitos de agenda, reduzir o tempo de espera e proporcionar maior comodidade aos usuários, que poderão agendar serviços e efetuar pagamentos de forma rápida e segura pela internet. Para o cliente, o sistema representa uma oportunidade de profissionalizar a operação, fidelizar clientes e ganhar competitividade no mercado.</w:t>
       </w:r>
     </w:p>
     <w:p>
@@ -3989,26 +4675,7 @@
           <w:szCs w:val="24"/>
           <w:rtl w:val="0"/>
         </w:rPr>
-        <w:t xml:space="preserve">O escopo deste projeto contempla o desenvolvimento de uma aplicação web voltada ao agendamento e pagamento de serviços de lavagem automotiva para o cliente </w:t>
-      </w:r>
-      <w:r>
-        <w:rPr>
-          <w:rFonts w:ascii="Times New Roman" w:cs="Times New Roman" w:eastAsia="Times New Roman" w:hAnsi="Times New Roman"/>
-          <w:b w:val="1"/>
-          <w:sz w:val="24"/>
-          <w:szCs w:val="24"/>
-          <w:rtl w:val="0"/>
-        </w:rPr>
-        <w:t xml:space="preserve">Embelezamento Automotivo</w:t>
-      </w:r>
-      <w:r>
-        <w:rPr>
-          <w:rFonts w:ascii="Times New Roman" w:cs="Times New Roman" w:eastAsia="Times New Roman" w:hAnsi="Times New Roman"/>
-          <w:sz w:val="24"/>
-          <w:szCs w:val="24"/>
-          <w:rtl w:val="0"/>
-        </w:rPr>
-        <w:t xml:space="preserve">. A solução está sendo desenvolvida pelo grupo </w:t>
+        <w:t xml:space="preserve">Além disso, o projeto tem como objetivo integrar os conhecimentos adquiridos pelos integrantes do grupo </w:t>
       </w:r>
       <w:r>
         <w:rPr>
@@ -4027,7 +4694,7 @@
           <w:szCs w:val="24"/>
           <w:rtl w:val="0"/>
         </w:rPr>
-        <w:t xml:space="preserve">, como parte do Projeto Integrador do curso de </w:t>
+        <w:t xml:space="preserve"> durante o curso de </w:t>
       </w:r>
       <w:r>
         <w:rPr>
@@ -4065,496 +4732,91 @@
           <w:szCs w:val="24"/>
           <w:rtl w:val="0"/>
         </w:rPr>
-        <w:t xml:space="preserve">.</w:t>
-      </w:r>
-    </w:p>
-    <w:p>
-      <w:pPr>
-        <w:spacing w:after="240" w:before="240" w:line="360" w:lineRule="auto"/>
-        <w:ind w:left="720" w:firstLine="0"/>
+        <w:t xml:space="preserve">, permitindo a aplicação prática de conceitos de desenvolvimento web, banco de dados, usabilidade e gestão de projetos em um cenário real de desenvolvimento de software.</w:t>
+      </w:r>
+    </w:p>
+    <w:p>
+      <w:pPr>
+        <w:spacing w:line="360" w:lineRule="auto"/>
+        <w:ind w:left="720" w:firstLine="720"/>
         <w:jc w:val="both"/>
         <w:rPr>
           <w:rFonts w:ascii="Times New Roman" w:cs="Times New Roman" w:eastAsia="Times New Roman" w:hAnsi="Times New Roman"/>
-          <w:sz w:val="24"/>
-          <w:szCs w:val="24"/>
-        </w:rPr>
-      </w:pPr>
-      <w:r>
-        <w:rPr>
-          <w:rFonts w:ascii="Times New Roman" w:cs="Times New Roman" w:eastAsia="Times New Roman" w:hAnsi="Times New Roman"/>
-          <w:sz w:val="24"/>
-          <w:szCs w:val="24"/>
-          <w:rtl w:val="0"/>
-        </w:rPr>
-        <w:t xml:space="preserve">A aplicação terá como foco principal a automatização do processo de agendamento e a integração com um meio de pagamento online, visando oferecer praticidade, agilidade e melhor controle para o cliente e para o negócio. Dentre as funcionalidades previstas, destacam-se:</w:t>
-      </w:r>
-    </w:p>
-    <w:p>
-      <w:pPr>
-        <w:numPr>
-          <w:ilvl w:val="0"/>
-          <w:numId w:val="1"/>
-        </w:numPr>
-        <w:spacing w:after="0" w:afterAutospacing="0" w:before="240" w:line="360" w:lineRule="auto"/>
-        <w:ind w:left="1440" w:hanging="360"/>
-        <w:rPr>
-          <w:rFonts w:ascii="Times New Roman" w:cs="Times New Roman" w:eastAsia="Times New Roman" w:hAnsi="Times New Roman"/>
-          <w:sz w:val="24"/>
-          <w:szCs w:val="24"/>
-        </w:rPr>
-      </w:pPr>
-      <w:r>
-        <w:rPr>
-          <w:rFonts w:ascii="Times New Roman" w:cs="Times New Roman" w:eastAsia="Times New Roman" w:hAnsi="Times New Roman"/>
-          <w:sz w:val="24"/>
-          <w:szCs w:val="24"/>
-          <w:rtl w:val="0"/>
-        </w:rPr>
-        <w:t xml:space="preserve">Cadastro e login de clientes;</w:t>
-        <w:br w:type="textWrapping"/>
-      </w:r>
-    </w:p>
-    <w:p>
-      <w:pPr>
-        <w:numPr>
-          <w:ilvl w:val="0"/>
-          <w:numId w:val="1"/>
-        </w:numPr>
-        <w:spacing w:after="0" w:afterAutospacing="0" w:before="0" w:beforeAutospacing="0" w:line="360" w:lineRule="auto"/>
-        <w:ind w:left="1440" w:hanging="360"/>
-        <w:rPr>
-          <w:rFonts w:ascii="Times New Roman" w:cs="Times New Roman" w:eastAsia="Times New Roman" w:hAnsi="Times New Roman"/>
-          <w:sz w:val="24"/>
-          <w:szCs w:val="24"/>
-        </w:rPr>
-      </w:pPr>
-      <w:r>
-        <w:rPr>
-          <w:rFonts w:ascii="Times New Roman" w:cs="Times New Roman" w:eastAsia="Times New Roman" w:hAnsi="Times New Roman"/>
-          <w:sz w:val="24"/>
-          <w:szCs w:val="24"/>
-          <w:rtl w:val="0"/>
-        </w:rPr>
-        <w:t xml:space="preserve">Visualização dos serviços disponíveis e seus valores;</w:t>
-        <w:br w:type="textWrapping"/>
-      </w:r>
-    </w:p>
-    <w:p>
-      <w:pPr>
-        <w:numPr>
-          <w:ilvl w:val="0"/>
-          <w:numId w:val="1"/>
-        </w:numPr>
-        <w:spacing w:after="0" w:afterAutospacing="0" w:before="0" w:beforeAutospacing="0" w:line="360" w:lineRule="auto"/>
-        <w:ind w:left="1440" w:hanging="360"/>
-        <w:rPr>
-          <w:rFonts w:ascii="Times New Roman" w:cs="Times New Roman" w:eastAsia="Times New Roman" w:hAnsi="Times New Roman"/>
-          <w:sz w:val="24"/>
-          <w:szCs w:val="24"/>
-        </w:rPr>
-      </w:pPr>
-      <w:r>
-        <w:rPr>
-          <w:rFonts w:ascii="Times New Roman" w:cs="Times New Roman" w:eastAsia="Times New Roman" w:hAnsi="Times New Roman"/>
-          <w:sz w:val="24"/>
-          <w:szCs w:val="24"/>
-          <w:rtl w:val="0"/>
-        </w:rPr>
-        <w:t xml:space="preserve">Agendamento de lavagens com escolha de data e horário;</w:t>
-        <w:br w:type="textWrapping"/>
-      </w:r>
-    </w:p>
-    <w:p>
-      <w:pPr>
-        <w:numPr>
-          <w:ilvl w:val="0"/>
-          <w:numId w:val="1"/>
-        </w:numPr>
-        <w:spacing w:after="0" w:afterAutospacing="0" w:before="0" w:beforeAutospacing="0" w:line="360" w:lineRule="auto"/>
-        <w:ind w:left="1440" w:hanging="360"/>
-        <w:rPr>
-          <w:rFonts w:ascii="Times New Roman" w:cs="Times New Roman" w:eastAsia="Times New Roman" w:hAnsi="Times New Roman"/>
-          <w:sz w:val="24"/>
-          <w:szCs w:val="24"/>
-        </w:rPr>
-      </w:pPr>
-      <w:r>
-        <w:rPr>
-          <w:rFonts w:ascii="Times New Roman" w:cs="Times New Roman" w:eastAsia="Times New Roman" w:hAnsi="Times New Roman"/>
-          <w:sz w:val="24"/>
-          <w:szCs w:val="24"/>
-          <w:rtl w:val="0"/>
-        </w:rPr>
-        <w:t xml:space="preserve">Integração com </w:t>
-      </w:r>
-      <w:r>
-        <w:rPr>
-          <w:rFonts w:ascii="Times New Roman" w:cs="Times New Roman" w:eastAsia="Times New Roman" w:hAnsi="Times New Roman"/>
-          <w:b w:val="1"/>
-          <w:sz w:val="24"/>
-          <w:szCs w:val="24"/>
-          <w:rtl w:val="0"/>
-        </w:rPr>
-        <w:t xml:space="preserve">gateways de pagamento oficiais</w:t>
-      </w:r>
-      <w:r>
-        <w:rPr>
-          <w:rFonts w:ascii="Times New Roman" w:cs="Times New Roman" w:eastAsia="Times New Roman" w:hAnsi="Times New Roman"/>
-          <w:sz w:val="24"/>
-          <w:szCs w:val="24"/>
-          <w:rtl w:val="0"/>
-        </w:rPr>
-        <w:t xml:space="preserve">, para realização de transações reais de forma segura;</w:t>
-        <w:br w:type="textWrapping"/>
-      </w:r>
-    </w:p>
-    <w:p>
-      <w:pPr>
-        <w:numPr>
-          <w:ilvl w:val="0"/>
-          <w:numId w:val="1"/>
-        </w:numPr>
-        <w:spacing w:after="0" w:afterAutospacing="0" w:before="0" w:beforeAutospacing="0" w:line="360" w:lineRule="auto"/>
-        <w:ind w:left="1440" w:hanging="360"/>
-        <w:rPr>
-          <w:rFonts w:ascii="Times New Roman" w:cs="Times New Roman" w:eastAsia="Times New Roman" w:hAnsi="Times New Roman"/>
-          <w:sz w:val="24"/>
-          <w:szCs w:val="24"/>
-        </w:rPr>
-      </w:pPr>
-      <w:r>
-        <w:rPr>
-          <w:rFonts w:ascii="Times New Roman" w:cs="Times New Roman" w:eastAsia="Times New Roman" w:hAnsi="Times New Roman"/>
-          <w:sz w:val="24"/>
-          <w:szCs w:val="24"/>
-          <w:rtl w:val="0"/>
-        </w:rPr>
-        <w:t xml:space="preserve">Painel administrativo para controle de agendamentos e gestão de serviços;</w:t>
-        <w:br w:type="textWrapping"/>
-      </w:r>
-    </w:p>
-    <w:p>
-      <w:pPr>
-        <w:numPr>
-          <w:ilvl w:val="0"/>
-          <w:numId w:val="1"/>
-        </w:numPr>
-        <w:spacing w:after="240" w:before="0" w:beforeAutospacing="0" w:line="360" w:lineRule="auto"/>
-        <w:ind w:left="1440" w:hanging="360"/>
-        <w:rPr>
-          <w:rFonts w:ascii="Times New Roman" w:cs="Times New Roman" w:eastAsia="Times New Roman" w:hAnsi="Times New Roman"/>
-          <w:sz w:val="24"/>
-          <w:szCs w:val="24"/>
-        </w:rPr>
-      </w:pPr>
-      <w:r>
-        <w:rPr>
-          <w:rFonts w:ascii="Times New Roman" w:cs="Times New Roman" w:eastAsia="Times New Roman" w:hAnsi="Times New Roman"/>
-          <w:sz w:val="24"/>
-          <w:szCs w:val="24"/>
-          <w:rtl w:val="0"/>
-        </w:rPr>
-        <w:t xml:space="preserve">Interface </w:t>
-      </w:r>
-      <w:r>
-        <w:rPr>
-          <w:rFonts w:ascii="Times New Roman" w:cs="Times New Roman" w:eastAsia="Times New Roman" w:hAnsi="Times New Roman"/>
-          <w:b w:val="1"/>
-          <w:sz w:val="24"/>
-          <w:szCs w:val="24"/>
-          <w:rtl w:val="0"/>
-        </w:rPr>
-        <w:t xml:space="preserve">web responsiva</w:t>
-      </w:r>
-      <w:r>
-        <w:rPr>
-          <w:rFonts w:ascii="Times New Roman" w:cs="Times New Roman" w:eastAsia="Times New Roman" w:hAnsi="Times New Roman"/>
-          <w:sz w:val="24"/>
-          <w:szCs w:val="24"/>
-          <w:rtl w:val="0"/>
-        </w:rPr>
-        <w:t xml:space="preserve">, adaptável a diferentes dispositivos (computadores, tablets e smartphones).</w:t>
-        <w:br w:type="textWrapping"/>
-      </w:r>
-    </w:p>
-    <w:p>
-      <w:pPr>
-        <w:spacing w:after="240" w:before="240" w:line="360" w:lineRule="auto"/>
-        <w:ind w:left="720" w:firstLine="0"/>
+          <w:b w:val="1"/>
+          <w:i w:val="1"/>
+          <w:sz w:val="24"/>
+          <w:szCs w:val="24"/>
+          <w:highlight w:val="white"/>
+        </w:rPr>
+      </w:pPr>
+      <w:r>
+        <w:rPr>
+          <w:rFonts w:ascii="Times New Roman" w:cs="Times New Roman" w:eastAsia="Times New Roman" w:hAnsi="Times New Roman"/>
+          <w:b w:val="1"/>
+          <w:i w:val="1"/>
+          <w:sz w:val="24"/>
+          <w:szCs w:val="24"/>
+          <w:rtl w:val="0"/>
+        </w:rPr>
+        <w:t xml:space="preserve">2.2  </w:t>
+      </w:r>
+      <w:r>
+        <w:rPr>
+          <w:rFonts w:ascii="Times New Roman" w:cs="Times New Roman" w:eastAsia="Times New Roman" w:hAnsi="Times New Roman"/>
+          <w:b w:val="1"/>
+          <w:i w:val="1"/>
+          <w:sz w:val="24"/>
+          <w:szCs w:val="24"/>
+          <w:highlight w:val="white"/>
+          <w:rtl w:val="0"/>
+        </w:rPr>
+        <w:t xml:space="preserve"> Levantamento de requisitos</w:t>
+      </w:r>
+    </w:p>
+    <w:p>
+      <w:pPr>
+        <w:spacing w:line="360" w:lineRule="auto"/>
+        <w:ind w:left="720" w:firstLine="720"/>
         <w:jc w:val="both"/>
         <w:rPr>
           <w:rFonts w:ascii="Times New Roman" w:cs="Times New Roman" w:eastAsia="Times New Roman" w:hAnsi="Times New Roman"/>
           <w:sz w:val="24"/>
           <w:szCs w:val="24"/>
-        </w:rPr>
-      </w:pPr>
-      <w:r>
-        <w:rPr>
-          <w:rFonts w:ascii="Times New Roman" w:cs="Times New Roman" w:eastAsia="Times New Roman" w:hAnsi="Times New Roman"/>
-          <w:sz w:val="24"/>
-          <w:szCs w:val="24"/>
-          <w:rtl w:val="0"/>
-        </w:rPr>
-        <w:t xml:space="preserve">Apesar do escopo ser abrangente, o projeto será desenvolvido com algumas </w:t>
-      </w:r>
-      <w:r>
-        <w:rPr>
-          <w:rFonts w:ascii="Times New Roman" w:cs="Times New Roman" w:eastAsia="Times New Roman" w:hAnsi="Times New Roman"/>
-          <w:b w:val="1"/>
-          <w:sz w:val="24"/>
-          <w:szCs w:val="24"/>
-          <w:rtl w:val="0"/>
-        </w:rPr>
-        <w:t xml:space="preserve">limitações</w:t>
-      </w:r>
-      <w:r>
-        <w:rPr>
-          <w:rFonts w:ascii="Times New Roman" w:cs="Times New Roman" w:eastAsia="Times New Roman" w:hAnsi="Times New Roman"/>
-          <w:sz w:val="24"/>
-          <w:szCs w:val="24"/>
-          <w:rtl w:val="0"/>
-        </w:rPr>
-        <w:t xml:space="preserve">, determinadas para garantir sua execução dentro do cronograma, dos recursos disponíveis e dos objetivos pedagógicos do curso:</w:t>
-      </w:r>
-    </w:p>
-    <w:p>
-      <w:pPr>
-        <w:numPr>
-          <w:ilvl w:val="0"/>
-          <w:numId w:val="13"/>
-        </w:numPr>
-        <w:spacing w:after="0" w:afterAutospacing="0" w:before="240" w:line="360" w:lineRule="auto"/>
-        <w:ind w:left="1440" w:hanging="360"/>
-        <w:rPr>
-          <w:rFonts w:ascii="Times New Roman" w:cs="Times New Roman" w:eastAsia="Times New Roman" w:hAnsi="Times New Roman"/>
-          <w:sz w:val="24"/>
-          <w:szCs w:val="24"/>
-        </w:rPr>
-      </w:pPr>
-      <w:r>
-        <w:rPr>
-          <w:rFonts w:ascii="Times New Roman" w:cs="Times New Roman" w:eastAsia="Times New Roman" w:hAnsi="Times New Roman"/>
-          <w:sz w:val="24"/>
-          <w:szCs w:val="24"/>
-          <w:rtl w:val="0"/>
-        </w:rPr>
-        <w:t xml:space="preserve">O sistema será restrito ao ambiente web, </w:t>
-      </w:r>
-      <w:r>
-        <w:rPr>
-          <w:rFonts w:ascii="Times New Roman" w:cs="Times New Roman" w:eastAsia="Times New Roman" w:hAnsi="Times New Roman"/>
-          <w:b w:val="1"/>
-          <w:sz w:val="24"/>
-          <w:szCs w:val="24"/>
-          <w:rtl w:val="0"/>
-        </w:rPr>
-        <w:t xml:space="preserve">sem o desenvolvimento de aplicativos mobile nativos</w:t>
-      </w:r>
-      <w:r>
-        <w:rPr>
-          <w:rFonts w:ascii="Times New Roman" w:cs="Times New Roman" w:eastAsia="Times New Roman" w:hAnsi="Times New Roman"/>
-          <w:sz w:val="24"/>
-          <w:szCs w:val="24"/>
-          <w:rtl w:val="0"/>
-        </w:rPr>
-        <w:t xml:space="preserve">;</w:t>
-        <w:br w:type="textWrapping"/>
-      </w:r>
-    </w:p>
-    <w:p>
-      <w:pPr>
-        <w:numPr>
-          <w:ilvl w:val="0"/>
-          <w:numId w:val="13"/>
-        </w:numPr>
-        <w:spacing w:after="0" w:afterAutospacing="0" w:before="0" w:beforeAutospacing="0" w:line="360" w:lineRule="auto"/>
-        <w:ind w:left="1440" w:hanging="360"/>
-        <w:rPr>
-          <w:rFonts w:ascii="Times New Roman" w:cs="Times New Roman" w:eastAsia="Times New Roman" w:hAnsi="Times New Roman"/>
-          <w:sz w:val="24"/>
-          <w:szCs w:val="24"/>
-        </w:rPr>
-      </w:pPr>
-      <w:r>
-        <w:rPr>
-          <w:rFonts w:ascii="Times New Roman" w:cs="Times New Roman" w:eastAsia="Times New Roman" w:hAnsi="Times New Roman"/>
-          <w:sz w:val="24"/>
-          <w:szCs w:val="24"/>
-          <w:rtl w:val="0"/>
-        </w:rPr>
-        <w:t xml:space="preserve">O foco principal será em funcionalidades essenciais, </w:t>
-      </w:r>
-      <w:r>
-        <w:rPr>
-          <w:rFonts w:ascii="Times New Roman" w:cs="Times New Roman" w:eastAsia="Times New Roman" w:hAnsi="Times New Roman"/>
-          <w:b w:val="1"/>
-          <w:sz w:val="24"/>
-          <w:szCs w:val="24"/>
-          <w:rtl w:val="0"/>
-        </w:rPr>
-        <w:t xml:space="preserve">sem a inclusão de funcionalidades avançadas como programas de fidelidade, emissão de nota fiscal ou relatórios personalizados em tempo real</w:t>
-      </w:r>
-      <w:r>
-        <w:rPr>
-          <w:rFonts w:ascii="Times New Roman" w:cs="Times New Roman" w:eastAsia="Times New Roman" w:hAnsi="Times New Roman"/>
-          <w:sz w:val="24"/>
-          <w:szCs w:val="24"/>
-          <w:rtl w:val="0"/>
-        </w:rPr>
-        <w:t xml:space="preserve">;</w:t>
-        <w:br w:type="textWrapping"/>
-      </w:r>
-    </w:p>
-    <w:p>
-      <w:pPr>
-        <w:numPr>
-          <w:ilvl w:val="0"/>
-          <w:numId w:val="13"/>
-        </w:numPr>
-        <w:spacing w:after="0" w:afterAutospacing="0" w:before="0" w:beforeAutospacing="0" w:line="360" w:lineRule="auto"/>
-        <w:ind w:left="1440" w:hanging="360"/>
-        <w:rPr>
-          <w:rFonts w:ascii="Times New Roman" w:cs="Times New Roman" w:eastAsia="Times New Roman" w:hAnsi="Times New Roman"/>
-          <w:sz w:val="24"/>
-          <w:szCs w:val="24"/>
-        </w:rPr>
-      </w:pPr>
-      <w:r>
-        <w:rPr>
-          <w:rFonts w:ascii="Times New Roman" w:cs="Times New Roman" w:eastAsia="Times New Roman" w:hAnsi="Times New Roman"/>
-          <w:b w:val="1"/>
-          <w:sz w:val="24"/>
-          <w:szCs w:val="24"/>
-          <w:rtl w:val="0"/>
-        </w:rPr>
-        <w:t xml:space="preserve">A infraestrutura de produção poderá ser implementada em servidores gratuitos ou de baixo custo</w:t>
-      </w:r>
-      <w:r>
-        <w:rPr>
-          <w:rFonts w:ascii="Times New Roman" w:cs="Times New Roman" w:eastAsia="Times New Roman" w:hAnsi="Times New Roman"/>
-          <w:sz w:val="24"/>
-          <w:szCs w:val="24"/>
-          <w:rtl w:val="0"/>
-        </w:rPr>
-        <w:t xml:space="preserve">, considerando a natureza acadêmica do projeto;</w:t>
-        <w:br w:type="textWrapping"/>
-      </w:r>
-    </w:p>
-    <w:p>
-      <w:pPr>
-        <w:numPr>
-          <w:ilvl w:val="0"/>
-          <w:numId w:val="13"/>
-        </w:numPr>
-        <w:spacing w:after="240" w:before="0" w:beforeAutospacing="0" w:line="360" w:lineRule="auto"/>
-        <w:ind w:left="1440" w:hanging="360"/>
-        <w:rPr>
-          <w:rFonts w:ascii="Times New Roman" w:cs="Times New Roman" w:eastAsia="Times New Roman" w:hAnsi="Times New Roman"/>
-          <w:sz w:val="24"/>
-          <w:szCs w:val="24"/>
-        </w:rPr>
-      </w:pPr>
-      <w:r>
-        <w:rPr>
-          <w:rFonts w:ascii="Times New Roman" w:cs="Times New Roman" w:eastAsia="Times New Roman" w:hAnsi="Times New Roman"/>
-          <w:sz w:val="24"/>
-          <w:szCs w:val="24"/>
-          <w:rtl w:val="0"/>
-        </w:rPr>
-        <w:t xml:space="preserve">O sistema será projetado com atenção à segurança, porém, </w:t>
-      </w:r>
-      <w:r>
-        <w:rPr>
-          <w:rFonts w:ascii="Times New Roman" w:cs="Times New Roman" w:eastAsia="Times New Roman" w:hAnsi="Times New Roman"/>
-          <w:b w:val="1"/>
-          <w:sz w:val="24"/>
-          <w:szCs w:val="24"/>
-          <w:rtl w:val="0"/>
-        </w:rPr>
-        <w:t xml:space="preserve">recursos de segurança avançada (como autenticação multifator ou criptografia de ponta a ponta) não estão previstos nesta versão inicial</w:t>
-      </w:r>
-      <w:r>
-        <w:rPr>
-          <w:rFonts w:ascii="Times New Roman" w:cs="Times New Roman" w:eastAsia="Times New Roman" w:hAnsi="Times New Roman"/>
-          <w:sz w:val="24"/>
-          <w:szCs w:val="24"/>
-          <w:rtl w:val="0"/>
-        </w:rPr>
-        <w:t xml:space="preserve">.</w:t>
-        <w:br w:type="textWrapping"/>
-      </w:r>
-    </w:p>
-    <w:p>
-      <w:pPr>
-        <w:spacing w:after="240" w:before="240" w:line="360" w:lineRule="auto"/>
-        <w:ind w:left="720" w:firstLine="0"/>
+          <w:highlight w:val="white"/>
+        </w:rPr>
+      </w:pPr>
+      <w:r>
+        <w:rPr>
+          <w:rFonts w:ascii="Times New Roman" w:cs="Times New Roman" w:eastAsia="Times New Roman" w:hAnsi="Times New Roman"/>
+          <w:sz w:val="24"/>
+          <w:szCs w:val="24"/>
+          <w:highlight w:val="white"/>
+          <w:rtl w:val="0"/>
+        </w:rPr>
+        <w:t xml:space="preserve">O levantamento de requisitos foi feito através de uma breve reunião com o proprietário do Lava-Rápido, para podermos identificar as principais necessidades e expectativas. Foi analisado que a maior dificuldade que o proprietário enfrenta no dia a dia é na parte de agendamento de clientes, onde o cliente muitas vezes “agendam” para realizar um serviço complexo e no dia/horário não cumpre com o combinado e não leva o veículo, acarretando em perdas de tempo(dinheiro) e de outros serviços.</w:t>
+      </w:r>
+    </w:p>
+    <w:p>
+      <w:pPr>
+        <w:spacing w:line="360" w:lineRule="auto"/>
+        <w:ind w:left="720" w:firstLine="720"/>
         <w:jc w:val="both"/>
         <w:rPr>
           <w:rFonts w:ascii="Times New Roman" w:cs="Times New Roman" w:eastAsia="Times New Roman" w:hAnsi="Times New Roman"/>
           <w:sz w:val="24"/>
           <w:szCs w:val="24"/>
-        </w:rPr>
-      </w:pPr>
-      <w:r>
-        <w:rPr>
-          <w:rFonts w:ascii="Times New Roman" w:cs="Times New Roman" w:eastAsia="Times New Roman" w:hAnsi="Times New Roman"/>
-          <w:sz w:val="24"/>
-          <w:szCs w:val="24"/>
-          <w:rtl w:val="0"/>
-        </w:rPr>
-        <w:t xml:space="preserve">As decisões sobre o escopo e suas limitações foram tomadas com base na viabilidade técnica, no tempo disponível e nas prioridades definidas junto ao cliente. Mesmo com essas limitações, o projeto visa entregar um produto funcional, confiável e alinhado às necessidades reais do </w:t>
-      </w:r>
-      <w:r>
-        <w:rPr>
-          <w:rFonts w:ascii="Times New Roman" w:cs="Times New Roman" w:eastAsia="Times New Roman" w:hAnsi="Times New Roman"/>
-          <w:b w:val="1"/>
-          <w:sz w:val="24"/>
-          <w:szCs w:val="24"/>
-          <w:rtl w:val="0"/>
-        </w:rPr>
-        <w:t xml:space="preserve">Embelezamento Automotivo</w:t>
-      </w:r>
-      <w:r>
-        <w:rPr>
-          <w:rFonts w:ascii="Times New Roman" w:cs="Times New Roman" w:eastAsia="Times New Roman" w:hAnsi="Times New Roman"/>
-          <w:sz w:val="24"/>
-          <w:szCs w:val="24"/>
-          <w:rtl w:val="0"/>
-        </w:rPr>
-        <w:t xml:space="preserve">.</w:t>
-      </w:r>
-    </w:p>
-    <w:p>
-      <w:pPr>
-        <w:spacing w:line="360" w:lineRule="auto"/>
-        <w:ind w:left="720" w:firstLine="0"/>
-        <w:jc w:val="both"/>
-        <w:rPr>
-          <w:rFonts w:ascii="Times New Roman" w:cs="Times New Roman" w:eastAsia="Times New Roman" w:hAnsi="Times New Roman"/>
-          <w:sz w:val="24"/>
-          <w:szCs w:val="24"/>
-        </w:rPr>
-      </w:pPr>
-      <w:r>
-        <w:rPr>
-          <w:rtl w:val="0"/>
-        </w:rPr>
-      </w:r>
-    </w:p>
-    <w:p>
-      <w:pPr>
-        <w:spacing w:line="360" w:lineRule="auto"/>
-        <w:jc w:val="both"/>
-        <w:rPr>
-          <w:rFonts w:ascii="Times New Roman" w:cs="Times New Roman" w:eastAsia="Times New Roman" w:hAnsi="Times New Roman"/>
-          <w:sz w:val="24"/>
-          <w:szCs w:val="24"/>
-        </w:rPr>
-      </w:pPr>
-      <w:r>
-        <w:rPr>
-          <w:rtl w:val="0"/>
-        </w:rPr>
+          <w:highlight w:val="white"/>
+        </w:rPr>
+      </w:pPr>
+      <w:r>
+        <w:rPr>
+          <w:rFonts w:ascii="Times New Roman" w:cs="Times New Roman" w:eastAsia="Times New Roman" w:hAnsi="Times New Roman"/>
+          <w:sz w:val="24"/>
+          <w:szCs w:val="24"/>
+          <w:highlight w:val="white"/>
+          <w:rtl w:val="0"/>
+        </w:rPr>
+        <w:t xml:space="preserve">Nosso cliente (proprietário do lava-jato) espera do nosso projeto uma nova ferramenta para o estabelecimento onde tenha maior agilidade no atendimento e organização de novos clientes. Desejo também que para garantir um serviço com agendamento antecipado os clientes deverão acertar um pequeno valor para segurar a vaga no dia e horário em específico!</w:t>
       </w:r>
     </w:p>
     <w:p>
@@ -4566,422 +4828,19 @@
           <w:rFonts w:ascii="Times New Roman" w:cs="Times New Roman" w:eastAsia="Times New Roman" w:hAnsi="Times New Roman"/>
           <w:sz w:val="24"/>
           <w:szCs w:val="24"/>
-        </w:rPr>
-      </w:pPr>
-      <w:r>
-        <w:rPr>
-          <w:rtl w:val="0"/>
-        </w:rPr>
-      </w:r>
-    </w:p>
-    <w:p>
-      <w:pPr>
-        <w:spacing w:line="360" w:lineRule="auto"/>
-        <w:ind w:left="0" w:firstLine="0"/>
-        <w:jc w:val="both"/>
-        <w:rPr>
-          <w:rFonts w:ascii="Times New Roman" w:cs="Times New Roman" w:eastAsia="Times New Roman" w:hAnsi="Times New Roman"/>
-          <w:sz w:val="24"/>
-          <w:szCs w:val="24"/>
-        </w:rPr>
-      </w:pPr>
-      <w:r>
-        <w:rPr>
-          <w:rtl w:val="0"/>
-        </w:rPr>
-      </w:r>
-    </w:p>
-    <w:p>
-      <w:pPr>
-        <w:spacing w:line="360" w:lineRule="auto"/>
-        <w:ind w:left="0" w:firstLine="0"/>
-        <w:jc w:val="both"/>
-        <w:rPr>
-          <w:rFonts w:ascii="Times New Roman" w:cs="Times New Roman" w:eastAsia="Times New Roman" w:hAnsi="Times New Roman"/>
-          <w:b w:val="1"/>
-          <w:i w:val="1"/>
-          <w:sz w:val="24"/>
-          <w:szCs w:val="24"/>
-        </w:rPr>
-      </w:pPr>
-      <w:r>
-        <w:rPr>
-          <w:rFonts w:ascii="Times New Roman" w:cs="Times New Roman" w:eastAsia="Times New Roman" w:hAnsi="Times New Roman"/>
-          <w:b w:val="1"/>
-          <w:i w:val="1"/>
-          <w:sz w:val="24"/>
-          <w:szCs w:val="24"/>
-          <w:rtl w:val="0"/>
-        </w:rPr>
-        <w:t xml:space="preserve">          2.1  Objetivo do projeto</w:t>
-      </w:r>
-    </w:p>
-    <w:p>
-      <w:pPr>
-        <w:spacing w:after="240" w:before="240" w:line="360" w:lineRule="auto"/>
-        <w:ind w:left="720" w:firstLine="0"/>
-        <w:jc w:val="both"/>
-        <w:rPr>
-          <w:rFonts w:ascii="Times New Roman" w:cs="Times New Roman" w:eastAsia="Times New Roman" w:hAnsi="Times New Roman"/>
-          <w:sz w:val="24"/>
-          <w:szCs w:val="24"/>
-        </w:rPr>
-      </w:pPr>
-      <w:r>
-        <w:rPr>
-          <w:rFonts w:ascii="Times New Roman" w:cs="Times New Roman" w:eastAsia="Times New Roman" w:hAnsi="Times New Roman"/>
-          <w:sz w:val="24"/>
-          <w:szCs w:val="24"/>
-          <w:rtl w:val="0"/>
-        </w:rPr>
-        <w:t xml:space="preserve">O objetivo deste projeto é desenvolver uma aplicação web para o cliente </w:t>
-      </w:r>
-      <w:r>
-        <w:rPr>
-          <w:rFonts w:ascii="Times New Roman" w:cs="Times New Roman" w:eastAsia="Times New Roman" w:hAnsi="Times New Roman"/>
-          <w:b w:val="1"/>
-          <w:sz w:val="24"/>
-          <w:szCs w:val="24"/>
-          <w:rtl w:val="0"/>
-        </w:rPr>
-        <w:t xml:space="preserve">Embelezamento Automotivo</w:t>
-      </w:r>
-      <w:r>
-        <w:rPr>
-          <w:rFonts w:ascii="Times New Roman" w:cs="Times New Roman" w:eastAsia="Times New Roman" w:hAnsi="Times New Roman"/>
-          <w:sz w:val="24"/>
-          <w:szCs w:val="24"/>
-          <w:rtl w:val="0"/>
-        </w:rPr>
-        <w:t xml:space="preserve">, com foco na modernização e automatização dos processos de </w:t>
-      </w:r>
-      <w:r>
-        <w:rPr>
-          <w:rFonts w:ascii="Times New Roman" w:cs="Times New Roman" w:eastAsia="Times New Roman" w:hAnsi="Times New Roman"/>
-          <w:b w:val="1"/>
-          <w:sz w:val="24"/>
-          <w:szCs w:val="24"/>
-          <w:rtl w:val="0"/>
-        </w:rPr>
-        <w:t xml:space="preserve">agendamento de serviços</w:t>
-      </w:r>
-      <w:r>
-        <w:rPr>
-          <w:rFonts w:ascii="Times New Roman" w:cs="Times New Roman" w:eastAsia="Times New Roman" w:hAnsi="Times New Roman"/>
-          <w:sz w:val="24"/>
-          <w:szCs w:val="24"/>
-          <w:rtl w:val="0"/>
-        </w:rPr>
-        <w:t xml:space="preserve"> e </w:t>
-      </w:r>
-      <w:r>
-        <w:rPr>
-          <w:rFonts w:ascii="Times New Roman" w:cs="Times New Roman" w:eastAsia="Times New Roman" w:hAnsi="Times New Roman"/>
-          <w:b w:val="1"/>
-          <w:sz w:val="24"/>
-          <w:szCs w:val="24"/>
-          <w:rtl w:val="0"/>
-        </w:rPr>
-        <w:t xml:space="preserve">pagamento online</w:t>
-      </w:r>
-      <w:r>
-        <w:rPr>
-          <w:rFonts w:ascii="Times New Roman" w:cs="Times New Roman" w:eastAsia="Times New Roman" w:hAnsi="Times New Roman"/>
-          <w:sz w:val="24"/>
-          <w:szCs w:val="24"/>
-          <w:rtl w:val="0"/>
-        </w:rPr>
-        <w:t xml:space="preserve"> de lavagens automotivas. A proposta visa oferecer uma solução digital intuitiva e eficiente, que melhore a experiência dos clientes e otimize a gestão do negócio.</w:t>
-      </w:r>
-    </w:p>
-    <w:p>
-      <w:pPr>
-        <w:spacing w:after="240" w:before="240" w:line="360" w:lineRule="auto"/>
-        <w:ind w:left="720" w:firstLine="0"/>
-        <w:jc w:val="both"/>
-        <w:rPr>
-          <w:rFonts w:ascii="Times New Roman" w:cs="Times New Roman" w:eastAsia="Times New Roman" w:hAnsi="Times New Roman"/>
-          <w:sz w:val="24"/>
-          <w:szCs w:val="24"/>
-        </w:rPr>
-      </w:pPr>
-      <w:r>
-        <w:rPr>
-          <w:rFonts w:ascii="Times New Roman" w:cs="Times New Roman" w:eastAsia="Times New Roman" w:hAnsi="Times New Roman"/>
-          <w:sz w:val="24"/>
-          <w:szCs w:val="24"/>
-          <w:rtl w:val="0"/>
-        </w:rPr>
-        <w:t xml:space="preserve">Com essa aplicação, busca-se facilitar o controle de horários disponíveis, evitar conflitos de agenda, reduzir o tempo de espera e proporcionar maior comodidade aos usuários, que poderão agendar serviços e efetuar pagamentos de forma rápida e segura pela internet. Para o cliente, o sistema representa uma oportunidade de profissionalizar a operação, fidelizar clientes e ganhar competitividade no mercado.</w:t>
-      </w:r>
-    </w:p>
-    <w:p>
-      <w:pPr>
-        <w:spacing w:after="240" w:before="240" w:line="360" w:lineRule="auto"/>
-        <w:ind w:left="720" w:firstLine="0"/>
-        <w:jc w:val="both"/>
-        <w:rPr>
-          <w:rFonts w:ascii="Times New Roman" w:cs="Times New Roman" w:eastAsia="Times New Roman" w:hAnsi="Times New Roman"/>
-          <w:sz w:val="24"/>
-          <w:szCs w:val="24"/>
-        </w:rPr>
-      </w:pPr>
-      <w:r>
-        <w:rPr>
-          <w:rFonts w:ascii="Times New Roman" w:cs="Times New Roman" w:eastAsia="Times New Roman" w:hAnsi="Times New Roman"/>
-          <w:sz w:val="24"/>
-          <w:szCs w:val="24"/>
-          <w:rtl w:val="0"/>
-        </w:rPr>
-        <w:t xml:space="preserve">Além disso, o projeto tem como objetivo integrar os conhecimentos adquiridos pelos integrantes do grupo </w:t>
-      </w:r>
-      <w:r>
-        <w:rPr>
-          <w:rFonts w:ascii="Times New Roman" w:cs="Times New Roman" w:eastAsia="Times New Roman" w:hAnsi="Times New Roman"/>
-          <w:b w:val="1"/>
-          <w:sz w:val="24"/>
-          <w:szCs w:val="24"/>
-          <w:rtl w:val="0"/>
-        </w:rPr>
-        <w:t xml:space="preserve">Web Lab</w:t>
-      </w:r>
-      <w:r>
-        <w:rPr>
-          <w:rFonts w:ascii="Times New Roman" w:cs="Times New Roman" w:eastAsia="Times New Roman" w:hAnsi="Times New Roman"/>
-          <w:sz w:val="24"/>
-          <w:szCs w:val="24"/>
-          <w:rtl w:val="0"/>
-        </w:rPr>
-        <w:t xml:space="preserve"> durante o curso de </w:t>
-      </w:r>
-      <w:r>
-        <w:rPr>
-          <w:rFonts w:ascii="Times New Roman" w:cs="Times New Roman" w:eastAsia="Times New Roman" w:hAnsi="Times New Roman"/>
-          <w:b w:val="1"/>
-          <w:sz w:val="24"/>
-          <w:szCs w:val="24"/>
-          <w:rtl w:val="0"/>
-        </w:rPr>
-        <w:t xml:space="preserve">Desenvolvimento de Sistemas Multiplataformas</w:t>
-      </w:r>
-      <w:r>
-        <w:rPr>
-          <w:rFonts w:ascii="Times New Roman" w:cs="Times New Roman" w:eastAsia="Times New Roman" w:hAnsi="Times New Roman"/>
-          <w:sz w:val="24"/>
-          <w:szCs w:val="24"/>
-          <w:rtl w:val="0"/>
-        </w:rPr>
-        <w:t xml:space="preserve"> da </w:t>
-      </w:r>
-      <w:r>
-        <w:rPr>
-          <w:rFonts w:ascii="Times New Roman" w:cs="Times New Roman" w:eastAsia="Times New Roman" w:hAnsi="Times New Roman"/>
-          <w:b w:val="1"/>
-          <w:sz w:val="24"/>
-          <w:szCs w:val="24"/>
-          <w:rtl w:val="0"/>
-        </w:rPr>
-        <w:t xml:space="preserve">Fatec Araras</w:t>
-      </w:r>
-      <w:r>
-        <w:rPr>
-          <w:rFonts w:ascii="Times New Roman" w:cs="Times New Roman" w:eastAsia="Times New Roman" w:hAnsi="Times New Roman"/>
-          <w:sz w:val="24"/>
-          <w:szCs w:val="24"/>
-          <w:rtl w:val="0"/>
-        </w:rPr>
-        <w:t xml:space="preserve">, permitindo a aplicação prática de conceitos de desenvolvimento web, banco de dados, usabilidade e gestão de projetos em um cenário real de desenvolvimento de software.</w:t>
-      </w:r>
-    </w:p>
-    <w:p>
-      <w:pPr>
-        <w:spacing w:line="360" w:lineRule="auto"/>
-        <w:ind w:left="720" w:firstLine="0"/>
-        <w:jc w:val="both"/>
-        <w:rPr>
-          <w:rFonts w:ascii="Times New Roman" w:cs="Times New Roman" w:eastAsia="Times New Roman" w:hAnsi="Times New Roman"/>
-          <w:sz w:val="24"/>
-          <w:szCs w:val="24"/>
-        </w:rPr>
-      </w:pPr>
-      <w:r>
-        <w:rPr>
-          <w:rtl w:val="0"/>
-        </w:rPr>
-      </w:r>
-    </w:p>
-    <w:p>
-      <w:pPr>
-        <w:spacing w:line="360" w:lineRule="auto"/>
-        <w:ind w:left="720" w:firstLine="720"/>
-        <w:jc w:val="both"/>
-        <w:rPr>
-          <w:rFonts w:ascii="Times New Roman" w:cs="Times New Roman" w:eastAsia="Times New Roman" w:hAnsi="Times New Roman"/>
-          <w:sz w:val="24"/>
-          <w:szCs w:val="24"/>
-        </w:rPr>
-      </w:pPr>
-      <w:r>
-        <w:rPr>
-          <w:rtl w:val="0"/>
-        </w:rPr>
-      </w:r>
-    </w:p>
-    <w:p>
-      <w:pPr>
-        <w:spacing w:line="360" w:lineRule="auto"/>
-        <w:ind w:firstLine="720"/>
-        <w:jc w:val="both"/>
-        <w:rPr>
-          <w:rFonts w:ascii="Times New Roman" w:cs="Times New Roman" w:eastAsia="Times New Roman" w:hAnsi="Times New Roman"/>
-          <w:b w:val="1"/>
-          <w:i w:val="1"/>
-          <w:sz w:val="24"/>
-          <w:szCs w:val="24"/>
-          <w:highlight w:val="white"/>
-        </w:rPr>
-      </w:pPr>
-      <w:r>
-        <w:rPr>
-          <w:rFonts w:ascii="Times New Roman" w:cs="Times New Roman" w:eastAsia="Times New Roman" w:hAnsi="Times New Roman"/>
-          <w:b w:val="1"/>
-          <w:i w:val="1"/>
-          <w:sz w:val="24"/>
-          <w:szCs w:val="24"/>
-          <w:rtl w:val="0"/>
-        </w:rPr>
-        <w:t xml:space="preserve">2.2  </w:t>
-      </w:r>
-      <w:r>
-        <w:rPr>
-          <w:rFonts w:ascii="Times New Roman" w:cs="Times New Roman" w:eastAsia="Times New Roman" w:hAnsi="Times New Roman"/>
-          <w:b w:val="1"/>
-          <w:i w:val="1"/>
-          <w:sz w:val="24"/>
-          <w:szCs w:val="24"/>
-          <w:highlight w:val="white"/>
-          <w:rtl w:val="0"/>
-        </w:rPr>
-        <w:t xml:space="preserve"> Levantamento de requisitos</w:t>
+          <w:highlight w:val="white"/>
+        </w:rPr>
+      </w:pPr>
+      <w:r>
+        <w:rPr>
+          <w:rtl w:val="0"/>
+        </w:rPr>
       </w:r>
     </w:p>
     <w:p>
       <w:pPr>
         <w:spacing w:line="360" w:lineRule="auto"/>
         <w:ind w:left="0" w:firstLine="720"/>
-        <w:jc w:val="both"/>
-        <w:rPr>
-          <w:rFonts w:ascii="Times New Roman" w:cs="Times New Roman" w:eastAsia="Times New Roman" w:hAnsi="Times New Roman"/>
-          <w:sz w:val="24"/>
-          <w:szCs w:val="24"/>
-          <w:highlight w:val="white"/>
-        </w:rPr>
-      </w:pPr>
-      <w:r>
-        <w:rPr>
-          <w:rFonts w:ascii="Times New Roman" w:cs="Times New Roman" w:eastAsia="Times New Roman" w:hAnsi="Times New Roman"/>
-          <w:sz w:val="24"/>
-          <w:szCs w:val="24"/>
-          <w:highlight w:val="white"/>
-          <w:rtl w:val="0"/>
-        </w:rPr>
-        <w:t xml:space="preserve">O levantamento de requisitos foi feito através de uma breve reunião com o proprietário, para podermos identificar as principais necessidades e expectativas.</w:t>
-      </w:r>
-    </w:p>
-    <w:p>
-      <w:pPr>
-        <w:spacing w:line="360" w:lineRule="auto"/>
-        <w:ind w:left="0" w:firstLine="720"/>
-        <w:jc w:val="both"/>
-        <w:rPr>
-          <w:rFonts w:ascii="Times New Roman" w:cs="Times New Roman" w:eastAsia="Times New Roman" w:hAnsi="Times New Roman"/>
-          <w:sz w:val="24"/>
-          <w:szCs w:val="24"/>
-          <w:highlight w:val="white"/>
-        </w:rPr>
-      </w:pPr>
-      <w:r>
-        <w:rPr>
-          <w:rtl w:val="0"/>
-        </w:rPr>
-      </w:r>
-    </w:p>
-    <w:p>
-      <w:pPr>
-        <w:spacing w:line="360" w:lineRule="auto"/>
-        <w:ind w:left="0" w:firstLine="720"/>
-        <w:jc w:val="both"/>
-        <w:rPr>
-          <w:rFonts w:ascii="Times New Roman" w:cs="Times New Roman" w:eastAsia="Times New Roman" w:hAnsi="Times New Roman"/>
-          <w:sz w:val="24"/>
-          <w:szCs w:val="24"/>
-          <w:highlight w:val="white"/>
-        </w:rPr>
-      </w:pPr>
-      <w:r>
-        <w:rPr>
-          <w:rtl w:val="0"/>
-        </w:rPr>
-      </w:r>
-    </w:p>
-    <w:p>
-      <w:pPr>
-        <w:spacing w:line="360" w:lineRule="auto"/>
-        <w:ind w:left="0" w:firstLine="720"/>
-        <w:jc w:val="both"/>
-        <w:rPr>
-          <w:rFonts w:ascii="Times New Roman" w:cs="Times New Roman" w:eastAsia="Times New Roman" w:hAnsi="Times New Roman"/>
-          <w:sz w:val="24"/>
-          <w:szCs w:val="24"/>
-          <w:highlight w:val="white"/>
-        </w:rPr>
-      </w:pPr>
-      <w:r>
-        <w:rPr>
-          <w:rtl w:val="0"/>
-        </w:rPr>
-      </w:r>
-    </w:p>
-    <w:p>
-      <w:pPr>
-        <w:spacing w:line="360" w:lineRule="auto"/>
-        <w:ind w:left="0" w:firstLine="720"/>
-        <w:jc w:val="both"/>
-        <w:rPr>
-          <w:rFonts w:ascii="Times New Roman" w:cs="Times New Roman" w:eastAsia="Times New Roman" w:hAnsi="Times New Roman"/>
-          <w:sz w:val="24"/>
-          <w:szCs w:val="24"/>
-          <w:highlight w:val="white"/>
-        </w:rPr>
-      </w:pPr>
-      <w:r>
-        <w:rPr>
-          <w:rtl w:val="0"/>
-        </w:rPr>
-      </w:r>
-    </w:p>
-    <w:p>
-      <w:pPr>
-        <w:spacing w:line="360" w:lineRule="auto"/>
-        <w:ind w:left="0" w:firstLine="720"/>
-        <w:jc w:val="both"/>
-        <w:rPr>
-          <w:rFonts w:ascii="Times New Roman" w:cs="Times New Roman" w:eastAsia="Times New Roman" w:hAnsi="Times New Roman"/>
-          <w:sz w:val="24"/>
-          <w:szCs w:val="24"/>
-          <w:highlight w:val="white"/>
-        </w:rPr>
-      </w:pPr>
-      <w:r>
-        <w:rPr>
-          <w:rtl w:val="0"/>
-        </w:rPr>
-      </w:r>
-    </w:p>
-    <w:p>
-      <w:pPr>
-        <w:spacing w:line="360" w:lineRule="auto"/>
-        <w:ind w:left="720" w:firstLine="720"/>
         <w:jc w:val="both"/>
         <w:rPr>
           <w:rFonts w:ascii="Times New Roman" w:cs="Times New Roman" w:eastAsia="Times New Roman" w:hAnsi="Times New Roman"/>
@@ -5051,6 +4910,7 @@
             <w:pPr>
               <w:keepNext w:val="0"/>
               <w:keepLines w:val="0"/>
+              <w:pageBreakBefore w:val="0"/>
               <w:widowControl w:val="0"/>
               <w:pBdr>
                 <w:top w:space="0" w:sz="0" w:val="nil"/>
@@ -5100,6 +4960,7 @@
             <w:pPr>
               <w:keepNext w:val="0"/>
               <w:keepLines w:val="0"/>
+              <w:pageBreakBefore w:val="0"/>
               <w:widowControl w:val="0"/>
               <w:pBdr>
                 <w:top w:space="0" w:sz="0" w:val="nil"/>
@@ -5183,7 +5044,7 @@
             <w:pPr>
               <w:numPr>
                 <w:ilvl w:val="0"/>
-                <w:numId w:val="8"/>
+                <w:numId w:val="6"/>
               </w:numPr>
               <w:spacing w:line="360" w:lineRule="auto"/>
               <w:ind w:left="720" w:hanging="360"/>
@@ -5192,6 +5053,7 @@
                 <w:sz w:val="24"/>
                 <w:szCs w:val="24"/>
                 <w:highlight w:val="white"/>
+                <w:u w:val="none"/>
               </w:rPr>
             </w:pPr>
             <w:r>
@@ -5320,7 +5182,7 @@
             <w:pPr>
               <w:numPr>
                 <w:ilvl w:val="0"/>
-                <w:numId w:val="2"/>
+                <w:numId w:val="1"/>
               </w:numPr>
               <w:spacing w:line="360" w:lineRule="auto"/>
               <w:ind w:left="720" w:hanging="360"/>
@@ -5389,7 +5251,7 @@
             <w:pPr>
               <w:numPr>
                 <w:ilvl w:val="0"/>
-                <w:numId w:val="4"/>
+                <w:numId w:val="13"/>
               </w:numPr>
               <w:spacing w:line="360" w:lineRule="auto"/>
               <w:ind w:left="720" w:hanging="360"/>
@@ -5458,7 +5320,7 @@
             <w:pPr>
               <w:numPr>
                 <w:ilvl w:val="0"/>
-                <w:numId w:val="5"/>
+                <w:numId w:val="2"/>
               </w:numPr>
               <w:spacing w:line="360" w:lineRule="auto"/>
               <w:ind w:left="720" w:hanging="360"/>
@@ -5501,7 +5363,87 @@
     <w:p>
       <w:pPr>
         <w:spacing w:line="360" w:lineRule="auto"/>
-        <w:ind w:left="720" w:firstLine="720"/>
+        <w:ind w:left="0" w:firstLine="720"/>
+        <w:jc w:val="both"/>
+        <w:rPr>
+          <w:rFonts w:ascii="Times New Roman" w:cs="Times New Roman" w:eastAsia="Times New Roman" w:hAnsi="Times New Roman"/>
+          <w:b w:val="1"/>
+          <w:i w:val="1"/>
+          <w:sz w:val="24"/>
+          <w:szCs w:val="24"/>
+          <w:highlight w:val="white"/>
+        </w:rPr>
+      </w:pPr>
+      <w:r>
+        <w:rPr>
+          <w:rtl w:val="0"/>
+        </w:rPr>
+      </w:r>
+    </w:p>
+    <w:p>
+      <w:pPr>
+        <w:spacing w:line="360" w:lineRule="auto"/>
+        <w:ind w:left="0" w:firstLine="720"/>
+        <w:jc w:val="both"/>
+        <w:rPr>
+          <w:rFonts w:ascii="Times New Roman" w:cs="Times New Roman" w:eastAsia="Times New Roman" w:hAnsi="Times New Roman"/>
+          <w:b w:val="1"/>
+          <w:i w:val="1"/>
+          <w:sz w:val="24"/>
+          <w:szCs w:val="24"/>
+          <w:highlight w:val="white"/>
+        </w:rPr>
+      </w:pPr>
+      <w:r>
+        <w:rPr>
+          <w:rtl w:val="0"/>
+        </w:rPr>
+      </w:r>
+    </w:p>
+    <w:p>
+      <w:pPr>
+        <w:spacing w:line="360" w:lineRule="auto"/>
+        <w:ind w:left="0" w:firstLine="720"/>
+        <w:jc w:val="both"/>
+        <w:rPr>
+          <w:rFonts w:ascii="Times New Roman" w:cs="Times New Roman" w:eastAsia="Times New Roman" w:hAnsi="Times New Roman"/>
+          <w:b w:val="1"/>
+          <w:i w:val="1"/>
+          <w:sz w:val="24"/>
+          <w:szCs w:val="24"/>
+          <w:highlight w:val="white"/>
+        </w:rPr>
+      </w:pPr>
+      <w:r>
+        <w:rPr>
+          <w:rtl w:val="0"/>
+        </w:rPr>
+      </w:r>
+    </w:p>
+    <w:p>
+      <w:pPr>
+        <w:spacing w:line="360" w:lineRule="auto"/>
+        <w:ind w:left="0" w:firstLine="720"/>
+        <w:jc w:val="both"/>
+        <w:rPr>
+          <w:rFonts w:ascii="Times New Roman" w:cs="Times New Roman" w:eastAsia="Times New Roman" w:hAnsi="Times New Roman"/>
+          <w:b w:val="1"/>
+          <w:i w:val="1"/>
+          <w:sz w:val="24"/>
+          <w:szCs w:val="24"/>
+          <w:highlight w:val="white"/>
+        </w:rPr>
+      </w:pPr>
+      <w:r>
+        <w:rPr>
+          <w:rtl w:val="0"/>
+        </w:rPr>
+      </w:r>
+    </w:p>
+    <w:p>
+      <w:pPr>
+        <w:spacing w:line="360" w:lineRule="auto"/>
+        <w:ind w:left="0" w:firstLine="720"/>
         <w:jc w:val="both"/>
         <w:rPr>
           <w:rFonts w:ascii="Times New Roman" w:cs="Times New Roman" w:eastAsia="Times New Roman" w:hAnsi="Times New Roman"/>
@@ -5573,6 +5515,7 @@
             <w:pPr>
               <w:keepNext w:val="0"/>
               <w:keepLines w:val="0"/>
+              <w:pageBreakBefore w:val="0"/>
               <w:widowControl w:val="0"/>
               <w:pBdr>
                 <w:top w:space="0" w:sz="0" w:val="nil"/>
@@ -5619,6 +5562,7 @@
             <w:pPr>
               <w:keepNext w:val="0"/>
               <w:keepLines w:val="0"/>
+              <w:pageBreakBefore w:val="0"/>
               <w:widowControl w:val="0"/>
               <w:pBdr>
                 <w:top w:space="0" w:sz="0" w:val="nil"/>
@@ -5665,6 +5609,7 @@
             <w:pPr>
               <w:keepNext w:val="0"/>
               <w:keepLines w:val="0"/>
+              <w:pageBreakBefore w:val="0"/>
               <w:widowControl w:val="0"/>
               <w:pBdr>
                 <w:top w:space="0" w:sz="0" w:val="nil"/>
@@ -5717,6 +5662,7 @@
             <w:pPr>
               <w:keepNext w:val="0"/>
               <w:keepLines w:val="0"/>
+              <w:pageBreakBefore w:val="0"/>
               <w:widowControl w:val="0"/>
               <w:pBdr>
                 <w:top w:space="0" w:sz="0" w:val="nil"/>
@@ -6080,7 +6026,7 @@
     <w:p>
       <w:pPr>
         <w:spacing w:line="360" w:lineRule="auto"/>
-        <w:ind w:left="720" w:firstLine="720"/>
+        <w:ind w:left="0" w:firstLine="720"/>
         <w:jc w:val="both"/>
         <w:rPr>
           <w:rFonts w:ascii="Times New Roman" w:cs="Times New Roman" w:eastAsia="Times New Roman" w:hAnsi="Times New Roman"/>
@@ -6337,7 +6283,18 @@
           <w:szCs w:val="24"/>
           <w:rtl w:val="0"/>
         </w:rPr>
-        <w:t xml:space="preserve">3.2.1  Diagrama de </w:t>
+        <w:t xml:space="preserve">3.2.1 </w:t>
+      </w:r>
+      <w:r>
+        <w:rPr>
+          <w:rFonts w:ascii="Times New Roman" w:cs="Times New Roman" w:eastAsia="Times New Roman" w:hAnsi="Times New Roman"/>
+          <w:b w:val="1"/>
+          <w:i w:val="1"/>
+          <w:sz w:val="24"/>
+          <w:szCs w:val="24"/>
+          <w:rtl w:val="0"/>
+        </w:rPr>
+        <w:t xml:space="preserve"> Diagrama de </w:t>
       </w:r>
       <w:r>
         <w:rPr>
@@ -6403,49 +6360,31 @@
       <w:pPr>
         <w:spacing w:line="360" w:lineRule="auto"/>
         <w:ind w:left="720" w:firstLine="0"/>
-        <w:jc w:val="both"/>
-        <w:rPr>
-          <w:rFonts w:ascii="Times New Roman" w:cs="Times New Roman" w:eastAsia="Times New Roman" w:hAnsi="Times New Roman"/>
-          <w:sz w:val="24"/>
-          <w:szCs w:val="24"/>
-          <w:highlight w:val="white"/>
-        </w:rPr>
-      </w:pPr>
-      <w:r>
-        <w:rPr>
-          <w:rtl w:val="0"/>
-        </w:rPr>
-      </w:r>
-    </w:p>
-    <w:p>
-      <w:pPr>
-        <w:spacing w:line="360" w:lineRule="auto"/>
-        <w:ind w:left="720" w:firstLine="0"/>
         <w:jc w:val="center"/>
         <w:rPr>
           <w:rFonts w:ascii="Times New Roman" w:cs="Times New Roman" w:eastAsia="Times New Roman" w:hAnsi="Times New Roman"/>
           <w:sz w:val="24"/>
           <w:szCs w:val="24"/>
-          <w:shd w:fill="ff9900" w:val="clear"/>
-        </w:rPr>
-      </w:pPr>
-      <w:r>
-        <w:rPr>
-          <w:rFonts w:ascii="Times New Roman" w:cs="Times New Roman" w:eastAsia="Times New Roman" w:hAnsi="Times New Roman"/>
-          <w:sz w:val="24"/>
-          <w:szCs w:val="24"/>
-          <w:shd w:fill="ff9900" w:val="clear"/>
+          <w:highlight w:val="white"/>
+        </w:rPr>
+      </w:pPr>
+      <w:r>
+        <w:rPr>
+          <w:rFonts w:ascii="Times New Roman" w:cs="Times New Roman" w:eastAsia="Times New Roman" w:hAnsi="Times New Roman"/>
+          <w:sz w:val="24"/>
+          <w:szCs w:val="24"/>
+          <w:highlight w:val="white"/>
         </w:rPr>
         <w:drawing>
           <wp:inline distB="114300" distT="114300" distL="114300" distR="114300">
-            <wp:extent cx="2724150" cy="6048375"/>
+            <wp:extent cx="3562350" cy="8234363"/>
             <wp:effectExtent b="0" l="0" r="0" t="0"/>
-            <wp:docPr id="5" name="image6.png"/>
+            <wp:docPr id="10" name="image15.png"/>
             <a:graphic>
               <a:graphicData uri="http://schemas.openxmlformats.org/drawingml/2006/picture">
                 <pic:pic>
                   <pic:nvPicPr>
-                    <pic:cNvPr id="0" name="image6.png"/>
+                    <pic:cNvPr id="0" name="image15.png"/>
                     <pic:cNvPicPr preferRelativeResize="0"/>
                   </pic:nvPicPr>
                   <pic:blipFill>
@@ -6458,7 +6397,7 @@
                   <pic:spPr>
                     <a:xfrm>
                       <a:off x="0" y="0"/>
-                      <a:ext cx="2724150" cy="6048375"/>
+                      <a:ext cx="3562350" cy="8234363"/>
                     </a:xfrm>
                     <a:prstGeom prst="rect"/>
                     <a:ln/>
@@ -6514,78 +6453,6 @@
     <w:p>
       <w:pPr>
         <w:spacing w:line="360" w:lineRule="auto"/>
-        <w:ind w:left="720" w:firstLine="0"/>
-        <w:jc w:val="center"/>
-        <w:rPr>
-          <w:rFonts w:ascii="Times New Roman" w:cs="Times New Roman" w:eastAsia="Times New Roman" w:hAnsi="Times New Roman"/>
-          <w:sz w:val="24"/>
-          <w:szCs w:val="24"/>
-          <w:highlight w:val="white"/>
-        </w:rPr>
-      </w:pPr>
-      <w:r>
-        <w:rPr>
-          <w:rtl w:val="0"/>
-        </w:rPr>
-      </w:r>
-    </w:p>
-    <w:p>
-      <w:pPr>
-        <w:spacing w:line="360" w:lineRule="auto"/>
-        <w:ind w:left="720" w:firstLine="0"/>
-        <w:jc w:val="center"/>
-        <w:rPr>
-          <w:rFonts w:ascii="Times New Roman" w:cs="Times New Roman" w:eastAsia="Times New Roman" w:hAnsi="Times New Roman"/>
-          <w:sz w:val="24"/>
-          <w:szCs w:val="24"/>
-          <w:highlight w:val="white"/>
-        </w:rPr>
-      </w:pPr>
-      <w:r>
-        <w:rPr>
-          <w:rtl w:val="0"/>
-        </w:rPr>
-      </w:r>
-    </w:p>
-    <w:p>
-      <w:pPr>
-        <w:spacing w:line="360" w:lineRule="auto"/>
-        <w:ind w:left="720" w:firstLine="0"/>
-        <w:jc w:val="center"/>
-        <w:rPr>
-          <w:rFonts w:ascii="Times New Roman" w:cs="Times New Roman" w:eastAsia="Times New Roman" w:hAnsi="Times New Roman"/>
-          <w:sz w:val="24"/>
-          <w:szCs w:val="24"/>
-          <w:highlight w:val="white"/>
-        </w:rPr>
-      </w:pPr>
-      <w:r>
-        <w:rPr>
-          <w:rtl w:val="0"/>
-        </w:rPr>
-      </w:r>
-    </w:p>
-    <w:p>
-      <w:pPr>
-        <w:spacing w:line="360" w:lineRule="auto"/>
-        <w:ind w:left="720" w:firstLine="0"/>
-        <w:jc w:val="center"/>
-        <w:rPr>
-          <w:rFonts w:ascii="Times New Roman" w:cs="Times New Roman" w:eastAsia="Times New Roman" w:hAnsi="Times New Roman"/>
-          <w:sz w:val="24"/>
-          <w:szCs w:val="24"/>
-          <w:highlight w:val="white"/>
-        </w:rPr>
-      </w:pPr>
-      <w:r>
-        <w:rPr>
-          <w:rtl w:val="0"/>
-        </w:rPr>
-      </w:r>
-    </w:p>
-    <w:p>
-      <w:pPr>
-        <w:spacing w:line="360" w:lineRule="auto"/>
         <w:jc w:val="both"/>
         <w:rPr>
           <w:rFonts w:ascii="Times New Roman" w:cs="Times New Roman" w:eastAsia="Times New Roman" w:hAnsi="Times New Roman"/>
@@ -6673,6 +6540,24 @@
           <w:rtl w:val="0"/>
         </w:rPr>
         <w:t xml:space="preserve"> é um tipo de diagrama UML estático que descreve a estrutura de um sistema, mostrando suas classes, seus atributos e os relacionamentos entre elas. Ele oferece uma visão da organização e da arquitetura do software em termos de seus componentes fundamentais e como eles se conectam, a seguir a imagem detalha os componentes do sistema:</w:t>
+      </w:r>
+    </w:p>
+    <w:p>
+      <w:pPr>
+        <w:spacing w:line="360" w:lineRule="auto"/>
+        <w:ind w:firstLine="720"/>
+        <w:jc w:val="both"/>
+        <w:rPr>
+          <w:rFonts w:ascii="Times New Roman" w:cs="Times New Roman" w:eastAsia="Times New Roman" w:hAnsi="Times New Roman"/>
+          <w:sz w:val="24"/>
+          <w:szCs w:val="24"/>
+          <w:highlight w:val="white"/>
+        </w:rPr>
+      </w:pPr>
+      <w:r>
+        <w:rPr>
+          <w:rtl w:val="0"/>
+        </w:rPr>
       </w:r>
     </w:p>
     <w:p>
@@ -6699,12 +6584,12 @@
           <wp:inline distB="114300" distT="114300" distL="114300" distR="114300">
             <wp:extent cx="5731200" cy="6388100"/>
             <wp:effectExtent b="0" l="0" r="0" t="0"/>
-            <wp:docPr id="4" name="image2.png"/>
+            <wp:docPr id="8" name="image18.png"/>
             <a:graphic>
               <a:graphicData uri="http://schemas.openxmlformats.org/drawingml/2006/picture">
                 <pic:pic>
                   <pic:nvPicPr>
-                    <pic:cNvPr id="0" name="image2.png"/>
+                    <pic:cNvPr id="0" name="image18.png"/>
                     <pic:cNvPicPr preferRelativeResize="0"/>
                   </pic:nvPicPr>
                   <pic:blipFill>
@@ -6923,7 +6808,7 @@
       <w:pPr>
         <w:spacing w:line="360" w:lineRule="auto"/>
         <w:ind w:left="720" w:firstLine="0"/>
-        <w:jc w:val="both"/>
+        <w:jc w:val="center"/>
         <w:rPr>
           <w:rFonts w:ascii="Times New Roman" w:cs="Times New Roman" w:eastAsia="Times New Roman" w:hAnsi="Times New Roman"/>
           <w:b w:val="1"/>
@@ -6942,14 +6827,14 @@
         </w:rPr>
         <w:drawing>
           <wp:inline distB="114300" distT="114300" distL="114300" distR="114300">
-            <wp:extent cx="5154622" cy="3304245"/>
+            <wp:extent cx="5731200" cy="3683000"/>
             <wp:effectExtent b="0" l="0" r="0" t="0"/>
-            <wp:docPr id="7" name="image5.png"/>
+            <wp:docPr id="4" name="image11.png"/>
             <a:graphic>
               <a:graphicData uri="http://schemas.openxmlformats.org/drawingml/2006/picture">
                 <pic:pic>
                   <pic:nvPicPr>
-                    <pic:cNvPr id="0" name="image5.png"/>
+                    <pic:cNvPr id="0" name="image11.png"/>
                     <pic:cNvPicPr preferRelativeResize="0"/>
                   </pic:nvPicPr>
                   <pic:blipFill>
@@ -6962,7 +6847,7 @@
                   <pic:spPr>
                     <a:xfrm>
                       <a:off x="0" y="0"/>
-                      <a:ext cx="5154622" cy="3304245"/>
+                      <a:ext cx="5731200" cy="3683000"/>
                     </a:xfrm>
                     <a:prstGeom prst="rect"/>
                     <a:ln/>
@@ -7013,14 +6898,8 @@
       </w:pPr>
       <w:r>
         <w:rPr>
-          <w:rFonts w:ascii="Times New Roman" w:cs="Times New Roman" w:eastAsia="Times New Roman" w:hAnsi="Times New Roman"/>
-          <w:b w:val="1"/>
-          <w:sz w:val="24"/>
-          <w:szCs w:val="24"/>
-          <w:highlight w:val="white"/>
-          <w:rtl w:val="0"/>
-        </w:rPr>
-        <w:t xml:space="preserve">Login:</w:t>
+          <w:rtl w:val="0"/>
+        </w:rPr>
       </w:r>
     </w:p>
     <w:p>
@@ -7038,14 +6917,8 @@
       </w:pPr>
       <w:r>
         <w:rPr>
-          <w:rFonts w:ascii="Times New Roman" w:cs="Times New Roman" w:eastAsia="Times New Roman" w:hAnsi="Times New Roman"/>
-          <w:b w:val="1"/>
-          <w:sz w:val="24"/>
-          <w:szCs w:val="24"/>
-          <w:highlight w:val="white"/>
-          <w:rtl w:val="0"/>
-        </w:rPr>
-        <w:t xml:space="preserve">Recuperar Senha:</w:t>
+          <w:rtl w:val="0"/>
+        </w:rPr>
       </w:r>
     </w:p>
     <w:p>
@@ -7063,14 +6936,8 @@
       </w:pPr>
       <w:r>
         <w:rPr>
-          <w:rFonts w:ascii="Times New Roman" w:cs="Times New Roman" w:eastAsia="Times New Roman" w:hAnsi="Times New Roman"/>
-          <w:b w:val="1"/>
-          <w:sz w:val="24"/>
-          <w:szCs w:val="24"/>
-          <w:highlight w:val="white"/>
-          <w:rtl w:val="0"/>
-        </w:rPr>
-        <w:t xml:space="preserve">Agendar Serviço:</w:t>
+          <w:rtl w:val="0"/>
+        </w:rPr>
       </w:r>
     </w:p>
     <w:p>
@@ -7088,14 +6955,8 @@
       </w:pPr>
       <w:r>
         <w:rPr>
-          <w:rFonts w:ascii="Times New Roman" w:cs="Times New Roman" w:eastAsia="Times New Roman" w:hAnsi="Times New Roman"/>
-          <w:b w:val="1"/>
-          <w:sz w:val="24"/>
-          <w:szCs w:val="24"/>
-          <w:highlight w:val="white"/>
-          <w:rtl w:val="0"/>
-        </w:rPr>
-        <w:t xml:space="preserve">Alterar agendamento:</w:t>
+          <w:rtl w:val="0"/>
+        </w:rPr>
       </w:r>
     </w:p>
     <w:p>
@@ -7113,14 +6974,8 @@
       </w:pPr>
       <w:r>
         <w:rPr>
-          <w:rFonts w:ascii="Times New Roman" w:cs="Times New Roman" w:eastAsia="Times New Roman" w:hAnsi="Times New Roman"/>
-          <w:b w:val="1"/>
-          <w:sz w:val="24"/>
-          <w:szCs w:val="24"/>
-          <w:highlight w:val="white"/>
-          <w:rtl w:val="0"/>
-        </w:rPr>
-        <w:t xml:space="preserve">Cancelar Agendamento:</w:t>
+          <w:rtl w:val="0"/>
+        </w:rPr>
       </w:r>
     </w:p>
     <w:p>
@@ -7138,14 +6993,8 @@
       </w:pPr>
       <w:r>
         <w:rPr>
-          <w:rFonts w:ascii="Times New Roman" w:cs="Times New Roman" w:eastAsia="Times New Roman" w:hAnsi="Times New Roman"/>
-          <w:b w:val="1"/>
-          <w:sz w:val="24"/>
-          <w:szCs w:val="24"/>
-          <w:highlight w:val="white"/>
-          <w:rtl w:val="0"/>
-        </w:rPr>
-        <w:t xml:space="preserve">Cadastrar Veículo:</w:t>
+          <w:rtl w:val="0"/>
+        </w:rPr>
       </w:r>
     </w:p>
     <w:p>
@@ -7163,14 +7012,8 @@
       </w:pPr>
       <w:r>
         <w:rPr>
-          <w:rFonts w:ascii="Times New Roman" w:cs="Times New Roman" w:eastAsia="Times New Roman" w:hAnsi="Times New Roman"/>
-          <w:b w:val="1"/>
-          <w:sz w:val="24"/>
-          <w:szCs w:val="24"/>
-          <w:highlight w:val="white"/>
-          <w:rtl w:val="0"/>
-        </w:rPr>
-        <w:t xml:space="preserve">Consultar Serviços:</w:t>
+          <w:rtl w:val="0"/>
+        </w:rPr>
       </w:r>
     </w:p>
     <w:p>
@@ -7188,14 +7031,8 @@
       </w:pPr>
       <w:r>
         <w:rPr>
-          <w:rFonts w:ascii="Times New Roman" w:cs="Times New Roman" w:eastAsia="Times New Roman" w:hAnsi="Times New Roman"/>
-          <w:b w:val="1"/>
-          <w:sz w:val="24"/>
-          <w:szCs w:val="24"/>
-          <w:highlight w:val="white"/>
-          <w:rtl w:val="0"/>
-        </w:rPr>
-        <w:t xml:space="preserve">Consultar Agendmentos:</w:t>
+          <w:rtl w:val="0"/>
+        </w:rPr>
       </w:r>
     </w:p>
     <w:p>
@@ -7213,14 +7050,8 @@
       </w:pPr>
       <w:r>
         <w:rPr>
-          <w:rFonts w:ascii="Times New Roman" w:cs="Times New Roman" w:eastAsia="Times New Roman" w:hAnsi="Times New Roman"/>
-          <w:b w:val="1"/>
-          <w:sz w:val="24"/>
-          <w:szCs w:val="24"/>
-          <w:highlight w:val="white"/>
-          <w:rtl w:val="0"/>
-        </w:rPr>
-        <w:t xml:space="preserve">Alterar Data/Hora (Administrador):</w:t>
+          <w:rtl w:val="0"/>
+        </w:rPr>
       </w:r>
     </w:p>
     <w:p>
@@ -7238,410 +7069,66 @@
       </w:pPr>
       <w:r>
         <w:rPr>
-          <w:rFonts w:ascii="Times New Roman" w:cs="Times New Roman" w:eastAsia="Times New Roman" w:hAnsi="Times New Roman"/>
-          <w:b w:val="1"/>
-          <w:sz w:val="24"/>
-          <w:szCs w:val="24"/>
-          <w:highlight w:val="white"/>
-          <w:rtl w:val="0"/>
-        </w:rPr>
-        <w:t xml:space="preserve">Consultar Clientes (Administrador):</w:t>
+          <w:rtl w:val="0"/>
+        </w:rPr>
       </w:r>
     </w:p>
     <w:p>
       <w:pPr>
         <w:spacing w:line="360" w:lineRule="auto"/>
+        <w:ind w:left="720" w:firstLine="0"/>
+        <w:jc w:val="both"/>
+        <w:rPr>
+          <w:rFonts w:ascii="Times New Roman" w:cs="Times New Roman" w:eastAsia="Times New Roman" w:hAnsi="Times New Roman"/>
+          <w:b w:val="1"/>
+          <w:sz w:val="24"/>
+          <w:szCs w:val="24"/>
+          <w:highlight w:val="white"/>
+        </w:rPr>
+      </w:pPr>
+      <w:r>
+        <w:rPr>
+          <w:rFonts w:ascii="Times New Roman" w:cs="Times New Roman" w:eastAsia="Times New Roman" w:hAnsi="Times New Roman"/>
+          <w:b w:val="1"/>
+          <w:sz w:val="24"/>
+          <w:szCs w:val="24"/>
+          <w:highlight w:val="white"/>
+          <w:rtl w:val="0"/>
+        </w:rPr>
+        <w:t xml:space="preserve">Login:</w:t>
+      </w:r>
+    </w:p>
+    <w:p>
+      <w:pPr>
+        <w:spacing w:line="360" w:lineRule="auto"/>
+        <w:ind w:left="720" w:firstLine="0"/>
         <w:jc w:val="center"/>
         <w:rPr>
           <w:rFonts w:ascii="Times New Roman" w:cs="Times New Roman" w:eastAsia="Times New Roman" w:hAnsi="Times New Roman"/>
-          <w:sz w:val="24"/>
-          <w:szCs w:val="24"/>
-          <w:highlight w:val="white"/>
-        </w:rPr>
-      </w:pPr>
-      <w:r>
-        <w:rPr>
-          <w:rtl w:val="0"/>
-        </w:rPr>
-      </w:r>
-    </w:p>
-    <w:p>
-      <w:pPr>
-        <w:spacing w:line="360" w:lineRule="auto"/>
-        <w:jc w:val="center"/>
-        <w:rPr>
-          <w:rFonts w:ascii="Times New Roman" w:cs="Times New Roman" w:eastAsia="Times New Roman" w:hAnsi="Times New Roman"/>
-          <w:sz w:val="24"/>
-          <w:szCs w:val="24"/>
-          <w:highlight w:val="white"/>
-        </w:rPr>
-      </w:pPr>
-      <w:r>
-        <w:rPr>
-          <w:rtl w:val="0"/>
-        </w:rPr>
-      </w:r>
-    </w:p>
-    <w:p>
-      <w:pPr>
-        <w:spacing w:line="360" w:lineRule="auto"/>
-        <w:jc w:val="center"/>
-        <w:rPr>
-          <w:rFonts w:ascii="Times New Roman" w:cs="Times New Roman" w:eastAsia="Times New Roman" w:hAnsi="Times New Roman"/>
-          <w:sz w:val="24"/>
-          <w:szCs w:val="24"/>
-          <w:highlight w:val="white"/>
-        </w:rPr>
-      </w:pPr>
-      <w:r>
-        <w:rPr>
-          <w:rtl w:val="0"/>
-        </w:rPr>
-      </w:r>
-    </w:p>
-    <w:p>
-      <w:pPr>
-        <w:spacing w:line="360" w:lineRule="auto"/>
-        <w:jc w:val="center"/>
-        <w:rPr>
-          <w:rFonts w:ascii="Times New Roman" w:cs="Times New Roman" w:eastAsia="Times New Roman" w:hAnsi="Times New Roman"/>
-          <w:sz w:val="24"/>
-          <w:szCs w:val="24"/>
-          <w:highlight w:val="white"/>
-        </w:rPr>
-      </w:pPr>
-      <w:r>
-        <w:rPr>
-          <w:rtl w:val="0"/>
-        </w:rPr>
-      </w:r>
-    </w:p>
-    <w:p>
-      <w:pPr>
-        <w:spacing w:line="360" w:lineRule="auto"/>
-        <w:jc w:val="center"/>
-        <w:rPr>
-          <w:rFonts w:ascii="Times New Roman" w:cs="Times New Roman" w:eastAsia="Times New Roman" w:hAnsi="Times New Roman"/>
-          <w:sz w:val="24"/>
-          <w:szCs w:val="24"/>
-          <w:highlight w:val="white"/>
-        </w:rPr>
-      </w:pPr>
-      <w:r>
-        <w:rPr>
-          <w:rtl w:val="0"/>
-        </w:rPr>
-      </w:r>
-    </w:p>
-    <w:p>
-      <w:pPr>
-        <w:spacing w:line="360" w:lineRule="auto"/>
-        <w:jc w:val="center"/>
-        <w:rPr>
-          <w:rFonts w:ascii="Times New Roman" w:cs="Times New Roman" w:eastAsia="Times New Roman" w:hAnsi="Times New Roman"/>
-          <w:sz w:val="24"/>
-          <w:szCs w:val="24"/>
-          <w:highlight w:val="white"/>
-        </w:rPr>
-      </w:pPr>
-      <w:r>
-        <w:rPr>
-          <w:rtl w:val="0"/>
-        </w:rPr>
-      </w:r>
-    </w:p>
-    <w:p>
-      <w:pPr>
-        <w:spacing w:line="360" w:lineRule="auto"/>
-        <w:jc w:val="center"/>
-        <w:rPr>
-          <w:rFonts w:ascii="Times New Roman" w:cs="Times New Roman" w:eastAsia="Times New Roman" w:hAnsi="Times New Roman"/>
-          <w:sz w:val="24"/>
-          <w:szCs w:val="24"/>
-          <w:highlight w:val="white"/>
-        </w:rPr>
-      </w:pPr>
-      <w:r>
-        <w:rPr>
-          <w:rtl w:val="0"/>
-        </w:rPr>
-      </w:r>
-    </w:p>
-    <w:p>
-      <w:pPr>
-        <w:spacing w:line="360" w:lineRule="auto"/>
-        <w:jc w:val="center"/>
-        <w:rPr>
-          <w:rFonts w:ascii="Times New Roman" w:cs="Times New Roman" w:eastAsia="Times New Roman" w:hAnsi="Times New Roman"/>
-          <w:sz w:val="24"/>
-          <w:szCs w:val="24"/>
-          <w:highlight w:val="white"/>
-        </w:rPr>
-      </w:pPr>
-      <w:r>
-        <w:rPr>
-          <w:rtl w:val="0"/>
-        </w:rPr>
-      </w:r>
-    </w:p>
-    <w:p>
-      <w:pPr>
-        <w:spacing w:line="360" w:lineRule="auto"/>
-        <w:jc w:val="center"/>
-        <w:rPr>
-          <w:rFonts w:ascii="Times New Roman" w:cs="Times New Roman" w:eastAsia="Times New Roman" w:hAnsi="Times New Roman"/>
-          <w:sz w:val="24"/>
-          <w:szCs w:val="24"/>
-          <w:highlight w:val="white"/>
-        </w:rPr>
-      </w:pPr>
-      <w:r>
-        <w:rPr>
-          <w:rtl w:val="0"/>
-        </w:rPr>
-      </w:r>
-    </w:p>
-    <w:p>
-      <w:pPr>
-        <w:spacing w:line="360" w:lineRule="auto"/>
-        <w:jc w:val="center"/>
-        <w:rPr>
-          <w:rFonts w:ascii="Times New Roman" w:cs="Times New Roman" w:eastAsia="Times New Roman" w:hAnsi="Times New Roman"/>
-          <w:sz w:val="24"/>
-          <w:szCs w:val="24"/>
-          <w:highlight w:val="white"/>
-        </w:rPr>
-      </w:pPr>
-      <w:r>
-        <w:rPr>
-          <w:rtl w:val="0"/>
-        </w:rPr>
-      </w:r>
-    </w:p>
-    <w:p>
-      <w:pPr>
-        <w:spacing w:line="360" w:lineRule="auto"/>
-        <w:jc w:val="center"/>
-        <w:rPr>
-          <w:rFonts w:ascii="Times New Roman" w:cs="Times New Roman" w:eastAsia="Times New Roman" w:hAnsi="Times New Roman"/>
-          <w:sz w:val="24"/>
-          <w:szCs w:val="24"/>
-          <w:highlight w:val="white"/>
-        </w:rPr>
-      </w:pPr>
-      <w:r>
-        <w:rPr>
-          <w:rtl w:val="0"/>
-        </w:rPr>
-      </w:r>
-    </w:p>
-    <w:p>
-      <w:pPr>
-        <w:spacing w:line="360" w:lineRule="auto"/>
-        <w:jc w:val="center"/>
-        <w:rPr>
-          <w:rFonts w:ascii="Times New Roman" w:cs="Times New Roman" w:eastAsia="Times New Roman" w:hAnsi="Times New Roman"/>
-          <w:sz w:val="24"/>
-          <w:szCs w:val="24"/>
-          <w:highlight w:val="white"/>
-        </w:rPr>
-      </w:pPr>
-      <w:r>
-        <w:rPr>
-          <w:rtl w:val="0"/>
-        </w:rPr>
-      </w:r>
-    </w:p>
-    <w:p>
-      <w:pPr>
-        <w:spacing w:line="360" w:lineRule="auto"/>
-        <w:jc w:val="center"/>
-        <w:rPr>
-          <w:rFonts w:ascii="Times New Roman" w:cs="Times New Roman" w:eastAsia="Times New Roman" w:hAnsi="Times New Roman"/>
-          <w:sz w:val="24"/>
-          <w:szCs w:val="24"/>
-          <w:highlight w:val="white"/>
-        </w:rPr>
-      </w:pPr>
-      <w:r>
-        <w:rPr>
-          <w:rtl w:val="0"/>
-        </w:rPr>
-      </w:r>
-    </w:p>
-    <w:p>
-      <w:pPr>
-        <w:spacing w:line="360" w:lineRule="auto"/>
-        <w:jc w:val="center"/>
-        <w:rPr>
-          <w:rFonts w:ascii="Times New Roman" w:cs="Times New Roman" w:eastAsia="Times New Roman" w:hAnsi="Times New Roman"/>
-          <w:sz w:val="24"/>
-          <w:szCs w:val="24"/>
-          <w:highlight w:val="white"/>
-        </w:rPr>
-      </w:pPr>
-      <w:r>
-        <w:rPr>
-          <w:rtl w:val="0"/>
-        </w:rPr>
-      </w:r>
-    </w:p>
-    <w:p>
-      <w:pPr>
-        <w:spacing w:line="360" w:lineRule="auto"/>
-        <w:jc w:val="center"/>
-        <w:rPr>
-          <w:rFonts w:ascii="Times New Roman" w:cs="Times New Roman" w:eastAsia="Times New Roman" w:hAnsi="Times New Roman"/>
-          <w:sz w:val="24"/>
-          <w:szCs w:val="24"/>
-          <w:highlight w:val="white"/>
-        </w:rPr>
-      </w:pPr>
-      <w:r>
-        <w:rPr>
-          <w:rtl w:val="0"/>
-        </w:rPr>
-      </w:r>
-    </w:p>
-    <w:p>
-      <w:pPr>
-        <w:spacing w:line="360" w:lineRule="auto"/>
-        <w:jc w:val="center"/>
-        <w:rPr>
-          <w:rFonts w:ascii="Times New Roman" w:cs="Times New Roman" w:eastAsia="Times New Roman" w:hAnsi="Times New Roman"/>
-          <w:sz w:val="24"/>
-          <w:szCs w:val="24"/>
-          <w:highlight w:val="white"/>
-        </w:rPr>
-      </w:pPr>
-      <w:r>
-        <w:rPr>
-          <w:rtl w:val="0"/>
-        </w:rPr>
-      </w:r>
-    </w:p>
-    <w:p>
-      <w:pPr>
-        <w:spacing w:line="360" w:lineRule="auto"/>
-        <w:jc w:val="center"/>
-        <w:rPr>
-          <w:rFonts w:ascii="Times New Roman" w:cs="Times New Roman" w:eastAsia="Times New Roman" w:hAnsi="Times New Roman"/>
-          <w:sz w:val="24"/>
-          <w:szCs w:val="24"/>
-          <w:highlight w:val="white"/>
-        </w:rPr>
-      </w:pPr>
-      <w:r>
-        <w:rPr>
-          <w:rtl w:val="0"/>
-        </w:rPr>
-      </w:r>
-    </w:p>
-    <w:p>
-      <w:pPr>
-        <w:pStyle w:val="Heading2"/>
-        <w:keepNext w:val="0"/>
-        <w:keepLines w:val="0"/>
-        <w:spacing w:after="240" w:before="240" w:lineRule="auto"/>
-        <w:ind w:left="720" w:firstLine="0"/>
-        <w:rPr>
-          <w:rFonts w:ascii="Times New Roman" w:cs="Times New Roman" w:eastAsia="Times New Roman" w:hAnsi="Times New Roman"/>
-          <w:b w:val="1"/>
-          <w:sz w:val="24"/>
-          <w:szCs w:val="24"/>
-        </w:rPr>
-      </w:pPr>
-      <w:bookmarkStart w:colFirst="0" w:colLast="0" w:name="_qwc392pxqcjy" w:id="13"/>
-      <w:bookmarkEnd w:id="13"/>
-      <w:r>
-        <w:rPr>
-          <w:rFonts w:ascii="Times New Roman" w:cs="Times New Roman" w:eastAsia="Times New Roman" w:hAnsi="Times New Roman"/>
-          <w:b w:val="1"/>
-          <w:sz w:val="24"/>
-          <w:szCs w:val="24"/>
-          <w:rtl w:val="0"/>
-        </w:rPr>
-        <w:t xml:space="preserve">3.3 MODELAGEM DE BANCO DE DADOS</w:t>
-      </w:r>
-    </w:p>
-    <w:p>
-      <w:pPr>
-        <w:rPr>
-          <w:rFonts w:ascii="Times New Roman" w:cs="Times New Roman" w:eastAsia="Times New Roman" w:hAnsi="Times New Roman"/>
-          <w:b w:val="1"/>
-          <w:i w:val="1"/>
-          <w:sz w:val="24"/>
-          <w:szCs w:val="24"/>
-        </w:rPr>
-      </w:pPr>
-      <w:r>
-        <w:rPr>
-          <w:sz w:val="24"/>
-          <w:szCs w:val="24"/>
-          <w:rtl w:val="0"/>
-        </w:rPr>
-        <w:tab/>
-      </w:r>
-      <w:r>
-        <w:rPr>
-          <w:rFonts w:ascii="Times New Roman" w:cs="Times New Roman" w:eastAsia="Times New Roman" w:hAnsi="Times New Roman"/>
-          <w:b w:val="1"/>
-          <w:i w:val="1"/>
-          <w:sz w:val="24"/>
-          <w:szCs w:val="24"/>
-          <w:rtl w:val="0"/>
-        </w:rPr>
-        <w:t xml:space="preserve">3.3.1 Modelo conceitual</w:t>
-      </w:r>
-    </w:p>
-    <w:p>
-      <w:pPr>
-        <w:ind w:firstLine="720"/>
-        <w:rPr>
-          <w:rFonts w:ascii="Times New Roman" w:cs="Times New Roman" w:eastAsia="Times New Roman" w:hAnsi="Times New Roman"/>
-          <w:sz w:val="24"/>
-          <w:szCs w:val="24"/>
-        </w:rPr>
-      </w:pPr>
-      <w:r>
-        <w:rPr>
-          <w:rFonts w:ascii="Times New Roman" w:cs="Times New Roman" w:eastAsia="Times New Roman" w:hAnsi="Times New Roman"/>
-          <w:sz w:val="24"/>
-          <w:szCs w:val="24"/>
-          <w:rtl w:val="0"/>
-        </w:rPr>
-        <w:t xml:space="preserve">O modelo conceitual de um banco de dados, representando as principais entidades e seus relacionamentos. O objetivo é fornecer uma compreensão clara da estrutura de dados para o desenvolvimento do sistema, veja a imagem a seguir:</w:t>
-      </w:r>
-    </w:p>
-    <w:p>
-      <w:pPr>
-        <w:jc w:val="center"/>
-        <w:rPr>
-          <w:rFonts w:ascii="Times New Roman" w:cs="Times New Roman" w:eastAsia="Times New Roman" w:hAnsi="Times New Roman"/>
-          <w:b w:val="1"/>
-          <w:i w:val="1"/>
-          <w:sz w:val="24"/>
-          <w:szCs w:val="24"/>
-        </w:rPr>
-      </w:pPr>
-      <w:r>
-        <w:rPr>
-          <w:rFonts w:ascii="Times New Roman" w:cs="Times New Roman" w:eastAsia="Times New Roman" w:hAnsi="Times New Roman"/>
-          <w:b w:val="1"/>
-          <w:i w:val="1"/>
-          <w:sz w:val="24"/>
-          <w:szCs w:val="24"/>
+          <w:b w:val="1"/>
+          <w:sz w:val="24"/>
+          <w:szCs w:val="24"/>
+          <w:highlight w:val="white"/>
+        </w:rPr>
+      </w:pPr>
+      <w:r>
+        <w:rPr>
+          <w:rFonts w:ascii="Times New Roman" w:cs="Times New Roman" w:eastAsia="Times New Roman" w:hAnsi="Times New Roman"/>
+          <w:b w:val="1"/>
+          <w:sz w:val="24"/>
+          <w:szCs w:val="24"/>
+          <w:highlight w:val="white"/>
         </w:rPr>
         <w:drawing>
           <wp:inline distB="114300" distT="114300" distL="114300" distR="114300">
-            <wp:extent cx="5731200" cy="4559300"/>
+            <wp:extent cx="5731200" cy="4064000"/>
             <wp:effectExtent b="0" l="0" r="0" t="0"/>
-            <wp:docPr id="6" name="image7.png"/>
+            <wp:docPr id="15" name="image16.png"/>
             <a:graphic>
               <a:graphicData uri="http://schemas.openxmlformats.org/drawingml/2006/picture">
                 <pic:pic>
                   <pic:nvPicPr>
-                    <pic:cNvPr id="0" name="image7.png"/>
+                    <pic:cNvPr id="0" name="image16.png"/>
                     <pic:cNvPicPr preferRelativeResize="0"/>
                   </pic:nvPicPr>
                   <pic:blipFill>
@@ -7654,7 +7141,7 @@
                   <pic:spPr>
                     <a:xfrm>
                       <a:off x="0" y="0"/>
-                      <a:ext cx="5731200" cy="4559300"/>
+                      <a:ext cx="5731200" cy="4064000"/>
                     </a:xfrm>
                     <a:prstGeom prst="rect"/>
                     <a:ln/>
@@ -7673,444 +7160,60 @@
     </w:p>
     <w:p>
       <w:pPr>
-        <w:pStyle w:val="Heading3"/>
-        <w:keepNext w:val="0"/>
-        <w:keepLines w:val="0"/>
-        <w:spacing w:before="280" w:lineRule="auto"/>
-        <w:ind w:firstLine="720"/>
+        <w:spacing w:line="360" w:lineRule="auto"/>
+        <w:ind w:left="720" w:firstLine="0"/>
         <w:jc w:val="both"/>
         <w:rPr>
           <w:rFonts w:ascii="Times New Roman" w:cs="Times New Roman" w:eastAsia="Times New Roman" w:hAnsi="Times New Roman"/>
           <w:b w:val="1"/>
-          <w:color w:val="000000"/>
-          <w:sz w:val="26"/>
-          <w:szCs w:val="26"/>
-        </w:rPr>
-      </w:pPr>
-      <w:bookmarkStart w:colFirst="0" w:colLast="0" w:name="_f2m0b64mb08f" w:id="14"/>
-      <w:bookmarkEnd w:id="14"/>
-      <w:r>
-        <w:rPr>
-          <w:rFonts w:ascii="Times New Roman" w:cs="Times New Roman" w:eastAsia="Times New Roman" w:hAnsi="Times New Roman"/>
-          <w:b w:val="1"/>
-          <w:color w:val="000000"/>
-          <w:sz w:val="26"/>
-          <w:szCs w:val="26"/>
-          <w:rtl w:val="0"/>
-        </w:rPr>
-        <w:t xml:space="preserve">Relacionamentos</w:t>
-      </w:r>
-    </w:p>
-    <w:p>
-      <w:pPr>
-        <w:spacing w:after="240" w:before="240" w:lineRule="auto"/>
-        <w:ind w:firstLine="720"/>
-        <w:jc w:val="both"/>
-        <w:rPr>
-          <w:rFonts w:ascii="Times New Roman" w:cs="Times New Roman" w:eastAsia="Times New Roman" w:hAnsi="Times New Roman"/>
-          <w:sz w:val="24"/>
-          <w:szCs w:val="24"/>
-        </w:rPr>
-      </w:pPr>
-      <w:r>
-        <w:rPr>
-          <w:rFonts w:ascii="Times New Roman" w:cs="Times New Roman" w:eastAsia="Times New Roman" w:hAnsi="Times New Roman"/>
-          <w:sz w:val="24"/>
-          <w:szCs w:val="24"/>
-          <w:rtl w:val="0"/>
-        </w:rPr>
-        <w:t xml:space="preserve">Os relacionamentos entre as entidades definem como os dados estão interligados. No modelo apresentado, temos os seguintes relacionamentos:</w:t>
-      </w:r>
-    </w:p>
-    <w:p>
-      <w:pPr>
-        <w:numPr>
-          <w:ilvl w:val="0"/>
-          <w:numId w:val="11"/>
-        </w:numPr>
-        <w:spacing w:after="0" w:before="240" w:lineRule="auto"/>
-        <w:ind w:left="720" w:hanging="360"/>
-        <w:rPr>
-          <w:rFonts w:ascii="Times New Roman" w:cs="Times New Roman" w:eastAsia="Times New Roman" w:hAnsi="Times New Roman"/>
-          <w:sz w:val="24"/>
-          <w:szCs w:val="24"/>
-        </w:rPr>
-      </w:pPr>
-      <w:r>
-        <w:rPr>
-          <w:rFonts w:ascii="Times New Roman" w:cs="Times New Roman" w:eastAsia="Times New Roman" w:hAnsi="Times New Roman"/>
-          <w:b w:val="1"/>
-          <w:sz w:val="24"/>
-          <w:szCs w:val="24"/>
-          <w:rtl w:val="0"/>
-        </w:rPr>
-        <w:t xml:space="preserve">Usuários</w:t>
-      </w:r>
-      <w:r>
-        <w:rPr>
-          <w:rFonts w:ascii="Times New Roman" w:cs="Times New Roman" w:eastAsia="Times New Roman" w:hAnsi="Times New Roman"/>
-          <w:sz w:val="24"/>
-          <w:szCs w:val="24"/>
-          <w:rtl w:val="0"/>
-        </w:rPr>
-        <w:t xml:space="preserve"> possuem </w:t>
-      </w:r>
-      <w:r>
-        <w:rPr>
-          <w:rFonts w:ascii="Times New Roman" w:cs="Times New Roman" w:eastAsia="Times New Roman" w:hAnsi="Times New Roman"/>
-          <w:b w:val="1"/>
-          <w:sz w:val="24"/>
-          <w:szCs w:val="24"/>
-          <w:rtl w:val="0"/>
-        </w:rPr>
-        <w:t xml:space="preserve">Endereço</w:t>
-      </w:r>
-      <w:r>
-        <w:rPr>
-          <w:rFonts w:ascii="Times New Roman" w:cs="Times New Roman" w:eastAsia="Times New Roman" w:hAnsi="Times New Roman"/>
-          <w:sz w:val="24"/>
-          <w:szCs w:val="24"/>
-          <w:rtl w:val="0"/>
-        </w:rPr>
-        <w:t xml:space="preserve">: Um usuário pode ter um ou mais endereços (relacionamento 1:n).</w:t>
-      </w:r>
-    </w:p>
-    <w:p>
-      <w:pPr>
-        <w:numPr>
-          <w:ilvl w:val="0"/>
-          <w:numId w:val="11"/>
-        </w:numPr>
-        <w:spacing w:after="0" w:before="0" w:lineRule="auto"/>
-        <w:ind w:left="720" w:hanging="360"/>
-        <w:rPr>
-          <w:rFonts w:ascii="Times New Roman" w:cs="Times New Roman" w:eastAsia="Times New Roman" w:hAnsi="Times New Roman"/>
-          <w:sz w:val="24"/>
-          <w:szCs w:val="24"/>
-        </w:rPr>
-      </w:pPr>
-      <w:r>
-        <w:rPr>
-          <w:rFonts w:ascii="Times New Roman" w:cs="Times New Roman" w:eastAsia="Times New Roman" w:hAnsi="Times New Roman"/>
-          <w:b w:val="1"/>
-          <w:sz w:val="24"/>
-          <w:szCs w:val="24"/>
-          <w:rtl w:val="0"/>
-        </w:rPr>
-        <w:t xml:space="preserve">Usuários</w:t>
-      </w:r>
-      <w:r>
-        <w:rPr>
-          <w:rFonts w:ascii="Times New Roman" w:cs="Times New Roman" w:eastAsia="Times New Roman" w:hAnsi="Times New Roman"/>
-          <w:sz w:val="24"/>
-          <w:szCs w:val="24"/>
-          <w:rtl w:val="0"/>
-        </w:rPr>
-        <w:t xml:space="preserve"> tem </w:t>
-      </w:r>
-      <w:r>
-        <w:rPr>
-          <w:rFonts w:ascii="Times New Roman" w:cs="Times New Roman" w:eastAsia="Times New Roman" w:hAnsi="Times New Roman"/>
-          <w:b w:val="1"/>
-          <w:sz w:val="24"/>
-          <w:szCs w:val="24"/>
-          <w:rtl w:val="0"/>
-        </w:rPr>
-        <w:t xml:space="preserve">Veículos</w:t>
-      </w:r>
-      <w:r>
-        <w:rPr>
-          <w:rFonts w:ascii="Times New Roman" w:cs="Times New Roman" w:eastAsia="Times New Roman" w:hAnsi="Times New Roman"/>
-          <w:sz w:val="24"/>
-          <w:szCs w:val="24"/>
-          <w:rtl w:val="0"/>
-        </w:rPr>
-        <w:t xml:space="preserve">: Um usuário pode ter um ou mais veículos (relacionamento 1:n).</w:t>
-      </w:r>
-    </w:p>
-    <w:p>
-      <w:pPr>
-        <w:numPr>
-          <w:ilvl w:val="0"/>
-          <w:numId w:val="11"/>
-        </w:numPr>
-        <w:spacing w:after="0" w:before="0" w:lineRule="auto"/>
-        <w:ind w:left="720" w:hanging="360"/>
-        <w:rPr>
-          <w:rFonts w:ascii="Times New Roman" w:cs="Times New Roman" w:eastAsia="Times New Roman" w:hAnsi="Times New Roman"/>
-          <w:sz w:val="24"/>
-          <w:szCs w:val="24"/>
-        </w:rPr>
-      </w:pPr>
-      <w:r>
-        <w:rPr>
-          <w:rFonts w:ascii="Times New Roman" w:cs="Times New Roman" w:eastAsia="Times New Roman" w:hAnsi="Times New Roman"/>
-          <w:b w:val="1"/>
-          <w:sz w:val="24"/>
-          <w:szCs w:val="24"/>
-          <w:rtl w:val="0"/>
-        </w:rPr>
-        <w:t xml:space="preserve">Usuários</w:t>
-      </w:r>
-      <w:r>
-        <w:rPr>
-          <w:rFonts w:ascii="Times New Roman" w:cs="Times New Roman" w:eastAsia="Times New Roman" w:hAnsi="Times New Roman"/>
-          <w:sz w:val="24"/>
-          <w:szCs w:val="24"/>
-          <w:rtl w:val="0"/>
-        </w:rPr>
-        <w:t xml:space="preserve"> tem </w:t>
-      </w:r>
-      <w:r>
-        <w:rPr>
-          <w:rFonts w:ascii="Times New Roman" w:cs="Times New Roman" w:eastAsia="Times New Roman" w:hAnsi="Times New Roman"/>
-          <w:b w:val="1"/>
-          <w:sz w:val="24"/>
-          <w:szCs w:val="24"/>
-          <w:rtl w:val="0"/>
-        </w:rPr>
-        <w:t xml:space="preserve">Catões</w:t>
-      </w:r>
-      <w:r>
-        <w:rPr>
-          <w:rFonts w:ascii="Times New Roman" w:cs="Times New Roman" w:eastAsia="Times New Roman" w:hAnsi="Times New Roman"/>
-          <w:sz w:val="24"/>
-          <w:szCs w:val="24"/>
-          <w:rtl w:val="0"/>
-        </w:rPr>
-        <w:t xml:space="preserve">: Um usuário pode ter um ou mais cartões (relacionamento 1:n).</w:t>
-      </w:r>
-    </w:p>
-    <w:p>
-      <w:pPr>
-        <w:numPr>
-          <w:ilvl w:val="0"/>
-          <w:numId w:val="11"/>
-        </w:numPr>
-        <w:spacing w:after="0" w:before="0" w:lineRule="auto"/>
-        <w:ind w:left="720" w:hanging="360"/>
-        <w:rPr>
-          <w:rFonts w:ascii="Times New Roman" w:cs="Times New Roman" w:eastAsia="Times New Roman" w:hAnsi="Times New Roman"/>
-          <w:sz w:val="24"/>
-          <w:szCs w:val="24"/>
-        </w:rPr>
-      </w:pPr>
-      <w:r>
-        <w:rPr>
-          <w:rFonts w:ascii="Times New Roman" w:cs="Times New Roman" w:eastAsia="Times New Roman" w:hAnsi="Times New Roman"/>
-          <w:b w:val="1"/>
-          <w:sz w:val="24"/>
-          <w:szCs w:val="24"/>
-          <w:rtl w:val="0"/>
-        </w:rPr>
-        <w:t xml:space="preserve">Veículos</w:t>
-      </w:r>
-      <w:r>
-        <w:rPr>
-          <w:rFonts w:ascii="Times New Roman" w:cs="Times New Roman" w:eastAsia="Times New Roman" w:hAnsi="Times New Roman"/>
-          <w:sz w:val="24"/>
-          <w:szCs w:val="24"/>
-          <w:rtl w:val="0"/>
-        </w:rPr>
-        <w:t xml:space="preserve"> fazem </w:t>
-      </w:r>
-      <w:r>
-        <w:rPr>
-          <w:rFonts w:ascii="Times New Roman" w:cs="Times New Roman" w:eastAsia="Times New Roman" w:hAnsi="Times New Roman"/>
-          <w:b w:val="1"/>
-          <w:sz w:val="24"/>
-          <w:szCs w:val="24"/>
-          <w:rtl w:val="0"/>
-        </w:rPr>
-        <w:t xml:space="preserve">Agendamentos</w:t>
-      </w:r>
-      <w:r>
-        <w:rPr>
-          <w:rFonts w:ascii="Times New Roman" w:cs="Times New Roman" w:eastAsia="Times New Roman" w:hAnsi="Times New Roman"/>
-          <w:sz w:val="24"/>
-          <w:szCs w:val="24"/>
-          <w:rtl w:val="0"/>
-        </w:rPr>
-        <w:t xml:space="preserve">: Um veículo pode estar associado a um ou mais agendamentos (relacionamento 1:n).</w:t>
-      </w:r>
-    </w:p>
-    <w:p>
-      <w:pPr>
-        <w:numPr>
-          <w:ilvl w:val="0"/>
-          <w:numId w:val="11"/>
-        </w:numPr>
-        <w:spacing w:after="0" w:before="0" w:lineRule="auto"/>
-        <w:ind w:left="720" w:hanging="360"/>
-        <w:rPr>
-          <w:rFonts w:ascii="Times New Roman" w:cs="Times New Roman" w:eastAsia="Times New Roman" w:hAnsi="Times New Roman"/>
-          <w:sz w:val="24"/>
-          <w:szCs w:val="24"/>
-        </w:rPr>
-      </w:pPr>
-      <w:r>
-        <w:rPr>
-          <w:rFonts w:ascii="Times New Roman" w:cs="Times New Roman" w:eastAsia="Times New Roman" w:hAnsi="Times New Roman"/>
-          <w:b w:val="1"/>
-          <w:sz w:val="24"/>
-          <w:szCs w:val="24"/>
-          <w:rtl w:val="0"/>
-        </w:rPr>
-        <w:t xml:space="preserve">Agendamentos</w:t>
-      </w:r>
-      <w:r>
-        <w:rPr>
-          <w:rFonts w:ascii="Times New Roman" w:cs="Times New Roman" w:eastAsia="Times New Roman" w:hAnsi="Times New Roman"/>
-          <w:sz w:val="24"/>
-          <w:szCs w:val="24"/>
-          <w:rtl w:val="0"/>
-        </w:rPr>
-        <w:t xml:space="preserve"> tem </w:t>
-      </w:r>
-      <w:r>
-        <w:rPr>
-          <w:rFonts w:ascii="Times New Roman" w:cs="Times New Roman" w:eastAsia="Times New Roman" w:hAnsi="Times New Roman"/>
-          <w:b w:val="1"/>
-          <w:sz w:val="24"/>
-          <w:szCs w:val="24"/>
-          <w:rtl w:val="0"/>
-        </w:rPr>
-        <w:t xml:space="preserve">status_agendamento</w:t>
-      </w:r>
-      <w:r>
-        <w:rPr>
-          <w:rFonts w:ascii="Times New Roman" w:cs="Times New Roman" w:eastAsia="Times New Roman" w:hAnsi="Times New Roman"/>
-          <w:sz w:val="24"/>
-          <w:szCs w:val="24"/>
-          <w:rtl w:val="0"/>
-        </w:rPr>
-        <w:t xml:space="preserve">: Um agendamento possui um status de agendamento (relacionamento 1:1)..</w:t>
-      </w:r>
-    </w:p>
-    <w:p>
-      <w:pPr>
-        <w:numPr>
-          <w:ilvl w:val="0"/>
-          <w:numId w:val="11"/>
-        </w:numPr>
-        <w:spacing w:after="240" w:before="0" w:lineRule="auto"/>
-        <w:ind w:left="720" w:hanging="360"/>
-        <w:rPr>
-          <w:rFonts w:ascii="Times New Roman" w:cs="Times New Roman" w:eastAsia="Times New Roman" w:hAnsi="Times New Roman"/>
-          <w:sz w:val="24"/>
-          <w:szCs w:val="24"/>
-        </w:rPr>
-      </w:pPr>
-      <w:r>
-        <w:rPr>
-          <w:rFonts w:ascii="Times New Roman" w:cs="Times New Roman" w:eastAsia="Times New Roman" w:hAnsi="Times New Roman"/>
-          <w:b w:val="1"/>
-          <w:sz w:val="24"/>
-          <w:szCs w:val="24"/>
-          <w:rtl w:val="0"/>
-        </w:rPr>
-        <w:t xml:space="preserve">Agendamentos</w:t>
-      </w:r>
-      <w:r>
-        <w:rPr>
-          <w:rFonts w:ascii="Times New Roman" w:cs="Times New Roman" w:eastAsia="Times New Roman" w:hAnsi="Times New Roman"/>
-          <w:sz w:val="24"/>
-          <w:szCs w:val="24"/>
-          <w:rtl w:val="0"/>
-        </w:rPr>
-        <w:t xml:space="preserve"> tem </w:t>
-      </w:r>
-      <w:r>
-        <w:rPr>
-          <w:rFonts w:ascii="Times New Roman" w:cs="Times New Roman" w:eastAsia="Times New Roman" w:hAnsi="Times New Roman"/>
-          <w:b w:val="1"/>
-          <w:sz w:val="24"/>
-          <w:szCs w:val="24"/>
-          <w:rtl w:val="0"/>
-        </w:rPr>
-        <w:t xml:space="preserve">Pagamentos</w:t>
-      </w:r>
-      <w:r>
-        <w:rPr>
-          <w:rFonts w:ascii="Times New Roman" w:cs="Times New Roman" w:eastAsia="Times New Roman" w:hAnsi="Times New Roman"/>
-          <w:sz w:val="24"/>
-          <w:szCs w:val="24"/>
-          <w:rtl w:val="0"/>
-        </w:rPr>
-        <w:t xml:space="preserve">: Um agendamento pode estar associado somente a um pagamento (relacionamento 1:1).</w:t>
-      </w:r>
-    </w:p>
-    <w:p>
-      <w:pPr>
-        <w:rPr>
-          <w:rFonts w:ascii="Times New Roman" w:cs="Times New Roman" w:eastAsia="Times New Roman" w:hAnsi="Times New Roman"/>
-          <w:b w:val="1"/>
-          <w:i w:val="1"/>
-          <w:sz w:val="24"/>
-          <w:szCs w:val="24"/>
-        </w:rPr>
-      </w:pPr>
-      <w:r>
-        <w:rPr>
-          <w:rFonts w:ascii="Times New Roman" w:cs="Times New Roman" w:eastAsia="Times New Roman" w:hAnsi="Times New Roman"/>
-          <w:b w:val="1"/>
-          <w:i w:val="1"/>
-          <w:sz w:val="24"/>
-          <w:szCs w:val="24"/>
-          <w:rtl w:val="0"/>
-        </w:rPr>
-        <w:tab/>
-        <w:t xml:space="preserve">3.3.2 Modelo lógico</w:t>
-      </w:r>
-    </w:p>
-    <w:p>
-      <w:pPr>
-        <w:rPr>
-          <w:rFonts w:ascii="Times New Roman" w:cs="Times New Roman" w:eastAsia="Times New Roman" w:hAnsi="Times New Roman"/>
-          <w:sz w:val="24"/>
-          <w:szCs w:val="24"/>
-        </w:rPr>
-      </w:pPr>
-      <w:r>
-        <w:rPr>
-          <w:rFonts w:ascii="Times New Roman" w:cs="Times New Roman" w:eastAsia="Times New Roman" w:hAnsi="Times New Roman"/>
-          <w:sz w:val="24"/>
-          <w:szCs w:val="24"/>
-          <w:rtl w:val="0"/>
-        </w:rPr>
-        <w:tab/>
-        <w:t xml:space="preserve">O modelo lógico do banco de dados. Aqui, especificamos os tipos de dados de cada atributo e as chaves estrangeiras que implementam os relacionamentos identificados anteriormente, veja a imagem a seguir:</w:t>
-      </w:r>
-    </w:p>
-    <w:p>
-      <w:pPr>
+          <w:sz w:val="24"/>
+          <w:szCs w:val="24"/>
+          <w:highlight w:val="white"/>
+        </w:rPr>
+      </w:pPr>
+      <w:r>
+        <w:rPr>
+          <w:rFonts w:ascii="Times New Roman" w:cs="Times New Roman" w:eastAsia="Times New Roman" w:hAnsi="Times New Roman"/>
+          <w:b w:val="1"/>
+          <w:sz w:val="24"/>
+          <w:szCs w:val="24"/>
+          <w:highlight w:val="white"/>
+          <w:rtl w:val="0"/>
+        </w:rPr>
+        <w:t xml:space="preserve">Recuperar Senha:</w:t>
+      </w:r>
+    </w:p>
+    <w:p>
+      <w:pPr>
+        <w:spacing w:line="360" w:lineRule="auto"/>
+        <w:ind w:left="720" w:firstLine="0"/>
         <w:jc w:val="center"/>
         <w:rPr>
           <w:rFonts w:ascii="Times New Roman" w:cs="Times New Roman" w:eastAsia="Times New Roman" w:hAnsi="Times New Roman"/>
           <w:b w:val="1"/>
-          <w:i w:val="1"/>
-          <w:sz w:val="24"/>
-          <w:szCs w:val="24"/>
-        </w:rPr>
-      </w:pPr>
-      <w:r>
-        <w:rPr>
-          <w:rFonts w:ascii="Times New Roman" w:cs="Times New Roman" w:eastAsia="Times New Roman" w:hAnsi="Times New Roman"/>
-          <w:b w:val="1"/>
-          <w:i w:val="1"/>
-          <w:sz w:val="24"/>
-          <w:szCs w:val="24"/>
+          <w:sz w:val="24"/>
+          <w:szCs w:val="24"/>
+          <w:highlight w:val="white"/>
+        </w:rPr>
+      </w:pPr>
+      <w:r>
+        <w:rPr>
+          <w:rFonts w:ascii="Times New Roman" w:cs="Times New Roman" w:eastAsia="Times New Roman" w:hAnsi="Times New Roman"/>
+          <w:b w:val="1"/>
+          <w:sz w:val="24"/>
+          <w:szCs w:val="24"/>
+          <w:highlight w:val="white"/>
         </w:rPr>
         <w:drawing>
           <wp:inline distB="114300" distT="114300" distL="114300" distR="114300">
-            <wp:extent cx="5731200" cy="4178300"/>
+            <wp:extent cx="5731200" cy="4025900"/>
             <wp:effectExtent b="0" l="0" r="0" t="0"/>
-            <wp:docPr id="8" name="image8.png"/>
+            <wp:docPr id="7" name="image13.png"/>
             <a:graphic>
               <a:graphicData uri="http://schemas.openxmlformats.org/drawingml/2006/picture">
                 <pic:pic>
                   <pic:nvPicPr>
-                    <pic:cNvPr id="0" name="image8.png"/>
+                    <pic:cNvPr id="0" name="image13.png"/>
                     <pic:cNvPicPr preferRelativeResize="0"/>
                   </pic:nvPicPr>
                   <pic:blipFill>
@@ -8123,7 +7226,7 @@
                   <pic:spPr>
                     <a:xfrm>
                       <a:off x="0" y="0"/>
-                      <a:ext cx="5731200" cy="4178300"/>
+                      <a:ext cx="5731200" cy="4025900"/>
                     </a:xfrm>
                     <a:prstGeom prst="rect"/>
                     <a:ln/>
@@ -8142,6 +7245,1907 @@
     </w:p>
     <w:p>
       <w:pPr>
+        <w:spacing w:line="360" w:lineRule="auto"/>
+        <w:ind w:left="720" w:firstLine="0"/>
+        <w:jc w:val="both"/>
+        <w:rPr>
+          <w:rFonts w:ascii="Times New Roman" w:cs="Times New Roman" w:eastAsia="Times New Roman" w:hAnsi="Times New Roman"/>
+          <w:b w:val="1"/>
+          <w:sz w:val="24"/>
+          <w:szCs w:val="24"/>
+          <w:highlight w:val="white"/>
+        </w:rPr>
+      </w:pPr>
+      <w:r>
+        <w:rPr>
+          <w:rFonts w:ascii="Times New Roman" w:cs="Times New Roman" w:eastAsia="Times New Roman" w:hAnsi="Times New Roman"/>
+          <w:b w:val="1"/>
+          <w:sz w:val="24"/>
+          <w:szCs w:val="24"/>
+          <w:highlight w:val="white"/>
+          <w:rtl w:val="0"/>
+        </w:rPr>
+        <w:t xml:space="preserve">Agendar Serviço:</w:t>
+      </w:r>
+    </w:p>
+    <w:p>
+      <w:pPr>
+        <w:spacing w:line="360" w:lineRule="auto"/>
+        <w:ind w:left="720" w:firstLine="0"/>
+        <w:jc w:val="center"/>
+        <w:rPr>
+          <w:rFonts w:ascii="Times New Roman" w:cs="Times New Roman" w:eastAsia="Times New Roman" w:hAnsi="Times New Roman"/>
+          <w:b w:val="1"/>
+          <w:sz w:val="24"/>
+          <w:szCs w:val="24"/>
+          <w:highlight w:val="white"/>
+        </w:rPr>
+      </w:pPr>
+      <w:r>
+        <w:rPr>
+          <w:rFonts w:ascii="Times New Roman" w:cs="Times New Roman" w:eastAsia="Times New Roman" w:hAnsi="Times New Roman"/>
+          <w:b w:val="1"/>
+          <w:sz w:val="24"/>
+          <w:szCs w:val="24"/>
+          <w:highlight w:val="white"/>
+        </w:rPr>
+        <w:drawing>
+          <wp:inline distB="114300" distT="114300" distL="114300" distR="114300">
+            <wp:extent cx="5731200" cy="4025900"/>
+            <wp:effectExtent b="0" l="0" r="0" t="0"/>
+            <wp:docPr id="13" name="image14.png"/>
+            <a:graphic>
+              <a:graphicData uri="http://schemas.openxmlformats.org/drawingml/2006/picture">
+                <pic:pic>
+                  <pic:nvPicPr>
+                    <pic:cNvPr id="0" name="image14.png"/>
+                    <pic:cNvPicPr preferRelativeResize="0"/>
+                  </pic:nvPicPr>
+                  <pic:blipFill>
+                    <a:blip r:embed="rId14"/>
+                    <a:srcRect b="0" l="0" r="0" t="0"/>
+                    <a:stretch>
+                      <a:fillRect/>
+                    </a:stretch>
+                  </pic:blipFill>
+                  <pic:spPr>
+                    <a:xfrm>
+                      <a:off x="0" y="0"/>
+                      <a:ext cx="5731200" cy="4025900"/>
+                    </a:xfrm>
+                    <a:prstGeom prst="rect"/>
+                    <a:ln/>
+                  </pic:spPr>
+                </pic:pic>
+              </a:graphicData>
+            </a:graphic>
+          </wp:inline>
+        </w:drawing>
+      </w:r>
+      <w:r>
+        <w:rPr>
+          <w:rtl w:val="0"/>
+        </w:rPr>
+      </w:r>
+    </w:p>
+    <w:p>
+      <w:pPr>
+        <w:spacing w:line="360" w:lineRule="auto"/>
+        <w:ind w:left="0" w:firstLine="720"/>
+        <w:jc w:val="both"/>
+        <w:rPr>
+          <w:rFonts w:ascii="Times New Roman" w:cs="Times New Roman" w:eastAsia="Times New Roman" w:hAnsi="Times New Roman"/>
+          <w:b w:val="1"/>
+          <w:sz w:val="24"/>
+          <w:szCs w:val="24"/>
+          <w:highlight w:val="white"/>
+        </w:rPr>
+      </w:pPr>
+      <w:r>
+        <w:rPr>
+          <w:rtl w:val="0"/>
+        </w:rPr>
+      </w:r>
+    </w:p>
+    <w:p>
+      <w:pPr>
+        <w:spacing w:line="360" w:lineRule="auto"/>
+        <w:ind w:left="0" w:firstLine="720"/>
+        <w:jc w:val="both"/>
+        <w:rPr>
+          <w:rFonts w:ascii="Times New Roman" w:cs="Times New Roman" w:eastAsia="Times New Roman" w:hAnsi="Times New Roman"/>
+          <w:b w:val="1"/>
+          <w:sz w:val="24"/>
+          <w:szCs w:val="24"/>
+          <w:highlight w:val="white"/>
+        </w:rPr>
+      </w:pPr>
+      <w:r>
+        <w:rPr>
+          <w:rtl w:val="0"/>
+        </w:rPr>
+      </w:r>
+    </w:p>
+    <w:p>
+      <w:pPr>
+        <w:spacing w:line="360" w:lineRule="auto"/>
+        <w:ind w:left="0" w:firstLine="720"/>
+        <w:jc w:val="both"/>
+        <w:rPr>
+          <w:rFonts w:ascii="Times New Roman" w:cs="Times New Roman" w:eastAsia="Times New Roman" w:hAnsi="Times New Roman"/>
+          <w:b w:val="1"/>
+          <w:sz w:val="24"/>
+          <w:szCs w:val="24"/>
+          <w:highlight w:val="white"/>
+        </w:rPr>
+      </w:pPr>
+      <w:r>
+        <w:rPr>
+          <w:rtl w:val="0"/>
+        </w:rPr>
+      </w:r>
+    </w:p>
+    <w:p>
+      <w:pPr>
+        <w:spacing w:line="360" w:lineRule="auto"/>
+        <w:ind w:left="0" w:firstLine="720"/>
+        <w:jc w:val="both"/>
+        <w:rPr>
+          <w:rFonts w:ascii="Times New Roman" w:cs="Times New Roman" w:eastAsia="Times New Roman" w:hAnsi="Times New Roman"/>
+          <w:b w:val="1"/>
+          <w:sz w:val="24"/>
+          <w:szCs w:val="24"/>
+          <w:highlight w:val="white"/>
+        </w:rPr>
+      </w:pPr>
+      <w:r>
+        <w:rPr>
+          <w:rtl w:val="0"/>
+        </w:rPr>
+      </w:r>
+    </w:p>
+    <w:p>
+      <w:pPr>
+        <w:spacing w:line="360" w:lineRule="auto"/>
+        <w:ind w:left="0" w:firstLine="720"/>
+        <w:jc w:val="both"/>
+        <w:rPr>
+          <w:rFonts w:ascii="Times New Roman" w:cs="Times New Roman" w:eastAsia="Times New Roman" w:hAnsi="Times New Roman"/>
+          <w:b w:val="1"/>
+          <w:sz w:val="24"/>
+          <w:szCs w:val="24"/>
+          <w:highlight w:val="white"/>
+        </w:rPr>
+      </w:pPr>
+      <w:r>
+        <w:rPr>
+          <w:rtl w:val="0"/>
+        </w:rPr>
+      </w:r>
+    </w:p>
+    <w:p>
+      <w:pPr>
+        <w:spacing w:line="360" w:lineRule="auto"/>
+        <w:ind w:left="0" w:firstLine="720"/>
+        <w:jc w:val="both"/>
+        <w:rPr>
+          <w:rFonts w:ascii="Times New Roman" w:cs="Times New Roman" w:eastAsia="Times New Roman" w:hAnsi="Times New Roman"/>
+          <w:b w:val="1"/>
+          <w:sz w:val="24"/>
+          <w:szCs w:val="24"/>
+          <w:highlight w:val="white"/>
+        </w:rPr>
+      </w:pPr>
+      <w:r>
+        <w:rPr>
+          <w:rtl w:val="0"/>
+        </w:rPr>
+      </w:r>
+    </w:p>
+    <w:p>
+      <w:pPr>
+        <w:spacing w:line="360" w:lineRule="auto"/>
+        <w:ind w:left="0" w:firstLine="720"/>
+        <w:jc w:val="both"/>
+        <w:rPr>
+          <w:rFonts w:ascii="Times New Roman" w:cs="Times New Roman" w:eastAsia="Times New Roman" w:hAnsi="Times New Roman"/>
+          <w:b w:val="1"/>
+          <w:sz w:val="24"/>
+          <w:szCs w:val="24"/>
+          <w:highlight w:val="white"/>
+        </w:rPr>
+      </w:pPr>
+      <w:r>
+        <w:rPr>
+          <w:rtl w:val="0"/>
+        </w:rPr>
+      </w:r>
+    </w:p>
+    <w:p>
+      <w:pPr>
+        <w:spacing w:line="360" w:lineRule="auto"/>
+        <w:ind w:left="0" w:firstLine="720"/>
+        <w:jc w:val="both"/>
+        <w:rPr>
+          <w:rFonts w:ascii="Times New Roman" w:cs="Times New Roman" w:eastAsia="Times New Roman" w:hAnsi="Times New Roman"/>
+          <w:b w:val="1"/>
+          <w:sz w:val="24"/>
+          <w:szCs w:val="24"/>
+          <w:highlight w:val="white"/>
+        </w:rPr>
+      </w:pPr>
+      <w:r>
+        <w:rPr>
+          <w:rtl w:val="0"/>
+        </w:rPr>
+      </w:r>
+    </w:p>
+    <w:p>
+      <w:pPr>
+        <w:spacing w:line="360" w:lineRule="auto"/>
+        <w:ind w:left="0" w:firstLine="720"/>
+        <w:jc w:val="both"/>
+        <w:rPr>
+          <w:rFonts w:ascii="Times New Roman" w:cs="Times New Roman" w:eastAsia="Times New Roman" w:hAnsi="Times New Roman"/>
+          <w:b w:val="1"/>
+          <w:sz w:val="24"/>
+          <w:szCs w:val="24"/>
+          <w:highlight w:val="white"/>
+        </w:rPr>
+      </w:pPr>
+      <w:r>
+        <w:rPr>
+          <w:rtl w:val="0"/>
+        </w:rPr>
+      </w:r>
+    </w:p>
+    <w:p>
+      <w:pPr>
+        <w:spacing w:line="360" w:lineRule="auto"/>
+        <w:ind w:left="0" w:firstLine="720"/>
+        <w:jc w:val="both"/>
+        <w:rPr>
+          <w:rFonts w:ascii="Times New Roman" w:cs="Times New Roman" w:eastAsia="Times New Roman" w:hAnsi="Times New Roman"/>
+          <w:b w:val="1"/>
+          <w:sz w:val="24"/>
+          <w:szCs w:val="24"/>
+          <w:highlight w:val="white"/>
+        </w:rPr>
+      </w:pPr>
+      <w:r>
+        <w:rPr>
+          <w:rtl w:val="0"/>
+        </w:rPr>
+      </w:r>
+    </w:p>
+    <w:p>
+      <w:pPr>
+        <w:spacing w:line="360" w:lineRule="auto"/>
+        <w:ind w:left="0" w:firstLine="720"/>
+        <w:jc w:val="both"/>
+        <w:rPr>
+          <w:rFonts w:ascii="Times New Roman" w:cs="Times New Roman" w:eastAsia="Times New Roman" w:hAnsi="Times New Roman"/>
+          <w:b w:val="1"/>
+          <w:sz w:val="24"/>
+          <w:szCs w:val="24"/>
+          <w:highlight w:val="white"/>
+        </w:rPr>
+      </w:pPr>
+      <w:r>
+        <w:rPr>
+          <w:rtl w:val="0"/>
+        </w:rPr>
+      </w:r>
+    </w:p>
+    <w:p>
+      <w:pPr>
+        <w:spacing w:line="360" w:lineRule="auto"/>
+        <w:ind w:left="0" w:firstLine="720"/>
+        <w:jc w:val="both"/>
+        <w:rPr>
+          <w:rFonts w:ascii="Times New Roman" w:cs="Times New Roman" w:eastAsia="Times New Roman" w:hAnsi="Times New Roman"/>
+          <w:b w:val="1"/>
+          <w:sz w:val="24"/>
+          <w:szCs w:val="24"/>
+          <w:highlight w:val="white"/>
+        </w:rPr>
+      </w:pPr>
+      <w:r>
+        <w:rPr>
+          <w:rtl w:val="0"/>
+        </w:rPr>
+      </w:r>
+    </w:p>
+    <w:p>
+      <w:pPr>
+        <w:spacing w:line="360" w:lineRule="auto"/>
+        <w:ind w:left="0" w:firstLine="720"/>
+        <w:jc w:val="both"/>
+        <w:rPr>
+          <w:rFonts w:ascii="Times New Roman" w:cs="Times New Roman" w:eastAsia="Times New Roman" w:hAnsi="Times New Roman"/>
+          <w:b w:val="1"/>
+          <w:sz w:val="24"/>
+          <w:szCs w:val="24"/>
+          <w:highlight w:val="white"/>
+        </w:rPr>
+      </w:pPr>
+      <w:r>
+        <w:rPr>
+          <w:rtl w:val="0"/>
+        </w:rPr>
+      </w:r>
+    </w:p>
+    <w:p>
+      <w:pPr>
+        <w:spacing w:line="360" w:lineRule="auto"/>
+        <w:ind w:left="0" w:firstLine="720"/>
+        <w:jc w:val="both"/>
+        <w:rPr>
+          <w:rFonts w:ascii="Times New Roman" w:cs="Times New Roman" w:eastAsia="Times New Roman" w:hAnsi="Times New Roman"/>
+          <w:b w:val="1"/>
+          <w:sz w:val="24"/>
+          <w:szCs w:val="24"/>
+          <w:highlight w:val="white"/>
+        </w:rPr>
+      </w:pPr>
+      <w:r>
+        <w:rPr>
+          <w:rtl w:val="0"/>
+        </w:rPr>
+      </w:r>
+    </w:p>
+    <w:p>
+      <w:pPr>
+        <w:spacing w:line="360" w:lineRule="auto"/>
+        <w:ind w:left="0" w:firstLine="720"/>
+        <w:jc w:val="both"/>
+        <w:rPr>
+          <w:rFonts w:ascii="Times New Roman" w:cs="Times New Roman" w:eastAsia="Times New Roman" w:hAnsi="Times New Roman"/>
+          <w:b w:val="1"/>
+          <w:sz w:val="24"/>
+          <w:szCs w:val="24"/>
+          <w:highlight w:val="white"/>
+        </w:rPr>
+      </w:pPr>
+      <w:r>
+        <w:rPr>
+          <w:rtl w:val="0"/>
+        </w:rPr>
+      </w:r>
+    </w:p>
+    <w:p>
+      <w:pPr>
+        <w:spacing w:line="360" w:lineRule="auto"/>
+        <w:ind w:left="0" w:firstLine="720"/>
+        <w:jc w:val="both"/>
+        <w:rPr>
+          <w:rFonts w:ascii="Times New Roman" w:cs="Times New Roman" w:eastAsia="Times New Roman" w:hAnsi="Times New Roman"/>
+          <w:b w:val="1"/>
+          <w:sz w:val="24"/>
+          <w:szCs w:val="24"/>
+          <w:highlight w:val="white"/>
+        </w:rPr>
+      </w:pPr>
+      <w:r>
+        <w:rPr>
+          <w:rtl w:val="0"/>
+        </w:rPr>
+      </w:r>
+    </w:p>
+    <w:p>
+      <w:pPr>
+        <w:spacing w:line="360" w:lineRule="auto"/>
+        <w:ind w:left="0" w:firstLine="720"/>
+        <w:jc w:val="both"/>
+        <w:rPr>
+          <w:rFonts w:ascii="Times New Roman" w:cs="Times New Roman" w:eastAsia="Times New Roman" w:hAnsi="Times New Roman"/>
+          <w:b w:val="1"/>
+          <w:sz w:val="24"/>
+          <w:szCs w:val="24"/>
+          <w:highlight w:val="white"/>
+        </w:rPr>
+      </w:pPr>
+      <w:r>
+        <w:rPr>
+          <w:rtl w:val="0"/>
+        </w:rPr>
+      </w:r>
+    </w:p>
+    <w:p>
+      <w:pPr>
+        <w:spacing w:line="360" w:lineRule="auto"/>
+        <w:ind w:left="0" w:firstLine="720"/>
+        <w:jc w:val="both"/>
+        <w:rPr>
+          <w:rFonts w:ascii="Times New Roman" w:cs="Times New Roman" w:eastAsia="Times New Roman" w:hAnsi="Times New Roman"/>
+          <w:b w:val="1"/>
+          <w:sz w:val="24"/>
+          <w:szCs w:val="24"/>
+          <w:highlight w:val="white"/>
+        </w:rPr>
+      </w:pPr>
+      <w:r>
+        <w:rPr>
+          <w:rFonts w:ascii="Times New Roman" w:cs="Times New Roman" w:eastAsia="Times New Roman" w:hAnsi="Times New Roman"/>
+          <w:b w:val="1"/>
+          <w:sz w:val="24"/>
+          <w:szCs w:val="24"/>
+          <w:highlight w:val="white"/>
+          <w:rtl w:val="0"/>
+        </w:rPr>
+        <w:t xml:space="preserve">Alterar agendamento:</w:t>
+      </w:r>
+    </w:p>
+    <w:p>
+      <w:pPr>
+        <w:spacing w:line="360" w:lineRule="auto"/>
+        <w:ind w:left="720" w:firstLine="0"/>
+        <w:jc w:val="center"/>
+        <w:rPr>
+          <w:rFonts w:ascii="Times New Roman" w:cs="Times New Roman" w:eastAsia="Times New Roman" w:hAnsi="Times New Roman"/>
+          <w:b w:val="1"/>
+          <w:sz w:val="24"/>
+          <w:szCs w:val="24"/>
+          <w:highlight w:val="white"/>
+        </w:rPr>
+      </w:pPr>
+      <w:r>
+        <w:rPr>
+          <w:rFonts w:ascii="Times New Roman" w:cs="Times New Roman" w:eastAsia="Times New Roman" w:hAnsi="Times New Roman"/>
+          <w:b w:val="1"/>
+          <w:sz w:val="24"/>
+          <w:szCs w:val="24"/>
+          <w:highlight w:val="white"/>
+        </w:rPr>
+        <w:drawing>
+          <wp:inline distB="114300" distT="114300" distL="114300" distR="114300">
+            <wp:extent cx="5731200" cy="5842000"/>
+            <wp:effectExtent b="0" l="0" r="0" t="0"/>
+            <wp:docPr id="14" name="image17.png"/>
+            <a:graphic>
+              <a:graphicData uri="http://schemas.openxmlformats.org/drawingml/2006/picture">
+                <pic:pic>
+                  <pic:nvPicPr>
+                    <pic:cNvPr id="0" name="image17.png"/>
+                    <pic:cNvPicPr preferRelativeResize="0"/>
+                  </pic:nvPicPr>
+                  <pic:blipFill>
+                    <a:blip r:embed="rId15"/>
+                    <a:srcRect b="0" l="0" r="0" t="0"/>
+                    <a:stretch>
+                      <a:fillRect/>
+                    </a:stretch>
+                  </pic:blipFill>
+                  <pic:spPr>
+                    <a:xfrm>
+                      <a:off x="0" y="0"/>
+                      <a:ext cx="5731200" cy="5842000"/>
+                    </a:xfrm>
+                    <a:prstGeom prst="rect"/>
+                    <a:ln/>
+                  </pic:spPr>
+                </pic:pic>
+              </a:graphicData>
+            </a:graphic>
+          </wp:inline>
+        </w:drawing>
+      </w:r>
+      <w:r>
+        <w:rPr>
+          <w:rtl w:val="0"/>
+        </w:rPr>
+      </w:r>
+    </w:p>
+    <w:p>
+      <w:pPr>
+        <w:spacing w:line="360" w:lineRule="auto"/>
+        <w:ind w:left="720" w:firstLine="0"/>
+        <w:jc w:val="both"/>
+        <w:rPr>
+          <w:rFonts w:ascii="Times New Roman" w:cs="Times New Roman" w:eastAsia="Times New Roman" w:hAnsi="Times New Roman"/>
+          <w:b w:val="1"/>
+          <w:sz w:val="24"/>
+          <w:szCs w:val="24"/>
+          <w:highlight w:val="white"/>
+        </w:rPr>
+      </w:pPr>
+      <w:r>
+        <w:rPr>
+          <w:rtl w:val="0"/>
+        </w:rPr>
+      </w:r>
+    </w:p>
+    <w:p>
+      <w:pPr>
+        <w:spacing w:line="360" w:lineRule="auto"/>
+        <w:ind w:left="720" w:firstLine="0"/>
+        <w:jc w:val="both"/>
+        <w:rPr>
+          <w:rFonts w:ascii="Times New Roman" w:cs="Times New Roman" w:eastAsia="Times New Roman" w:hAnsi="Times New Roman"/>
+          <w:b w:val="1"/>
+          <w:sz w:val="24"/>
+          <w:szCs w:val="24"/>
+          <w:highlight w:val="white"/>
+        </w:rPr>
+      </w:pPr>
+      <w:r>
+        <w:rPr>
+          <w:rtl w:val="0"/>
+        </w:rPr>
+      </w:r>
+    </w:p>
+    <w:p>
+      <w:pPr>
+        <w:spacing w:line="360" w:lineRule="auto"/>
+        <w:ind w:left="720" w:firstLine="0"/>
+        <w:jc w:val="both"/>
+        <w:rPr>
+          <w:rFonts w:ascii="Times New Roman" w:cs="Times New Roman" w:eastAsia="Times New Roman" w:hAnsi="Times New Roman"/>
+          <w:b w:val="1"/>
+          <w:sz w:val="24"/>
+          <w:szCs w:val="24"/>
+          <w:highlight w:val="white"/>
+        </w:rPr>
+      </w:pPr>
+      <w:r>
+        <w:rPr>
+          <w:rtl w:val="0"/>
+        </w:rPr>
+      </w:r>
+    </w:p>
+    <w:p>
+      <w:pPr>
+        <w:spacing w:line="360" w:lineRule="auto"/>
+        <w:ind w:left="720" w:firstLine="0"/>
+        <w:jc w:val="both"/>
+        <w:rPr>
+          <w:rFonts w:ascii="Times New Roman" w:cs="Times New Roman" w:eastAsia="Times New Roman" w:hAnsi="Times New Roman"/>
+          <w:b w:val="1"/>
+          <w:sz w:val="24"/>
+          <w:szCs w:val="24"/>
+          <w:highlight w:val="white"/>
+        </w:rPr>
+      </w:pPr>
+      <w:r>
+        <w:rPr>
+          <w:rtl w:val="0"/>
+        </w:rPr>
+      </w:r>
+    </w:p>
+    <w:p>
+      <w:pPr>
+        <w:spacing w:line="360" w:lineRule="auto"/>
+        <w:ind w:left="720" w:firstLine="0"/>
+        <w:jc w:val="both"/>
+        <w:rPr>
+          <w:rFonts w:ascii="Times New Roman" w:cs="Times New Roman" w:eastAsia="Times New Roman" w:hAnsi="Times New Roman"/>
+          <w:b w:val="1"/>
+          <w:sz w:val="24"/>
+          <w:szCs w:val="24"/>
+          <w:highlight w:val="white"/>
+        </w:rPr>
+      </w:pPr>
+      <w:r>
+        <w:rPr>
+          <w:rtl w:val="0"/>
+        </w:rPr>
+      </w:r>
+    </w:p>
+    <w:p>
+      <w:pPr>
+        <w:spacing w:line="360" w:lineRule="auto"/>
+        <w:ind w:left="720" w:firstLine="0"/>
+        <w:jc w:val="both"/>
+        <w:rPr>
+          <w:rFonts w:ascii="Times New Roman" w:cs="Times New Roman" w:eastAsia="Times New Roman" w:hAnsi="Times New Roman"/>
+          <w:b w:val="1"/>
+          <w:sz w:val="24"/>
+          <w:szCs w:val="24"/>
+          <w:highlight w:val="white"/>
+        </w:rPr>
+      </w:pPr>
+      <w:r>
+        <w:rPr>
+          <w:rtl w:val="0"/>
+        </w:rPr>
+      </w:r>
+    </w:p>
+    <w:p>
+      <w:pPr>
+        <w:spacing w:line="360" w:lineRule="auto"/>
+        <w:ind w:left="720" w:firstLine="0"/>
+        <w:jc w:val="both"/>
+        <w:rPr>
+          <w:rFonts w:ascii="Times New Roman" w:cs="Times New Roman" w:eastAsia="Times New Roman" w:hAnsi="Times New Roman"/>
+          <w:b w:val="1"/>
+          <w:sz w:val="24"/>
+          <w:szCs w:val="24"/>
+          <w:highlight w:val="white"/>
+        </w:rPr>
+      </w:pPr>
+      <w:r>
+        <w:rPr>
+          <w:rtl w:val="0"/>
+        </w:rPr>
+      </w:r>
+    </w:p>
+    <w:p>
+      <w:pPr>
+        <w:spacing w:line="360" w:lineRule="auto"/>
+        <w:ind w:left="720" w:firstLine="0"/>
+        <w:jc w:val="both"/>
+        <w:rPr>
+          <w:rFonts w:ascii="Times New Roman" w:cs="Times New Roman" w:eastAsia="Times New Roman" w:hAnsi="Times New Roman"/>
+          <w:b w:val="1"/>
+          <w:sz w:val="24"/>
+          <w:szCs w:val="24"/>
+          <w:highlight w:val="white"/>
+        </w:rPr>
+      </w:pPr>
+      <w:r>
+        <w:rPr>
+          <w:rtl w:val="0"/>
+        </w:rPr>
+      </w:r>
+    </w:p>
+    <w:p>
+      <w:pPr>
+        <w:spacing w:line="360" w:lineRule="auto"/>
+        <w:ind w:left="720" w:firstLine="0"/>
+        <w:jc w:val="both"/>
+        <w:rPr>
+          <w:rFonts w:ascii="Times New Roman" w:cs="Times New Roman" w:eastAsia="Times New Roman" w:hAnsi="Times New Roman"/>
+          <w:b w:val="1"/>
+          <w:sz w:val="24"/>
+          <w:szCs w:val="24"/>
+          <w:highlight w:val="white"/>
+        </w:rPr>
+      </w:pPr>
+      <w:r>
+        <w:rPr>
+          <w:rtl w:val="0"/>
+        </w:rPr>
+      </w:r>
+    </w:p>
+    <w:p>
+      <w:pPr>
+        <w:spacing w:line="360" w:lineRule="auto"/>
+        <w:ind w:left="720" w:firstLine="0"/>
+        <w:jc w:val="both"/>
+        <w:rPr>
+          <w:rFonts w:ascii="Times New Roman" w:cs="Times New Roman" w:eastAsia="Times New Roman" w:hAnsi="Times New Roman"/>
+          <w:b w:val="1"/>
+          <w:sz w:val="24"/>
+          <w:szCs w:val="24"/>
+          <w:highlight w:val="white"/>
+        </w:rPr>
+      </w:pPr>
+      <w:r>
+        <w:rPr>
+          <w:rtl w:val="0"/>
+        </w:rPr>
+      </w:r>
+    </w:p>
+    <w:p>
+      <w:pPr>
+        <w:spacing w:line="360" w:lineRule="auto"/>
+        <w:ind w:left="720" w:firstLine="0"/>
+        <w:jc w:val="both"/>
+        <w:rPr>
+          <w:rFonts w:ascii="Times New Roman" w:cs="Times New Roman" w:eastAsia="Times New Roman" w:hAnsi="Times New Roman"/>
+          <w:b w:val="1"/>
+          <w:sz w:val="24"/>
+          <w:szCs w:val="24"/>
+          <w:highlight w:val="white"/>
+        </w:rPr>
+      </w:pPr>
+      <w:r>
+        <w:rPr>
+          <w:rFonts w:ascii="Times New Roman" w:cs="Times New Roman" w:eastAsia="Times New Roman" w:hAnsi="Times New Roman"/>
+          <w:b w:val="1"/>
+          <w:sz w:val="24"/>
+          <w:szCs w:val="24"/>
+          <w:highlight w:val="white"/>
+          <w:rtl w:val="0"/>
+        </w:rPr>
+        <w:t xml:space="preserve">Cancelar Agendamento:</w:t>
+      </w:r>
+    </w:p>
+    <w:p>
+      <w:pPr>
+        <w:spacing w:line="360" w:lineRule="auto"/>
+        <w:ind w:left="720" w:firstLine="0"/>
+        <w:jc w:val="center"/>
+        <w:rPr>
+          <w:rFonts w:ascii="Times New Roman" w:cs="Times New Roman" w:eastAsia="Times New Roman" w:hAnsi="Times New Roman"/>
+          <w:b w:val="1"/>
+          <w:sz w:val="24"/>
+          <w:szCs w:val="24"/>
+          <w:highlight w:val="white"/>
+        </w:rPr>
+      </w:pPr>
+      <w:r>
+        <w:rPr>
+          <w:rFonts w:ascii="Times New Roman" w:cs="Times New Roman" w:eastAsia="Times New Roman" w:hAnsi="Times New Roman"/>
+          <w:b w:val="1"/>
+          <w:sz w:val="24"/>
+          <w:szCs w:val="24"/>
+          <w:highlight w:val="white"/>
+        </w:rPr>
+        <w:drawing>
+          <wp:inline distB="114300" distT="114300" distL="114300" distR="114300">
+            <wp:extent cx="5731200" cy="4089400"/>
+            <wp:effectExtent b="0" l="0" r="0" t="0"/>
+            <wp:docPr id="12" name="image9.png"/>
+            <a:graphic>
+              <a:graphicData uri="http://schemas.openxmlformats.org/drawingml/2006/picture">
+                <pic:pic>
+                  <pic:nvPicPr>
+                    <pic:cNvPr id="0" name="image9.png"/>
+                    <pic:cNvPicPr preferRelativeResize="0"/>
+                  </pic:nvPicPr>
+                  <pic:blipFill>
+                    <a:blip r:embed="rId16"/>
+                    <a:srcRect b="0" l="0" r="0" t="0"/>
+                    <a:stretch>
+                      <a:fillRect/>
+                    </a:stretch>
+                  </pic:blipFill>
+                  <pic:spPr>
+                    <a:xfrm>
+                      <a:off x="0" y="0"/>
+                      <a:ext cx="5731200" cy="4089400"/>
+                    </a:xfrm>
+                    <a:prstGeom prst="rect"/>
+                    <a:ln/>
+                  </pic:spPr>
+                </pic:pic>
+              </a:graphicData>
+            </a:graphic>
+          </wp:inline>
+        </w:drawing>
+      </w:r>
+      <w:r>
+        <w:rPr>
+          <w:rtl w:val="0"/>
+        </w:rPr>
+      </w:r>
+    </w:p>
+    <w:p>
+      <w:pPr>
+        <w:spacing w:line="360" w:lineRule="auto"/>
+        <w:ind w:left="720" w:firstLine="0"/>
+        <w:jc w:val="both"/>
+        <w:rPr>
+          <w:rFonts w:ascii="Times New Roman" w:cs="Times New Roman" w:eastAsia="Times New Roman" w:hAnsi="Times New Roman"/>
+          <w:b w:val="1"/>
+          <w:sz w:val="24"/>
+          <w:szCs w:val="24"/>
+          <w:highlight w:val="white"/>
+        </w:rPr>
+      </w:pPr>
+      <w:r>
+        <w:rPr>
+          <w:rFonts w:ascii="Times New Roman" w:cs="Times New Roman" w:eastAsia="Times New Roman" w:hAnsi="Times New Roman"/>
+          <w:b w:val="1"/>
+          <w:sz w:val="24"/>
+          <w:szCs w:val="24"/>
+          <w:highlight w:val="white"/>
+          <w:rtl w:val="0"/>
+        </w:rPr>
+        <w:t xml:space="preserve">Cadastrar Veículo:</w:t>
+      </w:r>
+    </w:p>
+    <w:p>
+      <w:pPr>
+        <w:spacing w:line="360" w:lineRule="auto"/>
+        <w:ind w:left="720" w:firstLine="0"/>
+        <w:jc w:val="center"/>
+        <w:rPr>
+          <w:rFonts w:ascii="Times New Roman" w:cs="Times New Roman" w:eastAsia="Times New Roman" w:hAnsi="Times New Roman"/>
+          <w:b w:val="1"/>
+          <w:sz w:val="24"/>
+          <w:szCs w:val="24"/>
+          <w:highlight w:val="white"/>
+        </w:rPr>
+      </w:pPr>
+      <w:r>
+        <w:rPr>
+          <w:rFonts w:ascii="Times New Roman" w:cs="Times New Roman" w:eastAsia="Times New Roman" w:hAnsi="Times New Roman"/>
+          <w:b w:val="1"/>
+          <w:sz w:val="24"/>
+          <w:szCs w:val="24"/>
+          <w:highlight w:val="white"/>
+        </w:rPr>
+        <w:drawing>
+          <wp:inline distB="114300" distT="114300" distL="114300" distR="114300">
+            <wp:extent cx="5731200" cy="3302000"/>
+            <wp:effectExtent b="0" l="0" r="0" t="0"/>
+            <wp:docPr id="17" name="image6.png"/>
+            <a:graphic>
+              <a:graphicData uri="http://schemas.openxmlformats.org/drawingml/2006/picture">
+                <pic:pic>
+                  <pic:nvPicPr>
+                    <pic:cNvPr id="0" name="image6.png"/>
+                    <pic:cNvPicPr preferRelativeResize="0"/>
+                  </pic:nvPicPr>
+                  <pic:blipFill>
+                    <a:blip r:embed="rId17"/>
+                    <a:srcRect b="0" l="0" r="0" t="0"/>
+                    <a:stretch>
+                      <a:fillRect/>
+                    </a:stretch>
+                  </pic:blipFill>
+                  <pic:spPr>
+                    <a:xfrm>
+                      <a:off x="0" y="0"/>
+                      <a:ext cx="5731200" cy="3302000"/>
+                    </a:xfrm>
+                    <a:prstGeom prst="rect"/>
+                    <a:ln/>
+                  </pic:spPr>
+                </pic:pic>
+              </a:graphicData>
+            </a:graphic>
+          </wp:inline>
+        </w:drawing>
+      </w:r>
+      <w:r>
+        <w:rPr>
+          <w:rtl w:val="0"/>
+        </w:rPr>
+      </w:r>
+    </w:p>
+    <w:p>
+      <w:pPr>
+        <w:spacing w:line="360" w:lineRule="auto"/>
+        <w:ind w:left="720" w:firstLine="0"/>
+        <w:jc w:val="both"/>
+        <w:rPr>
+          <w:rFonts w:ascii="Times New Roman" w:cs="Times New Roman" w:eastAsia="Times New Roman" w:hAnsi="Times New Roman"/>
+          <w:b w:val="1"/>
+          <w:sz w:val="24"/>
+          <w:szCs w:val="24"/>
+          <w:highlight w:val="white"/>
+        </w:rPr>
+      </w:pPr>
+      <w:r>
+        <w:rPr>
+          <w:rtl w:val="0"/>
+        </w:rPr>
+      </w:r>
+    </w:p>
+    <w:p>
+      <w:pPr>
+        <w:spacing w:line="360" w:lineRule="auto"/>
+        <w:ind w:left="720" w:firstLine="0"/>
+        <w:jc w:val="both"/>
+        <w:rPr>
+          <w:rFonts w:ascii="Times New Roman" w:cs="Times New Roman" w:eastAsia="Times New Roman" w:hAnsi="Times New Roman"/>
+          <w:b w:val="1"/>
+          <w:sz w:val="24"/>
+          <w:szCs w:val="24"/>
+          <w:highlight w:val="white"/>
+        </w:rPr>
+      </w:pPr>
+      <w:r>
+        <w:rPr>
+          <w:rtl w:val="0"/>
+        </w:rPr>
+      </w:r>
+    </w:p>
+    <w:p>
+      <w:pPr>
+        <w:spacing w:line="360" w:lineRule="auto"/>
+        <w:ind w:left="720" w:firstLine="0"/>
+        <w:jc w:val="both"/>
+        <w:rPr>
+          <w:rFonts w:ascii="Times New Roman" w:cs="Times New Roman" w:eastAsia="Times New Roman" w:hAnsi="Times New Roman"/>
+          <w:b w:val="1"/>
+          <w:sz w:val="24"/>
+          <w:szCs w:val="24"/>
+          <w:highlight w:val="white"/>
+        </w:rPr>
+      </w:pPr>
+      <w:r>
+        <w:rPr>
+          <w:rFonts w:ascii="Times New Roman" w:cs="Times New Roman" w:eastAsia="Times New Roman" w:hAnsi="Times New Roman"/>
+          <w:b w:val="1"/>
+          <w:sz w:val="24"/>
+          <w:szCs w:val="24"/>
+          <w:highlight w:val="white"/>
+          <w:rtl w:val="0"/>
+        </w:rPr>
+        <w:t xml:space="preserve">Consultar Serviços:</w:t>
+      </w:r>
+    </w:p>
+    <w:p>
+      <w:pPr>
+        <w:spacing w:line="360" w:lineRule="auto"/>
+        <w:ind w:left="720" w:firstLine="0"/>
+        <w:jc w:val="center"/>
+        <w:rPr>
+          <w:rFonts w:ascii="Times New Roman" w:cs="Times New Roman" w:eastAsia="Times New Roman" w:hAnsi="Times New Roman"/>
+          <w:b w:val="1"/>
+          <w:sz w:val="24"/>
+          <w:szCs w:val="24"/>
+          <w:highlight w:val="white"/>
+        </w:rPr>
+      </w:pPr>
+      <w:r>
+        <w:rPr>
+          <w:rFonts w:ascii="Times New Roman" w:cs="Times New Roman" w:eastAsia="Times New Roman" w:hAnsi="Times New Roman"/>
+          <w:b w:val="1"/>
+          <w:sz w:val="24"/>
+          <w:szCs w:val="24"/>
+          <w:highlight w:val="white"/>
+        </w:rPr>
+        <w:drawing>
+          <wp:inline distB="114300" distT="114300" distL="114300" distR="114300">
+            <wp:extent cx="5181600" cy="3914775"/>
+            <wp:effectExtent b="0" l="0" r="0" t="0"/>
+            <wp:docPr id="2" name="image5.png"/>
+            <a:graphic>
+              <a:graphicData uri="http://schemas.openxmlformats.org/drawingml/2006/picture">
+                <pic:pic>
+                  <pic:nvPicPr>
+                    <pic:cNvPr id="0" name="image5.png"/>
+                    <pic:cNvPicPr preferRelativeResize="0"/>
+                  </pic:nvPicPr>
+                  <pic:blipFill>
+                    <a:blip r:embed="rId18"/>
+                    <a:srcRect b="0" l="0" r="0" t="0"/>
+                    <a:stretch>
+                      <a:fillRect/>
+                    </a:stretch>
+                  </pic:blipFill>
+                  <pic:spPr>
+                    <a:xfrm>
+                      <a:off x="0" y="0"/>
+                      <a:ext cx="5181600" cy="3914775"/>
+                    </a:xfrm>
+                    <a:prstGeom prst="rect"/>
+                    <a:ln/>
+                  </pic:spPr>
+                </pic:pic>
+              </a:graphicData>
+            </a:graphic>
+          </wp:inline>
+        </w:drawing>
+      </w:r>
+      <w:r>
+        <w:rPr>
+          <w:rtl w:val="0"/>
+        </w:rPr>
+      </w:r>
+    </w:p>
+    <w:p>
+      <w:pPr>
+        <w:spacing w:line="360" w:lineRule="auto"/>
+        <w:ind w:left="720" w:firstLine="0"/>
+        <w:jc w:val="both"/>
+        <w:rPr>
+          <w:rFonts w:ascii="Times New Roman" w:cs="Times New Roman" w:eastAsia="Times New Roman" w:hAnsi="Times New Roman"/>
+          <w:b w:val="1"/>
+          <w:sz w:val="24"/>
+          <w:szCs w:val="24"/>
+          <w:highlight w:val="white"/>
+        </w:rPr>
+      </w:pPr>
+      <w:r>
+        <w:rPr>
+          <w:rFonts w:ascii="Times New Roman" w:cs="Times New Roman" w:eastAsia="Times New Roman" w:hAnsi="Times New Roman"/>
+          <w:b w:val="1"/>
+          <w:sz w:val="24"/>
+          <w:szCs w:val="24"/>
+          <w:highlight w:val="white"/>
+          <w:rtl w:val="0"/>
+        </w:rPr>
+        <w:t xml:space="preserve">Consultar Agendamentos:</w:t>
+      </w:r>
+    </w:p>
+    <w:p>
+      <w:pPr>
+        <w:spacing w:line="360" w:lineRule="auto"/>
+        <w:ind w:left="720" w:firstLine="0"/>
+        <w:jc w:val="center"/>
+        <w:rPr>
+          <w:rFonts w:ascii="Times New Roman" w:cs="Times New Roman" w:eastAsia="Times New Roman" w:hAnsi="Times New Roman"/>
+          <w:b w:val="1"/>
+          <w:sz w:val="24"/>
+          <w:szCs w:val="24"/>
+          <w:highlight w:val="white"/>
+        </w:rPr>
+      </w:pPr>
+      <w:r>
+        <w:rPr>
+          <w:rFonts w:ascii="Times New Roman" w:cs="Times New Roman" w:eastAsia="Times New Roman" w:hAnsi="Times New Roman"/>
+          <w:b w:val="1"/>
+          <w:sz w:val="24"/>
+          <w:szCs w:val="24"/>
+          <w:highlight w:val="white"/>
+        </w:rPr>
+        <w:drawing>
+          <wp:inline distB="114300" distT="114300" distL="114300" distR="114300">
+            <wp:extent cx="5731200" cy="4165600"/>
+            <wp:effectExtent b="0" l="0" r="0" t="0"/>
+            <wp:docPr id="1" name="image7.png"/>
+            <a:graphic>
+              <a:graphicData uri="http://schemas.openxmlformats.org/drawingml/2006/picture">
+                <pic:pic>
+                  <pic:nvPicPr>
+                    <pic:cNvPr id="0" name="image7.png"/>
+                    <pic:cNvPicPr preferRelativeResize="0"/>
+                  </pic:nvPicPr>
+                  <pic:blipFill>
+                    <a:blip r:embed="rId19"/>
+                    <a:srcRect b="0" l="0" r="0" t="0"/>
+                    <a:stretch>
+                      <a:fillRect/>
+                    </a:stretch>
+                  </pic:blipFill>
+                  <pic:spPr>
+                    <a:xfrm>
+                      <a:off x="0" y="0"/>
+                      <a:ext cx="5731200" cy="4165600"/>
+                    </a:xfrm>
+                    <a:prstGeom prst="rect"/>
+                    <a:ln/>
+                  </pic:spPr>
+                </pic:pic>
+              </a:graphicData>
+            </a:graphic>
+          </wp:inline>
+        </w:drawing>
+      </w:r>
+      <w:r>
+        <w:rPr>
+          <w:rtl w:val="0"/>
+        </w:rPr>
+      </w:r>
+    </w:p>
+    <w:p>
+      <w:pPr>
+        <w:spacing w:line="360" w:lineRule="auto"/>
+        <w:ind w:left="720" w:firstLine="0"/>
+        <w:jc w:val="both"/>
+        <w:rPr>
+          <w:rFonts w:ascii="Times New Roman" w:cs="Times New Roman" w:eastAsia="Times New Roman" w:hAnsi="Times New Roman"/>
+          <w:b w:val="1"/>
+          <w:sz w:val="24"/>
+          <w:szCs w:val="24"/>
+          <w:highlight w:val="white"/>
+        </w:rPr>
+      </w:pPr>
+      <w:r>
+        <w:rPr>
+          <w:rFonts w:ascii="Times New Roman" w:cs="Times New Roman" w:eastAsia="Times New Roman" w:hAnsi="Times New Roman"/>
+          <w:b w:val="1"/>
+          <w:sz w:val="24"/>
+          <w:szCs w:val="24"/>
+          <w:highlight w:val="white"/>
+          <w:rtl w:val="0"/>
+        </w:rPr>
+        <w:t xml:space="preserve">Alterar Data/Hora (Administrador):</w:t>
+      </w:r>
+    </w:p>
+    <w:p>
+      <w:pPr>
+        <w:spacing w:line="360" w:lineRule="auto"/>
+        <w:ind w:left="720" w:firstLine="0"/>
+        <w:jc w:val="both"/>
+        <w:rPr>
+          <w:rFonts w:ascii="Times New Roman" w:cs="Times New Roman" w:eastAsia="Times New Roman" w:hAnsi="Times New Roman"/>
+          <w:b w:val="1"/>
+          <w:sz w:val="24"/>
+          <w:szCs w:val="24"/>
+          <w:highlight w:val="white"/>
+        </w:rPr>
+      </w:pPr>
+      <w:r>
+        <w:rPr>
+          <w:rFonts w:ascii="Times New Roman" w:cs="Times New Roman" w:eastAsia="Times New Roman" w:hAnsi="Times New Roman"/>
+          <w:b w:val="1"/>
+          <w:sz w:val="24"/>
+          <w:szCs w:val="24"/>
+          <w:highlight w:val="white"/>
+        </w:rPr>
+        <w:drawing>
+          <wp:inline distB="114300" distT="114300" distL="114300" distR="114300">
+            <wp:extent cx="5731200" cy="3949700"/>
+            <wp:effectExtent b="0" l="0" r="0" t="0"/>
+            <wp:docPr id="3" name="image10.png"/>
+            <a:graphic>
+              <a:graphicData uri="http://schemas.openxmlformats.org/drawingml/2006/picture">
+                <pic:pic>
+                  <pic:nvPicPr>
+                    <pic:cNvPr id="0" name="image10.png"/>
+                    <pic:cNvPicPr preferRelativeResize="0"/>
+                  </pic:nvPicPr>
+                  <pic:blipFill>
+                    <a:blip r:embed="rId20"/>
+                    <a:srcRect b="0" l="0" r="0" t="0"/>
+                    <a:stretch>
+                      <a:fillRect/>
+                    </a:stretch>
+                  </pic:blipFill>
+                  <pic:spPr>
+                    <a:xfrm>
+                      <a:off x="0" y="0"/>
+                      <a:ext cx="5731200" cy="3949700"/>
+                    </a:xfrm>
+                    <a:prstGeom prst="rect"/>
+                    <a:ln/>
+                  </pic:spPr>
+                </pic:pic>
+              </a:graphicData>
+            </a:graphic>
+          </wp:inline>
+        </w:drawing>
+      </w:r>
+      <w:r>
+        <w:rPr>
+          <w:rtl w:val="0"/>
+        </w:rPr>
+      </w:r>
+    </w:p>
+    <w:p>
+      <w:pPr>
+        <w:spacing w:line="360" w:lineRule="auto"/>
+        <w:ind w:left="720" w:firstLine="0"/>
+        <w:jc w:val="both"/>
+        <w:rPr>
+          <w:rFonts w:ascii="Times New Roman" w:cs="Times New Roman" w:eastAsia="Times New Roman" w:hAnsi="Times New Roman"/>
+          <w:b w:val="1"/>
+          <w:sz w:val="24"/>
+          <w:szCs w:val="24"/>
+          <w:highlight w:val="white"/>
+        </w:rPr>
+      </w:pPr>
+      <w:r>
+        <w:rPr>
+          <w:rFonts w:ascii="Times New Roman" w:cs="Times New Roman" w:eastAsia="Times New Roman" w:hAnsi="Times New Roman"/>
+          <w:b w:val="1"/>
+          <w:sz w:val="24"/>
+          <w:szCs w:val="24"/>
+          <w:highlight w:val="white"/>
+          <w:rtl w:val="0"/>
+        </w:rPr>
+        <w:t xml:space="preserve">Consultar Clientes (Administrador):</w:t>
+      </w:r>
+    </w:p>
+    <w:p>
+      <w:pPr>
+        <w:spacing w:line="360" w:lineRule="auto"/>
+        <w:jc w:val="center"/>
+        <w:rPr>
+          <w:rFonts w:ascii="Times New Roman" w:cs="Times New Roman" w:eastAsia="Times New Roman" w:hAnsi="Times New Roman"/>
+          <w:sz w:val="24"/>
+          <w:szCs w:val="24"/>
+          <w:highlight w:val="white"/>
+        </w:rPr>
+      </w:pPr>
+      <w:r>
+        <w:rPr>
+          <w:rFonts w:ascii="Times New Roman" w:cs="Times New Roman" w:eastAsia="Times New Roman" w:hAnsi="Times New Roman"/>
+          <w:sz w:val="24"/>
+          <w:szCs w:val="24"/>
+          <w:highlight w:val="white"/>
+        </w:rPr>
+        <w:drawing>
+          <wp:inline distB="114300" distT="114300" distL="114300" distR="114300">
+            <wp:extent cx="5048250" cy="3914775"/>
+            <wp:effectExtent b="0" l="0" r="0" t="0"/>
+            <wp:docPr id="16" name="image12.png"/>
+            <a:graphic>
+              <a:graphicData uri="http://schemas.openxmlformats.org/drawingml/2006/picture">
+                <pic:pic>
+                  <pic:nvPicPr>
+                    <pic:cNvPr id="0" name="image12.png"/>
+                    <pic:cNvPicPr preferRelativeResize="0"/>
+                  </pic:nvPicPr>
+                  <pic:blipFill>
+                    <a:blip r:embed="rId21"/>
+                    <a:srcRect b="0" l="0" r="0" t="0"/>
+                    <a:stretch>
+                      <a:fillRect/>
+                    </a:stretch>
+                  </pic:blipFill>
+                  <pic:spPr>
+                    <a:xfrm>
+                      <a:off x="0" y="0"/>
+                      <a:ext cx="5048250" cy="3914775"/>
+                    </a:xfrm>
+                    <a:prstGeom prst="rect"/>
+                    <a:ln/>
+                  </pic:spPr>
+                </pic:pic>
+              </a:graphicData>
+            </a:graphic>
+          </wp:inline>
+        </w:drawing>
+      </w:r>
+      <w:r>
+        <w:rPr>
+          <w:rtl w:val="0"/>
+        </w:rPr>
+      </w:r>
+    </w:p>
+    <w:p>
+      <w:pPr>
+        <w:spacing w:line="360" w:lineRule="auto"/>
+        <w:jc w:val="center"/>
+        <w:rPr>
+          <w:rFonts w:ascii="Times New Roman" w:cs="Times New Roman" w:eastAsia="Times New Roman" w:hAnsi="Times New Roman"/>
+          <w:sz w:val="24"/>
+          <w:szCs w:val="24"/>
+          <w:highlight w:val="white"/>
+        </w:rPr>
+      </w:pPr>
+      <w:r>
+        <w:rPr>
+          <w:rtl w:val="0"/>
+        </w:rPr>
+      </w:r>
+    </w:p>
+    <w:p>
+      <w:pPr>
+        <w:pStyle w:val="Heading2"/>
+        <w:keepNext w:val="0"/>
+        <w:keepLines w:val="0"/>
+        <w:spacing w:after="240" w:before="240" w:lineRule="auto"/>
+        <w:ind w:left="720" w:firstLine="0"/>
+        <w:rPr>
+          <w:rFonts w:ascii="Times New Roman" w:cs="Times New Roman" w:eastAsia="Times New Roman" w:hAnsi="Times New Roman"/>
+          <w:b w:val="1"/>
+          <w:sz w:val="24"/>
+          <w:szCs w:val="24"/>
+        </w:rPr>
+      </w:pPr>
+      <w:bookmarkStart w:colFirst="0" w:colLast="0" w:name="_8xxo5n8ylr0" w:id="13"/>
+      <w:bookmarkEnd w:id="13"/>
+      <w:r>
+        <w:rPr>
+          <w:rFonts w:ascii="Times New Roman" w:cs="Times New Roman" w:eastAsia="Times New Roman" w:hAnsi="Times New Roman"/>
+          <w:b w:val="1"/>
+          <w:sz w:val="24"/>
+          <w:szCs w:val="24"/>
+          <w:rtl w:val="0"/>
+        </w:rPr>
+        <w:t xml:space="preserve">3.3 MODELAGEM DE BANCO DE DADOS</w:t>
+      </w:r>
+    </w:p>
+    <w:p>
+      <w:pPr>
+        <w:rPr>
+          <w:rFonts w:ascii="Times New Roman" w:cs="Times New Roman" w:eastAsia="Times New Roman" w:hAnsi="Times New Roman"/>
+          <w:b w:val="1"/>
+          <w:i w:val="1"/>
+          <w:sz w:val="24"/>
+          <w:szCs w:val="24"/>
+        </w:rPr>
+      </w:pPr>
+      <w:r>
+        <w:rPr>
+          <w:sz w:val="24"/>
+          <w:szCs w:val="24"/>
+          <w:rtl w:val="0"/>
+        </w:rPr>
+        <w:tab/>
+      </w:r>
+      <w:r>
+        <w:rPr>
+          <w:rFonts w:ascii="Times New Roman" w:cs="Times New Roman" w:eastAsia="Times New Roman" w:hAnsi="Times New Roman"/>
+          <w:b w:val="1"/>
+          <w:i w:val="1"/>
+          <w:sz w:val="24"/>
+          <w:szCs w:val="24"/>
+          <w:rtl w:val="0"/>
+        </w:rPr>
+        <w:t xml:space="preserve">3.3.1 Modelo conceitual</w:t>
+      </w:r>
+    </w:p>
+    <w:p>
+      <w:pPr>
+        <w:ind w:firstLine="720"/>
+        <w:rPr>
+          <w:rFonts w:ascii="Times New Roman" w:cs="Times New Roman" w:eastAsia="Times New Roman" w:hAnsi="Times New Roman"/>
+          <w:sz w:val="24"/>
+          <w:szCs w:val="24"/>
+        </w:rPr>
+      </w:pPr>
+      <w:r>
+        <w:rPr>
+          <w:rFonts w:ascii="Times New Roman" w:cs="Times New Roman" w:eastAsia="Times New Roman" w:hAnsi="Times New Roman"/>
+          <w:sz w:val="24"/>
+          <w:szCs w:val="24"/>
+          <w:rtl w:val="0"/>
+        </w:rPr>
+        <w:t xml:space="preserve">O modelo conceitual de um banco de dados, representando as principais entidades e seus relacionamentos. O objetivo é fornecer uma compreensão clara da estrutura de dados para o desenvolvimento do sistema, veja a imagem a seguir:</w:t>
+      </w:r>
+    </w:p>
+    <w:p>
+      <w:pPr>
+        <w:jc w:val="center"/>
+        <w:rPr>
+          <w:rFonts w:ascii="Times New Roman" w:cs="Times New Roman" w:eastAsia="Times New Roman" w:hAnsi="Times New Roman"/>
+          <w:b w:val="1"/>
+          <w:i w:val="1"/>
+          <w:sz w:val="24"/>
+          <w:szCs w:val="24"/>
+        </w:rPr>
+      </w:pPr>
+      <w:r>
+        <w:rPr>
+          <w:rFonts w:ascii="Times New Roman" w:cs="Times New Roman" w:eastAsia="Times New Roman" w:hAnsi="Times New Roman"/>
+          <w:b w:val="1"/>
+          <w:i w:val="1"/>
+          <w:sz w:val="24"/>
+          <w:szCs w:val="24"/>
+        </w:rPr>
+        <w:drawing>
+          <wp:inline distB="114300" distT="114300" distL="114300" distR="114300">
+            <wp:extent cx="5731200" cy="4203700"/>
+            <wp:effectExtent b="0" l="0" r="0" t="0"/>
+            <wp:docPr id="5" name="image4.png"/>
+            <a:graphic>
+              <a:graphicData uri="http://schemas.openxmlformats.org/drawingml/2006/picture">
+                <pic:pic>
+                  <pic:nvPicPr>
+                    <pic:cNvPr id="0" name="image4.png"/>
+                    <pic:cNvPicPr preferRelativeResize="0"/>
+                  </pic:nvPicPr>
+                  <pic:blipFill>
+                    <a:blip r:embed="rId22"/>
+                    <a:srcRect b="0" l="0" r="0" t="0"/>
+                    <a:stretch>
+                      <a:fillRect/>
+                    </a:stretch>
+                  </pic:blipFill>
+                  <pic:spPr>
+                    <a:xfrm>
+                      <a:off x="0" y="0"/>
+                      <a:ext cx="5731200" cy="4203700"/>
+                    </a:xfrm>
+                    <a:prstGeom prst="rect"/>
+                    <a:ln/>
+                  </pic:spPr>
+                </pic:pic>
+              </a:graphicData>
+            </a:graphic>
+          </wp:inline>
+        </w:drawing>
+      </w:r>
+      <w:r>
+        <w:rPr>
+          <w:rtl w:val="0"/>
+        </w:rPr>
+      </w:r>
+    </w:p>
+    <w:p>
+      <w:pPr>
+        <w:pStyle w:val="Heading3"/>
+        <w:keepNext w:val="0"/>
+        <w:keepLines w:val="0"/>
+        <w:spacing w:before="280" w:lineRule="auto"/>
+        <w:ind w:firstLine="720"/>
+        <w:jc w:val="both"/>
+        <w:rPr>
+          <w:rFonts w:ascii="Times New Roman" w:cs="Times New Roman" w:eastAsia="Times New Roman" w:hAnsi="Times New Roman"/>
+          <w:b w:val="1"/>
+          <w:color w:val="000000"/>
+          <w:sz w:val="26"/>
+          <w:szCs w:val="26"/>
+        </w:rPr>
+      </w:pPr>
+      <w:bookmarkStart w:colFirst="0" w:colLast="0" w:name="_95i09u7jgtln" w:id="14"/>
+      <w:bookmarkEnd w:id="14"/>
+      <w:r>
+        <w:rPr>
+          <w:rFonts w:ascii="Times New Roman" w:cs="Times New Roman" w:eastAsia="Times New Roman" w:hAnsi="Times New Roman"/>
+          <w:b w:val="1"/>
+          <w:color w:val="000000"/>
+          <w:sz w:val="26"/>
+          <w:szCs w:val="26"/>
+          <w:rtl w:val="0"/>
+        </w:rPr>
+        <w:t xml:space="preserve">Relacionamentos</w:t>
+      </w:r>
+    </w:p>
+    <w:p>
+      <w:pPr>
+        <w:spacing w:after="240" w:before="240" w:lineRule="auto"/>
+        <w:ind w:firstLine="720"/>
+        <w:jc w:val="both"/>
+        <w:rPr>
+          <w:rFonts w:ascii="Times New Roman" w:cs="Times New Roman" w:eastAsia="Times New Roman" w:hAnsi="Times New Roman"/>
+          <w:sz w:val="24"/>
+          <w:szCs w:val="24"/>
+        </w:rPr>
+      </w:pPr>
+      <w:r>
+        <w:rPr>
+          <w:rFonts w:ascii="Times New Roman" w:cs="Times New Roman" w:eastAsia="Times New Roman" w:hAnsi="Times New Roman"/>
+          <w:sz w:val="24"/>
+          <w:szCs w:val="24"/>
+          <w:rtl w:val="0"/>
+        </w:rPr>
+        <w:t xml:space="preserve">Os relacionamentos entre as entidades definem como os dados estão interligados. No modelo apresentado, temos os seguintes relacionamentos:</w:t>
+      </w:r>
+    </w:p>
+    <w:p>
+      <w:pPr>
+        <w:numPr>
+          <w:ilvl w:val="0"/>
+          <w:numId w:val="11"/>
+        </w:numPr>
+        <w:spacing w:after="0" w:afterAutospacing="0" w:before="240" w:lineRule="auto"/>
+        <w:ind w:left="720" w:hanging="360"/>
+        <w:rPr>
+          <w:rFonts w:ascii="Times New Roman" w:cs="Times New Roman" w:eastAsia="Times New Roman" w:hAnsi="Times New Roman"/>
+          <w:sz w:val="24"/>
+          <w:szCs w:val="24"/>
+        </w:rPr>
+      </w:pPr>
+      <w:r>
+        <w:rPr>
+          <w:rFonts w:ascii="Times New Roman" w:cs="Times New Roman" w:eastAsia="Times New Roman" w:hAnsi="Times New Roman"/>
+          <w:b w:val="1"/>
+          <w:sz w:val="24"/>
+          <w:szCs w:val="24"/>
+          <w:rtl w:val="0"/>
+        </w:rPr>
+        <w:t xml:space="preserve">Usuários</w:t>
+      </w:r>
+      <w:r>
+        <w:rPr>
+          <w:rFonts w:ascii="Times New Roman" w:cs="Times New Roman" w:eastAsia="Times New Roman" w:hAnsi="Times New Roman"/>
+          <w:sz w:val="24"/>
+          <w:szCs w:val="24"/>
+          <w:rtl w:val="0"/>
+        </w:rPr>
+        <w:t xml:space="preserve"> possuem </w:t>
+      </w:r>
+      <w:r>
+        <w:rPr>
+          <w:rFonts w:ascii="Times New Roman" w:cs="Times New Roman" w:eastAsia="Times New Roman" w:hAnsi="Times New Roman"/>
+          <w:b w:val="1"/>
+          <w:sz w:val="24"/>
+          <w:szCs w:val="24"/>
+          <w:rtl w:val="0"/>
+        </w:rPr>
+        <w:t xml:space="preserve">Endereço</w:t>
+      </w:r>
+      <w:r>
+        <w:rPr>
+          <w:rFonts w:ascii="Times New Roman" w:cs="Times New Roman" w:eastAsia="Times New Roman" w:hAnsi="Times New Roman"/>
+          <w:sz w:val="24"/>
+          <w:szCs w:val="24"/>
+          <w:rtl w:val="0"/>
+        </w:rPr>
+        <w:t xml:space="preserve">: Um usuário pode ter um ou mais endereços (relacionamento 1:n).</w:t>
+      </w:r>
+    </w:p>
+    <w:p>
+      <w:pPr>
+        <w:numPr>
+          <w:ilvl w:val="0"/>
+          <w:numId w:val="11"/>
+        </w:numPr>
+        <w:spacing w:after="0" w:afterAutospacing="0" w:before="0" w:beforeAutospacing="0" w:lineRule="auto"/>
+        <w:ind w:left="720" w:hanging="360"/>
+        <w:rPr>
+          <w:rFonts w:ascii="Times New Roman" w:cs="Times New Roman" w:eastAsia="Times New Roman" w:hAnsi="Times New Roman"/>
+          <w:sz w:val="24"/>
+          <w:szCs w:val="24"/>
+        </w:rPr>
+      </w:pPr>
+      <w:r>
+        <w:rPr>
+          <w:rFonts w:ascii="Times New Roman" w:cs="Times New Roman" w:eastAsia="Times New Roman" w:hAnsi="Times New Roman"/>
+          <w:b w:val="1"/>
+          <w:sz w:val="24"/>
+          <w:szCs w:val="24"/>
+          <w:rtl w:val="0"/>
+        </w:rPr>
+        <w:t xml:space="preserve">Usuários</w:t>
+      </w:r>
+      <w:r>
+        <w:rPr>
+          <w:rFonts w:ascii="Times New Roman" w:cs="Times New Roman" w:eastAsia="Times New Roman" w:hAnsi="Times New Roman"/>
+          <w:sz w:val="24"/>
+          <w:szCs w:val="24"/>
+          <w:rtl w:val="0"/>
+        </w:rPr>
+        <w:t xml:space="preserve"> tem </w:t>
+      </w:r>
+      <w:r>
+        <w:rPr>
+          <w:rFonts w:ascii="Times New Roman" w:cs="Times New Roman" w:eastAsia="Times New Roman" w:hAnsi="Times New Roman"/>
+          <w:b w:val="1"/>
+          <w:sz w:val="24"/>
+          <w:szCs w:val="24"/>
+          <w:rtl w:val="0"/>
+        </w:rPr>
+        <w:t xml:space="preserve">Veículos</w:t>
+      </w:r>
+      <w:r>
+        <w:rPr>
+          <w:rFonts w:ascii="Times New Roman" w:cs="Times New Roman" w:eastAsia="Times New Roman" w:hAnsi="Times New Roman"/>
+          <w:sz w:val="24"/>
+          <w:szCs w:val="24"/>
+          <w:rtl w:val="0"/>
+        </w:rPr>
+        <w:t xml:space="preserve">: Um usuário pode ter um ou mais veículos (relacionamento 1:n).</w:t>
+      </w:r>
+    </w:p>
+    <w:p>
+      <w:pPr>
+        <w:numPr>
+          <w:ilvl w:val="0"/>
+          <w:numId w:val="11"/>
+        </w:numPr>
+        <w:spacing w:after="0" w:afterAutospacing="0" w:before="0" w:beforeAutospacing="0" w:lineRule="auto"/>
+        <w:ind w:left="720" w:hanging="360"/>
+        <w:rPr>
+          <w:rFonts w:ascii="Times New Roman" w:cs="Times New Roman" w:eastAsia="Times New Roman" w:hAnsi="Times New Roman"/>
+          <w:sz w:val="24"/>
+          <w:szCs w:val="24"/>
+        </w:rPr>
+      </w:pPr>
+      <w:r>
+        <w:rPr>
+          <w:rFonts w:ascii="Times New Roman" w:cs="Times New Roman" w:eastAsia="Times New Roman" w:hAnsi="Times New Roman"/>
+          <w:b w:val="1"/>
+          <w:sz w:val="24"/>
+          <w:szCs w:val="24"/>
+          <w:rtl w:val="0"/>
+        </w:rPr>
+        <w:t xml:space="preserve">Usuários</w:t>
+      </w:r>
+      <w:r>
+        <w:rPr>
+          <w:rFonts w:ascii="Times New Roman" w:cs="Times New Roman" w:eastAsia="Times New Roman" w:hAnsi="Times New Roman"/>
+          <w:sz w:val="24"/>
+          <w:szCs w:val="24"/>
+          <w:rtl w:val="0"/>
+        </w:rPr>
+        <w:t xml:space="preserve"> tem </w:t>
+      </w:r>
+      <w:r>
+        <w:rPr>
+          <w:rFonts w:ascii="Times New Roman" w:cs="Times New Roman" w:eastAsia="Times New Roman" w:hAnsi="Times New Roman"/>
+          <w:b w:val="1"/>
+          <w:sz w:val="24"/>
+          <w:szCs w:val="24"/>
+          <w:rtl w:val="0"/>
+        </w:rPr>
+        <w:t xml:space="preserve">Catões</w:t>
+      </w:r>
+      <w:r>
+        <w:rPr>
+          <w:rFonts w:ascii="Times New Roman" w:cs="Times New Roman" w:eastAsia="Times New Roman" w:hAnsi="Times New Roman"/>
+          <w:sz w:val="24"/>
+          <w:szCs w:val="24"/>
+          <w:rtl w:val="0"/>
+        </w:rPr>
+        <w:t xml:space="preserve">: Um usuário pode ter um ou mais cartões (relacionamento 1:n).</w:t>
+      </w:r>
+    </w:p>
+    <w:p>
+      <w:pPr>
+        <w:numPr>
+          <w:ilvl w:val="0"/>
+          <w:numId w:val="11"/>
+        </w:numPr>
+        <w:spacing w:after="0" w:afterAutospacing="0" w:before="0" w:beforeAutospacing="0" w:lineRule="auto"/>
+        <w:ind w:left="720" w:hanging="360"/>
+        <w:rPr>
+          <w:rFonts w:ascii="Times New Roman" w:cs="Times New Roman" w:eastAsia="Times New Roman" w:hAnsi="Times New Roman"/>
+          <w:sz w:val="24"/>
+          <w:szCs w:val="24"/>
+        </w:rPr>
+      </w:pPr>
+      <w:r>
+        <w:rPr>
+          <w:rFonts w:ascii="Times New Roman" w:cs="Times New Roman" w:eastAsia="Times New Roman" w:hAnsi="Times New Roman"/>
+          <w:b w:val="1"/>
+          <w:sz w:val="24"/>
+          <w:szCs w:val="24"/>
+          <w:rtl w:val="0"/>
+        </w:rPr>
+        <w:t xml:space="preserve">Veículos</w:t>
+      </w:r>
+      <w:r>
+        <w:rPr>
+          <w:rFonts w:ascii="Times New Roman" w:cs="Times New Roman" w:eastAsia="Times New Roman" w:hAnsi="Times New Roman"/>
+          <w:sz w:val="24"/>
+          <w:szCs w:val="24"/>
+          <w:rtl w:val="0"/>
+        </w:rPr>
+        <w:t xml:space="preserve"> fazem </w:t>
+      </w:r>
+      <w:r>
+        <w:rPr>
+          <w:rFonts w:ascii="Times New Roman" w:cs="Times New Roman" w:eastAsia="Times New Roman" w:hAnsi="Times New Roman"/>
+          <w:b w:val="1"/>
+          <w:sz w:val="24"/>
+          <w:szCs w:val="24"/>
+          <w:rtl w:val="0"/>
+        </w:rPr>
+        <w:t xml:space="preserve">Agendamentos</w:t>
+      </w:r>
+      <w:r>
+        <w:rPr>
+          <w:rFonts w:ascii="Times New Roman" w:cs="Times New Roman" w:eastAsia="Times New Roman" w:hAnsi="Times New Roman"/>
+          <w:sz w:val="24"/>
+          <w:szCs w:val="24"/>
+          <w:rtl w:val="0"/>
+        </w:rPr>
+        <w:t xml:space="preserve">: Um veículo pode estar associado a um ou mais agendamentos (relacionamento 1:n).</w:t>
+      </w:r>
+    </w:p>
+    <w:p>
+      <w:pPr>
+        <w:numPr>
+          <w:ilvl w:val="0"/>
+          <w:numId w:val="11"/>
+        </w:numPr>
+        <w:spacing w:after="0" w:afterAutospacing="0" w:before="0" w:beforeAutospacing="0" w:lineRule="auto"/>
+        <w:ind w:left="720" w:hanging="360"/>
+        <w:rPr>
+          <w:rFonts w:ascii="Times New Roman" w:cs="Times New Roman" w:eastAsia="Times New Roman" w:hAnsi="Times New Roman"/>
+          <w:sz w:val="24"/>
+          <w:szCs w:val="24"/>
+        </w:rPr>
+      </w:pPr>
+      <w:r>
+        <w:rPr>
+          <w:rFonts w:ascii="Times New Roman" w:cs="Times New Roman" w:eastAsia="Times New Roman" w:hAnsi="Times New Roman"/>
+          <w:b w:val="1"/>
+          <w:sz w:val="24"/>
+          <w:szCs w:val="24"/>
+          <w:rtl w:val="0"/>
+        </w:rPr>
+        <w:t xml:space="preserve">Agendamentos</w:t>
+      </w:r>
+      <w:r>
+        <w:rPr>
+          <w:rFonts w:ascii="Times New Roman" w:cs="Times New Roman" w:eastAsia="Times New Roman" w:hAnsi="Times New Roman"/>
+          <w:sz w:val="24"/>
+          <w:szCs w:val="24"/>
+          <w:rtl w:val="0"/>
+        </w:rPr>
+        <w:t xml:space="preserve"> tem </w:t>
+      </w:r>
+      <w:r>
+        <w:rPr>
+          <w:rFonts w:ascii="Times New Roman" w:cs="Times New Roman" w:eastAsia="Times New Roman" w:hAnsi="Times New Roman"/>
+          <w:b w:val="1"/>
+          <w:sz w:val="24"/>
+          <w:szCs w:val="24"/>
+          <w:rtl w:val="0"/>
+        </w:rPr>
+        <w:t xml:space="preserve">status_agendamento</w:t>
+      </w:r>
+      <w:r>
+        <w:rPr>
+          <w:rFonts w:ascii="Times New Roman" w:cs="Times New Roman" w:eastAsia="Times New Roman" w:hAnsi="Times New Roman"/>
+          <w:sz w:val="24"/>
+          <w:szCs w:val="24"/>
+          <w:rtl w:val="0"/>
+        </w:rPr>
+        <w:t xml:space="preserve">: Um agendamento possui um status de agendamento (relacionamento 1:1)..</w:t>
+      </w:r>
+    </w:p>
+    <w:p>
+      <w:pPr>
+        <w:numPr>
+          <w:ilvl w:val="0"/>
+          <w:numId w:val="11"/>
+        </w:numPr>
+        <w:spacing w:after="0" w:afterAutospacing="0" w:before="0" w:beforeAutospacing="0" w:lineRule="auto"/>
+        <w:ind w:left="720" w:hanging="360"/>
+        <w:rPr>
+          <w:rFonts w:ascii="Times New Roman" w:cs="Times New Roman" w:eastAsia="Times New Roman" w:hAnsi="Times New Roman"/>
+          <w:sz w:val="24"/>
+          <w:szCs w:val="24"/>
+        </w:rPr>
+      </w:pPr>
+      <w:r>
+        <w:rPr>
+          <w:rFonts w:ascii="Times New Roman" w:cs="Times New Roman" w:eastAsia="Times New Roman" w:hAnsi="Times New Roman"/>
+          <w:b w:val="1"/>
+          <w:sz w:val="24"/>
+          <w:szCs w:val="24"/>
+          <w:rtl w:val="0"/>
+        </w:rPr>
+        <w:t xml:space="preserve">Agendamentos</w:t>
+      </w:r>
+      <w:r>
+        <w:rPr>
+          <w:rFonts w:ascii="Times New Roman" w:cs="Times New Roman" w:eastAsia="Times New Roman" w:hAnsi="Times New Roman"/>
+          <w:sz w:val="24"/>
+          <w:szCs w:val="24"/>
+          <w:rtl w:val="0"/>
+        </w:rPr>
+        <w:t xml:space="preserve"> tem </w:t>
+      </w:r>
+      <w:r>
+        <w:rPr>
+          <w:rFonts w:ascii="Times New Roman" w:cs="Times New Roman" w:eastAsia="Times New Roman" w:hAnsi="Times New Roman"/>
+          <w:b w:val="1"/>
+          <w:sz w:val="24"/>
+          <w:szCs w:val="24"/>
+          <w:rtl w:val="0"/>
+        </w:rPr>
+        <w:t xml:space="preserve">Pagamentos</w:t>
+      </w:r>
+      <w:r>
+        <w:rPr>
+          <w:rFonts w:ascii="Times New Roman" w:cs="Times New Roman" w:eastAsia="Times New Roman" w:hAnsi="Times New Roman"/>
+          <w:sz w:val="24"/>
+          <w:szCs w:val="24"/>
+          <w:rtl w:val="0"/>
+        </w:rPr>
+        <w:t xml:space="preserve">: Um agendamento pode estar associado somente a um pagamento (relacionamento 1:1).</w:t>
+      </w:r>
+    </w:p>
+    <w:p>
+      <w:pPr>
+        <w:numPr>
+          <w:ilvl w:val="0"/>
+          <w:numId w:val="11"/>
+        </w:numPr>
+        <w:spacing w:after="240" w:before="0" w:beforeAutospacing="0" w:lineRule="auto"/>
+        <w:ind w:left="720" w:hanging="360"/>
+        <w:rPr>
+          <w:rFonts w:ascii="Times New Roman" w:cs="Times New Roman" w:eastAsia="Times New Roman" w:hAnsi="Times New Roman"/>
+          <w:sz w:val="24"/>
+          <w:szCs w:val="24"/>
+        </w:rPr>
+      </w:pPr>
+      <w:r>
+        <w:rPr>
+          <w:rFonts w:ascii="Times New Roman" w:cs="Times New Roman" w:eastAsia="Times New Roman" w:hAnsi="Times New Roman"/>
+          <w:b w:val="1"/>
+          <w:sz w:val="24"/>
+          <w:szCs w:val="24"/>
+          <w:rtl w:val="0"/>
+        </w:rPr>
+        <w:t xml:space="preserve">Cartões</w:t>
+      </w:r>
+      <w:r>
+        <w:rPr>
+          <w:rFonts w:ascii="Times New Roman" w:cs="Times New Roman" w:eastAsia="Times New Roman" w:hAnsi="Times New Roman"/>
+          <w:sz w:val="24"/>
+          <w:szCs w:val="24"/>
+          <w:rtl w:val="0"/>
+        </w:rPr>
+        <w:t xml:space="preserve"> faz </w:t>
+      </w:r>
+      <w:r>
+        <w:rPr>
+          <w:rFonts w:ascii="Times New Roman" w:cs="Times New Roman" w:eastAsia="Times New Roman" w:hAnsi="Times New Roman"/>
+          <w:b w:val="1"/>
+          <w:sz w:val="24"/>
+          <w:szCs w:val="24"/>
+          <w:rtl w:val="0"/>
+        </w:rPr>
+        <w:t xml:space="preserve">Pagamentos</w:t>
+      </w:r>
+      <w:r>
+        <w:rPr>
+          <w:rFonts w:ascii="Times New Roman" w:cs="Times New Roman" w:eastAsia="Times New Roman" w:hAnsi="Times New Roman"/>
+          <w:sz w:val="24"/>
+          <w:szCs w:val="24"/>
+          <w:rtl w:val="0"/>
+        </w:rPr>
+        <w:t xml:space="preserve">: Um cartão pode estar associado  a um pagamento ou a n pagamentos(relacionamento 1:N).</w:t>
+      </w:r>
+    </w:p>
+    <w:p>
+      <w:pPr>
+        <w:rPr>
+          <w:rFonts w:ascii="Times New Roman" w:cs="Times New Roman" w:eastAsia="Times New Roman" w:hAnsi="Times New Roman"/>
+          <w:b w:val="1"/>
+          <w:i w:val="1"/>
+          <w:sz w:val="24"/>
+          <w:szCs w:val="24"/>
+        </w:rPr>
+      </w:pPr>
+      <w:r>
+        <w:rPr>
+          <w:rFonts w:ascii="Times New Roman" w:cs="Times New Roman" w:eastAsia="Times New Roman" w:hAnsi="Times New Roman"/>
+          <w:b w:val="1"/>
+          <w:i w:val="1"/>
+          <w:sz w:val="24"/>
+          <w:szCs w:val="24"/>
+          <w:rtl w:val="0"/>
+        </w:rPr>
+        <w:tab/>
+        <w:t xml:space="preserve">3.3.2 Modelo lógico</w:t>
+      </w:r>
+    </w:p>
+    <w:p>
+      <w:pPr>
+        <w:rPr>
+          <w:rFonts w:ascii="Times New Roman" w:cs="Times New Roman" w:eastAsia="Times New Roman" w:hAnsi="Times New Roman"/>
+          <w:sz w:val="24"/>
+          <w:szCs w:val="24"/>
+        </w:rPr>
+      </w:pPr>
+      <w:r>
+        <w:rPr>
+          <w:rFonts w:ascii="Times New Roman" w:cs="Times New Roman" w:eastAsia="Times New Roman" w:hAnsi="Times New Roman"/>
+          <w:sz w:val="24"/>
+          <w:szCs w:val="24"/>
+          <w:rtl w:val="0"/>
+        </w:rPr>
+        <w:tab/>
+        <w:t xml:space="preserve">O modelo lógico do banco de dados. Aqui, especificamos os tipos de dados de cada atributo e as chaves estrangeiras que implementam os relacionamentos identificados anteriormente, veja a imagem a seguir:</w:t>
+      </w:r>
+    </w:p>
+    <w:p>
+      <w:pPr>
+        <w:jc w:val="center"/>
+        <w:rPr>
+          <w:rFonts w:ascii="Times New Roman" w:cs="Times New Roman" w:eastAsia="Times New Roman" w:hAnsi="Times New Roman"/>
+          <w:b w:val="1"/>
+          <w:i w:val="1"/>
+          <w:sz w:val="24"/>
+          <w:szCs w:val="24"/>
+        </w:rPr>
+      </w:pPr>
+      <w:r>
+        <w:rPr>
+          <w:rFonts w:ascii="Times New Roman" w:cs="Times New Roman" w:eastAsia="Times New Roman" w:hAnsi="Times New Roman"/>
+          <w:b w:val="1"/>
+          <w:i w:val="1"/>
+          <w:sz w:val="24"/>
+          <w:szCs w:val="24"/>
+        </w:rPr>
+        <w:drawing>
+          <wp:inline distB="114300" distT="114300" distL="114300" distR="114300">
+            <wp:extent cx="5731200" cy="4127500"/>
+            <wp:effectExtent b="0" l="0" r="0" t="0"/>
+            <wp:docPr id="6" name="image1.png"/>
+            <a:graphic>
+              <a:graphicData uri="http://schemas.openxmlformats.org/drawingml/2006/picture">
+                <pic:pic>
+                  <pic:nvPicPr>
+                    <pic:cNvPr id="0" name="image1.png"/>
+                    <pic:cNvPicPr preferRelativeResize="0"/>
+                  </pic:nvPicPr>
+                  <pic:blipFill>
+                    <a:blip r:embed="rId23"/>
+                    <a:srcRect b="0" l="0" r="0" t="0"/>
+                    <a:stretch>
+                      <a:fillRect/>
+                    </a:stretch>
+                  </pic:blipFill>
+                  <pic:spPr>
+                    <a:xfrm>
+                      <a:off x="0" y="0"/>
+                      <a:ext cx="5731200" cy="4127500"/>
+                    </a:xfrm>
+                    <a:prstGeom prst="rect"/>
+                    <a:ln/>
+                  </pic:spPr>
+                </pic:pic>
+              </a:graphicData>
+            </a:graphic>
+          </wp:inline>
+        </w:drawing>
+      </w:r>
+      <w:r>
+        <w:rPr>
+          <w:rtl w:val="0"/>
+        </w:rPr>
+      </w:r>
+    </w:p>
+    <w:p>
+      <w:pPr>
         <w:jc w:val="left"/>
         <w:rPr>
           <w:rFonts w:ascii="Times New Roman" w:cs="Times New Roman" w:eastAsia="Times New Roman" w:hAnsi="Times New Roman"/>
@@ -8206,7 +9210,7 @@
           <w:szCs w:val="24"/>
         </w:rPr>
       </w:pPr>
-      <w:bookmarkStart w:colFirst="0" w:colLast="0" w:name="_r3x2muxh9ih4" w:id="15"/>
+      <w:bookmarkStart w:colFirst="0" w:colLast="0" w:name="_bp5ociwwzul1" w:id="15"/>
       <w:bookmarkEnd w:id="15"/>
       <w:r>
         <w:rPr>
@@ -8232,7 +9236,7 @@
           <w:szCs w:val="24"/>
         </w:rPr>
       </w:pPr>
-      <w:bookmarkStart w:colFirst="0" w:colLast="0" w:name="_kuyrojva2qjq" w:id="16"/>
+      <w:bookmarkStart w:colFirst="0" w:colLast="0" w:name="_55qabwbltc4z" w:id="16"/>
       <w:bookmarkEnd w:id="16"/>
       <w:r>
         <w:rPr>
@@ -8251,7 +9255,7 @@
         <w:keepLines w:val="0"/>
         <w:numPr>
           <w:ilvl w:val="0"/>
-          <w:numId w:val="3"/>
+          <w:numId w:val="12"/>
         </w:numPr>
         <w:spacing w:after="240" w:before="240" w:lineRule="auto"/>
         <w:ind w:left="720" w:hanging="360"/>
@@ -8262,6 +9266,8 @@
           <w:szCs w:val="24"/>
         </w:rPr>
       </w:pPr>
+      <w:bookmarkStart w:colFirst="0" w:colLast="0" w:name="_55qabwbltc4z" w:id="16"/>
+      <w:bookmarkEnd w:id="16"/>
       <w:r>
         <w:rPr>
           <w:rFonts w:ascii="Times New Roman" w:cs="Times New Roman" w:eastAsia="Times New Roman" w:hAnsi="Times New Roman"/>
@@ -8280,7 +9286,18 @@
           <w:shd w:fill="d0e0e3" w:val="clear"/>
           <w:rtl w:val="0"/>
         </w:rPr>
-        <w:t xml:space="preserve"> usuarios_idusarios</w:t>
+        <w:t xml:space="preserve"> </w:t>
+      </w:r>
+      <w:r>
+        <w:rPr>
+          <w:rFonts w:ascii="Times New Roman" w:cs="Times New Roman" w:eastAsia="Times New Roman" w:hAnsi="Times New Roman"/>
+          <w:b w:val="1"/>
+          <w:sz w:val="24"/>
+          <w:szCs w:val="24"/>
+          <w:shd w:fill="d0e0e3" w:val="clear"/>
+          <w:rtl w:val="0"/>
+        </w:rPr>
+        <w:t xml:space="preserve">usuarios_idusarios</w:t>
       </w:r>
       <w:r>
         <w:rPr>
@@ -8300,7 +9317,29 @@
           <w:shd w:fill="d0e0e3" w:val="clear"/>
           <w:rtl w:val="0"/>
         </w:rPr>
-        <w:t xml:space="preserve"> enderecos </w:t>
+        <w:t xml:space="preserve"> </w:t>
+      </w:r>
+      <w:r>
+        <w:rPr>
+          <w:rFonts w:ascii="Times New Roman" w:cs="Times New Roman" w:eastAsia="Times New Roman" w:hAnsi="Times New Roman"/>
+          <w:b w:val="1"/>
+          <w:sz w:val="24"/>
+          <w:szCs w:val="24"/>
+          <w:shd w:fill="d0e0e3" w:val="clear"/>
+          <w:rtl w:val="0"/>
+        </w:rPr>
+        <w:t xml:space="preserve">enderecos</w:t>
+      </w:r>
+      <w:r>
+        <w:rPr>
+          <w:rFonts w:ascii="Times New Roman" w:cs="Times New Roman" w:eastAsia="Times New Roman" w:hAnsi="Times New Roman"/>
+          <w:b w:val="1"/>
+          <w:sz w:val="24"/>
+          <w:szCs w:val="24"/>
+          <w:shd w:fill="d0e0e3" w:val="clear"/>
+          <w:rtl w:val="0"/>
+        </w:rPr>
+        <w:t xml:space="preserve"> </w:t>
       </w:r>
       <w:r>
         <w:rPr>
@@ -8320,7 +9359,18 @@
           <w:shd w:fill="d0e0e3" w:val="clear"/>
           <w:rtl w:val="0"/>
         </w:rPr>
-        <w:t xml:space="preserve"> idusarios</w:t>
+        <w:t xml:space="preserve"> </w:t>
+      </w:r>
+      <w:r>
+        <w:rPr>
+          <w:rFonts w:ascii="Times New Roman" w:cs="Times New Roman" w:eastAsia="Times New Roman" w:hAnsi="Times New Roman"/>
+          <w:b w:val="1"/>
+          <w:sz w:val="24"/>
+          <w:szCs w:val="24"/>
+          <w:shd w:fill="d0e0e3" w:val="clear"/>
+          <w:rtl w:val="0"/>
+        </w:rPr>
+        <w:t xml:space="preserve">idusarios</w:t>
       </w:r>
       <w:r>
         <w:rPr>
@@ -8350,11 +9400,6 @@
           <w:rtl w:val="0"/>
         </w:rPr>
         <w:t xml:space="preserve">, implementando o relacionamento de um-para-muitos entre usuários e seus endereços.</w:t>
-      </w:r>
-      <w:r>
-        <w:rPr>
-          <w:rtl w:val="0"/>
-        </w:rPr>
       </w:r>
     </w:p>
     <w:p>
@@ -8375,7 +9420,7 @@
         <w:keepLines w:val="0"/>
         <w:numPr>
           <w:ilvl w:val="0"/>
-          <w:numId w:val="3"/>
+          <w:numId w:val="12"/>
         </w:numPr>
         <w:spacing w:after="240" w:before="240" w:lineRule="auto"/>
         <w:ind w:left="720" w:hanging="360"/>
@@ -8386,6 +9431,8 @@
           <w:szCs w:val="24"/>
         </w:rPr>
       </w:pPr>
+      <w:bookmarkStart w:colFirst="0" w:colLast="0" w:name="_55qabwbltc4z" w:id="16"/>
+      <w:bookmarkEnd w:id="16"/>
       <w:r>
         <w:rPr>
           <w:rFonts w:ascii="Times New Roman" w:cs="Times New Roman" w:eastAsia="Times New Roman" w:hAnsi="Times New Roman"/>
@@ -8404,7 +9451,18 @@
           <w:shd w:fill="d0e0e3" w:val="clear"/>
           <w:rtl w:val="0"/>
         </w:rPr>
-        <w:t xml:space="preserve"> usuarios_idusarios</w:t>
+        <w:t xml:space="preserve"> </w:t>
+      </w:r>
+      <w:r>
+        <w:rPr>
+          <w:rFonts w:ascii="Times New Roman" w:cs="Times New Roman" w:eastAsia="Times New Roman" w:hAnsi="Times New Roman"/>
+          <w:b w:val="1"/>
+          <w:sz w:val="24"/>
+          <w:szCs w:val="24"/>
+          <w:shd w:fill="d0e0e3" w:val="clear"/>
+          <w:rtl w:val="0"/>
+        </w:rPr>
+        <w:t xml:space="preserve">usuarios_idusarios</w:t>
       </w:r>
       <w:r>
         <w:rPr>
@@ -8424,7 +9482,18 @@
           <w:shd w:fill="d0e0e3" w:val="clear"/>
           <w:rtl w:val="0"/>
         </w:rPr>
-        <w:t xml:space="preserve"> veiculos</w:t>
+        <w:t xml:space="preserve"> </w:t>
+      </w:r>
+      <w:r>
+        <w:rPr>
+          <w:rFonts w:ascii="Times New Roman" w:cs="Times New Roman" w:eastAsia="Times New Roman" w:hAnsi="Times New Roman"/>
+          <w:b w:val="1"/>
+          <w:sz w:val="24"/>
+          <w:szCs w:val="24"/>
+          <w:shd w:fill="d0e0e3" w:val="clear"/>
+          <w:rtl w:val="0"/>
+        </w:rPr>
+        <w:t xml:space="preserve">veiculos</w:t>
       </w:r>
       <w:r>
         <w:rPr>
@@ -8444,7 +9513,18 @@
           <w:shd w:fill="d0e0e3" w:val="clear"/>
           <w:rtl w:val="0"/>
         </w:rPr>
-        <w:t xml:space="preserve"> idusarios</w:t>
+        <w:t xml:space="preserve"> </w:t>
+      </w:r>
+      <w:r>
+        <w:rPr>
+          <w:rFonts w:ascii="Times New Roman" w:cs="Times New Roman" w:eastAsia="Times New Roman" w:hAnsi="Times New Roman"/>
+          <w:b w:val="1"/>
+          <w:sz w:val="24"/>
+          <w:szCs w:val="24"/>
+          <w:shd w:fill="d0e0e3" w:val="clear"/>
+          <w:rtl w:val="0"/>
+        </w:rPr>
+        <w:t xml:space="preserve">idusarios</w:t>
       </w:r>
       <w:r>
         <w:rPr>
@@ -8464,7 +9544,18 @@
           <w:shd w:fill="d0e0e3" w:val="clear"/>
           <w:rtl w:val="0"/>
         </w:rPr>
-        <w:t xml:space="preserve"> usuarios</w:t>
+        <w:t xml:space="preserve"> </w:t>
+      </w:r>
+      <w:r>
+        <w:rPr>
+          <w:rFonts w:ascii="Times New Roman" w:cs="Times New Roman" w:eastAsia="Times New Roman" w:hAnsi="Times New Roman"/>
+          <w:b w:val="1"/>
+          <w:sz w:val="24"/>
+          <w:szCs w:val="24"/>
+          <w:shd w:fill="d0e0e3" w:val="clear"/>
+          <w:rtl w:val="0"/>
+        </w:rPr>
+        <w:t xml:space="preserve">usuarios</w:t>
       </w:r>
       <w:r>
         <w:rPr>
@@ -8474,11 +9565,6 @@
           <w:rtl w:val="0"/>
         </w:rPr>
         <w:t xml:space="preserve">, implementando o relacionamento de um-para-muitos entre usuários e seus veículos.</w:t>
-      </w:r>
-      <w:r>
-        <w:rPr>
-          <w:rtl w:val="0"/>
-        </w:rPr>
       </w:r>
     </w:p>
     <w:p>
@@ -8499,7 +9585,7 @@
         <w:keepLines w:val="0"/>
         <w:numPr>
           <w:ilvl w:val="0"/>
-          <w:numId w:val="3"/>
+          <w:numId w:val="12"/>
         </w:numPr>
         <w:spacing w:after="240" w:before="240" w:lineRule="auto"/>
         <w:ind w:left="720" w:hanging="360"/>
@@ -8510,6 +9596,8 @@
           <w:szCs w:val="24"/>
         </w:rPr>
       </w:pPr>
+      <w:bookmarkStart w:colFirst="0" w:colLast="0" w:name="_55qabwbltc4z" w:id="16"/>
+      <w:bookmarkEnd w:id="16"/>
       <w:r>
         <w:rPr>
           <w:rFonts w:ascii="Times New Roman" w:cs="Times New Roman" w:eastAsia="Times New Roman" w:hAnsi="Times New Roman"/>
@@ -8528,7 +9616,18 @@
           <w:shd w:fill="d0e0e3" w:val="clear"/>
           <w:rtl w:val="0"/>
         </w:rPr>
-        <w:t xml:space="preserve"> usuarios_idusarios</w:t>
+        <w:t xml:space="preserve"> </w:t>
+      </w:r>
+      <w:r>
+        <w:rPr>
+          <w:rFonts w:ascii="Times New Roman" w:cs="Times New Roman" w:eastAsia="Times New Roman" w:hAnsi="Times New Roman"/>
+          <w:b w:val="1"/>
+          <w:sz w:val="24"/>
+          <w:szCs w:val="24"/>
+          <w:shd w:fill="d0e0e3" w:val="clear"/>
+          <w:rtl w:val="0"/>
+        </w:rPr>
+        <w:t xml:space="preserve">usuarios_idusarios</w:t>
       </w:r>
       <w:r>
         <w:rPr>
@@ -8588,7 +9687,18 @@
           <w:shd w:fill="d0e0e3" w:val="clear"/>
           <w:rtl w:val="0"/>
         </w:rPr>
-        <w:t xml:space="preserve"> idusarios</w:t>
+        <w:t xml:space="preserve"> </w:t>
+      </w:r>
+      <w:r>
+        <w:rPr>
+          <w:rFonts w:ascii="Times New Roman" w:cs="Times New Roman" w:eastAsia="Times New Roman" w:hAnsi="Times New Roman"/>
+          <w:b w:val="1"/>
+          <w:sz w:val="24"/>
+          <w:szCs w:val="24"/>
+          <w:shd w:fill="d0e0e3" w:val="clear"/>
+          <w:rtl w:val="0"/>
+        </w:rPr>
+        <w:t xml:space="preserve">idusarios</w:t>
       </w:r>
       <w:r>
         <w:rPr>
@@ -8658,11 +9768,6 @@
           <w:rtl w:val="0"/>
         </w:rPr>
         <w:t xml:space="preserve">, indicando qual usuário agendou um serviço para qual veículo (relacionamento muitos-para-muitos, resolvido pela tabela de agendamentos).</w:t>
-      </w:r>
-      <w:r>
-        <w:rPr>
-          <w:rtl w:val="0"/>
-        </w:rPr>
       </w:r>
     </w:p>
     <w:p>
@@ -8682,7 +9787,7 @@
         <w:keepLines w:val="0"/>
         <w:numPr>
           <w:ilvl w:val="0"/>
-          <w:numId w:val="3"/>
+          <w:numId w:val="12"/>
         </w:numPr>
         <w:spacing w:after="240" w:before="240" w:lineRule="auto"/>
         <w:ind w:left="720" w:hanging="360"/>
@@ -8693,6 +9798,8 @@
           <w:szCs w:val="24"/>
         </w:rPr>
       </w:pPr>
+      <w:bookmarkStart w:colFirst="0" w:colLast="0" w:name="_55qabwbltc4z" w:id="16"/>
+      <w:bookmarkEnd w:id="16"/>
       <w:r>
         <w:rPr>
           <w:rFonts w:ascii="Times New Roman" w:cs="Times New Roman" w:eastAsia="Times New Roman" w:hAnsi="Times New Roman"/>
@@ -8711,7 +9818,18 @@
           <w:shd w:fill="d0e0e3" w:val="clear"/>
           <w:rtl w:val="0"/>
         </w:rPr>
-        <w:t xml:space="preserve"> agendamentos_idagendamentos</w:t>
+        <w:t xml:space="preserve"> </w:t>
+      </w:r>
+      <w:r>
+        <w:rPr>
+          <w:rFonts w:ascii="Times New Roman" w:cs="Times New Roman" w:eastAsia="Times New Roman" w:hAnsi="Times New Roman"/>
+          <w:b w:val="1"/>
+          <w:sz w:val="24"/>
+          <w:szCs w:val="24"/>
+          <w:shd w:fill="d0e0e3" w:val="clear"/>
+          <w:rtl w:val="0"/>
+        </w:rPr>
+        <w:t xml:space="preserve">agendamentos_idagendamentos</w:t>
       </w:r>
       <w:r>
         <w:rPr>
@@ -8731,7 +9849,18 @@
           <w:shd w:fill="d0e0e3" w:val="clear"/>
           <w:rtl w:val="0"/>
         </w:rPr>
-        <w:t xml:space="preserve">pagamentos </w:t>
+        <w:t xml:space="preserve">pagamentos</w:t>
+      </w:r>
+      <w:r>
+        <w:rPr>
+          <w:rFonts w:ascii="Times New Roman" w:cs="Times New Roman" w:eastAsia="Times New Roman" w:hAnsi="Times New Roman"/>
+          <w:b w:val="1"/>
+          <w:sz w:val="24"/>
+          <w:szCs w:val="24"/>
+          <w:shd w:fill="d0e0e3" w:val="clear"/>
+          <w:rtl w:val="0"/>
+        </w:rPr>
+        <w:t xml:space="preserve"> </w:t>
       </w:r>
       <w:r>
         <w:rPr>
@@ -8781,11 +9910,6 @@
           <w:rtl w:val="0"/>
         </w:rPr>
         <w:t xml:space="preserve">, indicando a qual agendamento o pagamento está associado (relacionamento um-para-muitos entre agendamentos e pagamentos).</w:t>
-      </w:r>
-      <w:r>
-        <w:rPr>
-          <w:rtl w:val="0"/>
-        </w:rPr>
       </w:r>
     </w:p>
     <w:p>
@@ -8806,9 +9930,9 @@
         <w:keepLines w:val="0"/>
         <w:numPr>
           <w:ilvl w:val="0"/>
-          <w:numId w:val="3"/>
+          <w:numId w:val="12"/>
         </w:numPr>
-        <w:spacing w:after="0" w:before="240" w:lineRule="auto"/>
+        <w:spacing w:after="0" w:afterAutospacing="0" w:before="240" w:lineRule="auto"/>
         <w:ind w:left="720" w:hanging="360"/>
         <w:rPr>
           <w:rFonts w:ascii="Times New Roman" w:cs="Times New Roman" w:eastAsia="Times New Roman" w:hAnsi="Times New Roman"/>
@@ -8817,6 +9941,8 @@
           <w:szCs w:val="24"/>
         </w:rPr>
       </w:pPr>
+      <w:bookmarkStart w:colFirst="0" w:colLast="0" w:name="_55qabwbltc4z" w:id="16"/>
+      <w:bookmarkEnd w:id="16"/>
       <w:r>
         <w:rPr>
           <w:rFonts w:ascii="Times New Roman" w:cs="Times New Roman" w:eastAsia="Times New Roman" w:hAnsi="Times New Roman"/>
@@ -8835,7 +9961,18 @@
           <w:shd w:fill="d0e0e3" w:val="clear"/>
           <w:rtl w:val="0"/>
         </w:rPr>
-        <w:t xml:space="preserve"> agendamentos_idagendamentos</w:t>
+        <w:t xml:space="preserve"> </w:t>
+      </w:r>
+      <w:r>
+        <w:rPr>
+          <w:rFonts w:ascii="Times New Roman" w:cs="Times New Roman" w:eastAsia="Times New Roman" w:hAnsi="Times New Roman"/>
+          <w:b w:val="1"/>
+          <w:sz w:val="24"/>
+          <w:szCs w:val="24"/>
+          <w:shd w:fill="d0e0e3" w:val="clear"/>
+          <w:rtl w:val="0"/>
+        </w:rPr>
+        <w:t xml:space="preserve">agendamentos_idagendamentos</w:t>
       </w:r>
       <w:r>
         <w:rPr>
@@ -8895,7 +10032,18 @@
           <w:shd w:fill="d0e0e3" w:val="clear"/>
           <w:rtl w:val="0"/>
         </w:rPr>
-        <w:t xml:space="preserve"> agendamentos</w:t>
+        <w:t xml:space="preserve"> </w:t>
+      </w:r>
+      <w:r>
+        <w:rPr>
+          <w:rFonts w:ascii="Times New Roman" w:cs="Times New Roman" w:eastAsia="Times New Roman" w:hAnsi="Times New Roman"/>
+          <w:b w:val="1"/>
+          <w:sz w:val="24"/>
+          <w:szCs w:val="24"/>
+          <w:shd w:fill="d0e0e3" w:val="clear"/>
+          <w:rtl w:val="0"/>
+        </w:rPr>
+        <w:t xml:space="preserve">agendamentos</w:t>
       </w:r>
       <w:r>
         <w:rPr>
@@ -8905,11 +10053,6 @@
           <w:rtl w:val="0"/>
         </w:rPr>
         <w:t xml:space="preserve">, indicando o status de qual agendamento (relacionamento um-para-um entre agendamentos e status do agendamento).</w:t>
-      </w:r>
-      <w:r>
-        <w:rPr>
-          <w:rtl w:val="0"/>
-        </w:rPr>
       </w:r>
     </w:p>
     <w:p>
@@ -8919,9 +10062,9 @@
         <w:keepLines w:val="0"/>
         <w:numPr>
           <w:ilvl w:val="0"/>
-          <w:numId w:val="3"/>
+          <w:numId w:val="12"/>
         </w:numPr>
-        <w:spacing w:after="240" w:before="0" w:lineRule="auto"/>
+        <w:spacing w:after="240" w:before="0" w:beforeAutospacing="0" w:lineRule="auto"/>
         <w:ind w:left="720" w:hanging="360"/>
         <w:rPr>
           <w:rFonts w:ascii="Times New Roman" w:cs="Times New Roman" w:eastAsia="Times New Roman" w:hAnsi="Times New Roman"/>
@@ -8930,6 +10073,8 @@
           <w:szCs w:val="24"/>
         </w:rPr>
       </w:pPr>
+      <w:bookmarkStart w:colFirst="0" w:colLast="0" w:name="_55qabwbltc4z" w:id="16"/>
+      <w:bookmarkEnd w:id="16"/>
       <w:r>
         <w:rPr>
           <w:rFonts w:ascii="Times New Roman" w:cs="Times New Roman" w:eastAsia="Times New Roman" w:hAnsi="Times New Roman"/>
@@ -9018,11 +10163,6 @@
           <w:rtl w:val="0"/>
         </w:rPr>
         <w:t xml:space="preserve">, implementando o relacionamento de um-para-muitos entre usuários e seus endereços.</w:t>
-      </w:r>
-      <w:r>
-        <w:rPr>
-          <w:rtl w:val="0"/>
-        </w:rPr>
       </w:r>
     </w:p>
     <w:p>
@@ -9043,7 +10183,7 @@
         <w:keepLines w:val="0"/>
         <w:numPr>
           <w:ilvl w:val="0"/>
-          <w:numId w:val="3"/>
+          <w:numId w:val="12"/>
         </w:numPr>
         <w:spacing w:after="240" w:before="240" w:lineRule="auto"/>
         <w:ind w:left="720" w:hanging="360"/>
@@ -9054,6 +10194,8 @@
           <w:szCs w:val="24"/>
         </w:rPr>
       </w:pPr>
+      <w:bookmarkStart w:colFirst="0" w:colLast="0" w:name="_55qabwbltc4z" w:id="16"/>
+      <w:bookmarkEnd w:id="16"/>
       <w:r>
         <w:rPr>
           <w:rFonts w:ascii="Times New Roman" w:cs="Times New Roman" w:eastAsia="Times New Roman" w:hAnsi="Times New Roman"/>
@@ -9142,11 +10284,6 @@
           <w:rtl w:val="0"/>
         </w:rPr>
         <w:t xml:space="preserve">, implementando o relacionamento de um-para-muitos entre usuários e seus veículos.</w:t>
-      </w:r>
-      <w:r>
-        <w:rPr>
-          <w:rtl w:val="0"/>
-        </w:rPr>
       </w:r>
     </w:p>
     <w:p>
@@ -9167,7 +10304,7 @@
         <w:keepLines w:val="0"/>
         <w:numPr>
           <w:ilvl w:val="0"/>
-          <w:numId w:val="3"/>
+          <w:numId w:val="12"/>
         </w:numPr>
         <w:spacing w:after="240" w:before="240" w:lineRule="auto"/>
         <w:ind w:left="720" w:hanging="360"/>
@@ -9178,6 +10315,8 @@
           <w:szCs w:val="24"/>
         </w:rPr>
       </w:pPr>
+      <w:bookmarkStart w:colFirst="0" w:colLast="0" w:name="_55qabwbltc4z" w:id="16"/>
+      <w:bookmarkEnd w:id="16"/>
       <w:r>
         <w:rPr>
           <w:rFonts w:ascii="Times New Roman" w:cs="Times New Roman" w:eastAsia="Times New Roman" w:hAnsi="Times New Roman"/>
@@ -9326,11 +10465,6 @@
           <w:rtl w:val="0"/>
         </w:rPr>
         <w:t xml:space="preserve">, indicando qual usuário agendou um serviço para qual veículo (relacionamento muitos-para-muitos, resolvido pela tabela de agendamentos).</w:t>
-      </w:r>
-      <w:r>
-        <w:rPr>
-          <w:rtl w:val="0"/>
-        </w:rPr>
       </w:r>
     </w:p>
     <w:p>
@@ -9350,7 +10484,7 @@
         <w:keepLines w:val="0"/>
         <w:numPr>
           <w:ilvl w:val="0"/>
-          <w:numId w:val="3"/>
+          <w:numId w:val="12"/>
         </w:numPr>
         <w:spacing w:after="240" w:before="240" w:lineRule="auto"/>
         <w:ind w:left="720" w:hanging="360"/>
@@ -9361,7 +10495,7 @@
           <w:szCs w:val="24"/>
         </w:rPr>
       </w:pPr>
-      <w:bookmarkStart w:colFirst="0" w:colLast="0" w:name="_vyzg4dhpk3xd" w:id="17"/>
+      <w:bookmarkStart w:colFirst="0" w:colLast="0" w:name="_t6cjqnmuxevc" w:id="17"/>
       <w:bookmarkEnd w:id="17"/>
       <w:r>
         <w:rPr>
@@ -9451,11 +10585,6 @@
           <w:rtl w:val="0"/>
         </w:rPr>
         <w:t xml:space="preserve">, indicando a qual agendamento o pagamento está associado (relacionamento um-para-muitos entre agendamentos e pagamentos).</w:t>
-      </w:r>
-      <w:r>
-        <w:rPr>
-          <w:rtl w:val="0"/>
-        </w:rPr>
       </w:r>
     </w:p>
     <w:p>
@@ -9476,7 +10605,7 @@
         <w:keepLines w:val="0"/>
         <w:numPr>
           <w:ilvl w:val="0"/>
-          <w:numId w:val="3"/>
+          <w:numId w:val="12"/>
         </w:numPr>
         <w:spacing w:after="240" w:before="240" w:lineRule="auto"/>
         <w:ind w:left="720" w:hanging="360"/>
@@ -9487,7 +10616,7 @@
           <w:szCs w:val="24"/>
         </w:rPr>
       </w:pPr>
-      <w:bookmarkStart w:colFirst="0" w:colLast="0" w:name="_1c6y3brgbnec" w:id="18"/>
+      <w:bookmarkStart w:colFirst="0" w:colLast="0" w:name="_4zlsibzux4n" w:id="18"/>
       <w:bookmarkEnd w:id="18"/>
       <w:r>
         <w:rPr>
@@ -9597,7 +10726,7 @@
           <w:szCs w:val="24"/>
         </w:rPr>
       </w:pPr>
-      <w:bookmarkStart w:colFirst="0" w:colLast="0" w:name="_5mrbl0b5i2mm" w:id="19"/>
+      <w:bookmarkStart w:colFirst="0" w:colLast="0" w:name="_dzed6yeqrai3" w:id="19"/>
       <w:bookmarkEnd w:id="19"/>
       <w:r>
         <w:rPr>
@@ -9696,7 +10825,7 @@
           <w:szCs w:val="24"/>
         </w:rPr>
       </w:pPr>
-      <w:bookmarkStart w:colFirst="0" w:colLast="0" w:name="_n083xhs4x1ac" w:id="20"/>
+      <w:bookmarkStart w:colFirst="0" w:colLast="0" w:name="_qc5aifif7lll" w:id="20"/>
       <w:bookmarkEnd w:id="20"/>
       <w:r>
         <w:rPr>
@@ -9773,7 +10902,7 @@
           <w:szCs w:val="26"/>
         </w:rPr>
       </w:pPr>
-      <w:bookmarkStart w:colFirst="0" w:colLast="0" w:name="_t2kvn7xz2122" w:id="21"/>
+      <w:bookmarkStart w:colFirst="0" w:colLast="0" w:name="_lrc7fkvgu62t" w:id="21"/>
       <w:bookmarkEnd w:id="21"/>
       <w:r>
         <w:rPr>
@@ -9822,7 +10951,7 @@
           <w:szCs w:val="26"/>
         </w:rPr>
       </w:pPr>
-      <w:bookmarkStart w:colFirst="0" w:colLast="0" w:name="_29fm8t37s7id" w:id="22"/>
+      <w:bookmarkStart w:colFirst="0" w:colLast="0" w:name="_sekemrmqr6fl" w:id="22"/>
       <w:bookmarkEnd w:id="22"/>
       <w:r>
         <w:rPr>
@@ -9860,9 +10989,9 @@
       <w:pPr>
         <w:numPr>
           <w:ilvl w:val="0"/>
-          <w:numId w:val="6"/>
+          <w:numId w:val="4"/>
         </w:numPr>
-        <w:spacing w:after="0" w:before="240" w:lineRule="auto"/>
+        <w:spacing w:after="0" w:afterAutospacing="0" w:before="240" w:lineRule="auto"/>
         <w:ind w:left="720" w:hanging="360"/>
         <w:rPr>
           <w:rFonts w:ascii="Times New Roman" w:cs="Times New Roman" w:eastAsia="Times New Roman" w:hAnsi="Times New Roman"/>
@@ -9894,9 +11023,9 @@
       <w:pPr>
         <w:numPr>
           <w:ilvl w:val="0"/>
-          <w:numId w:val="6"/>
+          <w:numId w:val="4"/>
         </w:numPr>
-        <w:spacing w:after="0" w:before="0" w:lineRule="auto"/>
+        <w:spacing w:after="0" w:afterAutospacing="0" w:before="0" w:beforeAutospacing="0" w:lineRule="auto"/>
         <w:ind w:left="720" w:hanging="360"/>
         <w:rPr>
           <w:rFonts w:ascii="Times New Roman" w:cs="Times New Roman" w:eastAsia="Times New Roman" w:hAnsi="Times New Roman"/>
@@ -9928,9 +11057,9 @@
       <w:pPr>
         <w:numPr>
           <w:ilvl w:val="0"/>
-          <w:numId w:val="6"/>
+          <w:numId w:val="4"/>
         </w:numPr>
-        <w:spacing w:after="0" w:before="0" w:lineRule="auto"/>
+        <w:spacing w:after="0" w:afterAutospacing="0" w:before="0" w:beforeAutospacing="0" w:lineRule="auto"/>
         <w:ind w:left="720" w:hanging="360"/>
         <w:rPr>
           <w:rFonts w:ascii="Times New Roman" w:cs="Times New Roman" w:eastAsia="Times New Roman" w:hAnsi="Times New Roman"/>
@@ -9962,9 +11091,9 @@
       <w:pPr>
         <w:numPr>
           <w:ilvl w:val="0"/>
-          <w:numId w:val="6"/>
+          <w:numId w:val="4"/>
         </w:numPr>
-        <w:spacing w:after="0" w:before="0" w:lineRule="auto"/>
+        <w:spacing w:after="0" w:afterAutospacing="0" w:before="0" w:beforeAutospacing="0" w:lineRule="auto"/>
         <w:ind w:left="720" w:hanging="360"/>
         <w:rPr>
           <w:rFonts w:ascii="Times New Roman" w:cs="Times New Roman" w:eastAsia="Times New Roman" w:hAnsi="Times New Roman"/>
@@ -9996,9 +11125,9 @@
       <w:pPr>
         <w:numPr>
           <w:ilvl w:val="0"/>
-          <w:numId w:val="6"/>
+          <w:numId w:val="4"/>
         </w:numPr>
-        <w:spacing w:after="240" w:before="0" w:lineRule="auto"/>
+        <w:spacing w:after="240" w:before="0" w:beforeAutospacing="0" w:lineRule="auto"/>
         <w:ind w:left="720" w:hanging="360"/>
         <w:rPr>
           <w:rFonts w:ascii="Times New Roman" w:cs="Times New Roman" w:eastAsia="Times New Roman" w:hAnsi="Times New Roman"/>
@@ -10099,7 +11228,7 @@
           <w:szCs w:val="24"/>
         </w:rPr>
       </w:pPr>
-      <w:bookmarkStart w:colFirst="0" w:colLast="0" w:name="_lubfd6qa8bkg" w:id="23"/>
+      <w:bookmarkStart w:colFirst="0" w:colLast="0" w:name="_ar9d552lfkrl" w:id="23"/>
       <w:bookmarkEnd w:id="23"/>
       <w:r>
         <w:rPr>
@@ -10133,7 +11262,7 @@
         </w:rPr>
         <w:t xml:space="preserve"> </w:t>
       </w:r>
-      <w:hyperlink r:id="rId15">
+      <w:hyperlink r:id="rId24">
         <w:r>
           <w:rPr>
             <w:rFonts w:ascii="Times New Roman" w:cs="Times New Roman" w:eastAsia="Times New Roman" w:hAnsi="Times New Roman"/>
@@ -10155,7 +11284,7 @@
         </w:rPr>
         <w:t xml:space="preserve"> e o </w:t>
       </w:r>
-      <w:hyperlink r:id="rId16">
+      <w:hyperlink r:id="rId25">
         <w:r>
           <w:rPr>
             <w:rFonts w:ascii="Times New Roman" w:cs="Times New Roman" w:eastAsia="Times New Roman" w:hAnsi="Times New Roman"/>
@@ -10187,6 +11316,8 @@
         <w:ind w:left="720" w:firstLine="0"/>
         <w:rPr/>
       </w:pPr>
+      <w:bookmarkStart w:colFirst="0" w:colLast="0" w:name="_ar9d552lfkrl" w:id="23"/>
+      <w:bookmarkEnd w:id="23"/>
       <w:r>
         <w:rPr>
           <w:rFonts w:ascii="Times New Roman" w:cs="Times New Roman" w:eastAsia="Times New Roman" w:hAnsi="Times New Roman"/>
@@ -10224,6 +11355,8 @@
         <w:ind w:left="720" w:firstLine="0"/>
         <w:rPr/>
       </w:pPr>
+      <w:bookmarkStart w:colFirst="0" w:colLast="0" w:name="_ar9d552lfkrl" w:id="23"/>
+      <w:bookmarkEnd w:id="23"/>
       <w:r>
         <w:rPr>
           <w:rFonts w:ascii="Times New Roman" w:cs="Times New Roman" w:eastAsia="Times New Roman" w:hAnsi="Times New Roman"/>
@@ -10724,6 +11857,8 @@
           <w:szCs w:val="24"/>
         </w:rPr>
       </w:pPr>
+      <w:bookmarkStart w:colFirst="0" w:colLast="0" w:name="_ar9d552lfkrl" w:id="23"/>
+      <w:bookmarkEnd w:id="23"/>
       <w:r>
         <w:rPr>
           <w:rFonts w:ascii="Times New Roman" w:cs="Times New Roman" w:eastAsia="Times New Roman" w:hAnsi="Times New Roman"/>
@@ -10751,6 +11886,8 @@
           <w:szCs w:val="24"/>
         </w:rPr>
       </w:pPr>
+      <w:bookmarkStart w:colFirst="0" w:colLast="0" w:name="_ar9d552lfkrl" w:id="23"/>
+      <w:bookmarkEnd w:id="23"/>
       <w:r>
         <w:rPr>
           <w:rFonts w:ascii="Times New Roman" w:cs="Times New Roman" w:eastAsia="Times New Roman" w:hAnsi="Times New Roman"/>
@@ -10786,7 +11923,7 @@
           <w:szCs w:val="24"/>
         </w:rPr>
       </w:pPr>
-      <w:bookmarkStart w:colFirst="0" w:colLast="0" w:name="_c5by54e57ss5" w:id="24"/>
+      <w:bookmarkStart w:colFirst="0" w:colLast="0" w:name="_b6mtpi7tzd8r" w:id="24"/>
       <w:bookmarkEnd w:id="24"/>
       <w:r>
         <w:rPr>
@@ -10797,7 +11934,7 @@
         </w:rPr>
         <w:t xml:space="preserve">Para o desenvolvimento do software será utilizada a IDE </w:t>
       </w:r>
-      <w:hyperlink r:id="rId17">
+      <w:hyperlink r:id="rId26">
         <w:r>
           <w:rPr>
             <w:rFonts w:ascii="Times New Roman" w:cs="Times New Roman" w:eastAsia="Times New Roman" w:hAnsi="Times New Roman"/>
@@ -10835,7 +11972,7 @@
           <w:szCs w:val="24"/>
         </w:rPr>
       </w:pPr>
-      <w:bookmarkStart w:colFirst="0" w:colLast="0" w:name="_idn8ti7ga9bh" w:id="25"/>
+      <w:bookmarkStart w:colFirst="0" w:colLast="0" w:name="_m39lqw3xoby0" w:id="25"/>
       <w:bookmarkEnd w:id="25"/>
       <w:r>
         <w:rPr>
@@ -10858,7 +11995,7 @@
         <w:ind w:firstLine="720"/>
         <w:rPr/>
       </w:pPr>
-      <w:bookmarkStart w:colFirst="0" w:colLast="0" w:name="_d4embj40ozo6" w:id="26"/>
+      <w:bookmarkStart w:colFirst="0" w:colLast="0" w:name="_wgisrb7v59o" w:id="26"/>
       <w:bookmarkEnd w:id="26"/>
       <w:r>
         <w:rPr>
@@ -10889,7 +12026,7 @@
           <w:highlight w:val="white"/>
         </w:rPr>
       </w:pPr>
-      <w:bookmarkStart w:colFirst="0" w:colLast="0" w:name="_5d95ohmo18zj" w:id="27"/>
+      <w:bookmarkStart w:colFirst="0" w:colLast="0" w:name="_b3z5lfz3gp44" w:id="27"/>
       <w:bookmarkEnd w:id="27"/>
       <w:r>
         <w:rPr>
@@ -10952,7 +12089,7 @@
           <w:highlight w:val="white"/>
         </w:rPr>
       </w:pPr>
-      <w:bookmarkStart w:colFirst="0" w:colLast="0" w:name="_p7jhtlw5dbdb" w:id="28"/>
+      <w:bookmarkStart w:colFirst="0" w:colLast="0" w:name="_qvm6fqlf2qew" w:id="28"/>
       <w:bookmarkEnd w:id="28"/>
       <w:r>
         <w:rPr>
@@ -10964,7 +12101,7 @@
         </w:rPr>
         <w:t xml:space="preserve">O versionamento da documentação, bem como do código fonte do software, será  feito em repositório do</w:t>
       </w:r>
-      <w:hyperlink r:id="rId18">
+      <w:hyperlink r:id="rId27">
         <w:r>
           <w:rPr>
             <w:rFonts w:ascii="Times New Roman" w:cs="Times New Roman" w:eastAsia="Times New Roman" w:hAnsi="Times New Roman"/>
@@ -10977,7 +12114,7 @@
           <w:t xml:space="preserve"> </w:t>
         </w:r>
       </w:hyperlink>
-      <w:hyperlink r:id="rId19">
+      <w:hyperlink r:id="rId28">
         <w:r>
           <w:rPr>
             <w:rFonts w:ascii="Times New Roman" w:cs="Times New Roman" w:eastAsia="Times New Roman" w:hAnsi="Times New Roman"/>
@@ -10999,7 +12136,27 @@
           <w:highlight w:val="white"/>
           <w:rtl w:val="0"/>
         </w:rPr>
-        <w:t xml:space="preserve">, e será dividido em pastas, uma para documentação e outra para o software, após concluído a primeira versão terá um commit com o nome da versão concluída.</w:t>
+        <w:t xml:space="preserve">, e será dividido em pastas, uma para </w:t>
+      </w:r>
+      <w:r>
+        <w:rPr>
+          <w:rFonts w:ascii="Times New Roman" w:cs="Times New Roman" w:eastAsia="Times New Roman" w:hAnsi="Times New Roman"/>
+          <w:sz w:val="24"/>
+          <w:szCs w:val="24"/>
+          <w:highlight w:val="white"/>
+          <w:rtl w:val="0"/>
+        </w:rPr>
+        <w:t xml:space="preserve">documentaç</w:t>
+      </w:r>
+      <w:r>
+        <w:rPr>
+          <w:rFonts w:ascii="Times New Roman" w:cs="Times New Roman" w:eastAsia="Times New Roman" w:hAnsi="Times New Roman"/>
+          <w:sz w:val="24"/>
+          <w:szCs w:val="24"/>
+          <w:highlight w:val="white"/>
+          <w:rtl w:val="0"/>
+        </w:rPr>
+        <w:t xml:space="preserve">ão e outra para o software, após concluído a primeira versão terá um commit com o nome da versão concluída.</w:t>
       </w:r>
     </w:p>
     <w:p>
@@ -11050,7 +12207,27 @@
           <w:highlight w:val="white"/>
           <w:rtl w:val="0"/>
         </w:rPr>
-        <w:t xml:space="preserve">A hospedagem do código fonte do software da API, será feito nos servidores da.</w:t>
+        <w:t xml:space="preserve">A hospedagem do código fonte do software da API, será </w:t>
+      </w:r>
+      <w:r>
+        <w:rPr>
+          <w:rFonts w:ascii="Times New Roman" w:cs="Times New Roman" w:eastAsia="Times New Roman" w:hAnsi="Times New Roman"/>
+          <w:sz w:val="24"/>
+          <w:szCs w:val="24"/>
+          <w:highlight w:val="white"/>
+          <w:rtl w:val="0"/>
+        </w:rPr>
+        <w:t xml:space="preserve">feito</w:t>
+      </w:r>
+      <w:r>
+        <w:rPr>
+          <w:rFonts w:ascii="Times New Roman" w:cs="Times New Roman" w:eastAsia="Times New Roman" w:hAnsi="Times New Roman"/>
+          <w:sz w:val="24"/>
+          <w:szCs w:val="24"/>
+          <w:highlight w:val="white"/>
+          <w:rtl w:val="0"/>
+        </w:rPr>
+        <w:t xml:space="preserve"> nos servidores da.</w:t>
       </w:r>
       <w:r>
         <w:rPr>
@@ -11255,7 +12432,19 @@
           <w:highlight w:val="white"/>
           <w:rtl w:val="0"/>
         </w:rPr>
-        <w:t xml:space="preserve">            5.2 Resultado dos testes (Apresentação de resultados)</w:t>
+        <w:t xml:space="preserve">            5</w:t>
+      </w:r>
+      <w:r>
+        <w:rPr>
+          <w:rFonts w:ascii="Times New Roman" w:cs="Times New Roman" w:eastAsia="Times New Roman" w:hAnsi="Times New Roman"/>
+          <w:b w:val="1"/>
+          <w:i w:val="1"/>
+          <w:sz w:val="24"/>
+          <w:szCs w:val="24"/>
+          <w:highlight w:val="white"/>
+          <w:rtl w:val="0"/>
+        </w:rPr>
+        <w:t xml:space="preserve">.2 Resultado dos testes (Apresentação de resultados)</w:t>
       </w:r>
     </w:p>
     <w:p>
@@ -11344,7 +12533,7 @@
           <w:highlight w:val="white"/>
         </w:rPr>
       </w:pPr>
-      <w:bookmarkStart w:colFirst="0" w:colLast="0" w:name="_emplp1uc8yu7" w:id="29"/>
+      <w:bookmarkStart w:colFirst="0" w:colLast="0" w:name="_o27m7rapyvx3" w:id="29"/>
       <w:bookmarkEnd w:id="29"/>
       <w:r>
         <w:rPr>
@@ -11409,7 +12598,18 @@
           <w:highlight w:val="white"/>
           <w:rtl w:val="0"/>
         </w:rPr>
-        <w:t xml:space="preserve">7. PLANO DE EVOLUÇÃO</w:t>
+        <w:t xml:space="preserve">7</w:t>
+      </w:r>
+      <w:r>
+        <w:rPr>
+          <w:rFonts w:ascii="Times New Roman" w:cs="Times New Roman" w:eastAsia="Times New Roman" w:hAnsi="Times New Roman"/>
+          <w:b w:val="1"/>
+          <w:sz w:val="24"/>
+          <w:szCs w:val="24"/>
+          <w:highlight w:val="white"/>
+          <w:rtl w:val="0"/>
+        </w:rPr>
+        <w:t xml:space="preserve">. PLANO DE EVOLUÇÃO</w:t>
       </w:r>
       <w:r>
         <w:rPr>
@@ -11444,7 +12644,7 @@
       <w:pPr>
         <w:numPr>
           <w:ilvl w:val="0"/>
-          <w:numId w:val="7"/>
+          <w:numId w:val="5"/>
         </w:numPr>
         <w:spacing w:line="360" w:lineRule="auto"/>
         <w:ind w:left="720" w:hanging="360"/>
@@ -11673,8 +12873,8 @@
       </w:r>
     </w:p>
     <w:sectPr>
-      <w:headerReference r:id="rId20" w:type="default"/>
-      <w:footerReference r:id="rId21" w:type="default"/>
+      <w:headerReference r:id="rId29" w:type="default"/>
+      <w:footerReference r:id="rId30" w:type="default"/>
       <w:pgSz w:h="16834" w:w="11909" w:orient="portrait"/>
       <w:pgMar w:bottom="1440" w:top="1440" w:left="1440" w:right="1440" w:header="720" w:footer="720"/>
       <w:pgNumType w:start="1"/>
@@ -12488,6 +13688,116 @@
   <w:abstractNum w:abstractNumId="8">
     <w:lvl w:ilvl="0">
       <w:start w:val="1"/>
+      <w:numFmt w:val="decimal"/>
+      <w:lvlText w:val="%1."/>
+      <w:lvlJc w:val="right"/>
+      <w:pPr>
+        <w:ind w:left="720" w:hanging="360"/>
+      </w:pPr>
+      <w:rPr>
+        <w:u w:val="none"/>
+      </w:rPr>
+    </w:lvl>
+    <w:lvl w:ilvl="1">
+      <w:start w:val="1"/>
+      <w:numFmt w:val="decimal"/>
+      <w:lvlText w:val="%1.%2."/>
+      <w:lvlJc w:val="right"/>
+      <w:pPr>
+        <w:ind w:left="1440" w:hanging="360"/>
+      </w:pPr>
+      <w:rPr>
+        <w:u w:val="none"/>
+      </w:rPr>
+    </w:lvl>
+    <w:lvl w:ilvl="2">
+      <w:start w:val="1"/>
+      <w:numFmt w:val="decimal"/>
+      <w:lvlText w:val="%1.%2.%3."/>
+      <w:lvlJc w:val="right"/>
+      <w:pPr>
+        <w:ind w:left="2160" w:hanging="360"/>
+      </w:pPr>
+      <w:rPr>
+        <w:u w:val="none"/>
+      </w:rPr>
+    </w:lvl>
+    <w:lvl w:ilvl="3">
+      <w:start w:val="1"/>
+      <w:numFmt w:val="decimal"/>
+      <w:lvlText w:val="%1.%2.%3.%4."/>
+      <w:lvlJc w:val="right"/>
+      <w:pPr>
+        <w:ind w:left="2880" w:hanging="360"/>
+      </w:pPr>
+      <w:rPr>
+        <w:u w:val="none"/>
+      </w:rPr>
+    </w:lvl>
+    <w:lvl w:ilvl="4">
+      <w:start w:val="1"/>
+      <w:numFmt w:val="decimal"/>
+      <w:lvlText w:val="%1.%2.%3.%4.%5."/>
+      <w:lvlJc w:val="right"/>
+      <w:pPr>
+        <w:ind w:left="3600" w:hanging="360"/>
+      </w:pPr>
+      <w:rPr>
+        <w:u w:val="none"/>
+      </w:rPr>
+    </w:lvl>
+    <w:lvl w:ilvl="5">
+      <w:start w:val="1"/>
+      <w:numFmt w:val="decimal"/>
+      <w:lvlText w:val="%1.%2.%3.%4.%5.%6."/>
+      <w:lvlJc w:val="right"/>
+      <w:pPr>
+        <w:ind w:left="4320" w:hanging="360"/>
+      </w:pPr>
+      <w:rPr>
+        <w:u w:val="none"/>
+      </w:rPr>
+    </w:lvl>
+    <w:lvl w:ilvl="6">
+      <w:start w:val="1"/>
+      <w:numFmt w:val="decimal"/>
+      <w:lvlText w:val="%1.%2.%3.%4.%5.%6.%7."/>
+      <w:lvlJc w:val="right"/>
+      <w:pPr>
+        <w:ind w:left="5040" w:hanging="360"/>
+      </w:pPr>
+      <w:rPr>
+        <w:u w:val="none"/>
+      </w:rPr>
+    </w:lvl>
+    <w:lvl w:ilvl="7">
+      <w:start w:val="1"/>
+      <w:numFmt w:val="decimal"/>
+      <w:lvlText w:val="%1.%2.%3.%4.%5.%6.%7.%8."/>
+      <w:lvlJc w:val="right"/>
+      <w:pPr>
+        <w:ind w:left="5760" w:hanging="360"/>
+      </w:pPr>
+      <w:rPr>
+        <w:u w:val="none"/>
+      </w:rPr>
+    </w:lvl>
+    <w:lvl w:ilvl="8">
+      <w:start w:val="1"/>
+      <w:numFmt w:val="decimal"/>
+      <w:lvlText w:val="%1.%2.%3.%4.%5.%6.%7.%8.%9."/>
+      <w:lvlJc w:val="right"/>
+      <w:pPr>
+        <w:ind w:left="6480" w:hanging="360"/>
+      </w:pPr>
+      <w:rPr>
+        <w:u w:val="none"/>
+      </w:rPr>
+    </w:lvl>
+  </w:abstractNum>
+  <w:abstractNum w:abstractNumId="9">
+    <w:lvl w:ilvl="0">
+      <w:start w:val="1"/>
       <w:numFmt w:val="bullet"/>
       <w:lvlText w:val="●"/>
       <w:lvlJc w:val="left"/>
@@ -12587,116 +13897,6 @@
       <w:numFmt w:val="bullet"/>
       <w:lvlText w:val="■"/>
       <w:lvlJc w:val="left"/>
-      <w:pPr>
-        <w:ind w:left="6480" w:hanging="360"/>
-      </w:pPr>
-      <w:rPr>
-        <w:u w:val="none"/>
-      </w:rPr>
-    </w:lvl>
-  </w:abstractNum>
-  <w:abstractNum w:abstractNumId="9">
-    <w:lvl w:ilvl="0">
-      <w:start w:val="1"/>
-      <w:numFmt w:val="decimal"/>
-      <w:lvlText w:val="%1."/>
-      <w:lvlJc w:val="right"/>
-      <w:pPr>
-        <w:ind w:left="720" w:hanging="360"/>
-      </w:pPr>
-      <w:rPr>
-        <w:u w:val="none"/>
-      </w:rPr>
-    </w:lvl>
-    <w:lvl w:ilvl="1">
-      <w:start w:val="1"/>
-      <w:numFmt w:val="decimal"/>
-      <w:lvlText w:val="%1.%2."/>
-      <w:lvlJc w:val="right"/>
-      <w:pPr>
-        <w:ind w:left="1440" w:hanging="360"/>
-      </w:pPr>
-      <w:rPr>
-        <w:u w:val="none"/>
-      </w:rPr>
-    </w:lvl>
-    <w:lvl w:ilvl="2">
-      <w:start w:val="1"/>
-      <w:numFmt w:val="decimal"/>
-      <w:lvlText w:val="%1.%2.%3."/>
-      <w:lvlJc w:val="right"/>
-      <w:pPr>
-        <w:ind w:left="2160" w:hanging="360"/>
-      </w:pPr>
-      <w:rPr>
-        <w:u w:val="none"/>
-      </w:rPr>
-    </w:lvl>
-    <w:lvl w:ilvl="3">
-      <w:start w:val="1"/>
-      <w:numFmt w:val="decimal"/>
-      <w:lvlText w:val="%1.%2.%3.%4."/>
-      <w:lvlJc w:val="right"/>
-      <w:pPr>
-        <w:ind w:left="2880" w:hanging="360"/>
-      </w:pPr>
-      <w:rPr>
-        <w:u w:val="none"/>
-      </w:rPr>
-    </w:lvl>
-    <w:lvl w:ilvl="4">
-      <w:start w:val="1"/>
-      <w:numFmt w:val="decimal"/>
-      <w:lvlText w:val="%1.%2.%3.%4.%5."/>
-      <w:lvlJc w:val="right"/>
-      <w:pPr>
-        <w:ind w:left="3600" w:hanging="360"/>
-      </w:pPr>
-      <w:rPr>
-        <w:u w:val="none"/>
-      </w:rPr>
-    </w:lvl>
-    <w:lvl w:ilvl="5">
-      <w:start w:val="1"/>
-      <w:numFmt w:val="decimal"/>
-      <w:lvlText w:val="%1.%2.%3.%4.%5.%6."/>
-      <w:lvlJc w:val="right"/>
-      <w:pPr>
-        <w:ind w:left="4320" w:hanging="360"/>
-      </w:pPr>
-      <w:rPr>
-        <w:u w:val="none"/>
-      </w:rPr>
-    </w:lvl>
-    <w:lvl w:ilvl="6">
-      <w:start w:val="1"/>
-      <w:numFmt w:val="decimal"/>
-      <w:lvlText w:val="%1.%2.%3.%4.%5.%6.%7."/>
-      <w:lvlJc w:val="right"/>
-      <w:pPr>
-        <w:ind w:left="5040" w:hanging="360"/>
-      </w:pPr>
-      <w:rPr>
-        <w:u w:val="none"/>
-      </w:rPr>
-    </w:lvl>
-    <w:lvl w:ilvl="7">
-      <w:start w:val="1"/>
-      <w:numFmt w:val="decimal"/>
-      <w:lvlText w:val="%1.%2.%3.%4.%5.%6.%7.%8."/>
-      <w:lvlJc w:val="right"/>
-      <w:pPr>
-        <w:ind w:left="5760" w:hanging="360"/>
-      </w:pPr>
-      <w:rPr>
-        <w:u w:val="none"/>
-      </w:rPr>
-    </w:lvl>
-    <w:lvl w:ilvl="8">
-      <w:start w:val="1"/>
-      <w:numFmt w:val="decimal"/>
-      <w:lvlText w:val="%1.%2.%3.%4.%5.%6.%7.%8.%9."/>
-      <w:lvlJc w:val="right"/>
       <w:pPr>
         <w:ind w:left="6480" w:hanging="360"/>
       </w:pPr>
